--- a/zht/docx/172.content.docx
+++ b/zht/docx/172.content.docx
@@ -19,7 +19,7 @@
         <w:rPr>
           <w:lang w:val="zh_TW" w:bidi="zh_TW"/>
         </w:rPr>
-        <w:t>Resource: 聖經詞典 (Tyndale)</w:t>
+        <w:t>Resource: Tyndale Open Bible Dictionary</w:t>
       </w:r>
       <w:r>
         <w:rPr>
@@ -112,7 +112,7 @@
         <w:rPr>
           <w:lang w:val="zh_TW" w:bidi="zh_TW"/>
         </w:rPr>
-        <w:t>聖經詞典 (Tyndale)</w:t>
+        <w:t>Tyndale Open Bible Dictionary</w:t>
       </w:r>
     </w:p>
     <w:p>
@@ -149,7 +149,7 @@
         <w:rPr>
           <w:lang w:val="zh_TW" w:bidi="zh_TW"/>
         </w:rPr>
-        <w:t>chong</w:t>
+        <w:t>you</w:t>
       </w:r>
       <w:r>
         <w:rPr>
@@ -212,26 +212,26 @@
         <w:rPr>
           <w:lang w:val="zh_TW" w:bidi="zh_TW"/>
         </w:rPr>
-        <w:t>重生</w:t>
-      </w:r>
-      <w:r>
-        <w:rPr>
-          <w:lang w:val="zh_TW" w:bidi="zh_TW"/>
-        </w:rPr>
-      </w:r>
-    </w:p>
-    <w:p>
-      <w:pPr/>
-      <w:r>
-        <w:rPr>
-          <w:lang w:val="zh_TW" w:bidi="zh_TW"/>
-        </w:rPr>
-      </w:r>
-      <w:r>
-        <w:rPr>
-          <w:lang w:val="zh_TW" w:bidi="zh_TW"/>
-        </w:rPr>
-        <w:t>屬靈的重生帶來新的開始。它描述了信徒在基督裡的新生命（</w:t>
+        <w:t>油</w:t>
+      </w:r>
+      <w:r>
+        <w:rPr>
+          <w:lang w:val="zh_TW" w:bidi="zh_TW"/>
+        </w:rPr>
+      </w:r>
+    </w:p>
+    <w:p>
+      <w:pPr/>
+      <w:r>
+        <w:rPr>
+          <w:lang w:val="zh_TW" w:bidi="zh_TW"/>
+        </w:rPr>
+      </w:r>
+      <w:r>
+        <w:rPr>
+          <w:lang w:val="zh_TW" w:bidi="zh_TW"/>
+        </w:rPr>
+        <w:t>一種通常由橄欖製成的物質。在聖經中，油也可以指其它油，比如沒藥油（</w:t>
       </w:r>
       <w:hyperlink r:id="rId13">
         <w:r>
@@ -242,14 +242,143 @@
             <w:color w:val="0000EE"/>
             <w:u w:val="single"/>
           </w:rPr>
-          <w:t>多3:5</w:t>
-        </w:r>
-      </w:hyperlink>
-      <w:r>
-        <w:rPr>
-          <w:lang w:val="zh_TW" w:bidi="zh_TW"/>
-        </w:rPr>
-        <w:t>）和基督再來時將開始的復興（</w:t>
+          <w:t>以斯帖記2:12</w:t>
+        </w:r>
+      </w:hyperlink>
+      <w:r>
+        <w:rPr>
+          <w:lang w:val="zh_TW" w:bidi="zh_TW"/>
+        </w:rPr>
+        <w:t>）。</w:t>
+      </w:r>
+    </w:p>
+    <w:p>
+      <w:pPr>
+        <w:pStyle w:val="Heading3"/>
+      </w:pPr>
+      <w:r>
+        <w:rPr>
+          <w:lang w:val="zh_TW" w:bidi="zh_TW"/>
+        </w:rPr>
+        <w:t>人們如何在日常生活中使用油？</w:t>
+      </w:r>
+    </w:p>
+    <w:p>
+      <w:pPr/>
+      <w:r>
+        <w:rPr>
+          <w:lang w:val="zh_TW" w:bidi="zh_TW"/>
+        </w:rPr>
+      </w:r>
+      <w:r>
+        <w:rPr>
+          <w:lang w:val="zh_TW" w:bidi="zh_TW"/>
+        </w:rPr>
+        <w:t>油主要用於烹飪。橄欖油的其它已知用途包括：</w:t>
+      </w:r>
+    </w:p>
+    <w:p>
+      <w:pPr>
+        <w:pStyle w:val="ListBullet"/>
+        <w:spacing w:line="240" w:lineRule="auto"/>
+        <w:ind w:left="720"/>
+      </w:pPr>
+      <w:r>
+        <w:rPr>
+          <w:lang w:val="zh_TW" w:bidi="zh_TW"/>
+        </w:rPr>
+      </w:r>
+      <w:r>
+        <w:rPr>
+          <w:lang w:val="zh_TW" w:bidi="zh_TW"/>
+        </w:rPr>
+        <w:t>作為膏抹身體的化妝用品</w:t>
+      </w:r>
+    </w:p>
+    <w:p>
+      <w:pPr>
+        <w:pStyle w:val="ListBullet"/>
+        <w:spacing w:line="240" w:lineRule="auto"/>
+        <w:ind w:left="720"/>
+      </w:pPr>
+      <w:r>
+        <w:rPr>
+          <w:lang w:val="zh_TW" w:bidi="zh_TW"/>
+        </w:rPr>
+      </w:r>
+      <w:r>
+        <w:rPr>
+          <w:lang w:val="zh_TW" w:bidi="zh_TW"/>
+        </w:rPr>
+        <w:t>用於藥用目的</w:t>
+      </w:r>
+    </w:p>
+    <w:p>
+      <w:pPr>
+        <w:pStyle w:val="ListBullet"/>
+        <w:spacing w:line="240" w:lineRule="auto"/>
+        <w:ind w:left="720"/>
+      </w:pPr>
+      <w:r>
+        <w:rPr>
+          <w:lang w:val="zh_TW" w:bidi="zh_TW"/>
+        </w:rPr>
+      </w:r>
+      <w:r>
+        <w:rPr>
+          <w:lang w:val="zh_TW" w:bidi="zh_TW"/>
+        </w:rPr>
+        <w:t>作為燈光來源</w:t>
+      </w:r>
+    </w:p>
+    <w:p>
+      <w:pPr>
+        <w:pStyle w:val="ListBullet"/>
+        <w:spacing w:line="240" w:lineRule="auto"/>
+        <w:ind w:left="720"/>
+      </w:pPr>
+      <w:r>
+        <w:rPr>
+          <w:lang w:val="zh_TW" w:bidi="zh_TW"/>
+        </w:rPr>
+      </w:r>
+      <w:r>
+        <w:rPr>
+          <w:lang w:val="zh_TW" w:bidi="zh_TW"/>
+        </w:rPr>
+        <w:t>用於膏立君王和祭司</w:t>
+      </w:r>
+    </w:p>
+    <w:p>
+      <w:pPr>
+        <w:pStyle w:val="ListBullet"/>
+        <w:spacing w:line="240" w:lineRule="auto"/>
+        <w:ind w:left="720"/>
+      </w:pPr>
+      <w:r>
+        <w:rPr>
+          <w:lang w:val="zh_TW" w:bidi="zh_TW"/>
+        </w:rPr>
+      </w:r>
+      <w:r>
+        <w:rPr>
+          <w:lang w:val="zh_TW" w:bidi="zh_TW"/>
+        </w:rPr>
+        <w:t>用於宗教祭物</w:t>
+      </w:r>
+    </w:p>
+    <w:p>
+      <w:pPr/>
+      <w:r>
+        <w:rPr>
+          <w:lang w:val="zh_TW" w:bidi="zh_TW"/>
+        </w:rPr>
+      </w:r>
+      <w:r>
+        <w:rPr>
+          <w:lang w:val="zh_TW" w:bidi="zh_TW"/>
+        </w:rPr>
+        <w:t>以色列的橄欖樹非常豐富，以色列人利用這一主要作物與泰爾和埃及建立了蓬勃的油貿易。與貴金屬和動物一樣，油成為常見的經濟交換物品。所羅門用油支付與聖殿建設有關的一部分費用給希蘭（</w:t>
       </w:r>
       <w:hyperlink r:id="rId14">
         <w:r>
@@ -260,42 +389,14 @@
             <w:color w:val="0000EE"/>
             <w:u w:val="single"/>
           </w:rPr>
-          <w:t>太19:28</w:t>
-        </w:r>
-      </w:hyperlink>
-      <w:r>
-        <w:rPr>
-          <w:lang w:val="zh_TW" w:bidi="zh_TW"/>
-        </w:rPr>
-        <w:t>）。在聖經中，這個詞只出現在這兩個地方。然而，這並不意味著這個概念不重要。聖經作者經常使用各種其它詞語和人物來描述同樣的內心更新。</w:t>
-      </w:r>
-    </w:p>
-    <w:p>
-      <w:pPr/>
-      <w:r>
-        <w:rPr>
-          <w:lang w:val="zh_TW" w:bidi="zh_TW"/>
-        </w:rPr>
-      </w:r>
-      <w:r>
-        <w:rPr>
-          <w:lang w:val="zh_TW" w:bidi="zh_TW"/>
-        </w:rPr>
-        <w:t>非宗教作家也談論重生。對於斯多葛（Stoic）哲學家來說，重生意味著回到以前的存在狀態。他們將一年四季的循環稱為重生。然而，對於聖經作者來說，重生意味著更重要的更新。這是一個徹底的新開始，而不是僅僅是恢復以前的狀況。這種更新涉及到個人的重大改變。這是聖靈的工作，打破罪的力量並植入正確的態度和渴望。重生的人會自由而喜樂地遵行神的旨意。</w:t>
-      </w:r>
-    </w:p>
-    <w:p>
-      <w:pPr/>
-      <w:r>
-        <w:rPr>
-          <w:lang w:val="zh_TW" w:bidi="zh_TW"/>
-        </w:rPr>
-      </w:r>
-      <w:r>
-        <w:rPr>
-          <w:lang w:val="zh_TW" w:bidi="zh_TW"/>
-        </w:rPr>
-        <w:t>重生的最終目標是創造一個完全公義且無罪的新天新地（</w:t>
+          <w:t>列王紀上5:11</w:t>
+        </w:r>
+      </w:hyperlink>
+      <w:r>
+        <w:rPr>
+          <w:lang w:val="zh_TW" w:bidi="zh_TW"/>
+        </w:rPr>
+        <w:t>；</w:t>
       </w:r>
       <w:hyperlink r:id="rId15">
         <w:r>
@@ -306,14 +407,28 @@
             <w:color w:val="0000EE"/>
             <w:u w:val="single"/>
           </w:rPr>
-          <w:t>彼後3:13</w:t>
-        </w:r>
-      </w:hyperlink>
-      <w:r>
-        <w:rPr>
-          <w:lang w:val="zh_TW" w:bidi="zh_TW"/>
-        </w:rPr>
-        <w:t>）。聖靈在信徒生命中的現今工作正是這未來宇宙重生的預嚐（</w:t>
+          <w:t>以斯拉記27:17</w:t>
+        </w:r>
+      </w:hyperlink>
+      <w:r>
+        <w:rPr>
+          <w:lang w:val="zh_TW" w:bidi="zh_TW"/>
+        </w:rPr>
+        <w:t>）。</w:t>
+      </w:r>
+    </w:p>
+    <w:p>
+      <w:pPr/>
+      <w:r>
+        <w:rPr>
+          <w:lang w:val="zh_TW" w:bidi="zh_TW"/>
+        </w:rPr>
+      </w:r>
+      <w:r>
+        <w:rPr>
+          <w:lang w:val="zh_TW" w:bidi="zh_TW"/>
+        </w:rPr>
+        <w:t>因為油對日常生活而言必不可少，所以它成為有效且可接受的交換媒介。大多數食物都用油烹煮（</w:t>
       </w:r>
       <w:hyperlink r:id="rId16">
         <w:r>
@@ -324,14 +439,28 @@
             <w:color w:val="0000EE"/>
             <w:u w:val="single"/>
           </w:rPr>
-          <w:t>弗1:13–14</w:t>
-        </w:r>
-      </w:hyperlink>
-      <w:r>
-        <w:rPr>
-          <w:lang w:val="zh_TW" w:bidi="zh_TW"/>
-        </w:rPr>
-        <w:t>）。新天新地仍然在未來，但舊約先知所預言的神對祂子民的更新，已經成為現實（</w:t>
+          <w:t>列王紀上17:12–16</w:t>
+        </w:r>
+      </w:hyperlink>
+      <w:r>
+        <w:rPr>
+          <w:lang w:val="zh_TW" w:bidi="zh_TW"/>
+        </w:rPr>
+        <w:t>）。午餐的基本食物——普通的穀物薄餅或餅，會在烤盤上放置少量的來烤製。</w:t>
+      </w:r>
+    </w:p>
+    <w:p>
+      <w:pPr/>
+      <w:r>
+        <w:rPr>
+          <w:lang w:val="zh_TW" w:bidi="zh_TW"/>
+        </w:rPr>
+      </w:r>
+      <w:r>
+        <w:rPr>
+          <w:lang w:val="zh_TW" w:bidi="zh_TW"/>
+        </w:rPr>
+        <w:t>油用於沐浴後膏抹身體（</w:t>
       </w:r>
       <w:hyperlink r:id="rId17">
         <w:r>
@@ -342,7 +471,1793 @@
             <w:color w:val="0000EE"/>
             <w:u w:val="single"/>
           </w:rPr>
-          <w:t>賽65:17</w:t>
+          <w:t>路得記3:3</w:t>
+        </w:r>
+      </w:hyperlink>
+      <w:r>
+        <w:rPr>
+          <w:lang w:val="zh_TW" w:bidi="zh_TW"/>
+        </w:rPr>
+        <w:t>；</w:t>
+      </w:r>
+      <w:hyperlink r:id="rId18">
+        <w:r>
+          <w:rPr>
+            <w:lang w:val="zh_TW" w:bidi="zh_TW"/>
+          </w:rPr>
+          <w:rPr>
+            <w:color w:val="0000EE"/>
+            <w:u w:val="single"/>
+          </w:rPr>
+          <w:t>撒母耳記下12:20</w:t>
+        </w:r>
+      </w:hyperlink>
+      <w:r>
+        <w:rPr>
+          <w:lang w:val="zh_TW" w:bidi="zh_TW"/>
+        </w:rPr>
+        <w:t>）。它在節慶場合中使用，在埃及的宴會上，賓客和女性表演者的頭部都會被油膏抹。新約聖經中提到用油膏抹病人（</w:t>
+      </w:r>
+      <w:hyperlink r:id="rId19">
+        <w:r>
+          <w:rPr>
+            <w:lang w:val="zh_TW" w:bidi="zh_TW"/>
+          </w:rPr>
+          <w:rPr>
+            <w:color w:val="0000EE"/>
+            <w:u w:val="single"/>
+          </w:rPr>
+          <w:t>雅各書5:14</w:t>
+        </w:r>
+      </w:hyperlink>
+      <w:r>
+        <w:rPr>
+          <w:lang w:val="zh_TW" w:bidi="zh_TW"/>
+        </w:rPr>
+        <w:t>）。橄欖油也可以內服作為治療胃病的藥物。它具有舒緩作用，也是溫和的瀉藥。橄欖油外用可作為塗抹瘀傷、燒傷、割傷和擦傷的藥膏（</w:t>
+      </w:r>
+      <w:hyperlink r:id="rId20">
+        <w:r>
+          <w:rPr>
+            <w:lang w:val="zh_TW" w:bidi="zh_TW"/>
+          </w:rPr>
+          <w:rPr>
+            <w:color w:val="0000EE"/>
+            <w:u w:val="single"/>
+          </w:rPr>
+          <w:t>以賽亞書1:6</w:t>
+        </w:r>
+      </w:hyperlink>
+      <w:r>
+        <w:rPr>
+          <w:lang w:val="zh_TW" w:bidi="zh_TW"/>
+        </w:rPr>
+        <w:t>；</w:t>
+      </w:r>
+      <w:hyperlink r:id="rId21">
+        <w:r>
+          <w:rPr>
+            <w:lang w:val="zh_TW" w:bidi="zh_TW"/>
+          </w:rPr>
+          <w:rPr>
+            <w:color w:val="0000EE"/>
+            <w:u w:val="single"/>
+          </w:rPr>
+          <w:t>馬可福音6:13</w:t>
+        </w:r>
+      </w:hyperlink>
+      <w:r>
+        <w:rPr>
+          <w:lang w:val="zh_TW" w:bidi="zh_TW"/>
+        </w:rPr>
+        <w:t>；</w:t>
+      </w:r>
+      <w:hyperlink r:id="rId22">
+        <w:r>
+          <w:rPr>
+            <w:lang w:val="zh_TW" w:bidi="zh_TW"/>
+          </w:rPr>
+          <w:rPr>
+            <w:color w:val="0000EE"/>
+            <w:u w:val="single"/>
+          </w:rPr>
+          <w:t>路加福音10:34</w:t>
+        </w:r>
+      </w:hyperlink>
+      <w:r>
+        <w:rPr>
+          <w:lang w:val="zh_TW" w:bidi="zh_TW"/>
+        </w:rPr>
+        <w:t>）。</w:t>
+      </w:r>
+    </w:p>
+    <w:p>
+      <w:pPr/>
+      <w:r>
+        <w:rPr>
+          <w:lang w:val="zh_TW" w:bidi="zh_TW"/>
+        </w:rPr>
+      </w:r>
+      <w:r>
+        <w:rPr>
+          <w:lang w:val="zh_TW" w:bidi="zh_TW"/>
+        </w:rPr>
+        <w:t>太陽下山後，唯一的光源就是油燈。小型的攜帶式油燈可以很容易地放在架子上。在大房子、宮殿、會堂或聖殿中，油燈可以放置在高高的金屬底座上。麻或亞麻的燈芯（</w:t>
+      </w:r>
+      <w:hyperlink r:id="rId23">
+        <w:r>
+          <w:rPr>
+            <w:lang w:val="zh_TW" w:bidi="zh_TW"/>
+          </w:rPr>
+          <w:rPr>
+            <w:color w:val="0000EE"/>
+            <w:u w:val="single"/>
+          </w:rPr>
+          <w:t>以賽亞書42:3</w:t>
+        </w:r>
+      </w:hyperlink>
+      <w:r>
+        <w:rPr>
+          <w:lang w:val="zh_TW" w:bidi="zh_TW"/>
+        </w:rPr>
+        <w:t>）放在油中，產生火苗，直到熄滅或燃料耗盡。在街道上，人們使用火把來照亮道路並增加安全性。</w:t>
+      </w:r>
+    </w:p>
+    <w:p>
+      <w:pPr>
+        <w:pStyle w:val="Heading3"/>
+      </w:pPr>
+      <w:r>
+        <w:rPr>
+          <w:lang w:val="zh_TW" w:bidi="zh_TW"/>
+        </w:rPr>
+        <w:t>在崇拜和禮儀中如何使用油？</w:t>
+      </w:r>
+    </w:p>
+    <w:p>
+      <w:pPr/>
+      <w:r>
+        <w:rPr>
+          <w:lang w:val="zh_TW" w:bidi="zh_TW"/>
+        </w:rPr>
+      </w:r>
+      <w:r>
+        <w:rPr>
+          <w:lang w:val="zh_TW" w:bidi="zh_TW"/>
+        </w:rPr>
+        <w:t>火把為晚間的遊行增添了節日氣氛。它們是婚禮遊行的重要部分。若遊行延遲，持火把的人通常會在容器中攜帶額外的油。這一場景在耶穌關於聰明和愚拙童女的比喻中被生動地描繪出來（</w:t>
+      </w:r>
+      <w:hyperlink r:id="rId24">
+        <w:r>
+          <w:rPr>
+            <w:lang w:val="zh_TW" w:bidi="zh_TW"/>
+          </w:rPr>
+          <w:rPr>
+            <w:color w:val="0000EE"/>
+            <w:u w:val="single"/>
+          </w:rPr>
+          <w:t>馬太福音25:1–13</w:t>
+        </w:r>
+      </w:hyperlink>
+      <w:r>
+        <w:rPr>
+          <w:lang w:val="zh_TW" w:bidi="zh_TW"/>
+        </w:rPr>
+        <w:t>）。</w:t>
+      </w:r>
+    </w:p>
+    <w:p>
+      <w:pPr/>
+      <w:r>
+        <w:rPr>
+          <w:lang w:val="zh_TW" w:bidi="zh_TW"/>
+        </w:rPr>
+      </w:r>
+      <w:r>
+        <w:rPr>
+          <w:lang w:val="zh_TW" w:bidi="zh_TW"/>
+        </w:rPr>
+        <w:t>在其它的儀式中，用油膏抹祭司和君王時，具有特殊的意義（</w:t>
+      </w:r>
+      <w:hyperlink r:id="rId25">
+        <w:r>
+          <w:rPr>
+            <w:lang w:val="zh_TW" w:bidi="zh_TW"/>
+          </w:rPr>
+          <w:rPr>
+            <w:color w:val="0000EE"/>
+            <w:u w:val="single"/>
+          </w:rPr>
+          <w:t>出埃及記29:7</w:t>
+        </w:r>
+      </w:hyperlink>
+      <w:r>
+        <w:rPr>
+          <w:lang w:val="zh_TW" w:bidi="zh_TW"/>
+        </w:rPr>
+        <w:t>；</w:t>
+      </w:r>
+      <w:hyperlink r:id="rId26">
+        <w:r>
+          <w:rPr>
+            <w:lang w:val="zh_TW" w:bidi="zh_TW"/>
+          </w:rPr>
+          <w:rPr>
+            <w:color w:val="0000EE"/>
+            <w:u w:val="single"/>
+          </w:rPr>
+          <w:t>撒母耳記上10:1</w:t>
+        </w:r>
+      </w:hyperlink>
+      <w:r>
+        <w:rPr>
+          <w:lang w:val="zh_TW" w:bidi="zh_TW"/>
+        </w:rPr>
+        <w:t>；</w:t>
+      </w:r>
+      <w:hyperlink r:id="rId27">
+        <w:r>
+          <w:rPr>
+            <w:lang w:val="zh_TW" w:bidi="zh_TW"/>
+          </w:rPr>
+          <w:rPr>
+            <w:color w:val="0000EE"/>
+            <w:u w:val="single"/>
+          </w:rPr>
+          <w:t>列王紀上1:39</w:t>
+        </w:r>
+      </w:hyperlink>
+      <w:r>
+        <w:rPr>
+          <w:lang w:val="zh_TW" w:bidi="zh_TW"/>
+        </w:rPr>
+        <w:t>）。這象徵著他們的職分以及認可獲得這個職分的人有神的祝福。</w:t>
+      </w:r>
+    </w:p>
+    <w:p>
+      <w:pPr/>
+      <w:r>
+        <w:rPr>
+          <w:lang w:val="zh_TW" w:bidi="zh_TW"/>
+        </w:rPr>
+      </w:r>
+      <w:r>
+        <w:rPr>
+          <w:lang w:val="zh_TW" w:bidi="zh_TW"/>
+        </w:rPr>
+        <w:t>油在聖殿中使用，作為初熟之物的一部分被奉上，也需獻上十分之一（</w:t>
+      </w:r>
+      <w:hyperlink r:id="rId28">
+        <w:r>
+          <w:rPr>
+            <w:lang w:val="zh_TW" w:bidi="zh_TW"/>
+          </w:rPr>
+          <w:rPr>
+            <w:color w:val="0000EE"/>
+            <w:u w:val="single"/>
+          </w:rPr>
+          <w:t>出埃及記22:29</w:t>
+        </w:r>
+      </w:hyperlink>
+      <w:r>
+        <w:rPr>
+          <w:lang w:val="zh_TW" w:bidi="zh_TW"/>
+        </w:rPr>
+        <w:t>；</w:t>
+      </w:r>
+      <w:hyperlink r:id="rId29">
+        <w:r>
+          <w:rPr>
+            <w:lang w:val="zh_TW" w:bidi="zh_TW"/>
+          </w:rPr>
+          <w:rPr>
+            <w:color w:val="0000EE"/>
+            <w:u w:val="single"/>
+          </w:rPr>
+          <w:t>申命記12:17</w:t>
+        </w:r>
+      </w:hyperlink>
+      <w:r>
+        <w:rPr>
+          <w:lang w:val="zh_TW" w:bidi="zh_TW"/>
+        </w:rPr>
+        <w:t>）。油被用在聖殿生活的禮儀部分，或作為供物的一部分。素祭要用油混合（</w:t>
+      </w:r>
+      <w:hyperlink r:id="rId30">
+        <w:r>
+          <w:rPr>
+            <w:lang w:val="zh_TW" w:bidi="zh_TW"/>
+          </w:rPr>
+          <w:rPr>
+            <w:color w:val="0000EE"/>
+            <w:u w:val="single"/>
+          </w:rPr>
+          <w:t>利未記8:26</w:t>
+        </w:r>
+      </w:hyperlink>
+      <w:r>
+        <w:rPr>
+          <w:lang w:val="zh_TW" w:bidi="zh_TW"/>
+        </w:rPr>
+        <w:t>；</w:t>
+      </w:r>
+      <w:hyperlink r:id="rId31">
+        <w:r>
+          <w:rPr>
+            <w:lang w:val="zh_TW" w:bidi="zh_TW"/>
+          </w:rPr>
+          <w:rPr>
+            <w:color w:val="0000EE"/>
+            <w:u w:val="single"/>
+          </w:rPr>
+          <w:t>民數記7:19</w:t>
+        </w:r>
+      </w:hyperlink>
+      <w:r>
+        <w:rPr>
+          <w:lang w:val="zh_TW" w:bidi="zh_TW"/>
+        </w:rPr>
+        <w:t>）。在聖所中燃燒的燈中的油需要經常補充（</w:t>
+      </w:r>
+      <w:hyperlink r:id="rId32">
+        <w:r>
+          <w:rPr>
+            <w:lang w:val="zh_TW" w:bidi="zh_TW"/>
+          </w:rPr>
+          <w:rPr>
+            <w:color w:val="0000EE"/>
+            <w:u w:val="single"/>
+          </w:rPr>
+          <w:t>利未記24:2</w:t>
+        </w:r>
+      </w:hyperlink>
+      <w:r>
+        <w:rPr>
+          <w:lang w:val="zh_TW" w:bidi="zh_TW"/>
+        </w:rPr>
+        <w:t>）。每天當獻的祭物中也要獻上油（</w:t>
+      </w:r>
+      <w:hyperlink r:id="rId33">
+        <w:r>
+          <w:rPr>
+            <w:lang w:val="zh_TW" w:bidi="zh_TW"/>
+          </w:rPr>
+          <w:rPr>
+            <w:color w:val="0000EE"/>
+            <w:u w:val="single"/>
+          </w:rPr>
+          <w:t>出埃及記29:40</w:t>
+        </w:r>
+      </w:hyperlink>
+      <w:r>
+        <w:rPr>
+          <w:lang w:val="zh_TW" w:bidi="zh_TW"/>
+        </w:rPr>
+        <w:t>）。但贖罪祭和疑恨祭中不用油（</w:t>
+      </w:r>
+      <w:hyperlink r:id="rId34">
+        <w:r>
+          <w:rPr>
+            <w:lang w:val="zh_TW" w:bidi="zh_TW"/>
+          </w:rPr>
+          <w:rPr>
+            <w:color w:val="0000EE"/>
+            <w:u w:val="single"/>
+          </w:rPr>
+          <w:t>利未記5:11</w:t>
+        </w:r>
+      </w:hyperlink>
+      <w:r>
+        <w:rPr>
+          <w:lang w:val="zh_TW" w:bidi="zh_TW"/>
+        </w:rPr>
+        <w:t>；</w:t>
+      </w:r>
+      <w:hyperlink r:id="rId35">
+        <w:r>
+          <w:rPr>
+            <w:lang w:val="zh_TW" w:bidi="zh_TW"/>
+          </w:rPr>
+          <w:rPr>
+            <w:color w:val="0000EE"/>
+            <w:u w:val="single"/>
+          </w:rPr>
+          <w:t>民數記5:15）</w:t>
+        </w:r>
+      </w:hyperlink>
+      <w:r>
+        <w:rPr>
+          <w:lang w:val="zh_TW" w:bidi="zh_TW"/>
+        </w:rPr>
+        <w:t>。</w:t>
+      </w:r>
+    </w:p>
+    <w:p>
+      <w:pPr>
+        <w:pStyle w:val="Heading3"/>
+      </w:pPr>
+      <w:r>
+        <w:rPr>
+          <w:lang w:val="zh_TW" w:bidi="zh_TW"/>
+        </w:rPr>
+        <w:t>人們如何製作油？</w:t>
+      </w:r>
+    </w:p>
+    <w:p>
+      <w:pPr/>
+      <w:r>
+        <w:rPr>
+          <w:lang w:val="zh_TW" w:bidi="zh_TW"/>
+        </w:rPr>
+      </w:r>
+      <w:r>
+        <w:rPr>
+          <w:lang w:val="zh_TW" w:bidi="zh_TW"/>
+        </w:rPr>
+        <w:t>人們用杵和臼，或石磨，從橄欖中壓出油（</w:t>
+      </w:r>
+      <w:hyperlink r:id="rId36">
+        <w:r>
+          <w:rPr>
+            <w:lang w:val="zh_TW" w:bidi="zh_TW"/>
+          </w:rPr>
+          <w:rPr>
+            <w:color w:val="0000EE"/>
+            <w:u w:val="single"/>
+          </w:rPr>
+          <w:t>出埃及記27:20</w:t>
+        </w:r>
+      </w:hyperlink>
+      <w:r>
+        <w:rPr>
+          <w:lang w:val="zh_TW" w:bidi="zh_TW"/>
+        </w:rPr>
+        <w:t>）。使用石磨時，磨盤碾壓後的果肉通常會被再次壓榨。人們設置石磨來磨壓在橄欖山收穫的橄欖。描述「油榨」的詞是</w:t>
+      </w:r>
+      <w:r>
+        <w:rPr>
+          <w:i/>
+          <w:lang w:val="zh_TW" w:bidi="zh_TW"/>
+        </w:rPr>
+        <w:t>gatt-semen（音似：客西馬），</w:t>
+      </w:r>
+      <w:r>
+        <w:rPr>
+          <w:lang w:val="zh_TW" w:bidi="zh_TW"/>
+        </w:rPr>
+        <w:t>這就是為什麼耶穌禱告的園子被稱為客西馬尼。</w:t>
+      </w:r>
+    </w:p>
+    <w:p>
+      <w:pPr>
+        <w:pStyle w:val="Heading3"/>
+      </w:pPr>
+      <w:r>
+        <w:rPr>
+          <w:lang w:val="zh_TW" w:bidi="zh_TW"/>
+        </w:rPr>
+        <w:t>油在聖經時代對人們意味著什麼？</w:t>
+      </w:r>
+    </w:p>
+    <w:p>
+      <w:pPr/>
+      <w:r>
+        <w:rPr>
+          <w:lang w:val="zh_TW" w:bidi="zh_TW"/>
+        </w:rPr>
+      </w:r>
+      <w:r>
+        <w:rPr>
+          <w:lang w:val="zh_TW" w:bidi="zh_TW"/>
+        </w:rPr>
+        <w:t>油象徵性地與喜樂、慶典、禮儀、榮譽和光有關。身體和屬靈的健康也與油的存在有關。沒有油或失去油則意味著悲傷，以及生命中一切美好的事物離開（</w:t>
+      </w:r>
+      <w:hyperlink r:id="rId37">
+        <w:r>
+          <w:rPr>
+            <w:lang w:val="zh_TW" w:bidi="zh_TW"/>
+          </w:rPr>
+          <w:rPr>
+            <w:color w:val="0000EE"/>
+            <w:u w:val="single"/>
+          </w:rPr>
+          <w:t>約珥書1:10</w:t>
+        </w:r>
+      </w:hyperlink>
+      <w:r>
+        <w:rPr>
+          <w:lang w:val="zh_TW" w:bidi="zh_TW"/>
+        </w:rPr>
+        <w:t>）。</w:t>
+      </w:r>
+    </w:p>
+    <w:p>
+      <w:pPr/>
+      <w:r>
+        <w:rPr>
+          <w:lang w:val="zh_TW" w:bidi="zh_TW"/>
+        </w:rPr>
+      </w:r>
+      <w:r>
+        <w:rPr>
+          <w:i/>
+          <w:lang w:val="zh_TW" w:bidi="zh_TW"/>
+        </w:rPr>
+        <w:t>另見</w:t>
+      </w:r>
+      <w:r>
+        <w:rPr>
+          <w:lang w:val="zh_TW" w:bidi="zh_TW"/>
+        </w:rPr>
+        <w:t xml:space="preserve"> </w:t>
+      </w:r>
+      <w:r>
+        <w:rPr>
+          <w:lang w:val="zh_TW" w:bidi="zh_TW"/>
+        </w:rPr>
+        <w:t>膏抹</w:t>
+      </w:r>
+      <w:r>
+        <w:rPr>
+          <w:lang w:val="zh_TW" w:bidi="zh_TW"/>
+        </w:rPr>
+        <w:t>；</w:t>
+      </w:r>
+      <w:r>
+        <w:rPr>
+          <w:lang w:val="zh_TW" w:bidi="zh_TW"/>
+        </w:rPr>
+        <w:t>食物和食物準備</w:t>
+      </w:r>
+      <w:r>
+        <w:rPr>
+          <w:lang w:val="zh_TW" w:bidi="zh_TW"/>
+        </w:rPr>
+        <w:t>；</w:t>
+      </w:r>
+      <w:r>
+        <w:rPr>
+          <w:lang w:val="zh_TW" w:bidi="zh_TW"/>
+        </w:rPr>
+        <w:t>藥物與醫療實踐</w:t>
+      </w:r>
+      <w:r>
+        <w:rPr>
+          <w:lang w:val="zh_TW" w:bidi="zh_TW"/>
+        </w:rPr>
+        <w:t>；</w:t>
+      </w:r>
+      <w:r>
+        <w:rPr>
+          <w:lang w:val="zh_TW" w:bidi="zh_TW"/>
+        </w:rPr>
+        <w:t>膏油</w:t>
+      </w:r>
+      <w:r>
+        <w:rPr>
+          <w:lang w:val="zh_TW" w:bidi="zh_TW"/>
+        </w:rPr>
+        <w:t>；</w:t>
+      </w:r>
+      <w:r>
+        <w:rPr>
+          <w:lang w:val="zh_TW" w:bidi="zh_TW"/>
+        </w:rPr>
+        <w:t>植物</w:t>
+      </w:r>
+      <w:r>
+        <w:rPr>
+          <w:lang w:val="zh_TW" w:bidi="zh_TW"/>
+        </w:rPr>
+        <w:t>（</w:t>
+      </w:r>
+      <w:r>
+        <w:rPr>
+          <w:lang w:val="zh_TW" w:bidi="zh_TW"/>
+        </w:rPr>
+        <w:t>橄欖、橄欖樹</w:t>
+      </w:r>
+      <w:r>
+        <w:rPr>
+          <w:lang w:val="zh_TW" w:bidi="zh_TW"/>
+        </w:rPr>
+        <w:t>）。</w:t>
+      </w:r>
+      <w:r>
+        <w:rPr>
+          <w:lang w:val="zh_TW" w:bidi="zh_TW"/>
+        </w:rPr>
+      </w:r>
+      <w:r>
+        <w:rPr>
+          <w:lang w:val="zh_TW" w:bidi="zh_TW"/>
+        </w:rPr>
+      </w:r>
+    </w:p>
+    <w:p>
+      <w:pPr/>
+      <w:r>
+        <w:rPr>
+          <w:lang w:val="zh_TW" w:bidi="zh_TW"/>
+        </w:rPr>
+      </w:r>
+    </w:p>
+    <w:p>
+      <w:pPr>
+        <w:pStyle w:val="Heading2"/>
+      </w:pPr>
+      <w:r>
+        <w:rPr>
+          <w:lang w:val="zh_TW" w:bidi="zh_TW"/>
+        </w:rPr>
+        <w:t>猶八</w:t>
+      </w:r>
+      <w:r>
+        <w:rPr>
+          <w:lang w:val="zh_TW" w:bidi="zh_TW"/>
+        </w:rPr>
+      </w:r>
+    </w:p>
+    <w:p>
+      <w:pPr/>
+      <w:r>
+        <w:rPr>
+          <w:lang w:val="zh_TW" w:bidi="zh_TW"/>
+        </w:rPr>
+      </w:r>
+      <w:r>
+        <w:rPr>
+          <w:lang w:val="zh_TW" w:bidi="zh_TW"/>
+        </w:rPr>
+        <w:t>拉麥妻子亞大所生的兒子，屬該隱的後裔。聖經記載他是第一位奏樂並製造樂器（如琴、簫）的人（</w:t>
+      </w:r>
+      <w:hyperlink r:id="rId38">
+        <w:r>
+          <w:rPr>
+            <w:lang w:val="zh_TW" w:bidi="zh_TW"/>
+          </w:rPr>
+          <w:rPr>
+            <w:color w:val="0000EE"/>
+            <w:u w:val="single"/>
+          </w:rPr>
+          <w:t>創4:19–21</w:t>
+        </w:r>
+      </w:hyperlink>
+      <w:r>
+        <w:rPr>
+          <w:lang w:val="zh_TW" w:bidi="zh_TW"/>
+        </w:rPr>
+        <w:t>）。</w:t>
+      </w:r>
+      <w:r>
+        <w:rPr>
+          <w:lang w:val="zh_TW" w:bidi="zh_TW"/>
+        </w:rPr>
+      </w:r>
+      <w:r>
+        <w:rPr>
+          <w:lang w:val="zh_TW" w:bidi="zh_TW"/>
+        </w:rPr>
+      </w:r>
+    </w:p>
+    <w:p>
+      <w:pPr/>
+      <w:r>
+        <w:rPr>
+          <w:lang w:val="zh_TW" w:bidi="zh_TW"/>
+        </w:rPr>
+      </w:r>
+    </w:p>
+    <w:p>
+      <w:pPr>
+        <w:pStyle w:val="Heading2"/>
+      </w:pPr>
+      <w:r>
+        <w:rPr>
+          <w:lang w:val="zh_TW" w:bidi="zh_TW"/>
+        </w:rPr>
+        <w:t>猶大</w:t>
+      </w:r>
+      <w:r>
+        <w:rPr>
+          <w:lang w:val="zh_TW" w:bidi="zh_TW"/>
+        </w:rPr>
+      </w:r>
+    </w:p>
+    <w:p>
+      <w:pPr>
+        <w:pStyle w:val="ListNumber"/>
+        <w:numPr>
+          <w:ilvl w:val="0"/>
+          <w:numId w:val="14"/>
+        </w:numPr>
+        <w:spacing w:line="240" w:lineRule="auto"/>
+        <w:ind w:left="720"/>
+      </w:pPr>
+      <w:r>
+        <w:rPr>
+          <w:lang w:val="zh_TW" w:bidi="zh_TW"/>
+        </w:rPr>
+      </w:r>
+      <w:r>
+        <w:rPr>
+          <w:lang w:val="zh_TW" w:bidi="zh_TW"/>
+        </w:rPr>
+        <w:t>西門的兒子，稱為加略人猶大；耶穌的十二門徒之一。關於「加略人」的詞源並不確定。很可能是指猶大的出生地基略城。他的童年家鄉可能是約旦河東的摩押的基略（</w:t>
+      </w:r>
+      <w:hyperlink r:id="rId39">
+        <w:r>
+          <w:rPr>
+            <w:lang w:val="zh_TW" w:bidi="zh_TW"/>
+          </w:rPr>
+          <w:rPr>
+            <w:color w:val="0000EE"/>
+            <w:u w:val="single"/>
+          </w:rPr>
+          <w:t>耶48:24</w:t>
+        </w:r>
+      </w:hyperlink>
+      <w:r>
+        <w:rPr>
+          <w:lang w:val="zh_TW" w:bidi="zh_TW"/>
+        </w:rPr>
+        <w:t>；</w:t>
+      </w:r>
+      <w:hyperlink r:id="rId40">
+        <w:r>
+          <w:rPr>
+            <w:lang w:val="zh_TW" w:bidi="zh_TW"/>
+          </w:rPr>
+          <w:rPr>
+            <w:color w:val="0000EE"/>
+            <w:u w:val="single"/>
+          </w:rPr>
+          <w:t>摩2:2</w:t>
+        </w:r>
+      </w:hyperlink>
+      <w:r>
+        <w:rPr>
+          <w:lang w:val="zh_TW" w:bidi="zh_TW"/>
+        </w:rPr>
+        <w:t>），或是南猶大的基列希斯崙，也稱為夏瑣（</w:t>
+      </w:r>
+      <w:hyperlink r:id="rId41">
+        <w:r>
+          <w:rPr>
+            <w:lang w:val="zh_TW" w:bidi="zh_TW"/>
+          </w:rPr>
+          <w:rPr>
+            <w:color w:val="0000EE"/>
+            <w:u w:val="single"/>
+          </w:rPr>
+          <w:t>書15:25</w:t>
+        </w:r>
+      </w:hyperlink>
+      <w:r>
+        <w:rPr>
+          <w:lang w:val="zh_TW" w:bidi="zh_TW"/>
+        </w:rPr>
+        <w:t>）。也有人認為，「加略人」這個稱呼源於亞蘭文中的「刺客」一詞，可能是後來由於猶大背叛耶穌的行為而被附加在他的名字上，但這種說法缺乏充分的依據。</w:t>
+        <w:br/>
+      </w:r>
+      <w:r>
+        <w:rPr>
+          <w:lang w:val="zh_TW" w:bidi="zh_TW"/>
+        </w:rPr>
+        <w:t>在門徒名單中，加略人猶大的名字總是列在最後（</w:t>
+      </w:r>
+      <w:hyperlink r:id="rId42">
+        <w:r>
+          <w:rPr>
+            <w:lang w:val="zh_TW" w:bidi="zh_TW"/>
+          </w:rPr>
+          <w:rPr>
+            <w:color w:val="0000EE"/>
+            <w:u w:val="single"/>
+          </w:rPr>
+          <w:t>太10:4</w:t>
+        </w:r>
+      </w:hyperlink>
+      <w:r>
+        <w:rPr>
+          <w:lang w:val="zh_TW" w:bidi="zh_TW"/>
+        </w:rPr>
+        <w:t>；</w:t>
+      </w:r>
+      <w:hyperlink r:id="rId43">
+        <w:r>
+          <w:rPr>
+            <w:lang w:val="zh_TW" w:bidi="zh_TW"/>
+          </w:rPr>
+          <w:rPr>
+            <w:color w:val="0000EE"/>
+            <w:u w:val="single"/>
+          </w:rPr>
+          <w:t>可3:19</w:t>
+        </w:r>
+      </w:hyperlink>
+      <w:r>
+        <w:rPr>
+          <w:lang w:val="zh_TW" w:bidi="zh_TW"/>
+        </w:rPr>
+        <w:t>；</w:t>
+      </w:r>
+      <w:hyperlink r:id="rId44">
+        <w:r>
+          <w:rPr>
+            <w:lang w:val="zh_TW" w:bidi="zh_TW"/>
+          </w:rPr>
+          <w:rPr>
+            <w:color w:val="0000EE"/>
+            <w:u w:val="single"/>
+          </w:rPr>
+          <w:t>路6:16</w:t>
+        </w:r>
+      </w:hyperlink>
+      <w:r>
+        <w:rPr>
+          <w:lang w:val="zh_TW" w:bidi="zh_TW"/>
+        </w:rPr>
+        <w:t>），這或許是因為後來的信徒對他的羞恥印象，而不是他原來在十二門徒中地位低微。在耶穌的公開事工中，猶大管理這群人的財務（</w:t>
+      </w:r>
+      <w:hyperlink r:id="rId45">
+        <w:r>
+          <w:rPr>
+            <w:lang w:val="zh_TW" w:bidi="zh_TW"/>
+          </w:rPr>
+          <w:rPr>
+            <w:color w:val="0000EE"/>
+            <w:u w:val="single"/>
+          </w:rPr>
+          <w:t>約13:29</w:t>
+        </w:r>
+      </w:hyperlink>
+      <w:r>
+        <w:rPr>
+          <w:lang w:val="zh_TW" w:bidi="zh_TW"/>
+        </w:rPr>
+        <w:t>），他也被指偷取錢財（</w:t>
+      </w:r>
+      <w:hyperlink r:id="rId46">
+        <w:r>
+          <w:rPr>
+            <w:lang w:val="zh_TW" w:bidi="zh_TW"/>
+          </w:rPr>
+          <w:rPr>
+            <w:color w:val="0000EE"/>
+            <w:u w:val="single"/>
+          </w:rPr>
+          <w:t>12:6</w:t>
+        </w:r>
+      </w:hyperlink>
+      <w:r>
+        <w:rPr>
+          <w:lang w:val="zh_TW" w:bidi="zh_TW"/>
+        </w:rPr>
+        <w:t>）。作為叛徒，猶大以三十塊銀子與祭司長們交易出賣耶穌，在客西馬尼園用親吻作為信號（</w:t>
+      </w:r>
+      <w:hyperlink r:id="rId47">
+        <w:r>
+          <w:rPr>
+            <w:lang w:val="zh_TW" w:bidi="zh_TW"/>
+          </w:rPr>
+          <w:rPr>
+            <w:color w:val="0000EE"/>
+            <w:u w:val="single"/>
+          </w:rPr>
+          <w:t>太26:14–47</w:t>
+        </w:r>
+      </w:hyperlink>
+      <w:r>
+        <w:rPr>
+          <w:lang w:val="zh_TW" w:bidi="zh_TW"/>
+        </w:rPr>
+        <w:t>；</w:t>
+      </w:r>
+      <w:hyperlink r:id="rId48">
+        <w:r>
+          <w:rPr>
+            <w:lang w:val="zh_TW" w:bidi="zh_TW"/>
+          </w:rPr>
+          <w:rPr>
+            <w:color w:val="0000EE"/>
+            <w:u w:val="single"/>
+          </w:rPr>
+          <w:t>可14:10–46</w:t>
+        </w:r>
+      </w:hyperlink>
+      <w:r>
+        <w:rPr>
+          <w:lang w:val="zh_TW" w:bidi="zh_TW"/>
+        </w:rPr>
+        <w:t>；</w:t>
+      </w:r>
+      <w:hyperlink r:id="rId49">
+        <w:r>
+          <w:rPr>
+            <w:lang w:val="zh_TW" w:bidi="zh_TW"/>
+          </w:rPr>
+          <w:rPr>
+            <w:color w:val="0000EE"/>
+            <w:u w:val="single"/>
+          </w:rPr>
+          <w:t>路22:3–48</w:t>
+        </w:r>
+      </w:hyperlink>
+      <w:r>
+        <w:rPr>
+          <w:lang w:val="zh_TW" w:bidi="zh_TW"/>
+        </w:rPr>
+        <w:t>；</w:t>
+      </w:r>
+      <w:hyperlink r:id="rId50">
+        <w:r>
+          <w:rPr>
+            <w:lang w:val="zh_TW" w:bidi="zh_TW"/>
+          </w:rPr>
+          <w:rPr>
+            <w:color w:val="0000EE"/>
+            <w:u w:val="single"/>
+          </w:rPr>
+          <w:t>約18:2–5</w:t>
+        </w:r>
+      </w:hyperlink>
+      <w:r>
+        <w:rPr>
+          <w:lang w:val="zh_TW" w:bidi="zh_TW"/>
+        </w:rPr>
+        <w:t>）</w:t>
+        <w:br/>
+      </w:r>
+      <w:r>
+        <w:rPr>
+          <w:lang w:val="zh_TW" w:bidi="zh_TW"/>
+        </w:rPr>
+        <w:t>對於猶大為何背叛耶穌有多種解釋：（1）出於愛國情懷，猶大在意識到他的老師不打算推翻羅馬統治並建立猶太國後，將耶穌交給當局。（2）猶大相信耶穌是彌賽亞，並計劃逮捕耶穌，以促使祂建立祂的國度。（3）猶大是一個惡人，從耶穌公開事工開始就已經策劃邪惡的計劃。（4）猶大受撒但的誘惑而背叛耶穌；然而，之後認識到自己的錯誤，悔恨自殺。（5）猶大因耶穌耶穌對他的責備而心生不滿，從一個忠誠的門徒變為背叛者。（6）因貪愛財物，猶大屈服於自私的本能，並未意識到耶穌將因此被審判和被處死；當他得知自己行為的後果時，悔恨自殺。</w:t>
+        <w:br/>
+      </w:r>
+      <w:r>
+        <w:rPr>
+          <w:lang w:val="zh_TW" w:bidi="zh_TW"/>
+        </w:rPr>
+        <w:t>猶大因為自己的背叛而悔恨，於是出去在一塊用他那三十塊銀子買的田地上吊自盡（</w:t>
+      </w:r>
+      <w:hyperlink r:id="rId51">
+        <w:r>
+          <w:rPr>
+            <w:lang w:val="zh_TW" w:bidi="zh_TW"/>
+          </w:rPr>
+          <w:rPr>
+            <w:color w:val="0000EE"/>
+            <w:u w:val="single"/>
+          </w:rPr>
+          <w:t>太27:3–10</w:t>
+        </w:r>
+      </w:hyperlink>
+      <w:r>
+        <w:rPr>
+          <w:lang w:val="zh_TW" w:bidi="zh_TW"/>
+        </w:rPr>
+        <w:t>）。</w:t>
+      </w:r>
+      <w:hyperlink r:id="rId52">
+        <w:r>
+          <w:rPr>
+            <w:lang w:val="zh_TW" w:bidi="zh_TW"/>
+          </w:rPr>
+          <w:rPr>
+            <w:color w:val="0000EE"/>
+            <w:u w:val="single"/>
+          </w:rPr>
+          <w:t>使徒行傳一章18節</w:t>
+        </w:r>
+      </w:hyperlink>
+      <w:r>
+        <w:rPr>
+          <w:lang w:val="zh_TW" w:bidi="zh_TW"/>
+        </w:rPr>
+        <w:t>殘酷地補充說，他的身體裂開，內臟流出；因此那塊田被稱為「血田」（</w:t>
+      </w:r>
+      <w:hyperlink r:id="rId53">
+        <w:r>
+          <w:rPr>
+            <w:lang w:val="zh_TW" w:bidi="zh_TW"/>
+          </w:rPr>
+          <w:rPr>
+            <w:color w:val="0000EE"/>
+            <w:u w:val="single"/>
+          </w:rPr>
+          <w:t>徒1:19</w:t>
+        </w:r>
+      </w:hyperlink>
+      <w:r>
+        <w:rPr>
+          <w:lang w:val="zh_TW" w:bidi="zh_TW"/>
+        </w:rPr>
+        <w:t>）。後來馬提亞取代了加略人猶大的位置，成為十二門徒之一（見</w:t>
+      </w:r>
+      <w:hyperlink r:id="rId54">
+        <w:r>
+          <w:rPr>
+            <w:lang w:val="zh_TW" w:bidi="zh_TW"/>
+          </w:rPr>
+          <w:rPr>
+            <w:color w:val="0000EE"/>
+            <w:u w:val="single"/>
+          </w:rPr>
+          <w:t>26</w:t>
+        </w:r>
+      </w:hyperlink>
+      <w:r>
+        <w:rPr>
+          <w:lang w:val="zh_TW" w:bidi="zh_TW"/>
+        </w:rPr>
+        <w:t>節）。</w:t>
+      </w:r>
+    </w:p>
+    <w:p>
+      <w:pPr>
+        <w:pStyle w:val="ListNumber"/>
+        <w:spacing w:line="240" w:lineRule="auto"/>
+        <w:ind w:left="720"/>
+      </w:pPr>
+      <w:r>
+        <w:rPr>
+          <w:lang w:val="zh_TW" w:bidi="zh_TW"/>
+        </w:rPr>
+      </w:r>
+      <w:r>
+        <w:rPr>
+          <w:lang w:val="zh_TW" w:bidi="zh_TW"/>
+        </w:rPr>
+        <w:t>約瑟和馬利亞的兒子，耶穌的兄弟雅各、約瑟和西門的兄弟（</w:t>
+      </w:r>
+      <w:hyperlink r:id="rId55">
+        <w:r>
+          <w:rPr>
+            <w:lang w:val="zh_TW" w:bidi="zh_TW"/>
+          </w:rPr>
+          <w:rPr>
+            <w:color w:val="0000EE"/>
+            <w:u w:val="single"/>
+          </w:rPr>
+          <w:t>太13:55</w:t>
+        </w:r>
+      </w:hyperlink>
+      <w:r>
+        <w:rPr>
+          <w:lang w:val="zh_TW" w:bidi="zh_TW"/>
+        </w:rPr>
+        <w:t>；</w:t>
+      </w:r>
+      <w:hyperlink r:id="rId56">
+        <w:r>
+          <w:rPr>
+            <w:lang w:val="zh_TW" w:bidi="zh_TW"/>
+          </w:rPr>
+          <w:rPr>
+            <w:color w:val="0000EE"/>
+            <w:u w:val="single"/>
+          </w:rPr>
+          <w:t>可6:3</w:t>
+        </w:r>
+      </w:hyperlink>
+      <w:r>
+        <w:rPr>
+          <w:lang w:val="zh_TW" w:bidi="zh_TW"/>
+        </w:rPr>
+        <w:t>）。顯然，猶大和他的兄弟們起初並不相信接受耶穌是彌賽亞（</w:t>
+      </w:r>
+      <w:hyperlink r:id="rId57">
+        <w:r>
+          <w:rPr>
+            <w:lang w:val="zh_TW" w:bidi="zh_TW"/>
+          </w:rPr>
+          <w:rPr>
+            <w:color w:val="0000EE"/>
+            <w:u w:val="single"/>
+          </w:rPr>
+          <w:t>約7:5</w:t>
+        </w:r>
+      </w:hyperlink>
+      <w:r>
+        <w:rPr>
+          <w:lang w:val="zh_TW" w:bidi="zh_TW"/>
+        </w:rPr>
+        <w:t>），直到耶穌復活之後才改變（</w:t>
+      </w:r>
+      <w:hyperlink r:id="rId58">
+        <w:r>
+          <w:rPr>
+            <w:lang w:val="zh_TW" w:bidi="zh_TW"/>
+          </w:rPr>
+          <w:rPr>
+            <w:color w:val="0000EE"/>
+            <w:u w:val="single"/>
+          </w:rPr>
+          <w:t>徒1:14</w:t>
+        </w:r>
+      </w:hyperlink>
+      <w:r>
+        <w:rPr>
+          <w:lang w:val="zh_TW" w:bidi="zh_TW"/>
+        </w:rPr>
+        <w:t>）。後來，據說猶大（英文Jude）是猶大書的作者。</w:t>
+      </w:r>
+    </w:p>
+    <w:p>
+      <w:pPr>
+        <w:pStyle w:val="ListNumber"/>
+        <w:spacing w:line="240" w:lineRule="auto"/>
+        <w:ind w:left="720"/>
+      </w:pPr>
+      <w:r>
+        <w:rPr>
+          <w:lang w:val="zh_TW" w:bidi="zh_TW"/>
+        </w:rPr>
+      </w:r>
+      <w:r>
+        <w:rPr>
+          <w:lang w:val="zh_TW" w:bidi="zh_TW"/>
+        </w:rPr>
+        <w:t>雅各的兒子，十二門徒之一（</w:t>
+      </w:r>
+      <w:hyperlink r:id="rId44">
+        <w:r>
+          <w:rPr>
+            <w:lang w:val="zh_TW" w:bidi="zh_TW"/>
+          </w:rPr>
+          <w:rPr>
+            <w:color w:val="0000EE"/>
+            <w:u w:val="single"/>
+          </w:rPr>
+          <w:t>路6:16</w:t>
+        </w:r>
+      </w:hyperlink>
+      <w:r>
+        <w:rPr>
+          <w:lang w:val="zh_TW" w:bidi="zh_TW"/>
+        </w:rPr>
+        <w:t>；</w:t>
+      </w:r>
+      <w:hyperlink r:id="rId59">
+        <w:r>
+          <w:rPr>
+            <w:lang w:val="zh_TW" w:bidi="zh_TW"/>
+          </w:rPr>
+          <w:rPr>
+            <w:color w:val="0000EE"/>
+            <w:u w:val="single"/>
+          </w:rPr>
+          <w:t>約14:22</w:t>
+        </w:r>
+      </w:hyperlink>
+      <w:r>
+        <w:rPr>
+          <w:lang w:val="zh_TW" w:bidi="zh_TW"/>
+        </w:rPr>
+        <w:t>；</w:t>
+      </w:r>
+      <w:hyperlink r:id="rId60">
+        <w:r>
+          <w:rPr>
+            <w:lang w:val="zh_TW" w:bidi="zh_TW"/>
+          </w:rPr>
+          <w:rPr>
+            <w:color w:val="0000EE"/>
+            <w:u w:val="single"/>
+          </w:rPr>
+          <w:t>徒1:13</w:t>
+        </w:r>
+      </w:hyperlink>
+      <w:r>
+        <w:rPr>
+          <w:lang w:val="zh_TW" w:bidi="zh_TW"/>
+        </w:rPr>
+        <w:t>）。他與</w:t>
+      </w:r>
+      <w:hyperlink r:id="rId61">
+        <w:r>
+          <w:rPr>
+            <w:lang w:val="zh_TW" w:bidi="zh_TW"/>
+          </w:rPr>
+          <w:rPr>
+            <w:color w:val="0000EE"/>
+            <w:u w:val="single"/>
+          </w:rPr>
+          <w:t>馬太福音十章3節</w:t>
+        </w:r>
+      </w:hyperlink>
+      <w:r>
+        <w:rPr>
+          <w:lang w:val="zh_TW" w:bidi="zh_TW"/>
+        </w:rPr>
+        <w:t>和</w:t>
+      </w:r>
+      <w:hyperlink r:id="rId62">
+        <w:r>
+          <w:rPr>
+            <w:lang w:val="zh_TW" w:bidi="zh_TW"/>
+          </w:rPr>
+          <w:rPr>
+            <w:color w:val="0000EE"/>
+            <w:u w:val="single"/>
+          </w:rPr>
+          <w:t>馬可福音三章18節</w:t>
+        </w:r>
+      </w:hyperlink>
+      <w:r>
+        <w:rPr>
+          <w:lang w:val="zh_TW" w:bidi="zh_TW"/>
+        </w:rPr>
+        <w:t>中的達太是同一人。</w:t>
+      </w:r>
+      <w:r>
+        <w:rPr>
+          <w:i/>
+          <w:lang w:val="zh_TW" w:bidi="zh_TW"/>
+        </w:rPr>
+        <w:t>見</w:t>
+      </w:r>
+      <w:r>
+        <w:rPr>
+          <w:lang w:val="zh_TW" w:bidi="zh_TW"/>
+        </w:rPr>
+        <w:t xml:space="preserve"> </w:t>
+      </w:r>
+      <w:r>
+        <w:rPr>
+          <w:lang w:val="zh_TW" w:bidi="zh_TW"/>
+        </w:rPr>
+        <w:t>使徒達太</w:t>
+      </w:r>
+      <w:r>
+        <w:rPr>
+          <w:lang w:val="zh_TW" w:bidi="zh_TW"/>
+        </w:rPr>
+        <w:t>。</w:t>
+      </w:r>
+    </w:p>
+    <w:p>
+      <w:pPr>
+        <w:pStyle w:val="ListNumber"/>
+        <w:spacing w:line="240" w:lineRule="auto"/>
+        <w:ind w:left="720"/>
+      </w:pPr>
+      <w:r>
+        <w:rPr>
+          <w:lang w:val="zh_TW" w:bidi="zh_TW"/>
+        </w:rPr>
+      </w:r>
+      <w:r>
+        <w:rPr>
+          <w:lang w:val="zh_TW" w:bidi="zh_TW"/>
+        </w:rPr>
+        <w:t>一位加利利人，他因為居里扭在公元6年進行的戶口普查而發動了一場針對羅馬人的猶太人起義。在</w:t>
+      </w:r>
+      <w:hyperlink r:id="rId63">
+        <w:r>
+          <w:rPr>
+            <w:lang w:val="zh_TW" w:bidi="zh_TW"/>
+          </w:rPr>
+          <w:rPr>
+            <w:color w:val="0000EE"/>
+            <w:u w:val="single"/>
+          </w:rPr>
+          <w:t>使徒行傳五章37節</w:t>
+        </w:r>
+      </w:hyperlink>
+      <w:r>
+        <w:rPr>
+          <w:lang w:val="zh_TW" w:bidi="zh_TW"/>
+        </w:rPr>
+        <w:t>中，法利賽人迦瑪列提到猶大，作為一個未能成功獲得猶太人支持的例子。約瑟夫（Josephus）認為他是猶太奮銳黨的創始人：奮銳黨是一個極端的革命運動，試圖推翻羅馬統治，重新建立猶太自治（</w:t>
+      </w:r>
+      <w:r>
+        <w:rPr>
+          <w:i/>
+          <w:lang w:val="zh_TW" w:bidi="zh_TW"/>
+        </w:rPr>
+        <w:t>猶大戰史</w:t>
+      </w:r>
+      <w:r>
+        <w:rPr>
+          <w:lang w:val="zh_TW" w:bidi="zh_TW"/>
+        </w:rPr>
+        <w:t xml:space="preserve"> 2.8.1）。</w:t>
+      </w:r>
+    </w:p>
+    <w:p>
+      <w:pPr>
+        <w:pStyle w:val="ListNumber"/>
+        <w:spacing w:line="240" w:lineRule="auto"/>
+        <w:ind w:left="720"/>
+      </w:pPr>
+      <w:r>
+        <w:rPr>
+          <w:lang w:val="zh_TW" w:bidi="zh_TW"/>
+        </w:rPr>
+      </w:r>
+      <w:r>
+        <w:rPr>
+          <w:lang w:val="zh_TW" w:bidi="zh_TW"/>
+        </w:rPr>
+        <w:t>大馬士革「直街」上一間房子的主人。掃羅（保羅）歸信後，住在這裡，並在這裡接受亞拿尼亞的醫治，使他的視力恢復（</w:t>
+      </w:r>
+      <w:hyperlink r:id="rId64">
+        <w:r>
+          <w:rPr>
+            <w:lang w:val="zh_TW" w:bidi="zh_TW"/>
+          </w:rPr>
+          <w:rPr>
+            <w:color w:val="0000EE"/>
+            <w:u w:val="single"/>
+          </w:rPr>
+          <w:t>徒9:11</w:t>
+        </w:r>
+      </w:hyperlink>
+      <w:r>
+        <w:rPr>
+          <w:lang w:val="zh_TW" w:bidi="zh_TW"/>
+        </w:rPr>
+        <w:t>）。</w:t>
+      </w:r>
+    </w:p>
+    <w:p>
+      <w:pPr>
+        <w:pStyle w:val="ListNumber"/>
+        <w:spacing w:line="240" w:lineRule="auto"/>
+        <w:ind w:left="720"/>
+      </w:pPr>
+      <w:r>
+        <w:rPr>
+          <w:lang w:val="zh_TW" w:bidi="zh_TW"/>
+        </w:rPr>
+      </w:r>
+      <w:r>
+        <w:rPr>
+          <w:lang w:val="zh_TW" w:bidi="zh_TW"/>
+        </w:rPr>
+        <w:t>早期耶路撒冷教會的先知和領袖。這位猶大又稱為巴撒巴，被選為與西拉一起陪同保羅和巴拿巴前往安提阿，向那裡的信徒確認耶路撒冷會議關於外邦教會的決定，並鼓勵他們（</w:t>
+      </w:r>
+      <w:hyperlink r:id="rId65">
+        <w:r>
+          <w:rPr>
+            <w:lang w:val="zh_TW" w:bidi="zh_TW"/>
+          </w:rPr>
+          <w:rPr>
+            <w:color w:val="0000EE"/>
+            <w:u w:val="single"/>
+          </w:rPr>
+          <w:t>徒15:22–32</w:t>
+        </w:r>
+      </w:hyperlink>
+      <w:r>
+        <w:rPr>
+          <w:lang w:val="zh_TW" w:bidi="zh_TW"/>
+        </w:rPr>
+        <w:t>）。</w:t>
+      </w:r>
+      <w:r>
+        <w:rPr>
+          <w:i/>
+          <w:lang w:val="zh_TW" w:bidi="zh_TW"/>
+        </w:rPr>
+        <w:t>見</w:t>
+      </w:r>
+      <w:r>
+        <w:rPr>
+          <w:lang w:val="zh_TW" w:bidi="zh_TW"/>
+        </w:rPr>
+        <w:t>約瑟#12</w:t>
+      </w:r>
+      <w:r>
+        <w:rPr>
+          <w:lang w:val="zh_TW" w:bidi="zh_TW"/>
+        </w:rPr>
+        <w:t>。</w:t>
+      </w:r>
+    </w:p>
+    <w:p>
+      <w:pPr>
+        <w:pStyle w:val="ListNumber"/>
+        <w:spacing w:line="240" w:lineRule="auto"/>
+        <w:ind w:left="720"/>
+      </w:pPr>
+      <w:r>
+        <w:rPr>
+          <w:lang w:val="zh_TW" w:bidi="zh_TW"/>
+        </w:rPr>
+      </w:r>
+      <w:r>
+        <w:rPr>
+          <w:lang w:val="zh_TW" w:bidi="zh_TW"/>
+        </w:rPr>
+        <w:t>有英文譯本拼寫為Judah，是雅各的兒子（</w:t>
+      </w:r>
+      <w:hyperlink r:id="rId66">
+        <w:r>
+          <w:rPr>
+            <w:lang w:val="zh_TW" w:bidi="zh_TW"/>
+          </w:rPr>
+          <w:rPr>
+            <w:color w:val="0000EE"/>
+            <w:u w:val="single"/>
+          </w:rPr>
+          <w:t>太1:2–3</w:t>
+        </w:r>
+      </w:hyperlink>
+      <w:r>
+        <w:rPr>
+          <w:lang w:val="zh_TW" w:bidi="zh_TW"/>
+        </w:rPr>
+        <w:t>）。</w:t>
+      </w:r>
+      <w:r>
+        <w:rPr>
+          <w:i/>
+          <w:lang w:val="zh_TW" w:bidi="zh_TW"/>
+        </w:rPr>
+        <w:t>見</w:t>
+      </w:r>
+      <w:r>
+        <w:rPr>
+          <w:lang w:val="zh_TW" w:bidi="zh_TW"/>
+        </w:rPr>
+        <w:t xml:space="preserve"> </w:t>
+      </w:r>
+      <w:r>
+        <w:rPr>
+          <w:lang w:val="zh_TW" w:bidi="zh_TW"/>
+        </w:rPr>
+        <w:t>猶大（人物）#1</w:t>
+      </w:r>
+      <w:r>
+        <w:rPr>
+          <w:lang w:val="zh_TW" w:bidi="zh_TW"/>
+        </w:rPr>
+        <w:t>。</w:t>
+      </w:r>
+      <w:r>
+        <w:rPr>
+          <w:lang w:val="zh_TW" w:bidi="zh_TW"/>
+        </w:rPr>
+      </w:r>
+      <w:r>
+        <w:rPr>
+          <w:lang w:val="zh_TW" w:bidi="zh_TW"/>
+        </w:rPr>
+      </w:r>
+    </w:p>
+    <w:p>
+      <w:pPr/>
+      <w:r>
+        <w:rPr>
+          <w:lang w:val="zh_TW" w:bidi="zh_TW"/>
+        </w:rPr>
+      </w:r>
+    </w:p>
+    <w:p>
+      <w:pPr>
+        <w:pStyle w:val="Heading2"/>
+      </w:pPr>
+      <w:r>
+        <w:rPr>
+          <w:lang w:val="zh_TW" w:bidi="zh_TW"/>
+        </w:rPr>
+        <w:t>猶大（人物）</w:t>
+      </w:r>
+      <w:r>
+        <w:rPr>
+          <w:lang w:val="zh_TW" w:bidi="zh_TW"/>
+        </w:rPr>
+      </w:r>
+    </w:p>
+    <w:p>
+      <w:pPr>
+        <w:pStyle w:val="ListNumber"/>
+        <w:numPr>
+          <w:ilvl w:val="0"/>
+          <w:numId w:val="15"/>
+        </w:numPr>
+        <w:spacing w:line="240" w:lineRule="auto"/>
+        <w:ind w:left="720"/>
+      </w:pPr>
+      <w:r>
+        <w:rPr>
+          <w:lang w:val="zh_TW" w:bidi="zh_TW"/>
+        </w:rPr>
+      </w:r>
+      <w:r>
+        <w:rPr>
+          <w:lang w:val="zh_TW" w:bidi="zh_TW"/>
+        </w:rPr>
+        <w:t>譯註：和合本將所有原文和英文版本有關Juda、Jude、Judas、Joda和Judah均音譯為猶大。</w:t>
+      </w:r>
+    </w:p>
+    <w:p>
+      <w:pPr>
+        <w:pStyle w:val="ListNumber"/>
+        <w:spacing w:line="240" w:lineRule="auto"/>
+        <w:ind w:left="720"/>
+      </w:pPr>
+      <w:r>
+        <w:rPr>
+          <w:lang w:val="zh_TW" w:bidi="zh_TW"/>
+        </w:rPr>
+      </w:r>
+      <w:r>
+        <w:rPr>
+          <w:lang w:val="zh_TW" w:bidi="zh_TW"/>
+        </w:rPr>
+        <w:t>猶大是耶穌的兄弟在</w:t>
+      </w:r>
+      <w:hyperlink r:id="rId56">
+        <w:r>
+          <w:rPr>
+            <w:lang w:val="zh_TW" w:bidi="zh_TW"/>
+          </w:rPr>
+          <w:rPr>
+            <w:color w:val="0000EE"/>
+            <w:u w:val="single"/>
+          </w:rPr>
+          <w:t>馬可福音六章3節</w:t>
+        </w:r>
+      </w:hyperlink>
+      <w:r>
+        <w:rPr>
+          <w:lang w:val="zh_TW" w:bidi="zh_TW"/>
+        </w:rPr>
+        <w:t>。猶大（Judas）在</w:t>
+      </w:r>
+      <w:hyperlink r:id="rId67">
+        <w:r>
+          <w:rPr>
+            <w:lang w:val="zh_TW" w:bidi="zh_TW"/>
+          </w:rPr>
+          <w:rPr>
+            <w:color w:val="0000EE"/>
+            <w:u w:val="single"/>
+          </w:rPr>
+          <w:t>猶大書第1章</w:t>
+        </w:r>
+      </w:hyperlink>
+      <w:r>
+        <w:rPr>
+          <w:lang w:val="zh_TW" w:bidi="zh_TW"/>
+        </w:rPr>
+        <w:t>中也被稱為猶大（Jude）。</w:t>
+      </w:r>
+      <w:r>
+        <w:rPr>
+          <w:i/>
+          <w:lang w:val="zh_TW" w:bidi="zh_TW"/>
+        </w:rPr>
+        <w:t>見</w:t>
+      </w:r>
+      <w:r>
+        <w:rPr>
+          <w:lang w:val="zh_TW" w:bidi="zh_TW"/>
+        </w:rPr>
+        <w:t>猶大（人）</w:t>
+      </w:r>
+      <w:r>
+        <w:rPr>
+          <w:lang w:val="zh_TW" w:bidi="zh_TW"/>
+        </w:rPr>
+        <w:t>。</w:t>
+      </w:r>
+    </w:p>
+    <w:p>
+      <w:pPr>
+        <w:pStyle w:val="ListNumber"/>
+        <w:spacing w:line="240" w:lineRule="auto"/>
+        <w:ind w:left="720"/>
+      </w:pPr>
+      <w:r>
+        <w:rPr>
+          <w:lang w:val="zh_TW" w:bidi="zh_TW"/>
+        </w:rPr>
+      </w:r>
+      <w:r>
+        <w:rPr>
+          <w:lang w:val="zh_TW" w:bidi="zh_TW"/>
+        </w:rPr>
+        <w:t>在</w:t>
+      </w:r>
+      <w:hyperlink r:id="rId68">
+        <w:r>
+          <w:rPr>
+            <w:lang w:val="zh_TW" w:bidi="zh_TW"/>
+          </w:rPr>
+          <w:rPr>
+            <w:color w:val="0000EE"/>
+            <w:u w:val="single"/>
+          </w:rPr>
+          <w:t>路加福音三章26節，</w:t>
+        </w:r>
+      </w:hyperlink>
+      <w:r>
+        <w:rPr>
+          <w:lang w:val="zh_TW" w:bidi="zh_TW"/>
+        </w:rPr>
+        <w:t>約亞拿的兒子稱為猶大（Joda）。</w:t>
+      </w:r>
+      <w:r>
+        <w:rPr>
+          <w:i/>
+          <w:lang w:val="zh_TW" w:bidi="zh_TW"/>
+        </w:rPr>
+        <w:t>見</w:t>
+      </w:r>
+      <w:r>
+        <w:rPr>
+          <w:lang w:val="zh_TW" w:bidi="zh_TW"/>
+        </w:rPr>
+        <w:t xml:space="preserve">猶大（Joda） </w:t>
+      </w:r>
+      <w:r>
+        <w:rPr>
+          <w:lang w:val="zh_TW" w:bidi="zh_TW"/>
+        </w:rPr>
+        <w:t>。</w:t>
+      </w:r>
+    </w:p>
+    <w:p>
+      <w:pPr>
+        <w:pStyle w:val="ListNumber"/>
+        <w:spacing w:line="240" w:lineRule="auto"/>
+        <w:ind w:left="720"/>
+      </w:pPr>
+      <w:r>
+        <w:rPr>
+          <w:lang w:val="zh_TW" w:bidi="zh_TW"/>
+        </w:rPr>
+      </w:r>
+      <w:r>
+        <w:rPr>
+          <w:lang w:val="zh_TW" w:bidi="zh_TW"/>
+        </w:rPr>
+        <w:t>在</w:t>
+      </w:r>
+      <w:hyperlink r:id="rId69">
+        <w:r>
+          <w:rPr>
+            <w:lang w:val="zh_TW" w:bidi="zh_TW"/>
+          </w:rPr>
+          <w:rPr>
+            <w:color w:val="0000EE"/>
+            <w:u w:val="single"/>
+          </w:rPr>
+          <w:t>路加福音三章30節，</w:t>
+        </w:r>
+      </w:hyperlink>
+      <w:r>
+        <w:rPr>
+          <w:lang w:val="zh_TW" w:bidi="zh_TW"/>
+        </w:rPr>
+        <w:t>約瑟的兒子稱為猶大（Judah）。</w:t>
+      </w:r>
+      <w:r>
+        <w:rPr>
+          <w:i/>
+          <w:lang w:val="zh_TW" w:bidi="zh_TW"/>
+        </w:rPr>
+        <w:t>見</w:t>
+      </w:r>
+      <w:r>
+        <w:rPr>
+          <w:lang w:val="zh_TW" w:bidi="zh_TW"/>
+        </w:rPr>
+        <w:t>猶大（Judah）#8</w:t>
+      </w:r>
+      <w:r>
+        <w:rPr>
+          <w:lang w:val="zh_TW" w:bidi="zh_TW"/>
+        </w:rPr>
+        <w:t>。</w:t>
+      </w:r>
+    </w:p>
+    <w:p>
+      <w:pPr>
+        <w:pStyle w:val="ListNumber"/>
+        <w:spacing w:line="240" w:lineRule="auto"/>
+        <w:ind w:left="720"/>
+      </w:pPr>
+      <w:r>
+        <w:rPr>
+          <w:lang w:val="zh_TW" w:bidi="zh_TW"/>
+        </w:rPr>
+      </w:r>
+      <w:r>
+        <w:rPr>
+          <w:lang w:val="zh_TW" w:bidi="zh_TW"/>
+        </w:rPr>
+        <w:t>在</w:t>
+      </w:r>
+      <w:hyperlink r:id="rId70">
+        <w:r>
+          <w:rPr>
+            <w:lang w:val="zh_TW" w:bidi="zh_TW"/>
+          </w:rPr>
+          <w:rPr>
+            <w:color w:val="0000EE"/>
+            <w:u w:val="single"/>
+          </w:rPr>
+          <w:t>路加福音三章33節，</w:t>
+        </w:r>
+      </w:hyperlink>
+      <w:r>
+        <w:rPr>
+          <w:lang w:val="zh_TW" w:bidi="zh_TW"/>
+        </w:rPr>
+        <w:t>雅各的兒子也稱為猶大（Judah）。</w:t>
+      </w:r>
+      <w:r>
+        <w:rPr>
+          <w:i/>
+          <w:lang w:val="zh_TW" w:bidi="zh_TW"/>
+        </w:rPr>
+        <w:t>見</w:t>
+      </w:r>
+      <w:r>
+        <w:rPr>
+          <w:lang w:val="zh_TW" w:bidi="zh_TW"/>
+        </w:rPr>
+        <w:t>猶大（Judah）#1</w:t>
+      </w:r>
+      <w:r>
+        <w:rPr>
+          <w:lang w:val="zh_TW" w:bidi="zh_TW"/>
+        </w:rPr>
+        <w:t>。</w:t>
+      </w:r>
+    </w:p>
+    <w:p>
+      <w:pPr>
+        <w:pStyle w:val="ListNumber"/>
+        <w:spacing w:line="240" w:lineRule="auto"/>
+        <w:ind w:left="720"/>
+      </w:pPr>
+      <w:r>
+        <w:rPr>
+          <w:lang w:val="zh_TW" w:bidi="zh_TW"/>
+        </w:rPr>
+      </w:r>
+      <w:r>
+        <w:rPr>
+          <w:lang w:val="zh_TW" w:bidi="zh_TW"/>
+        </w:rPr>
+        <w:t>猶大支派（</w:t>
+      </w:r>
+      <w:hyperlink r:id="rId71">
+        <w:r>
+          <w:rPr>
+            <w:lang w:val="zh_TW" w:bidi="zh_TW"/>
+          </w:rPr>
+          <w:rPr>
+            <w:color w:val="0000EE"/>
+            <w:u w:val="single"/>
+          </w:rPr>
+          <w:t>來7:14</w:t>
+        </w:r>
+      </w:hyperlink>
+      <w:r>
+        <w:rPr>
+          <w:lang w:val="zh_TW" w:bidi="zh_TW"/>
+        </w:rPr>
+        <w:t>；</w:t>
+      </w:r>
+      <w:hyperlink r:id="rId72">
+        <w:r>
+          <w:rPr>
+            <w:lang w:val="zh_TW" w:bidi="zh_TW"/>
+          </w:rPr>
+          <w:rPr>
+            <w:color w:val="0000EE"/>
+            <w:u w:val="single"/>
+          </w:rPr>
+          <w:t>啟5:5</w:t>
         </w:r>
       </w:hyperlink>
       <w:r>
@@ -351,16 +2266,254 @@
         </w:rPr>
         <w:t>，</w:t>
       </w:r>
-      <w:hyperlink r:id="rId18">
-        <w:r>
-          <w:rPr>
-            <w:lang w:val="zh_TW" w:bidi="zh_TW"/>
-          </w:rPr>
-          <w:rPr>
-            <w:color w:val="0000EE"/>
-            <w:u w:val="single"/>
-          </w:rPr>
-          <w:t>66:22</w:t>
+      <w:hyperlink r:id="rId73">
+        <w:r>
+          <w:rPr>
+            <w:lang w:val="zh_TW" w:bidi="zh_TW"/>
+          </w:rPr>
+          <w:rPr>
+            <w:color w:val="0000EE"/>
+            <w:u w:val="single"/>
+          </w:rPr>
+          <w:t>7:5</w:t>
+        </w:r>
+      </w:hyperlink>
+      <w:r>
+        <w:rPr>
+          <w:lang w:val="zh_TW" w:bidi="zh_TW"/>
+        </w:rPr>
+        <w:t>）。</w:t>
+      </w:r>
+      <w:r>
+        <w:rPr>
+          <w:i/>
+          <w:lang w:val="zh_TW" w:bidi="zh_TW"/>
+        </w:rPr>
+        <w:t>見</w:t>
+      </w:r>
+      <w:r>
+        <w:rPr>
+          <w:lang w:val="zh_TW" w:bidi="zh_TW"/>
+        </w:rPr>
+        <w:t xml:space="preserve"> </w:t>
+      </w:r>
+      <w:r>
+        <w:rPr>
+          <w:lang w:val="zh_TW" w:bidi="zh_TW"/>
+        </w:rPr>
+        <w:t>猶大支派</w:t>
+      </w:r>
+      <w:r>
+        <w:rPr>
+          <w:lang w:val="zh_TW" w:bidi="zh_TW"/>
+        </w:rPr>
+        <w:t>。</w:t>
+      </w:r>
+      <w:r>
+        <w:rPr>
+          <w:lang w:val="zh_TW" w:bidi="zh_TW"/>
+        </w:rPr>
+      </w:r>
+      <w:r>
+        <w:rPr>
+          <w:lang w:val="zh_TW" w:bidi="zh_TW"/>
+        </w:rPr>
+      </w:r>
+    </w:p>
+    <w:p>
+      <w:pPr/>
+      <w:r>
+        <w:rPr>
+          <w:lang w:val="zh_TW" w:bidi="zh_TW"/>
+        </w:rPr>
+      </w:r>
+    </w:p>
+    <w:p>
+      <w:pPr>
+        <w:pStyle w:val="Heading2"/>
+      </w:pPr>
+      <w:r>
+        <w:rPr>
+          <w:lang w:val="zh_TW" w:bidi="zh_TW"/>
+        </w:rPr>
+        <w:t>猶大書</w:t>
+      </w:r>
+      <w:r>
+        <w:rPr>
+          <w:lang w:val="zh_TW" w:bidi="zh_TW"/>
+        </w:rPr>
+      </w:r>
+    </w:p>
+    <w:p>
+      <w:pPr/>
+      <w:r>
+        <w:rPr>
+          <w:lang w:val="zh_TW" w:bidi="zh_TW"/>
+        </w:rPr>
+      </w:r>
+      <w:r>
+        <w:rPr>
+          <w:lang w:val="zh_TW" w:bidi="zh_TW"/>
+        </w:rPr>
+        <w:t>這是一封簡短而言辭激烈的信，寫給一個被各種道德邪惡的教師滲透的教會。猶大書揭示了猶太基督徒社群的內部情況，並且為基督教解經者帶來了一些重要的挑戰。</w:t>
+      </w:r>
+    </w:p>
+    <w:p>
+      <w:pPr/>
+      <w:r>
+        <w:rPr>
+          <w:lang w:val="zh_TW" w:bidi="zh_TW"/>
+        </w:rPr>
+      </w:r>
+      <w:r>
+        <w:rPr>
+          <w:lang w:val="zh_TW" w:bidi="zh_TW"/>
+        </w:rPr>
+        <w:t>概述</w:t>
+      </w:r>
+    </w:p>
+    <w:p>
+      <w:pPr>
+        <w:pStyle w:val="ListBullet"/>
+        <w:spacing w:line="240" w:lineRule="auto"/>
+        <w:ind w:left="720"/>
+      </w:pPr>
+      <w:r>
+        <w:rPr>
+          <w:lang w:val="zh_TW" w:bidi="zh_TW"/>
+        </w:rPr>
+      </w:r>
+      <w:r>
+        <w:rPr>
+          <w:lang w:val="zh_TW" w:bidi="zh_TW"/>
+        </w:rPr>
+        <w:t>作者</w:t>
+      </w:r>
+    </w:p>
+    <w:p>
+      <w:pPr>
+        <w:pStyle w:val="ListBullet"/>
+        <w:spacing w:line="240" w:lineRule="auto"/>
+        <w:ind w:left="720"/>
+      </w:pPr>
+      <w:r>
+        <w:rPr>
+          <w:lang w:val="zh_TW" w:bidi="zh_TW"/>
+        </w:rPr>
+      </w:r>
+      <w:r>
+        <w:rPr>
+          <w:lang w:val="zh_TW" w:bidi="zh_TW"/>
+        </w:rPr>
+        <w:t>日期、來源和收信人</w:t>
+      </w:r>
+    </w:p>
+    <w:p>
+      <w:pPr>
+        <w:pStyle w:val="ListBullet"/>
+        <w:spacing w:line="240" w:lineRule="auto"/>
+        <w:ind w:left="720"/>
+      </w:pPr>
+      <w:r>
+        <w:rPr>
+          <w:lang w:val="zh_TW" w:bidi="zh_TW"/>
+        </w:rPr>
+      </w:r>
+      <w:r>
+        <w:rPr>
+          <w:lang w:val="zh_TW" w:bidi="zh_TW"/>
+        </w:rPr>
+        <w:t>背景</w:t>
+      </w:r>
+    </w:p>
+    <w:p>
+      <w:pPr>
+        <w:pStyle w:val="ListBullet"/>
+        <w:spacing w:line="240" w:lineRule="auto"/>
+        <w:ind w:left="720"/>
+      </w:pPr>
+      <w:r>
+        <w:rPr>
+          <w:lang w:val="zh_TW" w:bidi="zh_TW"/>
+        </w:rPr>
+      </w:r>
+      <w:r>
+        <w:rPr>
+          <w:lang w:val="zh_TW" w:bidi="zh_TW"/>
+        </w:rPr>
+        <w:t>目的和神學教導</w:t>
+      </w:r>
+    </w:p>
+    <w:p>
+      <w:pPr>
+        <w:pStyle w:val="ListBullet"/>
+        <w:spacing w:line="240" w:lineRule="auto"/>
+        <w:ind w:left="720"/>
+      </w:pPr>
+      <w:r>
+        <w:rPr>
+          <w:lang w:val="zh_TW" w:bidi="zh_TW"/>
+        </w:rPr>
+      </w:r>
+      <w:r>
+        <w:rPr>
+          <w:lang w:val="zh_TW" w:bidi="zh_TW"/>
+        </w:rPr>
+        <w:t>內容</w:t>
+      </w:r>
+    </w:p>
+    <w:p>
+      <w:pPr>
+        <w:pStyle w:val="Heading3"/>
+      </w:pPr>
+      <w:r>
+        <w:rPr>
+          <w:lang w:val="zh_TW" w:bidi="zh_TW"/>
+        </w:rPr>
+        <w:t>作者</w:t>
+      </w:r>
+    </w:p>
+    <w:p>
+      <w:pPr/>
+      <w:r>
+        <w:rPr>
+          <w:lang w:val="zh_TW" w:bidi="zh_TW"/>
+        </w:rPr>
+      </w:r>
+      <w:r>
+        <w:rPr>
+          <w:lang w:val="zh_TW" w:bidi="zh_TW"/>
+        </w:rPr>
+        <w:t>猶大書聲明它是由「雅各的弟兄猶大」（</w:t>
+      </w:r>
+      <w:hyperlink r:id="rId74">
+        <w:r>
+          <w:rPr>
+            <w:lang w:val="zh_TW" w:bidi="zh_TW"/>
+          </w:rPr>
+          <w:rPr>
+            <w:color w:val="0000EE"/>
+            <w:u w:val="single"/>
+          </w:rPr>
+          <w:t>1:1</w:t>
+        </w:r>
+      </w:hyperlink>
+      <w:r>
+        <w:rPr>
+          <w:lang w:val="zh_TW" w:bidi="zh_TW"/>
+        </w:rPr>
+        <w:t>）所寫。許多學者認為這個稱呼指的是猶大（希臘文「猶大」），即耶穌的兄弟，他的兄弟雅各成為耶路撒冷教會的領袖。但其他學者認為，也許是另一位猶大寫的，或者是某位後來的作者以他所崇敬的領袖的精神所寫的。另一個猶大寫這封信的假設似乎不太可能，因為使徒猶大（</w:t>
+      </w:r>
+      <w:hyperlink r:id="rId44">
+        <w:r>
+          <w:rPr>
+            <w:lang w:val="zh_TW" w:bidi="zh_TW"/>
+          </w:rPr>
+          <w:rPr>
+            <w:color w:val="0000EE"/>
+            <w:u w:val="single"/>
+          </w:rPr>
+          <w:t>路6:16</w:t>
         </w:r>
       </w:hyperlink>
       <w:r>
@@ -369,16 +2522,252 @@
         </w:rPr>
         <w:t>；</w:t>
       </w:r>
-      <w:hyperlink r:id="rId15">
-        <w:r>
-          <w:rPr>
-            <w:lang w:val="zh_TW" w:bidi="zh_TW"/>
-          </w:rPr>
-          <w:rPr>
-            <w:color w:val="0000EE"/>
-            <w:u w:val="single"/>
-          </w:rPr>
-          <w:t>彼後3:13</w:t>
+      <w:hyperlink r:id="rId60">
+        <w:r>
+          <w:rPr>
+            <w:lang w:val="zh_TW" w:bidi="zh_TW"/>
+          </w:rPr>
+          <w:rPr>
+            <w:color w:val="0000EE"/>
+            <w:u w:val="single"/>
+          </w:rPr>
+          <w:t>徒1:13</w:t>
+        </w:r>
+      </w:hyperlink>
+      <w:r>
+        <w:rPr>
+          <w:lang w:val="zh_TW" w:bidi="zh_TW"/>
+        </w:rPr>
+        <w:t>）是某個雅各的兒子，而不是雅各的兄弟；此外，</w:t>
+      </w:r>
+      <w:hyperlink r:id="rId75">
+        <w:r>
+          <w:rPr>
+            <w:lang w:val="zh_TW" w:bidi="zh_TW"/>
+          </w:rPr>
+          <w:rPr>
+            <w:color w:val="0000EE"/>
+            <w:u w:val="single"/>
+          </w:rPr>
+          <w:t>猶大書一章17節</w:t>
+        </w:r>
+      </w:hyperlink>
+      <w:r>
+        <w:rPr>
+          <w:lang w:val="zh_TW" w:bidi="zh_TW"/>
+        </w:rPr>
+        <w:t>似乎將猶大與使徒區分開來。因為在早期教會中只有一位著名的雅各，就是主的兄弟雅各，很難相信會有其他的猶大有一個名叫雅各的兄弟，並且會在書信中用這樣的稱呼，因這樣的稱呼會引起混淆。「雅各的兄弟」這個稱呼最有可能意味著猶大是耶路撒冷的雅各的兄弟，因此也是耶穌的兄弟；他沒有使用「我們主的兄弟」這個稱號，也許正如亞歷山大的革利免（Clement of Alexandria）所說，是出於謙虛。</w:t>
+      </w:r>
+    </w:p>
+    <w:p>
+      <w:pPr/>
+      <w:r>
+        <w:rPr>
+          <w:lang w:val="zh_TW" w:bidi="zh_TW"/>
+        </w:rPr>
+      </w:r>
+      <w:r>
+        <w:rPr>
+          <w:lang w:val="zh_TW" w:bidi="zh_TW"/>
+        </w:rPr>
+        <w:t>認為是後來的作者以猶大的名義寫作的觀點也存在一個重大問題：為什麼他會選擇這樣一個不太出名的名字，而不是保羅、彼得或雅各，並且為什麼他不會使用一個更崇高和有權威的稱號？因此，儘管在確定日期和背景方面存在困難，但我們必須得出結論：這封書信確實是主的兄弟猶大所寫的。</w:t>
+      </w:r>
+    </w:p>
+    <w:p>
+      <w:pPr>
+        <w:pStyle w:val="Heading3"/>
+      </w:pPr>
+      <w:r>
+        <w:rPr>
+          <w:lang w:val="zh_TW" w:bidi="zh_TW"/>
+        </w:rPr>
+        <w:t>日期、起源和收信人</w:t>
+      </w:r>
+    </w:p>
+    <w:p>
+      <w:pPr/>
+      <w:r>
+        <w:rPr>
+          <w:lang w:val="zh_TW" w:bidi="zh_TW"/>
+        </w:rPr>
+      </w:r>
+      <w:r>
+        <w:rPr>
+          <w:lang w:val="zh_TW" w:bidi="zh_TW"/>
+        </w:rPr>
+        <w:t>關於寫作日期、起源和收信人，這封信沒有直接說明。由於信仰的內容已經明確固定（</w:t>
+      </w:r>
+      <w:hyperlink r:id="rId76">
+        <w:r>
+          <w:rPr>
+            <w:lang w:val="zh_TW" w:bidi="zh_TW"/>
+          </w:rPr>
+          <w:rPr>
+            <w:color w:val="0000EE"/>
+            <w:u w:val="single"/>
+          </w:rPr>
+          <w:t>猶1:3</w:t>
+        </w:r>
+      </w:hyperlink>
+      <w:r>
+        <w:rPr>
+          <w:lang w:val="zh_TW" w:bidi="zh_TW"/>
+        </w:rPr>
+        <w:t>），而收信人可能親自聽過使徒的教導（他們可能已經去世，見</w:t>
+      </w:r>
+      <w:hyperlink r:id="rId75">
+        <w:r>
+          <w:rPr>
+            <w:lang w:val="zh_TW" w:bidi="zh_TW"/>
+          </w:rPr>
+          <w:rPr>
+            <w:color w:val="0000EE"/>
+            <w:u w:val="single"/>
+          </w:rPr>
+          <w:t>17</w:t>
+        </w:r>
+      </w:hyperlink>
+      <w:r>
+        <w:rPr>
+          <w:lang w:val="zh_TW" w:bidi="zh_TW"/>
+        </w:rPr>
+        <w:t>節），因此這封書信的寫作時間大概是在公元60年至100年之間。</w:t>
+      </w:r>
+    </w:p>
+    <w:p>
+      <w:pPr/>
+      <w:r>
+        <w:rPr>
+          <w:lang w:val="zh_TW" w:bidi="zh_TW"/>
+        </w:rPr>
+      </w:r>
+      <w:r>
+        <w:rPr>
+          <w:lang w:val="zh_TW" w:bidi="zh_TW"/>
+        </w:rPr>
+        <w:t>據推測，猶大與他的妻子和家人一起旅行以宣揚信仰（</w:t>
+      </w:r>
+      <w:hyperlink r:id="rId77">
+        <w:r>
+          <w:rPr>
+            <w:lang w:val="zh_TW" w:bidi="zh_TW"/>
+          </w:rPr>
+          <w:rPr>
+            <w:color w:val="0000EE"/>
+            <w:u w:val="single"/>
+          </w:rPr>
+          <w:t>林前9:5</w:t>
+        </w:r>
+      </w:hyperlink>
+      <w:r>
+        <w:rPr>
+          <w:lang w:val="zh_TW" w:bidi="zh_TW"/>
+        </w:rPr>
+        <w:t>）。在旅途中，他可能建立了一些教會——或者，他至少在各地的教會中教導過信徒。他可能聽說有假教師滲透到這些教會，於是促使他寫了這封書信。</w:t>
+      </w:r>
+    </w:p>
+    <w:p>
+      <w:pPr/>
+      <w:r>
+        <w:rPr>
+          <w:lang w:val="zh_TW" w:bidi="zh_TW"/>
+        </w:rPr>
+      </w:r>
+      <w:r>
+        <w:rPr>
+          <w:lang w:val="zh_TW" w:bidi="zh_TW"/>
+        </w:rPr>
+        <w:t>猶大可能是在晚年在加利利寫下這封信，也有可能是他已經返回了耶路撒冷。我們能做出的最佳猜測是，收件人可能是敘利亞的猶太基督教會成員。然而，這些地點仍然只是推測。</w:t>
+      </w:r>
+    </w:p>
+    <w:p>
+      <w:pPr>
+        <w:pStyle w:val="Heading3"/>
+      </w:pPr>
+      <w:r>
+        <w:rPr>
+          <w:lang w:val="zh_TW" w:bidi="zh_TW"/>
+        </w:rPr>
+        <w:t>背景</w:t>
+      </w:r>
+    </w:p>
+    <w:p>
+      <w:pPr/>
+      <w:r>
+        <w:rPr>
+          <w:lang w:val="zh_TW" w:bidi="zh_TW"/>
+        </w:rPr>
+      </w:r>
+      <w:r>
+        <w:rPr>
+          <w:lang w:val="zh_TW" w:bidi="zh_TW"/>
+        </w:rPr>
+        <w:t>對於猶大書的背景，有三個因素使其難以重建。首先，很難確定它在對抗的是哪種類型的異端。一些學者認為這是早期的諾斯底主義，另一些學者則認為這只是滲入了倫理錯誤的教導。如果異端是諾斯底主義者，他們相信天使或半神的等級制度。在這種情況下，他們可能將耶穌視為通往救恩的一個較低階的存在。他們可能認為神是較低等的創造者（造物主〔demiurge〕），並談論希望事奉真正的神（</w:t>
+      </w:r>
+      <w:hyperlink r:id="rId78">
+        <w:r>
+          <w:rPr>
+            <w:lang w:val="zh_TW" w:bidi="zh_TW"/>
+          </w:rPr>
+          <w:rPr>
+            <w:color w:val="0000EE"/>
+            <w:u w:val="single"/>
+          </w:rPr>
+          <w:t>猶1:4</w:t>
+        </w:r>
+      </w:hyperlink>
+      <w:r>
+        <w:rPr>
+          <w:lang w:val="zh_TW" w:bidi="zh_TW"/>
+        </w:rPr>
+        <w:t>）。這可能解釋了猶大書中對天使和惡魔的關注（見</w:t>
+      </w:r>
+      <w:hyperlink r:id="rId79">
+        <w:r>
+          <w:rPr>
+            <w:lang w:val="zh_TW" w:bidi="zh_TW"/>
+          </w:rPr>
+          <w:rPr>
+            <w:color w:val="0000EE"/>
+            <w:u w:val="single"/>
+          </w:rPr>
+          <w:t>8</w:t>
+        </w:r>
+      </w:hyperlink>
+      <w:r>
+        <w:rPr>
+          <w:lang w:val="zh_TW" w:bidi="zh_TW"/>
+        </w:rPr>
+        <w:t>節）以及對神合一的強調（見</w:t>
+      </w:r>
+      <w:hyperlink r:id="rId80">
+        <w:r>
+          <w:rPr>
+            <w:lang w:val="zh_TW" w:bidi="zh_TW"/>
+          </w:rPr>
+          <w:rPr>
+            <w:color w:val="0000EE"/>
+            <w:u w:val="single"/>
+          </w:rPr>
+          <w:t>25</w:t>
+        </w:r>
+      </w:hyperlink>
+      <w:r>
+        <w:rPr>
+          <w:lang w:val="zh_TW" w:bidi="zh_TW"/>
+        </w:rPr>
+        <w:t>節）。然而，更可能的是，這些人只是找到了一種合理化不道德行為的方法，並輕率地嘲弄邪惡的力量。沒有明確證據顯示他們是諾斯底主義者，但卻有大量證據顯示，有些人將福音的自由變成犯罪的藉口（例如，</w:t>
+      </w:r>
+      <w:hyperlink r:id="rId81">
+        <w:r>
+          <w:rPr>
+            <w:lang w:val="zh_TW" w:bidi="zh_TW"/>
+          </w:rPr>
+          <w:rPr>
+            <w:color w:val="0000EE"/>
+            <w:u w:val="single"/>
+          </w:rPr>
+          <w:t>羅6章</w:t>
         </w:r>
       </w:hyperlink>
       <w:r>
@@ -387,16 +2776,238 @@
         </w:rPr>
         <w:t>；</w:t>
       </w:r>
-      <w:hyperlink r:id="rId19">
-        <w:r>
-          <w:rPr>
-            <w:lang w:val="zh_TW" w:bidi="zh_TW"/>
-          </w:rPr>
-          <w:rPr>
-            <w:color w:val="0000EE"/>
-            <w:u w:val="single"/>
-          </w:rPr>
-          <w:t>啟21:1</w:t>
+      <w:hyperlink r:id="rId82">
+        <w:r>
+          <w:rPr>
+            <w:lang w:val="zh_TW" w:bidi="zh_TW"/>
+          </w:rPr>
+          <w:rPr>
+            <w:color w:val="0000EE"/>
+            <w:u w:val="single"/>
+          </w:rPr>
+          <w:t>林前5–6章</w:t>
+        </w:r>
+      </w:hyperlink>
+      <w:r>
+        <w:rPr>
+          <w:lang w:val="zh_TW" w:bidi="zh_TW"/>
+        </w:rPr>
+        <w:t>）。這些教師可能因未遵循基督的倫理教導而否認基督，他們褻瀆天使（而他們自己卻深陷罪中）是另一種道德上的罪。這樣的墮落足以解釋這封信的背景；然而，考慮到教義和道德錯誤往往並存，我們不能排除這些人中也有教義上的錯誤。</w:t>
+      </w:r>
+    </w:p>
+    <w:p>
+      <w:pPr/>
+      <w:r>
+        <w:rPr>
+          <w:lang w:val="zh_TW" w:bidi="zh_TW"/>
+        </w:rPr>
+      </w:r>
+      <w:r>
+        <w:rPr>
+          <w:lang w:val="zh_TW" w:bidi="zh_TW"/>
+        </w:rPr>
+        <w:t>其次，猶大讓我們驚訝的是，他引用了兩卷次經，包括摩西升天記（the Assumption of Moses，</w:t>
+      </w:r>
+      <w:hyperlink r:id="rId78">
+        <w:r>
+          <w:rPr>
+            <w:lang w:val="zh_TW" w:bidi="zh_TW"/>
+          </w:rPr>
+          <w:rPr>
+            <w:color w:val="0000EE"/>
+            <w:u w:val="single"/>
+          </w:rPr>
+          <w:t>猶1:4</w:t>
+        </w:r>
+      </w:hyperlink>
+      <w:r>
+        <w:rPr>
+          <w:lang w:val="zh_TW" w:bidi="zh_TW"/>
+        </w:rPr>
+        <w:t>）和以諾一書（</w:t>
+      </w:r>
+      <w:hyperlink r:id="rId83">
+        <w:r>
+          <w:rPr>
+            <w:lang w:val="zh_TW" w:bidi="zh_TW"/>
+          </w:rPr>
+          <w:rPr>
+            <w:color w:val="0000EE"/>
+            <w:u w:val="single"/>
+          </w:rPr>
+          <w:t>猶1:14–15</w:t>
+        </w:r>
+      </w:hyperlink>
+      <w:r>
+        <w:rPr>
+          <w:lang w:val="zh_TW" w:bidi="zh_TW"/>
+        </w:rPr>
+        <w:t>引用了以諾一書1:9）。這一事實和書中的其它暗示表明，猶大和他的讀者很可能對猶太次典文獻非常熟悉。此外，這也顯示猶大認為正典以外的舊約書卷傳遞了真實的傳統和權威的預言。猶大接受這些書卷並不令人驚訝，因為在那個時期，許多猶太人將次經與舊約一起用作一種靈修文獻。早期基督徒經常將次經文獻與正典書卷一起納入他們的聖經中（有時他們也會省略尚未被認為是可信度的新約書卷）。新約聖經的正典直到公元三世紀才確立，遠在猶大書寫成之後。</w:t>
+      </w:r>
+    </w:p>
+    <w:p>
+      <w:pPr/>
+      <w:r>
+        <w:rPr>
+          <w:lang w:val="zh_TW" w:bidi="zh_TW"/>
+        </w:rPr>
+      </w:r>
+      <w:r>
+        <w:rPr>
+          <w:lang w:val="zh_TW" w:bidi="zh_TW"/>
+        </w:rPr>
+        <w:t>需要注意的是，雖然猶大可能相信這些引文的歷史性，但這封信的教導並不依賴於這些歷史性。猶大書並非在討論摩西或以諾，而是關於如何對待權威（</w:t>
+      </w:r>
+      <w:hyperlink r:id="rId79">
+        <w:r>
+          <w:rPr>
+            <w:lang w:val="zh_TW" w:bidi="zh_TW"/>
+          </w:rPr>
+          <w:rPr>
+            <w:color w:val="0000EE"/>
+            <w:u w:val="single"/>
+          </w:rPr>
+          <w:t>猶1:8</w:t>
+        </w:r>
+      </w:hyperlink>
+      <w:r>
+        <w:rPr>
+          <w:lang w:val="zh_TW" w:bidi="zh_TW"/>
+        </w:rPr>
+        <w:t>），以及神將如何對待不敬虔的人（</w:t>
+      </w:r>
+      <w:hyperlink r:id="rId84">
+        <w:r>
+          <w:rPr>
+            <w:lang w:val="zh_TW" w:bidi="zh_TW"/>
+          </w:rPr>
+          <w:rPr>
+            <w:color w:val="0000EE"/>
+            <w:u w:val="single"/>
+          </w:rPr>
+          <w:t>13</w:t>
+        </w:r>
+      </w:hyperlink>
+      <w:r>
+        <w:rPr>
+          <w:lang w:val="zh_TW" w:bidi="zh_TW"/>
+        </w:rPr>
+        <w:t>節）。這些引文說明了猶大的教導，並且可能對他的初期讀者有影響，但它們是次經這一事實，不應該比保羅引用異教作家或希伯來書作者提及馬加比二書更讓我們困擾（</w:t>
+      </w:r>
+      <w:hyperlink r:id="rId85">
+        <w:r>
+          <w:rPr>
+            <w:lang w:val="zh_TW" w:bidi="zh_TW"/>
+          </w:rPr>
+          <w:rPr>
+            <w:color w:val="0000EE"/>
+            <w:u w:val="single"/>
+          </w:rPr>
+          <w:t>徒17</w:t>
+        </w:r>
+      </w:hyperlink>
+      <w:r>
+        <w:rPr>
+          <w:lang w:val="zh_TW" w:bidi="zh_TW"/>
+        </w:rPr>
+        <w:t>；</w:t>
+      </w:r>
+      <w:hyperlink r:id="rId86">
+        <w:r>
+          <w:rPr>
+            <w:lang w:val="zh_TW" w:bidi="zh_TW"/>
+          </w:rPr>
+          <w:rPr>
+            <w:color w:val="0000EE"/>
+            <w:u w:val="single"/>
+          </w:rPr>
+          <w:t>多1:12</w:t>
+        </w:r>
+      </w:hyperlink>
+      <w:r>
+        <w:rPr>
+          <w:lang w:val="zh_TW" w:bidi="zh_TW"/>
+        </w:rPr>
+        <w:t>；</w:t>
+      </w:r>
+      <w:hyperlink r:id="rId87">
+        <w:r>
+          <w:rPr>
+            <w:lang w:val="zh_TW" w:bidi="zh_TW"/>
+          </w:rPr>
+          <w:rPr>
+            <w:color w:val="0000EE"/>
+            <w:u w:val="single"/>
+          </w:rPr>
+          <w:t>來11:35</w:t>
+        </w:r>
+      </w:hyperlink>
+      <w:r>
+        <w:rPr>
+          <w:lang w:val="zh_TW" w:bidi="zh_TW"/>
+        </w:rPr>
+        <w:t>）。聖經的權威在於作者所要表達的觀點。</w:t>
+      </w:r>
+    </w:p>
+    <w:p>
+      <w:pPr/>
+      <w:r>
+        <w:rPr>
+          <w:lang w:val="zh_TW" w:bidi="zh_TW"/>
+        </w:rPr>
+      </w:r>
+      <w:r>
+        <w:rPr>
+          <w:lang w:val="zh_TW" w:bidi="zh_TW"/>
+        </w:rPr>
+        <w:t>第三，猶大書與</w:t>
+      </w:r>
+      <w:hyperlink r:id="rId88">
+        <w:r>
+          <w:rPr>
+            <w:lang w:val="zh_TW" w:bidi="zh_TW"/>
+          </w:rPr>
+          <w:rPr>
+            <w:color w:val="0000EE"/>
+            <w:u w:val="single"/>
+          </w:rPr>
+          <w:t>彼得後書第二章</w:t>
+        </w:r>
+      </w:hyperlink>
+      <w:r>
+        <w:rPr>
+          <w:lang w:val="zh_TW" w:bidi="zh_TW"/>
+        </w:rPr>
+        <w:t>有著密切的關係，以至於猶大書要麼是彼得後書第二章的擴展，要麼彼得後書第二章是猶大書的簡縮版。兩卷書中使用的詞語、短語和比喻幾乎完全相同。雖然很難確定誰借用了誰的內容，但彼得後書的作者可能已經將猶大書中的強烈譴責改編為他作品中更具指導性的語氣。如果彼得後書已經存在，則很難想像有人會再寫猶大書。基督徒不應對這種借用感到困惑，因為沒有任何聖經作者認為自己必須完全原創，他們可以從其他經文、讚美詩或非正典文學中借用材料。對神而言，啟示一段引文或改編自其他著作的話語，與啟示一段全新創作的話語並無不同。事實上，聖經中的某些經文完全是對其他經文的重複（例如，</w:t>
+      </w:r>
+      <w:hyperlink r:id="rId89">
+        <w:r>
+          <w:rPr>
+            <w:lang w:val="zh_TW" w:bidi="zh_TW"/>
+          </w:rPr>
+          <w:rPr>
+            <w:color w:val="0000EE"/>
+            <w:u w:val="single"/>
+          </w:rPr>
+          <w:t>詩18篇</w:t>
+        </w:r>
+      </w:hyperlink>
+      <w:r>
+        <w:rPr>
+          <w:lang w:val="zh_TW" w:bidi="zh_TW"/>
+        </w:rPr>
+        <w:t>和</w:t>
+      </w:r>
+      <w:hyperlink r:id="rId90">
+        <w:r>
+          <w:rPr>
+            <w:lang w:val="zh_TW" w:bidi="zh_TW"/>
+          </w:rPr>
+          <w:rPr>
+            <w:color w:val="0000EE"/>
+            <w:u w:val="single"/>
+          </w:rPr>
+          <w:t>撒下22章</w:t>
         </w:r>
       </w:hyperlink>
       <w:r>
@@ -407,64 +3018,409 @@
       </w:r>
     </w:p>
     <w:p>
-      <w:pPr/>
-      <w:r>
-        <w:rPr>
-          <w:lang w:val="zh_TW" w:bidi="zh_TW"/>
-        </w:rPr>
-      </w:r>
-      <w:r>
-        <w:rPr>
-          <w:lang w:val="zh_TW" w:bidi="zh_TW"/>
-        </w:rPr>
-        <w:t>信徒現在透過靈命重生的過程，獲得了從神而來的新生命。基督徒是從神生的（</w:t>
-      </w:r>
-      <w:hyperlink r:id="rId20">
-        <w:r>
-          <w:rPr>
-            <w:lang w:val="zh_TW" w:bidi="zh_TW"/>
-          </w:rPr>
-          <w:rPr>
-            <w:color w:val="0000EE"/>
-            <w:u w:val="single"/>
-          </w:rPr>
-          <w:t>約1:12–13</w:t>
-        </w:r>
-      </w:hyperlink>
-      <w:r>
-        <w:rPr>
-          <w:lang w:val="zh_TW" w:bidi="zh_TW"/>
-        </w:rPr>
-        <w:t>），唯有藉著靈命的重生，人才能進入神的國度並領受神的聖靈。那些重生進入神家的人，會反映出神公義的品格（</w:t>
-      </w:r>
-      <w:hyperlink r:id="rId21">
-        <w:r>
-          <w:rPr>
-            <w:lang w:val="zh_TW" w:bidi="zh_TW"/>
-          </w:rPr>
-          <w:rPr>
-            <w:color w:val="0000EE"/>
-            <w:u w:val="single"/>
-          </w:rPr>
-          <w:t>約一2:29</w:t>
-        </w:r>
-      </w:hyperlink>
-      <w:r>
-        <w:rPr>
-          <w:lang w:val="zh_TW" w:bidi="zh_TW"/>
-        </w:rPr>
-        <w:t>）。他們擺脫了習慣性的罪（</w:t>
-      </w:r>
-      <w:hyperlink r:id="rId22">
-        <w:r>
-          <w:rPr>
-            <w:lang w:val="zh_TW" w:bidi="zh_TW"/>
-          </w:rPr>
-          <w:rPr>
-            <w:color w:val="0000EE"/>
-            <w:u w:val="single"/>
-          </w:rPr>
-          <w:t>3:9</w:t>
+      <w:pPr>
+        <w:pStyle w:val="Heading3"/>
+      </w:pPr>
+      <w:r>
+        <w:rPr>
+          <w:lang w:val="zh_TW" w:bidi="zh_TW"/>
+        </w:rPr>
+        <w:t>目的和神學教導</w:t>
+      </w:r>
+    </w:p>
+    <w:p>
+      <w:pPr/>
+      <w:r>
+        <w:rPr>
+          <w:lang w:val="zh_TW" w:bidi="zh_TW"/>
+        </w:rPr>
+      </w:r>
+      <w:r>
+        <w:rPr>
+          <w:lang w:val="zh_TW" w:bidi="zh_TW"/>
+        </w:rPr>
+        <w:t>猶大將他的工作描述為勸勉或鼓勵（</w:t>
+      </w:r>
+      <w:hyperlink r:id="rId76">
+        <w:r>
+          <w:rPr>
+            <w:lang w:val="zh_TW" w:bidi="zh_TW"/>
+          </w:rPr>
+          <w:rPr>
+            <w:color w:val="0000EE"/>
+            <w:u w:val="single"/>
+          </w:rPr>
+          <w:t>猶1:3</w:t>
+        </w:r>
+      </w:hyperlink>
+      <w:r>
+        <w:rPr>
+          <w:lang w:val="zh_TW" w:bidi="zh_TW"/>
+        </w:rPr>
+        <w:t>）。顯然，他希望堅固教會以對抗那些歪曲福音的假教師。因此，他一再敦促信徒堅守或保守他們的純潔和福音（</w:t>
+      </w:r>
+      <w:hyperlink r:id="rId76">
+        <w:r>
+          <w:rPr>
+            <w:lang w:val="zh_TW" w:bidi="zh_TW"/>
+          </w:rPr>
+          <w:rPr>
+            <w:color w:val="0000EE"/>
+            <w:u w:val="single"/>
+          </w:rPr>
+          <w:t>3、20–21、24</w:t>
+        </w:r>
+      </w:hyperlink>
+      <w:r>
+        <w:rPr>
+          <w:lang w:val="zh_TW" w:bidi="zh_TW"/>
+        </w:rPr>
+        <w:t>節）。然而，他並不希望只是把這些假教師趕走，因為他希望信徒能夠從這些危險中拯救一些人，雖然這拯救本身會是危險的工作（見</w:t>
+      </w:r>
+      <w:hyperlink r:id="rId91">
+        <w:r>
+          <w:rPr>
+            <w:lang w:val="zh_TW" w:bidi="zh_TW"/>
+          </w:rPr>
+          <w:rPr>
+            <w:color w:val="0000EE"/>
+            <w:u w:val="single"/>
+          </w:rPr>
+          <w:t>23</w:t>
+        </w:r>
+      </w:hyperlink>
+      <w:r>
+        <w:rPr>
+          <w:lang w:val="zh_TW" w:bidi="zh_TW"/>
+        </w:rPr>
+        <w:t>節）。</w:t>
+      </w:r>
+    </w:p>
+    <w:p>
+      <w:pPr/>
+      <w:r>
+        <w:rPr>
+          <w:lang w:val="zh_TW" w:bidi="zh_TW"/>
+        </w:rPr>
+      </w:r>
+      <w:r>
+        <w:rPr>
+          <w:lang w:val="zh_TW" w:bidi="zh_TW"/>
+        </w:rPr>
+        <w:t>在這些勸勉中，猶大並沒有提出任何新的教義；更確切的說，他重申了一些舊的教導：（1）他強調福音的倫理性質，以及在生活和言語中保持純潔的必要性。（2）他對基督的救恩表現出高度重視，並且堅信獨一的神。（3）他要求尊重權威，包括世俗和屬靈的權威（</w:t>
+      </w:r>
+      <w:hyperlink r:id="rId92">
+        <w:r>
+          <w:rPr>
+            <w:lang w:val="zh_TW" w:bidi="zh_TW"/>
+          </w:rPr>
+          <w:rPr>
+            <w:color w:val="0000EE"/>
+            <w:u w:val="single"/>
+          </w:rPr>
+          <w:t>8–11</w:t>
+        </w:r>
+      </w:hyperlink>
+      <w:r>
+        <w:rPr>
+          <w:lang w:val="zh_TW" w:bidi="zh_TW"/>
+        </w:rPr>
+        <w:t>節）。（4）他明確持有末世論的信仰，強調即將來臨的最後審判（第</w:t>
+      </w:r>
+      <w:hyperlink r:id="rId83">
+        <w:r>
+          <w:rPr>
+            <w:lang w:val="zh_TW" w:bidi="zh_TW"/>
+          </w:rPr>
+          <w:rPr>
+            <w:color w:val="0000EE"/>
+            <w:u w:val="single"/>
+          </w:rPr>
+          <w:t>14–15</w:t>
+        </w:r>
+      </w:hyperlink>
+      <w:r>
+        <w:rPr>
+          <w:lang w:val="zh_TW" w:bidi="zh_TW"/>
+        </w:rPr>
+        <w:t>節），並確認末世已經來臨（</w:t>
+      </w:r>
+      <w:hyperlink r:id="rId93">
+        <w:r>
+          <w:rPr>
+            <w:lang w:val="zh_TW" w:bidi="zh_TW"/>
+          </w:rPr>
+          <w:rPr>
+            <w:color w:val="0000EE"/>
+            <w:u w:val="single"/>
+          </w:rPr>
+          <w:t>18</w:t>
+        </w:r>
+      </w:hyperlink>
+      <w:r>
+        <w:rPr>
+          <w:lang w:val="zh_TW" w:bidi="zh_TW"/>
+        </w:rPr>
+        <w:t>節）。（5） 他警告說在信仰上無論是教義上還是倫理上都必須堅持到底（</w:t>
+      </w:r>
+      <w:hyperlink r:id="rId94">
+        <w:r>
+          <w:rPr>
+            <w:lang w:val="zh_TW" w:bidi="zh_TW"/>
+          </w:rPr>
+          <w:rPr>
+            <w:color w:val="0000EE"/>
+            <w:u w:val="single"/>
+          </w:rPr>
+          <w:t>19–21</w:t>
+        </w:r>
+      </w:hyperlink>
+      <w:r>
+        <w:rPr>
+          <w:lang w:val="zh_TW" w:bidi="zh_TW"/>
+        </w:rPr>
+        <w:t>節）。（6）他表現出熱忱，試圖挽回那些偏離正道的人，因為他們已經遠離了神的恩典（</w:t>
+      </w:r>
+      <w:hyperlink r:id="rId91">
+        <w:r>
+          <w:rPr>
+            <w:lang w:val="zh_TW" w:bidi="zh_TW"/>
+          </w:rPr>
+          <w:rPr>
+            <w:color w:val="0000EE"/>
+            <w:u w:val="single"/>
+          </w:rPr>
+          <w:t>23</w:t>
+        </w:r>
+      </w:hyperlink>
+      <w:r>
+        <w:rPr>
+          <w:lang w:val="zh_TW" w:bidi="zh_TW"/>
+        </w:rPr>
+        <w:t>節）。</w:t>
+      </w:r>
+    </w:p>
+    <w:p>
+      <w:pPr>
+        <w:pStyle w:val="Heading3"/>
+      </w:pPr>
+      <w:r>
+        <w:rPr>
+          <w:lang w:val="zh_TW" w:bidi="zh_TW"/>
+        </w:rPr>
+        <w:t>內容</w:t>
+      </w:r>
+    </w:p>
+    <w:p>
+      <w:pPr>
+        <w:pStyle w:val="Heading4"/>
+      </w:pPr>
+      <w:r>
+        <w:rPr>
+          <w:lang w:val="zh_TW" w:bidi="zh_TW"/>
+        </w:rPr>
+        <w:t>問候（</w:t>
+      </w:r>
+      <w:hyperlink r:id="rId95">
+        <w:r>
+          <w:rPr>
+            <w:lang w:val="zh_TW" w:bidi="zh_TW"/>
+          </w:rPr>
+          <w:rPr>
+            <w:color w:val="0000EE"/>
+            <w:u w:val="single"/>
+          </w:rPr>
+          <w:t>1:1–2</w:t>
+        </w:r>
+      </w:hyperlink>
+      <w:r>
+        <w:rPr>
+          <w:lang w:val="zh_TW" w:bidi="zh_TW"/>
+        </w:rPr>
+        <w:t>）</w:t>
+      </w:r>
+    </w:p>
+    <w:p>
+      <w:pPr/>
+      <w:r>
+        <w:rPr>
+          <w:lang w:val="zh_TW" w:bidi="zh_TW"/>
+        </w:rPr>
+      </w:r>
+      <w:r>
+        <w:rPr>
+          <w:lang w:val="zh_TW" w:bidi="zh_TW"/>
+        </w:rPr>
+        <w:t>作者謙卑地自稱為耶穌基督的僕人，並將這封信寫給教會中的信徒——那些被神和基督所愛、所保守和所召的人。</w:t>
+      </w:r>
+    </w:p>
+    <w:p>
+      <w:pPr>
+        <w:pStyle w:val="Heading4"/>
+      </w:pPr>
+      <w:r>
+        <w:rPr>
+          <w:lang w:val="zh_TW" w:bidi="zh_TW"/>
+        </w:rPr>
+        <w:t>勸勉持守信仰（</w:t>
+      </w:r>
+      <w:hyperlink r:id="rId96">
+        <w:r>
+          <w:rPr>
+            <w:lang w:val="zh_TW" w:bidi="zh_TW"/>
+          </w:rPr>
+          <w:rPr>
+            <w:color w:val="0000EE"/>
+            <w:u w:val="single"/>
+          </w:rPr>
+          <w:t>1:3–4</w:t>
+        </w:r>
+      </w:hyperlink>
+      <w:r>
+        <w:rPr>
+          <w:lang w:val="zh_TW" w:bidi="zh_TW"/>
+        </w:rPr>
+        <w:t>）</w:t>
+      </w:r>
+    </w:p>
+    <w:p>
+      <w:pPr/>
+      <w:r>
+        <w:rPr>
+          <w:lang w:val="zh_TW" w:bidi="zh_TW"/>
+        </w:rPr>
+      </w:r>
+      <w:r>
+        <w:rPr>
+          <w:lang w:val="zh_TW" w:bidi="zh_TW"/>
+        </w:rPr>
+        <w:t>猶大原本計劃寫信給這些基督徒，討論「我們同得救恩」（</w:t>
+      </w:r>
+      <w:hyperlink r:id="rId76">
+        <w:r>
+          <w:rPr>
+            <w:lang w:val="zh_TW" w:bidi="zh_TW"/>
+          </w:rPr>
+          <w:rPr>
+            <w:color w:val="0000EE"/>
+            <w:u w:val="single"/>
+          </w:rPr>
+          <w:t>3</w:t>
+        </w:r>
+      </w:hyperlink>
+      <w:r>
+        <w:rPr>
+          <w:lang w:val="zh_TW" w:bidi="zh_TW"/>
+        </w:rPr>
+        <w:t>節）。然而，我們永遠無法知道他原先打算給予的教導內容，因為在他準備期間，他聽到了一些消息，迫使他改變了計劃。相反，他寫了一封為「信仰」辯護的書信——也就是所有真正信徒所接受的關於耶穌基督的真正使徒教導。有些人加入教會，可能帶著別有用心的動機，對教會構成威脅。基督徒必須努力保持他們從猶大和使徒那裡所接受的教義（包括倫理和神學）的純潔。猶大對這些假信徒提出兩項指控：（1）他們將神的恩典歪曲成放縱情慾的藉口，可能公開炫耀性罪作為他們在基督裡擁有自由的象徵（參</w:t>
+      </w:r>
+      <w:hyperlink r:id="rId81">
+        <w:r>
+          <w:rPr>
+            <w:lang w:val="zh_TW" w:bidi="zh_TW"/>
+          </w:rPr>
+          <w:rPr>
+            <w:color w:val="0000EE"/>
+            <w:u w:val="single"/>
+          </w:rPr>
+          <w:t>羅6章</w:t>
+        </w:r>
+      </w:hyperlink>
+      <w:r>
+        <w:rPr>
+          <w:lang w:val="zh_TW" w:bidi="zh_TW"/>
+        </w:rPr>
+        <w:t>；</w:t>
+      </w:r>
+      <w:hyperlink r:id="rId82">
+        <w:r>
+          <w:rPr>
+            <w:lang w:val="zh_TW" w:bidi="zh_TW"/>
+          </w:rPr>
+          <w:rPr>
+            <w:color w:val="0000EE"/>
+            <w:u w:val="single"/>
+          </w:rPr>
+          <w:t>林前5–6章</w:t>
+        </w:r>
+      </w:hyperlink>
+      <w:r>
+        <w:rPr>
+          <w:lang w:val="zh_TW" w:bidi="zh_TW"/>
+        </w:rPr>
+        <w:t>）；以及（2）他們否認了主耶穌（因他們未能遵循祂的教導）。</w:t>
+      </w:r>
+    </w:p>
+    <w:p>
+      <w:pPr>
+        <w:pStyle w:val="Heading4"/>
+      </w:pPr>
+      <w:r>
+        <w:rPr>
+          <w:lang w:val="zh_TW" w:bidi="zh_TW"/>
+        </w:rPr>
+        <w:t>提醒神的審判（</w:t>
+      </w:r>
+      <w:hyperlink r:id="rId97">
+        <w:r>
+          <w:rPr>
+            <w:lang w:val="zh_TW" w:bidi="zh_TW"/>
+          </w:rPr>
+          <w:rPr>
+            <w:color w:val="0000EE"/>
+            <w:u w:val="single"/>
+          </w:rPr>
+          <w:t>1:5–7</w:t>
+        </w:r>
+      </w:hyperlink>
+      <w:r>
+        <w:rPr>
+          <w:lang w:val="zh_TW" w:bidi="zh_TW"/>
+        </w:rPr>
+        <w:t>）</w:t>
+      </w:r>
+    </w:p>
+    <w:p>
+      <w:pPr/>
+      <w:r>
+        <w:rPr>
+          <w:lang w:val="zh_TW" w:bidi="zh_TW"/>
+        </w:rPr>
+      </w:r>
+      <w:r>
+        <w:rPr>
+          <w:lang w:val="zh_TW" w:bidi="zh_TW"/>
+        </w:rPr>
+        <w:t>由於收信人可能是猶太基督徒，他們對舊約和猶太傳統應該相當熟悉。因此，作者選擇了三個例子來說明背道的後果：（1）審判可以臨到那些曾被視為神子民的人（就像那些從埃及「得救」的人一樣，</w:t>
+      </w:r>
+      <w:hyperlink r:id="rId98">
+        <w:r>
+          <w:rPr>
+            <w:lang w:val="zh_TW" w:bidi="zh_TW"/>
+          </w:rPr>
+          <w:rPr>
+            <w:color w:val="0000EE"/>
+            <w:u w:val="single"/>
+          </w:rPr>
+          <w:t>出32:28</w:t>
+        </w:r>
+      </w:hyperlink>
+      <w:r>
+        <w:rPr>
+          <w:lang w:val="zh_TW" w:bidi="zh_TW"/>
+        </w:rPr>
+        <w:t>；</w:t>
+      </w:r>
+      <w:hyperlink r:id="rId99">
+        <w:r>
+          <w:rPr>
+            <w:lang w:val="zh_TW" w:bidi="zh_TW"/>
+          </w:rPr>
+          <w:rPr>
+            <w:color w:val="0000EE"/>
+            <w:u w:val="single"/>
+          </w:rPr>
+          <w:t>民11:33–34</w:t>
         </w:r>
       </w:hyperlink>
       <w:r>
@@ -473,134 +3429,34 @@
         </w:rPr>
         <w:t>，</w:t>
       </w:r>
-      <w:hyperlink r:id="rId23">
-        <w:r>
-          <w:rPr>
-            <w:lang w:val="zh_TW" w:bidi="zh_TW"/>
-          </w:rPr>
-          <w:rPr>
-            <w:color w:val="0000EE"/>
-            <w:u w:val="single"/>
-          </w:rPr>
-          <w:t>5:18</w:t>
-        </w:r>
-      </w:hyperlink>
-      <w:r>
-        <w:rPr>
-          <w:lang w:val="zh_TW" w:bidi="zh_TW"/>
-        </w:rPr>
-        <w:t>）。在</w:t>
-      </w:r>
-      <w:hyperlink r:id="rId24">
-        <w:r>
-          <w:rPr>
-            <w:lang w:val="zh_TW" w:bidi="zh_TW"/>
-          </w:rPr>
-          <w:rPr>
-            <w:color w:val="0000EE"/>
-            <w:u w:val="single"/>
-          </w:rPr>
-          <w:t>雅各書一章18節</w:t>
-        </w:r>
-      </w:hyperlink>
-      <w:r>
-        <w:rPr>
-          <w:lang w:val="zh_TW" w:bidi="zh_TW"/>
-        </w:rPr>
-        <w:t>中，這個重生過程歸因於神話語的大能。</w:t>
-      </w:r>
-    </w:p>
-    <w:p>
-      <w:pPr/>
-      <w:r>
-        <w:rPr>
-          <w:lang w:val="zh_TW" w:bidi="zh_TW"/>
-        </w:rPr>
-      </w:r>
-      <w:r>
-        <w:rPr>
-          <w:lang w:val="zh_TW" w:bidi="zh_TW"/>
-        </w:rPr>
-        <w:t>耶穌將這個重生的隱喻延伸，耶穌教導尼哥德慕，重生或從上而生的是進入神國的先決條件。那些重生的人擁有活潑的盼望（</w:t>
-      </w:r>
-      <w:hyperlink r:id="rId25">
-        <w:r>
-          <w:rPr>
-            <w:lang w:val="zh_TW" w:bidi="zh_TW"/>
-          </w:rPr>
-          <w:rPr>
-            <w:color w:val="0000EE"/>
-            <w:u w:val="single"/>
-          </w:rPr>
-          <w:t>彼前1:3</w:t>
-        </w:r>
-      </w:hyperlink>
-      <w:r>
-        <w:rPr>
-          <w:lang w:val="zh_TW" w:bidi="zh_TW"/>
-        </w:rPr>
-        <w:t>）。同樣，這重生是藉著神話語的大能實現的（</w:t>
-      </w:r>
-      <w:hyperlink r:id="rId26">
-        <w:r>
-          <w:rPr>
-            <w:lang w:val="zh_TW" w:bidi="zh_TW"/>
-          </w:rPr>
-          <w:rPr>
-            <w:color w:val="0000EE"/>
-            <w:u w:val="single"/>
-          </w:rPr>
-          <w:t>23</w:t>
-        </w:r>
-      </w:hyperlink>
-      <w:r>
-        <w:rPr>
-          <w:lang w:val="zh_TW" w:bidi="zh_TW"/>
-        </w:rPr>
-        <w:t>節）。</w:t>
-      </w:r>
-    </w:p>
-    <w:p>
-      <w:pPr/>
-      <w:r>
-        <w:rPr>
-          <w:lang w:val="zh_TW" w:bidi="zh_TW"/>
-        </w:rPr>
-      </w:r>
-      <w:r>
-        <w:rPr>
-          <w:lang w:val="zh_TW" w:bidi="zh_TW"/>
-        </w:rPr>
-        <w:t>初次重生的經歷之後，基督徒的生命會持續經歷更新。新生的信徒應當愛慕神的話語像純淨的靈奶，才能逐漸成長（</w:t>
-      </w:r>
-      <w:hyperlink r:id="rId27">
-        <w:r>
-          <w:rPr>
-            <w:lang w:val="zh_TW" w:bidi="zh_TW"/>
-          </w:rPr>
-          <w:rPr>
-            <w:color w:val="0000EE"/>
-            <w:u w:val="single"/>
-          </w:rPr>
-          <w:t>彼前2:2</w:t>
-        </w:r>
-      </w:hyperlink>
-      <w:r>
-        <w:rPr>
-          <w:lang w:val="zh_TW" w:bidi="zh_TW"/>
-        </w:rPr>
-        <w:t>）。保羅命令信徒藉著心意更新而變化（</w:t>
-      </w:r>
-      <w:hyperlink r:id="rId28">
-        <w:r>
-          <w:rPr>
-            <w:lang w:val="zh_TW" w:bidi="zh_TW"/>
-          </w:rPr>
-          <w:rPr>
-            <w:color w:val="0000EE"/>
-            <w:u w:val="single"/>
-          </w:rPr>
-          <w:t>羅12:2</w:t>
+      <w:hyperlink r:id="rId100">
+        <w:r>
+          <w:rPr>
+            <w:lang w:val="zh_TW" w:bidi="zh_TW"/>
+          </w:rPr>
+          <w:rPr>
+            <w:color w:val="0000EE"/>
+            <w:u w:val="single"/>
+          </w:rPr>
+          <w:t>14:29–35</w:t>
+        </w:r>
+      </w:hyperlink>
+      <w:r>
+        <w:rPr>
+          <w:lang w:val="zh_TW" w:bidi="zh_TW"/>
+        </w:rPr>
+        <w:t>）。（2）背道的後果是永遠的定罪（如同以諾一書6–16章中墮落天使的情況——這些觀念也出現在其他猶太傳統中）。（3）道德腐敗實際上是一種背道，因此應該受到定罪（如所多瑪的情況——</w:t>
+      </w:r>
+      <w:hyperlink r:id="rId101">
+        <w:r>
+          <w:rPr>
+            <w:lang w:val="zh_TW" w:bidi="zh_TW"/>
+          </w:rPr>
+          <w:rPr>
+            <w:color w:val="0000EE"/>
+            <w:u w:val="single"/>
+          </w:rPr>
+          <w:t>創19章</w:t>
         </w:r>
       </w:hyperlink>
       <w:r>
@@ -609,52 +3465,1047 @@
         </w:rPr>
         <w:t>；</w:t>
       </w:r>
-      <w:hyperlink r:id="rId29">
-        <w:r>
-          <w:rPr>
-            <w:lang w:val="zh_TW" w:bidi="zh_TW"/>
-          </w:rPr>
-          <w:rPr>
-            <w:color w:val="0000EE"/>
-            <w:u w:val="single"/>
-          </w:rPr>
-          <w:t>弗4:23</w:t>
-        </w:r>
-      </w:hyperlink>
-      <w:r>
-        <w:rPr>
-          <w:lang w:val="zh_TW" w:bidi="zh_TW"/>
-        </w:rPr>
-        <w:t>）。新人處於不斷更新的過程中（</w:t>
-      </w:r>
-      <w:hyperlink r:id="rId30">
-        <w:r>
-          <w:rPr>
-            <w:lang w:val="zh_TW" w:bidi="zh_TW"/>
-          </w:rPr>
-          <w:rPr>
-            <w:color w:val="0000EE"/>
-            <w:u w:val="single"/>
-          </w:rPr>
-          <w:t>西3:10</w:t>
-        </w:r>
-      </w:hyperlink>
-      <w:r>
-        <w:rPr>
-          <w:lang w:val="zh_TW" w:bidi="zh_TW"/>
-        </w:rPr>
-        <w:t>），內在的自我每天都在更新（</w:t>
-      </w:r>
-      <w:hyperlink r:id="rId31">
-        <w:r>
-          <w:rPr>
-            <w:lang w:val="zh_TW" w:bidi="zh_TW"/>
-          </w:rPr>
-          <w:rPr>
-            <w:color w:val="0000EE"/>
-            <w:u w:val="single"/>
-          </w:rPr>
-          <w:t>林後4:16</w:t>
+      <w:hyperlink r:id="rId102">
+        <w:r>
+          <w:rPr>
+            <w:lang w:val="zh_TW" w:bidi="zh_TW"/>
+          </w:rPr>
+          <w:rPr>
+            <w:color w:val="0000EE"/>
+            <w:u w:val="single"/>
+          </w:rPr>
+          <w:t>彼後2:4–6</w:t>
+        </w:r>
+      </w:hyperlink>
+      <w:r>
+        <w:rPr>
+          <w:lang w:val="zh_TW" w:bidi="zh_TW"/>
+        </w:rPr>
+        <w:t>）。作者強調所多瑪的同性戀罪，而不是</w:t>
+      </w:r>
+      <w:hyperlink r:id="rId103">
+        <w:r>
+          <w:rPr>
+            <w:lang w:val="zh_TW" w:bidi="zh_TW"/>
+          </w:rPr>
+          <w:rPr>
+            <w:color w:val="0000EE"/>
+            <w:u w:val="single"/>
+          </w:rPr>
+          <w:t>以西結書十六章49節</w:t>
+        </w:r>
+      </w:hyperlink>
+      <w:r>
+        <w:rPr>
+          <w:lang w:val="zh_TW" w:bidi="zh_TW"/>
+        </w:rPr>
+        <w:t>所譴責的不義行為，這可能暗示假教師中存在性行為不端的問題。這三個例子強調了教會所面臨問題的嚴重性。</w:t>
+      </w:r>
+    </w:p>
+    <w:p>
+      <w:pPr>
+        <w:pStyle w:val="Heading4"/>
+      </w:pPr>
+      <w:r>
+        <w:rPr>
+          <w:lang w:val="zh_TW" w:bidi="zh_TW"/>
+        </w:rPr>
+        <w:t>譴責假教師（</w:t>
+      </w:r>
+      <w:hyperlink r:id="rId104">
+        <w:r>
+          <w:rPr>
+            <w:lang w:val="zh_TW" w:bidi="zh_TW"/>
+          </w:rPr>
+          <w:rPr>
+            <w:color w:val="0000EE"/>
+            <w:u w:val="single"/>
+          </w:rPr>
+          <w:t>1:8–16</w:t>
+        </w:r>
+      </w:hyperlink>
+      <w:r>
+        <w:rPr>
+          <w:lang w:val="zh_TW" w:bidi="zh_TW"/>
+        </w:rPr>
+        <w:t>；參</w:t>
+      </w:r>
+      <w:hyperlink r:id="rId105">
+        <w:r>
+          <w:rPr>
+            <w:lang w:val="zh_TW" w:bidi="zh_TW"/>
+          </w:rPr>
+          <w:rPr>
+            <w:color w:val="0000EE"/>
+            <w:u w:val="single"/>
+          </w:rPr>
+          <w:t>彼後2:10–17</w:t>
+        </w:r>
+      </w:hyperlink>
+      <w:r>
+        <w:rPr>
+          <w:lang w:val="zh_TW" w:bidi="zh_TW"/>
+        </w:rPr>
+        <w:t>）</w:t>
+      </w:r>
+    </w:p>
+    <w:p>
+      <w:pPr/>
+      <w:r>
+        <w:rPr>
+          <w:lang w:val="zh_TW" w:bidi="zh_TW"/>
+        </w:rPr>
+      </w:r>
+      <w:r>
+        <w:rPr>
+          <w:lang w:val="zh_TW" w:bidi="zh_TW"/>
+        </w:rPr>
+        <w:t>假教師聲稱在夢中得到啟示，並以此作為他們邪惡行為的依據。他們的罪包括（1）性不純潔（包括但不限於同性戀）；（2）拒絕基督的權威（體現在他的倫理教導中）；以及（3）對天使的惡言（無論是善良的天使，這可能是情況，還是邪惡的天使）。這種行為在摩西升天記中被證明是罪，因為即使是叱責魔鬼的天使長，也不會用這些教師對天使所用的語言。但由於這些人是不屬靈的，他們對自己所侮辱的事一無所知（參</w:t>
+      </w:r>
+      <w:hyperlink r:id="rId106">
+        <w:r>
+          <w:rPr>
+            <w:lang w:val="zh_TW" w:bidi="zh_TW"/>
+          </w:rPr>
+          <w:rPr>
+            <w:color w:val="0000EE"/>
+            <w:u w:val="single"/>
+          </w:rPr>
+          <w:t>林前2:7–16</w:t>
+        </w:r>
+      </w:hyperlink>
+      <w:r>
+        <w:rPr>
+          <w:lang w:val="zh_TW" w:bidi="zh_TW"/>
+        </w:rPr>
+        <w:t>），卻是肉體之罪的專家——像野獸一樣。他們的罪正在毀滅他們。</w:t>
+      </w:r>
+    </w:p>
+    <w:p>
+      <w:pPr/>
+      <w:r>
+        <w:rPr>
+          <w:lang w:val="zh_TW" w:bidi="zh_TW"/>
+        </w:rPr>
+      </w:r>
+      <w:r>
+        <w:rPr>
+          <w:lang w:val="zh_TW" w:bidi="zh_TW"/>
+        </w:rPr>
+        <w:t>因此，這些教師就像該隱（在猶太傳統中象徵暴力、情慾、貪婪和反叛神），巴蘭（試圖通過引導人們犯罪來謀財——</w:t>
+      </w:r>
+      <w:hyperlink r:id="rId107">
+        <w:r>
+          <w:rPr>
+            <w:lang w:val="zh_TW" w:bidi="zh_TW"/>
+          </w:rPr>
+          <w:rPr>
+            <w:color w:val="0000EE"/>
+            <w:u w:val="single"/>
+          </w:rPr>
+          <w:t>民31:16</w:t>
+        </w:r>
+      </w:hyperlink>
+      <w:r>
+        <w:rPr>
+          <w:lang w:val="zh_TW" w:bidi="zh_TW"/>
+        </w:rPr>
+        <w:t>；</w:t>
+      </w:r>
+      <w:hyperlink r:id="rId108">
+        <w:r>
+          <w:rPr>
+            <w:lang w:val="zh_TW" w:bidi="zh_TW"/>
+          </w:rPr>
+          <w:rPr>
+            <w:color w:val="0000EE"/>
+            <w:u w:val="single"/>
+          </w:rPr>
+          <w:t>申23:4</w:t>
+        </w:r>
+      </w:hyperlink>
+      <w:r>
+        <w:rPr>
+          <w:lang w:val="zh_TW" w:bidi="zh_TW"/>
+        </w:rPr>
+        <w:t>），和可拉（在摩西時期反叛神的權柄——</w:t>
+      </w:r>
+      <w:hyperlink r:id="rId109">
+        <w:r>
+          <w:rPr>
+            <w:lang w:val="zh_TW" w:bidi="zh_TW"/>
+          </w:rPr>
+          <w:rPr>
+            <w:color w:val="0000EE"/>
+            <w:u w:val="single"/>
+          </w:rPr>
+          <w:t>民16章</w:t>
+        </w:r>
+      </w:hyperlink>
+      <w:r>
+        <w:rPr>
+          <w:lang w:val="zh_TW" w:bidi="zh_TW"/>
+        </w:rPr>
+        <w:t>）。他們對信徒來說也是危險的，因為他們把愛筵和主的餐（聖餐）的一部分變成了淫亂的聚會（參</w:t>
+      </w:r>
+      <w:hyperlink r:id="rId110">
+        <w:r>
+          <w:rPr>
+            <w:lang w:val="zh_TW" w:bidi="zh_TW"/>
+          </w:rPr>
+          <w:rPr>
+            <w:color w:val="0000EE"/>
+            <w:u w:val="single"/>
+          </w:rPr>
+          <w:t>林前11:20–22</w:t>
+        </w:r>
+      </w:hyperlink>
+      <w:r>
+        <w:rPr>
+          <w:lang w:val="zh_TW" w:bidi="zh_TW"/>
+        </w:rPr>
+        <w:t>），從而玷污了教會的其他人。他們只關心自己，完全缺乏從神而來的真正屬靈恩賜（如沒有雨的雲彩或秋天沒有果子的樹，參</w:t>
+      </w:r>
+      <w:hyperlink r:id="rId111">
+        <w:r>
+          <w:rPr>
+            <w:lang w:val="zh_TW" w:bidi="zh_TW"/>
+          </w:rPr>
+          <w:rPr>
+            <w:color w:val="0000EE"/>
+            <w:u w:val="single"/>
+          </w:rPr>
+          <w:t>路13:6–9</w:t>
+        </w:r>
+      </w:hyperlink>
+      <w:r>
+        <w:rPr>
+          <w:lang w:val="zh_TW" w:bidi="zh_TW"/>
+        </w:rPr>
+        <w:t>），準備迎接第二次死亡（他們的命運是如此確定，以至於被視為已經發生）。他們只做惡事；在這方面，他們就像墮落的天使（在猶太傳統中，星星被認為是天使——以諾一書18:13–16，21:1–10）。</w:t>
+      </w:r>
+    </w:p>
+    <w:p>
+      <w:pPr/>
+      <w:r>
+        <w:rPr>
+          <w:lang w:val="zh_TW" w:bidi="zh_TW"/>
+        </w:rPr>
+      </w:r>
+      <w:r>
+        <w:rPr>
+          <w:lang w:val="zh_TW" w:bidi="zh_TW"/>
+        </w:rPr>
+        <w:t>以諾一書一章9節預言顯示了他們毀滅的確定性。最初，這個預言講的是神來施行審判，但猶大使其指向基督，對基督徒來說，祂是即將來臨的審判者（</w:t>
+      </w:r>
+      <w:hyperlink r:id="rId112">
+        <w:r>
+          <w:rPr>
+            <w:lang w:val="zh_TW" w:bidi="zh_TW"/>
+          </w:rPr>
+          <w:rPr>
+            <w:color w:val="0000EE"/>
+            <w:u w:val="single"/>
+          </w:rPr>
+          <w:t>太25:31</w:t>
+        </w:r>
+      </w:hyperlink>
+      <w:r>
+        <w:rPr>
+          <w:lang w:val="zh_TW" w:bidi="zh_TW"/>
+        </w:rPr>
+        <w:t>）。基督將與天使軍隊一起來臨，因著罪人的罪（包括邪惡的行為和邪惡的言語）施行正義。這個預言適用於那些像以色列一樣抱怨或指責神的人（</w:t>
+      </w:r>
+      <w:hyperlink r:id="rId113">
+        <w:r>
+          <w:rPr>
+            <w:lang w:val="zh_TW" w:bidi="zh_TW"/>
+          </w:rPr>
+          <w:rPr>
+            <w:color w:val="0000EE"/>
+            <w:u w:val="single"/>
+          </w:rPr>
+          <w:t>出16:7–12</w:t>
+        </w:r>
+      </w:hyperlink>
+      <w:r>
+        <w:rPr>
+          <w:lang w:val="zh_TW" w:bidi="zh_TW"/>
+        </w:rPr>
+        <w:t>，</w:t>
+      </w:r>
+      <w:hyperlink r:id="rId114">
+        <w:r>
+          <w:rPr>
+            <w:lang w:val="zh_TW" w:bidi="zh_TW"/>
+          </w:rPr>
+          <w:rPr>
+            <w:color w:val="0000EE"/>
+            <w:u w:val="single"/>
+          </w:rPr>
+          <w:t>17:3</w:t>
+        </w:r>
+      </w:hyperlink>
+      <w:r>
+        <w:rPr>
+          <w:lang w:val="zh_TW" w:bidi="zh_TW"/>
+        </w:rPr>
+        <w:t>）；也適用於那些隨心所欲、口出狂言、但在有利時討好他人的人。</w:t>
+      </w:r>
+    </w:p>
+    <w:p>
+      <w:pPr>
+        <w:pStyle w:val="Heading4"/>
+      </w:pPr>
+      <w:r>
+        <w:rPr>
+          <w:lang w:val="zh_TW" w:bidi="zh_TW"/>
+        </w:rPr>
+        <w:t>對信徒的指示（</w:t>
+      </w:r>
+      <w:hyperlink r:id="rId115">
+        <w:r>
+          <w:rPr>
+            <w:lang w:val="zh_TW" w:bidi="zh_TW"/>
+          </w:rPr>
+          <w:rPr>
+            <w:color w:val="0000EE"/>
+            <w:u w:val="single"/>
+          </w:rPr>
+          <w:t>1:17–23</w:t>
+        </w:r>
+      </w:hyperlink>
+      <w:r>
+        <w:rPr>
+          <w:lang w:val="zh_TW" w:bidi="zh_TW"/>
+        </w:rPr>
+        <w:t>）</w:t>
+      </w:r>
+    </w:p>
+    <w:p>
+      <w:pPr/>
+      <w:r>
+        <w:rPr>
+          <w:lang w:val="zh_TW" w:bidi="zh_TW"/>
+        </w:rPr>
+      </w:r>
+      <w:r>
+        <w:rPr>
+          <w:lang w:val="zh_TW" w:bidi="zh_TW"/>
+        </w:rPr>
+        <w:t>忠心的基督徒必須記住，使徒們（這裡指的是十二使徒，而不是包括保羅、巴拿巴等在內的更廣泛的使徒圈子）在世時曾預言過這樣的情況：在末後的日子，會有好譏誚的人，他們會做任何他們想做的不敬虔的事（</w:t>
+      </w:r>
+      <w:hyperlink r:id="rId116">
+        <w:r>
+          <w:rPr>
+            <w:lang w:val="zh_TW" w:bidi="zh_TW"/>
+          </w:rPr>
+          <w:rPr>
+            <w:color w:val="0000EE"/>
+            <w:u w:val="single"/>
+          </w:rPr>
+          <w:t>彼後3:3</w:t>
+        </w:r>
+      </w:hyperlink>
+      <w:r>
+        <w:rPr>
+          <w:lang w:val="zh_TW" w:bidi="zh_TW"/>
+        </w:rPr>
+        <w:t>）。這些假教師就是這樣的人。他們分裂教會，儘管他們自稱屬靈並從夢中得到啟示，但他們完全是屬世的，因為他們沒有聖靈。忠心的信徒必須小心，保持在神的愛中，不要像這些異端一樣陷入叛逆之中。這可以通過以下方式實現：（1）在信仰、使徒教導和榜樣的基礎上建立自己（而不是引起分裂）；（2）在聖靈裡禱告（</w:t>
+      </w:r>
+      <w:hyperlink r:id="rId117">
+        <w:r>
+          <w:rPr>
+            <w:lang w:val="zh_TW" w:bidi="zh_TW"/>
+          </w:rPr>
+          <w:rPr>
+            <w:color w:val="0000EE"/>
+            <w:u w:val="single"/>
+          </w:rPr>
+          <w:t>弗6:18</w:t>
+        </w:r>
+      </w:hyperlink>
+      <w:r>
+        <w:rPr>
+          <w:lang w:val="zh_TW" w:bidi="zh_TW"/>
+        </w:rPr>
+        <w:t>），這使他們與那些沒有聖靈的人區別開來；以及（3）期待耶穌在即將到來的最後審判中向他們顯示的憐憫（以諾一書27:3–4）。</w:t>
+      </w:r>
+    </w:p>
+    <w:p>
+      <w:pPr/>
+      <w:r>
+        <w:rPr>
+          <w:lang w:val="zh_TW" w:bidi="zh_TW"/>
+        </w:rPr>
+      </w:r>
+      <w:r>
+        <w:rPr>
+          <w:lang w:val="zh_TW" w:bidi="zh_TW"/>
+        </w:rPr>
+        <w:t>然而，基督徒仍然必須應對那些受錯誤教導影響的人。雖然這裡的希臘文經本非常不確定（不清楚猶大是指兩組還是三組人），但猶大可能是指教會應該對那些在是否追隨假教導上猶豫不決的人懷有憐憫之心，將那些可能被救回的人從假教導的追隨者中拯救出來，如同從地獄中搶救他們一樣，並且在保持憐憫態度的同時（如果他們悔改，準備迅速接納他們），出於對神審判的敬畏，嚴格避免與那些不悔改的人進行任何社交接觸。</w:t>
+      </w:r>
+    </w:p>
+    <w:p>
+      <w:pPr>
+        <w:pStyle w:val="Heading4"/>
+      </w:pPr>
+      <w:r>
+        <w:rPr>
+          <w:lang w:val="zh_TW" w:bidi="zh_TW"/>
+        </w:rPr>
+        <w:t>祝禱（</w:t>
+      </w:r>
+      <w:hyperlink r:id="rId118">
+        <w:r>
+          <w:rPr>
+            <w:lang w:val="zh_TW" w:bidi="zh_TW"/>
+          </w:rPr>
+          <w:rPr>
+            <w:color w:val="0000EE"/>
+            <w:u w:val="single"/>
+          </w:rPr>
+          <w:t>1:24–25</w:t>
+        </w:r>
+      </w:hyperlink>
+      <w:r>
+        <w:rPr>
+          <w:lang w:val="zh_TW" w:bidi="zh_TW"/>
+        </w:rPr>
+        <w:t>）</w:t>
+      </w:r>
+    </w:p>
+    <w:p>
+      <w:pPr/>
+      <w:r>
+        <w:rPr>
+          <w:lang w:val="zh_TW" w:bidi="zh_TW"/>
+        </w:rPr>
+      </w:r>
+      <w:r>
+        <w:rPr>
+          <w:lang w:val="zh_TW" w:bidi="zh_TW"/>
+        </w:rPr>
+        <w:t>猶大以一段非常類似於</w:t>
+      </w:r>
+      <w:hyperlink r:id="rId119">
+        <w:r>
+          <w:rPr>
+            <w:lang w:val="zh_TW" w:bidi="zh_TW"/>
+          </w:rPr>
+          <w:rPr>
+            <w:color w:val="0000EE"/>
+            <w:u w:val="single"/>
+          </w:rPr>
+          <w:t>羅馬書十六章25至27節</w:t>
+        </w:r>
+      </w:hyperlink>
+      <w:r>
+        <w:rPr>
+          <w:lang w:val="zh_TW" w:bidi="zh_TW"/>
+        </w:rPr>
+        <w:t>的頌讚結束此信。在許多人已經偏離信仰的情況下，神被頌讚為那位能保守信徒不致跌倒，並安全帶領他們進入祂榮耀之前的神。這位獨一的神，就是藉著耶穌基督救贖我們的救主（意思是神藉著耶穌拯救我們），擁有榮耀、威嚴、能力、權柄，從現在直到永遠。</w:t>
+      </w:r>
+    </w:p>
+    <w:p>
+      <w:pPr/>
+      <w:r>
+        <w:rPr>
+          <w:lang w:val="zh_TW" w:bidi="zh_TW"/>
+        </w:rPr>
+      </w:r>
+      <w:r>
+        <w:rPr>
+          <w:i/>
+          <w:lang w:val="zh_TW" w:bidi="zh_TW"/>
+        </w:rPr>
+        <w:t>另見</w:t>
+      </w:r>
+      <w:r>
+        <w:rPr>
+          <w:lang w:val="zh_TW" w:bidi="zh_TW"/>
+        </w:rPr>
+        <w:t xml:space="preserve"> </w:t>
+      </w:r>
+      <w:r>
+        <w:rPr>
+          <w:lang w:val="zh_TW" w:bidi="zh_TW"/>
+        </w:rPr>
+        <w:t>背道</w:t>
+      </w:r>
+      <w:r>
+        <w:rPr>
+          <w:lang w:val="zh_TW" w:bidi="zh_TW"/>
+        </w:rPr>
+        <w:t>；</w:t>
+      </w:r>
+      <w:r>
+        <w:rPr>
+          <w:lang w:val="zh_TW" w:bidi="zh_TW"/>
+        </w:rPr>
+        <w:t>耶穌的兄弟</w:t>
+      </w:r>
+      <w:r>
+        <w:rPr>
+          <w:lang w:val="zh_TW" w:bidi="zh_TW"/>
+        </w:rPr>
+        <w:t>。</w:t>
+      </w:r>
+      <w:r>
+        <w:rPr>
+          <w:lang w:val="zh_TW" w:bidi="zh_TW"/>
+        </w:rPr>
+      </w:r>
+      <w:r>
+        <w:rPr>
+          <w:lang w:val="zh_TW" w:bidi="zh_TW"/>
+        </w:rPr>
+      </w:r>
+    </w:p>
+    <w:p>
+      <w:pPr/>
+      <w:r>
+        <w:rPr>
+          <w:lang w:val="zh_TW" w:bidi="zh_TW"/>
+        </w:rPr>
+      </w:r>
+    </w:p>
+    <w:p>
+      <w:pPr>
+        <w:pStyle w:val="Heading2"/>
+      </w:pPr>
+      <w:r>
+        <w:rPr>
+          <w:lang w:val="zh_TW" w:bidi="zh_TW"/>
+        </w:rPr>
+        <w:t>猶太的斐洛</w:t>
+      </w:r>
+      <w:r>
+        <w:rPr>
+          <w:lang w:val="zh_TW" w:bidi="zh_TW"/>
+        </w:rPr>
+      </w:r>
+    </w:p>
+    <w:p>
+      <w:pPr/>
+      <w:r>
+        <w:rPr>
+          <w:lang w:val="zh_TW" w:bidi="zh_TW"/>
+        </w:rPr>
+      </w:r>
+      <w:r>
+        <w:rPr>
+          <w:lang w:val="zh_TW" w:bidi="zh_TW"/>
+        </w:rPr>
+        <w:t>猶太的斐洛（Philo Judaeus，或稱亞歷山大的斐羅〔Philo of Alexandria〕）是一位猶太哲學家，生活於大約公元前25年至公元40年。他是最早嘗試將猶太宗教信仰與希臘思想方式結合的人之一。</w:t>
+      </w:r>
+    </w:p>
+    <w:p>
+      <w:pPr>
+        <w:pStyle w:val="Heading3"/>
+      </w:pPr>
+      <w:r>
+        <w:rPr>
+          <w:lang w:val="zh_TW" w:bidi="zh_TW"/>
+        </w:rPr>
+        <w:t>誰是斐洛？</w:t>
+      </w:r>
+    </w:p>
+    <w:p>
+      <w:pPr/>
+      <w:r>
+        <w:rPr>
+          <w:lang w:val="zh_TW" w:bidi="zh_TW"/>
+        </w:rPr>
+      </w:r>
+      <w:r>
+        <w:rPr>
+          <w:lang w:val="zh_TW" w:bidi="zh_TW"/>
+        </w:rPr>
+        <w:t>斐洛出身於亞歷山大一個重要的家族。他在接受教育過程中同時學習了猶太信仰與希臘思想。我們對他的生平了解不多，但知道他在公元40年曾帶領一群猶太代表前往羅馬，會見皇帝卡理古拉（Caligula）。</w:t>
+      </w:r>
+    </w:p>
+    <w:p>
+      <w:pPr/>
+      <w:r>
+        <w:rPr>
+          <w:lang w:val="zh_TW" w:bidi="zh_TW"/>
+        </w:rPr>
+      </w:r>
+      <w:r>
+        <w:rPr>
+          <w:lang w:val="zh_TW" w:bidi="zh_TW"/>
+        </w:rPr>
+        <w:t>當時，亞歷山大城裡的希臘人和猶太人的關係愈趨緊張。猶太社群在當地規模日益壯大，並且在經商上愈加成功，特別是在小麥貿易方面，引起一些希臘人的忿怒與嫉妒。公元42年，希臘人開始騷亂，並強迫猶太人離開城中的某些區域。</w:t>
+      </w:r>
+    </w:p>
+    <w:p>
+      <w:pPr/>
+      <w:r>
+        <w:rPr>
+          <w:lang w:val="zh_TW" w:bidi="zh_TW"/>
+        </w:rPr>
+      </w:r>
+      <w:r>
+        <w:rPr>
+          <w:lang w:val="zh_TW" w:bidi="zh_TW"/>
+        </w:rPr>
+        <w:t>因著這些事件，斐洛寫了兩卷書來為猶太人辯護。其中一卷是「</w:t>
+      </w:r>
+      <w:r>
+        <w:rPr>
+          <w:lang w:val="zh_TW" w:bidi="zh_TW"/>
+        </w:rPr>
+        <w:t>反駁弗拉克斯」</w:t>
+      </w:r>
+      <w:r>
+        <w:rPr>
+          <w:lang w:val="zh_TW" w:bidi="zh_TW"/>
+        </w:rPr>
+        <w:t>（</w:t>
+      </w:r>
+      <w:r>
+        <w:rPr>
+          <w:i/>
+          <w:lang w:val="zh_TW" w:bidi="zh_TW"/>
+        </w:rPr>
+        <w:t>Against Flaccus</w:t>
+      </w:r>
+      <w:r>
+        <w:rPr>
+          <w:lang w:val="zh_TW" w:bidi="zh_TW"/>
+        </w:rPr>
+        <w:t>，關於亞歷山大的巡撫），另一卷是「致卡理古拉的使團」（</w:t>
+      </w:r>
+      <w:r>
+        <w:rPr>
+          <w:i/>
+          <w:lang w:val="zh_TW" w:bidi="zh_TW"/>
+        </w:rPr>
+        <w:t>Embassy to Caligula</w:t>
+      </w:r>
+      <w:r>
+        <w:rPr>
+          <w:lang w:val="zh_TW" w:bidi="zh_TW"/>
+        </w:rPr>
+        <w:t>，關於他在羅馬覲見皇帝的經過）。</w:t>
+      </w:r>
+    </w:p>
+    <w:p>
+      <w:pPr>
+        <w:pStyle w:val="Heading3"/>
+      </w:pPr>
+      <w:r>
+        <w:rPr>
+          <w:lang w:val="zh_TW" w:bidi="zh_TW"/>
+        </w:rPr>
+        <w:t>斐洛如何結合猶太與希臘的思想？</w:t>
+      </w:r>
+    </w:p>
+    <w:p>
+      <w:pPr/>
+      <w:r>
+        <w:rPr>
+          <w:lang w:val="zh_TW" w:bidi="zh_TW"/>
+        </w:rPr>
+      </w:r>
+      <w:r>
+        <w:rPr>
+          <w:lang w:val="zh_TW" w:bidi="zh_TW"/>
+        </w:rPr>
+        <w:t>在亞歷山大的猶太人深受希臘文化影響。他們甚至不使用希伯來文，而是以希臘文來讀他們的聖書。這種希臘文譯本稱為七十士譯本。</w:t>
+      </w:r>
+    </w:p>
+    <w:p>
+      <w:pPr/>
+      <w:r>
+        <w:rPr>
+          <w:lang w:val="zh_TW" w:bidi="zh_TW"/>
+        </w:rPr>
+      </w:r>
+      <w:r>
+        <w:rPr>
+          <w:lang w:val="zh_TW" w:bidi="zh_TW"/>
+        </w:rPr>
+        <w:t>雖然這些猶太人生活在希臘人的社會之中，並遵循了一些希臘習俗，但他們仍保有傳統的猶太信仰。斐洛也是如此。他謹慎遵行神的律法（見於聖經的首五卷書），並相信這是神完美的信息。他認為這律法對所有人都重要，不論是猶太人還是非猶太人。</w:t>
+      </w:r>
+    </w:p>
+    <w:p>
+      <w:pPr/>
+      <w:r>
+        <w:rPr>
+          <w:lang w:val="zh_TW" w:bidi="zh_TW"/>
+        </w:rPr>
+      </w:r>
+      <w:r>
+        <w:rPr>
+          <w:lang w:val="zh_TW" w:bidi="zh_TW"/>
+        </w:rPr>
+        <w:t>同時，斐洛的思維方式卻非常希臘化。他大概不太懂希伯來文（猶太聖經的原文），反而是向希臘教師學習。斐洛在閱讀聖經時，主要研究舊約聖經，尤其是首五卷書。他讀的是希臘文譯本，而不是希伯來文原文。斐洛相信，神曾引導這些書卷被翻譯成希臘文，因此他認為自己無需再查考希伯來文原文。</w:t>
+      </w:r>
+    </w:p>
+    <w:p>
+      <w:pPr/>
+      <w:r>
+        <w:rPr>
+          <w:lang w:val="zh_TW" w:bidi="zh_TW"/>
+        </w:rPr>
+      </w:r>
+      <w:r>
+        <w:rPr>
+          <w:lang w:val="zh_TW" w:bidi="zh_TW"/>
+        </w:rPr>
+        <w:t>要理解斐洛的著作，必須明白他接受希臘文化有兩個理由：</w:t>
+      </w:r>
+    </w:p>
+    <w:p>
+      <w:pPr>
+        <w:pStyle w:val="ListNumber"/>
+        <w:numPr>
+          <w:ilvl w:val="0"/>
+          <w:numId w:val="16"/>
+        </w:numPr>
+        <w:spacing w:line="240" w:lineRule="auto"/>
+        <w:ind w:left="720"/>
+      </w:pPr>
+      <w:r>
+        <w:rPr>
+          <w:lang w:val="zh_TW" w:bidi="zh_TW"/>
+        </w:rPr>
+      </w:r>
+      <w:r>
+        <w:rPr>
+          <w:lang w:val="zh_TW" w:bidi="zh_TW"/>
+        </w:rPr>
+        <w:t>住在希臘地區的猶太人必須了解希臘人的生活方式才能生存。</w:t>
+      </w:r>
+    </w:p>
+    <w:p>
+      <w:pPr>
+        <w:pStyle w:val="ListNumber"/>
+        <w:spacing w:line="240" w:lineRule="auto"/>
+        <w:ind w:left="720"/>
+      </w:pPr>
+      <w:r>
+        <w:rPr>
+          <w:lang w:val="zh_TW" w:bidi="zh_TW"/>
+        </w:rPr>
+      </w:r>
+      <w:r>
+        <w:rPr>
+          <w:lang w:val="zh_TW" w:bidi="zh_TW"/>
+        </w:rPr>
+        <w:t>猶太信仰本來就是要向外邦人伸展。古代的猶太先知曾說，以色列應當作光，將有關神的知識教導外邦人。</w:t>
+      </w:r>
+    </w:p>
+    <w:p>
+      <w:pPr/>
+      <w:r>
+        <w:rPr>
+          <w:lang w:val="zh_TW" w:bidi="zh_TW"/>
+        </w:rPr>
+      </w:r>
+      <w:r>
+        <w:rPr>
+          <w:lang w:val="zh_TW" w:bidi="zh_TW"/>
+        </w:rPr>
+        <w:t>斐洛透過研讀，在希臘哲學裡發現了許多有關真理的思想。他想展示這些希臘思想，如何與他在聖經裡找到的真理契合。這對他而言是一個巨大的挑戰。他需要思考如何在保持對信仰忠誠的同時，這有點像今日一些基督徒，努力理解現代科學如何與其宗教信仰相容。</w:t>
+      </w:r>
+    </w:p>
+    <w:p>
+      <w:pPr>
+        <w:pStyle w:val="Heading3"/>
+      </w:pPr>
+      <w:r>
+        <w:rPr>
+          <w:lang w:val="zh_TW" w:bidi="zh_TW"/>
+        </w:rPr>
+        <w:t>斐洛如何詮釋聖經？</w:t>
+      </w:r>
+    </w:p>
+    <w:p>
+      <w:pPr/>
+      <w:r>
+        <w:rPr>
+          <w:lang w:val="zh_TW" w:bidi="zh_TW"/>
+        </w:rPr>
+      </w:r>
+      <w:r>
+        <w:rPr>
+          <w:lang w:val="zh_TW" w:bidi="zh_TW"/>
+        </w:rPr>
+        <w:t>斐洛有一種特別的讀經方法，幫助他把聖經的教導與希臘思想聯繫起來。這種閱讀方式稱為寓意解釋（allegory）。使用寓意解釋時，讀者會尋找隱藏在故事背後更深層的意義。在斐洛之前，已經有人使用這方法；在他之後，也有許多人繼續使用。</w:t>
+      </w:r>
+    </w:p>
+    <w:p>
+      <w:pPr/>
+      <w:r>
+        <w:rPr>
+          <w:lang w:val="zh_TW" w:bidi="zh_TW"/>
+        </w:rPr>
+      </w:r>
+      <w:r>
+        <w:rPr>
+          <w:lang w:val="zh_TW" w:bidi="zh_TW"/>
+        </w:rPr>
+        <w:t>斐洛透過寓意解釋，能夠以新的方式閱讀創世記。他並不只是把它看作很久以前發生過的古老故事（希臘人可能就是這樣看的），而是把它看作講述所有人如何尋求神、並努力活出更好生命的故事。</w:t>
+      </w:r>
+    </w:p>
+    <w:p>
+      <w:pPr/>
+      <w:r>
+        <w:rPr>
+          <w:lang w:val="zh_TW" w:bidi="zh_TW"/>
+        </w:rPr>
+      </w:r>
+      <w:r>
+        <w:rPr>
+          <w:lang w:val="zh_TW" w:bidi="zh_TW"/>
+        </w:rPr>
+        <w:t>斐洛相信摩西以特別的方式寫下這些故事。他說神親自教導摩西，而摩西也吸收了哲學中最優秀的思想。不同於其他只會編造故事的教師，摩西能透過他的寫作幫助人領悟重要的真理。</w:t>
+      </w:r>
+    </w:p>
+    <w:p>
+      <w:pPr/>
+      <w:r>
+        <w:rPr>
+          <w:lang w:val="zh_TW" w:bidi="zh_TW"/>
+        </w:rPr>
+      </w:r>
+      <w:r>
+        <w:rPr>
+          <w:lang w:val="zh_TW" w:bidi="zh_TW"/>
+        </w:rPr>
+        <w:t>當斐洛用這種方式讀聖經時，他在故事和律法裡發現了更深層的屬靈意義。而這些更深層的意義，與他從希臘思想家那裡學到的許多真理是吻合的。</w:t>
+      </w:r>
+    </w:p>
+    <w:p>
+      <w:pPr/>
+      <w:r>
+        <w:rPr>
+          <w:lang w:val="zh_TW" w:bidi="zh_TW"/>
+        </w:rPr>
+      </w:r>
+      <w:r>
+        <w:rPr>
+          <w:lang w:val="zh_TW" w:bidi="zh_TW"/>
+        </w:rPr>
+        <w:t>當斐洛思考有關神的事時，他謹慎地將希臘思想與聖經的教導作比較。若希臘思想與聖經的教導不符，他就予以拒絕。</w:t>
+      </w:r>
+    </w:p>
+    <w:p>
+      <w:pPr/>
+      <w:r>
+        <w:rPr>
+          <w:lang w:val="zh_TW" w:bidi="zh_TW"/>
+        </w:rPr>
+      </w:r>
+      <w:r>
+        <w:rPr>
+          <w:lang w:val="zh_TW" w:bidi="zh_TW"/>
+        </w:rPr>
+        <w:t>聖經對於神如何創造世界、世界由什麼構成並沒有多加說明。基於這一點，斐洛就自由地採用希臘哲學家的思想來幫助解釋這些問題。斐洛相信，聖經的教導與希臘哲學中真實的部分同樣都來自於神。在古希臘哲學裡，「道（Logos）」指的是普遍的原理，包括秩序、理性與知識，它維繫著整個世界。人的心思是照著這位神聖的道的形像而造，因此在人心中也有某種能力，可以領受並發現超越感官經驗的真理。</w:t>
+      </w:r>
+    </w:p>
+    <w:p>
+      <w:pPr>
+        <w:pStyle w:val="Heading3"/>
+      </w:pPr>
+      <w:r>
+        <w:rPr>
+          <w:lang w:val="zh_TW" w:bidi="zh_TW"/>
+        </w:rPr>
+        <w:t>斐洛對神與世界的創造有何教導？</w:t>
+      </w:r>
+    </w:p>
+    <w:p>
+      <w:pPr/>
+      <w:r>
+        <w:rPr>
+          <w:lang w:val="zh_TW" w:bidi="zh_TW"/>
+        </w:rPr>
+      </w:r>
+      <w:r>
+        <w:rPr>
+          <w:lang w:val="zh_TW" w:bidi="zh_TW"/>
+        </w:rPr>
+        <w:t>在所有希臘思想家之中，斐洛認為柏拉圖對神的觀點最接近真理。他同意柏拉圖在幾方面的思想：</w:t>
+      </w:r>
+    </w:p>
+    <w:p>
+      <w:pPr/>
+      <w:r>
+        <w:rPr>
+          <w:lang w:val="zh_TW" w:bidi="zh_TW"/>
+        </w:rPr>
+      </w:r>
+      <w:r>
+        <w:rPr>
+          <w:lang w:val="zh_TW" w:bidi="zh_TW"/>
+        </w:rPr>
+        <w:t>神在創造世界之前就已經永遠存在。即使在創造世界之後，神仍與世界分別，並且超越於世界之上。世界本身不能獨立生存或運行，它需要神賜予生命並維繫其運行。當神這樣做時，世界才能運作得完美。</w:t>
+      </w:r>
+    </w:p>
+    <w:p>
+      <w:pPr/>
+      <w:r>
+        <w:rPr>
+          <w:lang w:val="zh_TW" w:bidi="zh_TW"/>
+        </w:rPr>
+      </w:r>
+      <w:r>
+        <w:rPr>
+          <w:lang w:val="zh_TW" w:bidi="zh_TW"/>
+        </w:rPr>
+        <w:t>斐洛相信神照顧祂所創造的一切。希臘人稱這種照顧為「護理」（providence），但他們認為這只是指神讓自然照常運行。斐洛卻有不同的看法。他相信神關心祂所造的每一個個體，甚至若神願意，祂也能改變自然平常的運行方式。神是獨一的，但祂創造了許多不同的事物。神永不改變，也不需要任何東西。神甚至不需要祂所創造的世界。神之所以創造萬物，是因祂本性良善，並願意分享祂的良善。</w:t>
+      </w:r>
+    </w:p>
+    <w:p>
+      <w:pPr/>
+      <w:r>
+        <w:rPr>
+          <w:lang w:val="zh_TW" w:bidi="zh_TW"/>
+        </w:rPr>
+      </w:r>
+      <w:r>
+        <w:rPr>
+          <w:lang w:val="zh_TW" w:bidi="zh_TW"/>
+        </w:rPr>
+        <w:t>摩西記載神用六日創造世界，但斐洛認為神其實是在同一時間創造了萬有。他相信六日的故事只是幫助我們明白神是以有秩序的方式創造一切。</w:t>
+      </w:r>
+    </w:p>
+    <w:p>
+      <w:pPr/>
+      <w:r>
+        <w:rPr>
+          <w:lang w:val="zh_TW" w:bidi="zh_TW"/>
+        </w:rPr>
+      </w:r>
+      <w:r>
+        <w:rPr>
+          <w:lang w:val="zh_TW" w:bidi="zh_TW"/>
+        </w:rPr>
+        <w:t>斐洛教導說，神是從無中創造世界的。在神創造之前，什麼都不存在。神在創造世界時，用盡了所有可用的材料，因此斐洛認為只有一個世界。神是因著祂自己的旨意而創造世界，而斐洛認為這可能意味著世界將永遠存在。</w:t>
+      </w:r>
+    </w:p>
+    <w:p>
+      <w:pPr/>
+      <w:r>
+        <w:rPr>
+          <w:lang w:val="zh_TW" w:bidi="zh_TW"/>
+        </w:rPr>
+      </w:r>
+      <w:r>
+        <w:rPr>
+          <w:lang w:val="zh_TW" w:bidi="zh_TW"/>
+        </w:rPr>
+        <w:t>斐洛注意到希臘哲學家柏拉圖（Plato）對於神創造世界也有相似的看法。他認為柏拉圖必定是從摩西的著作中學到這些思想。</w:t>
+      </w:r>
+    </w:p>
+    <w:p>
+      <w:pPr>
+        <w:pStyle w:val="Heading3"/>
+      </w:pPr>
+      <w:r>
+        <w:rPr>
+          <w:lang w:val="zh_TW" w:bidi="zh_TW"/>
+        </w:rPr>
+        <w:t>斐洛如何談論道？</w:t>
+      </w:r>
+    </w:p>
+    <w:p>
+      <w:pPr/>
+      <w:r>
+        <w:rPr>
+          <w:lang w:val="zh_TW" w:bidi="zh_TW"/>
+        </w:rPr>
+      </w:r>
+      <w:r>
+        <w:rPr>
+          <w:lang w:val="zh_TW" w:bidi="zh_TW"/>
+        </w:rPr>
+        <w:t>當斐洛發展有關道的思想時，他既採用又修正一些希臘哲學家的觀點。柏拉圖教導說，世上有一些永恆存在的完美理念，神在創造世界時，是以這些完美理念為藍本。但斐洛不同意這些教導中的一部分，他相信唯有神自己是永遠存在的。</w:t>
+      </w:r>
+    </w:p>
+    <w:p>
+      <w:pPr/>
+      <w:r>
+        <w:rPr>
+          <w:lang w:val="zh_TW" w:bidi="zh_TW"/>
+        </w:rPr>
+      </w:r>
+      <w:r>
+        <w:rPr>
+          <w:lang w:val="zh_TW" w:bidi="zh_TW"/>
+        </w:rPr>
+        <w:t>斐洛找到一種方法來結合這些不同的思想。他教導說，那些完美的理念雖然一直存在，但只是作為神心中的意念存在。當神決定要創造我們能看見的物質世界時，這些意念才成為完整的藍本。對斐洛而言，這些完美的理念只存在於神的心意之中，而神正是以這些理念作為模式，來創造我們的世界。</w:t>
+      </w:r>
+    </w:p>
+    <w:p>
+      <w:pPr/>
+      <w:r>
+        <w:rPr>
+          <w:lang w:val="zh_TW" w:bidi="zh_TW"/>
+        </w:rPr>
+      </w:r>
+      <w:r>
+        <w:rPr>
+          <w:lang w:val="zh_TW" w:bidi="zh_TW"/>
+        </w:rPr>
+        <w:t>斐洛相信道極其重要，它不只是神用來創造可見世界的工具，並試圖用幾種重要方式來解釋道。斐洛稱道為「理念中的理念」，視它為「未受造之父」的首生子，甚至稱它為「第二位神」。他認為道是人的心思應當效法的完美典範。</w:t>
+      </w:r>
+    </w:p>
+    <w:p>
+      <w:pPr/>
+      <w:r>
+        <w:rPr>
+          <w:lang w:val="zh_TW" w:bidi="zh_TW"/>
+        </w:rPr>
+      </w:r>
+      <w:r>
+        <w:rPr>
+          <w:lang w:val="zh_TW" w:bidi="zh_TW"/>
+        </w:rPr>
+        <w:t>根據斐洛的理解，道有一個特別的角色。它就像一種大能，使神所創造的一切能夠彼此運行、協調。它幫助人明白神的信息，作為神與祂所創造世界之間的橋樑。它像祭司一樣，把人的禱告帶到神面前。斐洛還相信，當神在燃燒的荊棘中向摩西說話時，道同在其中，並且住在摩西裡面，引導著他。</w:t>
+      </w:r>
+    </w:p>
+    <w:p>
+      <w:pPr/>
+      <w:r>
+        <w:rPr>
+          <w:lang w:val="zh_TW" w:bidi="zh_TW"/>
+        </w:rPr>
+      </w:r>
+      <w:r>
+        <w:rPr>
+          <w:lang w:val="zh_TW" w:bidi="zh_TW"/>
+        </w:rPr>
+        <w:t>雖然有些人想知道道是否與神相同，但斐羅表示它只是神的一個形象或意象。他並不認為道是一個人。即使在今天，也很難確切理解斐羅認為道是什麼或它如何與神相關。</w:t>
+      </w:r>
+    </w:p>
+    <w:p>
+      <w:pPr/>
+      <w:r>
+        <w:rPr>
+          <w:lang w:val="zh_TW" w:bidi="zh_TW"/>
+        </w:rPr>
+      </w:r>
+      <w:r>
+        <w:rPr>
+          <w:lang w:val="zh_TW" w:bidi="zh_TW"/>
+        </w:rPr>
+        <w:t>許多基督教作家後來採用斐洛關於道的一些思想。約翰福音的作者在這方面特別重要。在福音書的開頭，約翰稱Logos為「道」，並說神藉著它創造了世界（見</w:t>
+      </w:r>
+      <w:hyperlink r:id="rId120">
+        <w:r>
+          <w:rPr>
+            <w:lang w:val="zh_TW" w:bidi="zh_TW"/>
+          </w:rPr>
+          <w:rPr>
+            <w:color w:val="0000EE"/>
+            <w:u w:val="single"/>
+          </w:rPr>
+          <w:t>約1:1–4</w:t>
         </w:r>
       </w:hyperlink>
       <w:r>
@@ -675,90 +4526,1216 @@
         <w:rPr>
           <w:lang w:val="zh_TW" w:bidi="zh_TW"/>
         </w:rPr>
-        <w:t>重生的現實結果是一個新的人或新造的人，舊事已過，一切都變成新的（</w:t>
-      </w:r>
-      <w:hyperlink r:id="rId32">
-        <w:r>
-          <w:rPr>
-            <w:lang w:val="zh_TW" w:bidi="zh_TW"/>
-          </w:rPr>
-          <w:rPr>
-            <w:color w:val="0000EE"/>
-            <w:u w:val="single"/>
-          </w:rPr>
-          <w:t>林後5:17</w:t>
-        </w:r>
-      </w:hyperlink>
-      <w:r>
-        <w:rPr>
-          <w:lang w:val="zh_TW" w:bidi="zh_TW"/>
-        </w:rPr>
-        <w:t>）。基督徒生活的目標是這新造的人，而不是表面上參與宗教活動（</w:t>
-      </w:r>
-      <w:hyperlink r:id="rId33">
-        <w:r>
-          <w:rPr>
-            <w:lang w:val="zh_TW" w:bidi="zh_TW"/>
-          </w:rPr>
-          <w:rPr>
-            <w:color w:val="0000EE"/>
-            <w:u w:val="single"/>
-          </w:rPr>
-          <w:t>加6:15</w:t>
-        </w:r>
-      </w:hyperlink>
-      <w:r>
-        <w:rPr>
-          <w:lang w:val="zh_TW" w:bidi="zh_TW"/>
-        </w:rPr>
-        <w:t>）。這涉及到脫去舊人（</w:t>
-      </w:r>
-      <w:hyperlink r:id="rId34">
-        <w:r>
-          <w:rPr>
-            <w:lang w:val="zh_TW" w:bidi="zh_TW"/>
-          </w:rPr>
-          <w:rPr>
-            <w:color w:val="0000EE"/>
-            <w:u w:val="single"/>
-          </w:rPr>
-          <w:t>弗4:22</w:t>
-        </w:r>
-      </w:hyperlink>
-      <w:r>
-        <w:rPr>
-          <w:lang w:val="zh_TW" w:bidi="zh_TW"/>
-        </w:rPr>
-        <w:t>）並穿上新人（</w:t>
-      </w:r>
-      <w:hyperlink r:id="rId35">
-        <w:r>
-          <w:rPr>
-            <w:lang w:val="zh_TW" w:bidi="zh_TW"/>
-          </w:rPr>
-          <w:rPr>
-            <w:color w:val="0000EE"/>
-            <w:u w:val="single"/>
-          </w:rPr>
-          <w:t>24</w:t>
-        </w:r>
-      </w:hyperlink>
-      <w:r>
-        <w:rPr>
-          <w:lang w:val="zh_TW" w:bidi="zh_TW"/>
-        </w:rPr>
-        <w:t>節）。然而，最終這絕不是僅靠人努力的結果。我們是神的工作（</w:t>
-      </w:r>
-      <w:hyperlink r:id="rId36">
-        <w:r>
-          <w:rPr>
-            <w:lang w:val="zh_TW" w:bidi="zh_TW"/>
-          </w:rPr>
-          <w:rPr>
-            <w:color w:val="0000EE"/>
-            <w:u w:val="single"/>
-          </w:rPr>
-          <w:t>2:10</w:t>
+        <w:t>我們並不確定這些有關道的思想最初源自哪裡。但我們知道，在斐洛的時代，其他住在希臘地區的猶太人也談論過道。當我們觀察斐洛如何使用這個概念時，可以看出他受到希臘哲學的影響，比起聖經的教導似乎更多。</w:t>
+      </w:r>
+    </w:p>
+    <w:p>
+      <w:pPr>
+        <w:pStyle w:val="Heading3"/>
+      </w:pPr>
+      <w:r>
+        <w:rPr>
+          <w:lang w:val="zh_TW" w:bidi="zh_TW"/>
+        </w:rPr>
+        <w:t>斐洛如何理解人類被造？</w:t>
+      </w:r>
+    </w:p>
+    <w:p>
+      <w:pPr/>
+      <w:r>
+        <w:rPr>
+          <w:lang w:val="zh_TW" w:bidi="zh_TW"/>
+        </w:rPr>
+      </w:r>
+      <w:r>
+        <w:rPr>
+          <w:lang w:val="zh_TW" w:bidi="zh_TW"/>
+        </w:rPr>
+        <w:t>斐洛對神的創造有一些有趣的見解。他相信星辰與行星是有生命的存在，並具有理性，而且永遠不會作惡。然而，他認為人則不同。人既可以行善，也可以作惡；既可以有智慧，也可以愚昧。</w:t>
+      </w:r>
+    </w:p>
+    <w:p>
+      <w:pPr/>
+      <w:r>
+        <w:rPr>
+          <w:lang w:val="zh_TW" w:bidi="zh_TW"/>
+        </w:rPr>
+      </w:r>
+      <w:r>
+        <w:rPr>
+          <w:lang w:val="zh_TW" w:bidi="zh_TW"/>
+        </w:rPr>
+        <w:t>斐洛相信，凡是美好的事物都是神親自創造的。但由於人類能行善也能作惡，他認為人必定是由地位較低的神性存在，協助神去創造的。這也是為什麼摩西記載神說：「我們要……造人」（</w:t>
+      </w:r>
+      <w:hyperlink r:id="rId121">
+        <w:r>
+          <w:rPr>
+            <w:lang w:val="zh_TW" w:bidi="zh_TW"/>
+          </w:rPr>
+          <w:rPr>
+            <w:color w:val="0000EE"/>
+            <w:u w:val="single"/>
+          </w:rPr>
+          <w:t>創1:26</w:t>
+        </w:r>
+      </w:hyperlink>
+      <w:r>
+        <w:rPr>
+          <w:lang w:val="zh_TW" w:bidi="zh_TW"/>
+        </w:rPr>
+        <w:t>）。對斐洛而言，「我們」這個字極其重要。</w:t>
+      </w:r>
+    </w:p>
+    <w:p>
+      <w:pPr/>
+      <w:r>
+        <w:rPr>
+          <w:lang w:val="zh_TW" w:bidi="zh_TW"/>
+        </w:rPr>
+      </w:r>
+      <w:r>
+        <w:rPr>
+          <w:lang w:val="zh_TW" w:bidi="zh_TW"/>
+        </w:rPr>
+        <w:t>斐洛認為神用兩個不同的步驟造人。第一步，神先造出一個人應當是怎樣的理念或藍本。這藍本不是物質的，沒有身體，也不是男或女，並且不會敗壞或毀滅（</w:t>
+      </w:r>
+      <w:hyperlink r:id="rId121">
+        <w:r>
+          <w:rPr>
+            <w:lang w:val="zh_TW" w:bidi="zh_TW"/>
+          </w:rPr>
+          <w:rPr>
+            <w:color w:val="0000EE"/>
+            <w:u w:val="single"/>
+          </w:rPr>
+          <w:t>創1:26</w:t>
+        </w:r>
+      </w:hyperlink>
+      <w:r>
+        <w:rPr>
+          <w:lang w:val="zh_TW" w:bidi="zh_TW"/>
+        </w:rPr>
+        <w:t>）。第二步，如</w:t>
+      </w:r>
+      <w:hyperlink r:id="rId122">
+        <w:r>
+          <w:rPr>
+            <w:lang w:val="zh_TW" w:bidi="zh_TW"/>
+          </w:rPr>
+          <w:rPr>
+            <w:color w:val="0000EE"/>
+            <w:u w:val="single"/>
+          </w:rPr>
+          <w:t>創世記二章7節</w:t>
+        </w:r>
+      </w:hyperlink>
+      <w:r>
+        <w:rPr>
+          <w:lang w:val="zh_TW" w:bidi="zh_TW"/>
+        </w:rPr>
+        <w:t>所描述：「神用地上的塵土造人，將生氣吹在他鼻孔裡。」</w:t>
+      </w:r>
+    </w:p>
+    <w:p>
+      <w:pPr/>
+      <w:r>
+        <w:rPr>
+          <w:lang w:val="zh_TW" w:bidi="zh_TW"/>
+        </w:rPr>
+      </w:r>
+      <w:r>
+        <w:rPr>
+          <w:lang w:val="zh_TW" w:bidi="zh_TW"/>
+        </w:rPr>
+        <w:t>這樣才有了第一個具體的人，他有身體和魂，也會死亡。從此，人有了男女之別。斐洛相信，當第一個男人和女人彼此看見時，他們生出了欲望，進而帶來肉體的快樂，斐洛認為，這就是人開始做錯事並違背神律法的起點。</w:t>
+      </w:r>
+    </w:p>
+    <w:p>
+      <w:pPr/>
+      <w:r>
+        <w:rPr>
+          <w:lang w:val="zh_TW" w:bidi="zh_TW"/>
+        </w:rPr>
+      </w:r>
+      <w:r>
+        <w:rPr>
+          <w:lang w:val="zh_TW" w:bidi="zh_TW"/>
+        </w:rPr>
+        <w:t>斐洛認為我們不應照字面意思，去理解伊甸園的故事。他不相信真的有生命樹或分別善惡樹，或這樣的樹會實際存在。相反地，他把它們看作象徵：</w:t>
+      </w:r>
+    </w:p>
+    <w:p>
+      <w:pPr>
+        <w:pStyle w:val="ListBullet"/>
+        <w:spacing w:line="240" w:lineRule="auto"/>
+        <w:ind w:left="720"/>
+      </w:pPr>
+      <w:r>
+        <w:rPr>
+          <w:lang w:val="zh_TW" w:bidi="zh_TW"/>
+        </w:rPr>
+      </w:r>
+      <w:r>
+        <w:rPr>
+          <w:lang w:val="zh_TW" w:bidi="zh_TW"/>
+        </w:rPr>
+        <w:t>生命樹代表對神的敬畏與愛</w:t>
+      </w:r>
+    </w:p>
+    <w:p>
+      <w:pPr>
+        <w:pStyle w:val="ListBullet"/>
+        <w:spacing w:line="240" w:lineRule="auto"/>
+        <w:ind w:left="720"/>
+      </w:pPr>
+      <w:r>
+        <w:rPr>
+          <w:lang w:val="zh_TW" w:bidi="zh_TW"/>
+        </w:rPr>
+      </w:r>
+      <w:r>
+        <w:rPr>
+          <w:lang w:val="zh_TW" w:bidi="zh_TW"/>
+        </w:rPr>
+        <w:t>分別善惡樹代表對是非的認識</w:t>
+      </w:r>
+    </w:p>
+    <w:p>
+      <w:pPr>
+        <w:pStyle w:val="Heading3"/>
+      </w:pPr>
+      <w:r>
+        <w:rPr>
+          <w:lang w:val="zh_TW" w:bidi="zh_TW"/>
+        </w:rPr>
+        <w:t>斐洛認為人應當如何與神聯繫？</w:t>
+      </w:r>
+    </w:p>
+    <w:p>
+      <w:pPr/>
+      <w:r>
+        <w:rPr>
+          <w:lang w:val="zh_TW" w:bidi="zh_TW"/>
+        </w:rPr>
+      </w:r>
+      <w:r>
+        <w:rPr>
+          <w:lang w:val="zh_TW" w:bidi="zh_TW"/>
+        </w:rPr>
+        <w:t>從斐洛的思想可以看出，他把世界分為兩個部分。他相信屬靈的是好的，而屬物質的是壞的。這樣的觀念源自柏拉圖的思想，一種稱為「柏拉圖主義（Platonism）」的思維方式。斐洛嘗試在舊約聖經裡尋找這些觀念。由於這樣的思想，斐洛也同意另一群希臘思想家──斯多葛派（Stoics）的觀點。他們認為，唯有對靈魂有益的才真正重要。斐洛相信，神賜給我們這世界只屬暫時使用，而不是永遠擁有。</w:t>
+      </w:r>
+    </w:p>
+    <w:p>
+      <w:pPr/>
+      <w:r>
+        <w:rPr>
+          <w:lang w:val="zh_TW" w:bidi="zh_TW"/>
+        </w:rPr>
+      </w:r>
+      <w:r>
+        <w:rPr>
+          <w:lang w:val="zh_TW" w:bidi="zh_TW"/>
+        </w:rPr>
+        <w:t>斐洛教導說，若要更親近神，人必須停止專注於周圍的物質世界。他大體上認為，人應當否定肉體的享樂，好使心思專注於屬靈的事。</w:t>
+      </w:r>
+    </w:p>
+    <w:p>
+      <w:pPr/>
+      <w:r>
+        <w:rPr>
+          <w:lang w:val="zh_TW" w:bidi="zh_TW"/>
+        </w:rPr>
+      </w:r>
+      <w:r>
+        <w:rPr>
+          <w:lang w:val="zh_TW" w:bidi="zh_TW"/>
+        </w:rPr>
+        <w:t>唯有清潔的心靈才是配得神的殿。斐洛認為，真正的信仰來自於我們內心的感受與思想，而不是外在的宗教活動。心靈就像亞伯拉罕，或像曠野漂流的以色列人。藉著屬靈的自我操練，心靈逐漸認識到，身體是邁向完全的一大阻礙。</w:t>
+      </w:r>
+    </w:p>
+    <w:p>
+      <w:pPr/>
+      <w:r>
+        <w:rPr>
+          <w:lang w:val="zh_TW" w:bidi="zh_TW"/>
+        </w:rPr>
+      </w:r>
+      <w:r>
+        <w:rPr>
+          <w:lang w:val="zh_TW" w:bidi="zh_TW"/>
+        </w:rPr>
+        <w:t>這種屬靈追求的目標，是要親近那位吸引人心歸向自己的神。神是可以用心思認識的；然而，神在祂自己裡面卻是不可測度的。我們只能知道祂是存在的，卻不能知道祂是什麼。</w:t>
+      </w:r>
+    </w:p>
+    <w:p>
+      <w:pPr/>
+      <w:r>
+        <w:rPr>
+          <w:lang w:val="zh_TW" w:bidi="zh_TW"/>
+        </w:rPr>
+      </w:r>
+      <w:r>
+        <w:rPr>
+          <w:lang w:val="zh_TW" w:bidi="zh_TW"/>
+        </w:rPr>
+        <w:t>斐洛相信，當人努力要變得更好時，最終會學到一件重要的事：人不能靠自己達到完全。他們會發現，良善是神所賜的禮物。當人明白自己的限制時，就開始真正認識神，並意識到自己何等需要神的幫助。</w:t>
+      </w:r>
+    </w:p>
+    <w:p>
+      <w:pPr>
+        <w:pStyle w:val="Heading3"/>
+      </w:pPr>
+      <w:r>
+        <w:rPr>
+          <w:lang w:val="zh_TW" w:bidi="zh_TW"/>
+        </w:rPr>
+        <w:t>斐洛的思想如何影響後來的宗教教師？</w:t>
+      </w:r>
+    </w:p>
+    <w:p>
+      <w:pPr/>
+      <w:r>
+        <w:rPr>
+          <w:lang w:val="zh_TW" w:bidi="zh_TW"/>
+        </w:rPr>
+      </w:r>
+      <w:r>
+        <w:rPr>
+          <w:lang w:val="zh_TW" w:bidi="zh_TW"/>
+        </w:rPr>
+        <w:t>猶太歷史學家約瑟夫（Josephus）在其著作中，使用過斐洛的一些思想。然而，斐洛對早期基督教作家與教師的影響更大。在接下來的200年間，這種將希臘思想與猶太思想結合的猶太思維方式（斐洛所代表的）逐漸式微，取而代之的是猶太拉比的教導，成為猶太教的主要形式。</w:t>
+      </w:r>
+    </w:p>
+    <w:p>
+      <w:pPr/>
+      <w:r>
+        <w:rPr>
+          <w:lang w:val="zh_TW" w:bidi="zh_TW"/>
+        </w:rPr>
+      </w:r>
+      <w:r>
+        <w:rPr>
+          <w:lang w:val="zh_TW" w:bidi="zh_TW"/>
+        </w:rPr>
+        <w:t>然而，在公元100年至300年間，基督徒卻發現斐洛的許多思想很有幫助。他的著作極為重要，因此有人將它們翻譯成不同的語言，包括拉丁文（羅馬的語言）和亞美尼亞文（Armenian）。幾位重要的早期基督教教師（稱為「教父（church fathers）」）在自己的著作中吸收了斐洛的思想。其中包括用希臘文寫作的革利免（Clement）與俄利根（Origen），以及用拉丁文寫作的安波羅修（Ambrose）。</w:t>
+      </w:r>
+      <w:r>
+        <w:rPr>
+          <w:lang w:val="zh_TW" w:bidi="zh_TW"/>
+        </w:rPr>
+      </w:r>
+      <w:r>
+        <w:rPr>
+          <w:lang w:val="zh_TW" w:bidi="zh_TW"/>
+        </w:rPr>
+      </w:r>
+    </w:p>
+    <w:p>
+      <w:pPr/>
+      <w:r>
+        <w:rPr>
+          <w:lang w:val="zh_TW" w:bidi="zh_TW"/>
+        </w:rPr>
+      </w:r>
+    </w:p>
+    <w:p>
+      <w:pPr>
+        <w:pStyle w:val="Heading2"/>
+      </w:pPr>
+      <w:r>
+        <w:rPr>
+          <w:lang w:val="zh_TW" w:bidi="zh_TW"/>
+        </w:rPr>
+        <w:t>猶太教</w:t>
+      </w:r>
+      <w:r>
+        <w:rPr>
+          <w:lang w:val="zh_TW" w:bidi="zh_TW"/>
+        </w:rPr>
+      </w:r>
+    </w:p>
+    <w:p>
+      <w:pPr/>
+      <w:r>
+        <w:rPr>
+          <w:lang w:val="zh_TW" w:bidi="zh_TW"/>
+        </w:rPr>
+      </w:r>
+      <w:r>
+        <w:rPr>
+          <w:lang w:val="zh_TW" w:bidi="zh_TW"/>
+        </w:rPr>
+        <w:t>從被擄歸回時期（公元前538年）開始到現代猶太人民的宗教與文化。「猶太教」一詞源自古代以色列南國的名稱「猶大」，而「猶太人」是「猶大人」的簡稱。</w:t>
+      </w:r>
+    </w:p>
+    <w:p>
+      <w:pPr>
+        <w:pStyle w:val="Heading3"/>
+      </w:pPr>
+      <w:r>
+        <w:rPr>
+          <w:lang w:val="zh_TW" w:bidi="zh_TW"/>
+        </w:rPr>
+        <w:t>第二聖殿時期（公元前515年–公元70年）</w:t>
+      </w:r>
+    </w:p>
+    <w:p>
+      <w:pPr>
+        <w:pStyle w:val="Heading4"/>
+      </w:pPr>
+      <w:r>
+        <w:rPr>
+          <w:lang w:val="zh_TW" w:bidi="zh_TW"/>
+        </w:rPr>
+        <w:t>歷史概覽</w:t>
+      </w:r>
+    </w:p>
+    <w:p>
+      <w:pPr/>
+      <w:r>
+        <w:rPr>
+          <w:lang w:val="zh_TW" w:bidi="zh_TW"/>
+        </w:rPr>
+      </w:r>
+      <w:r>
+        <w:rPr>
+          <w:lang w:val="zh_TW" w:bidi="zh_TW"/>
+        </w:rPr>
+        <w:t>掃羅、大衛和所羅門統治下的以色列統一王國，在所羅門去世後不久便結束了。所羅門的兒子羅波安在約公元前930年，因徵收過高的稅而引發了十個北方支派的叛亂（</w:t>
+      </w:r>
+      <w:hyperlink r:id="rId123">
+        <w:r>
+          <w:rPr>
+            <w:lang w:val="zh_TW" w:bidi="zh_TW"/>
+          </w:rPr>
+          <w:rPr>
+            <w:color w:val="0000EE"/>
+            <w:u w:val="single"/>
+          </w:rPr>
+          <w:t>王上十二章</w:t>
+        </w:r>
+      </w:hyperlink>
+      <w:r>
+        <w:rPr>
+          <w:lang w:val="zh_TW" w:bidi="zh_TW"/>
+        </w:rPr>
+        <w:t>）。從那時起，以色列（或北國撒馬利亞）和猶大（南國）開始兩國各自獨立存在。北國在公元前722年被亞述人征服，主要是由上層階級成員組成的數千名俘虜，被擄到亞述，在那裡他們可能因為與當地人通婚而從歷史中消失了。猶大王國作為一個獨立國家存續至公元前597年，在尼布甲尼撒統治下受巴比倫人控制。聖殿最終在公元前586年被摧毀，許多俘虜被帶到巴比倫，開始了一個持續兩代人的被擄時期。巴比倫人在公元前539年被波斯的</w:t>
+      </w:r>
+      <w:r>
+        <w:rPr>
+          <w:lang w:val="zh_TW" w:bidi="zh_TW"/>
+        </w:rPr>
+        <w:t>塞魯士</w:t>
+      </w:r>
+      <w:r>
+        <w:rPr>
+          <w:lang w:val="zh_TW" w:bidi="zh_TW"/>
+        </w:rPr>
+        <w:t>擊敗，次年波斯王頒布了一項法令，准許所有被擄的人民返回他們的原籍地（</w:t>
+      </w:r>
+      <w:hyperlink r:id="rId124">
+        <w:r>
+          <w:rPr>
+            <w:lang w:val="zh_TW" w:bidi="zh_TW"/>
+          </w:rPr>
+          <w:rPr>
+            <w:color w:val="0000EE"/>
+            <w:u w:val="single"/>
+          </w:rPr>
+          <w:t>代下36:22–23</w:t>
+        </w:r>
+      </w:hyperlink>
+      <w:r>
+        <w:rPr>
+          <w:lang w:val="zh_TW" w:bidi="zh_TW"/>
+        </w:rPr>
+        <w:t>；</w:t>
+      </w:r>
+      <w:hyperlink r:id="rId125">
+        <w:r>
+          <w:rPr>
+            <w:lang w:val="zh_TW" w:bidi="zh_TW"/>
+          </w:rPr>
+          <w:rPr>
+            <w:color w:val="0000EE"/>
+            <w:u w:val="single"/>
+          </w:rPr>
+          <w:t>拉1</w:t>
+        </w:r>
+      </w:hyperlink>
+      <w:r>
+        <w:rPr>
+          <w:lang w:val="zh_TW" w:bidi="zh_TW"/>
+        </w:rPr>
+        <w:t>）。塞魯士法令頒布後的一個世紀內，至少有四波猶太被擄者在設巴薩、所羅巴伯、以斯拉和尼希米等領袖的帶領下，從美索不達米亞回到猶大。然而，許多猶太人還是選擇留在他們的第二個家—美索不達米亞。公元前515年春季第二聖殿的奉獻禮，標著著長達70年的被擄時期正式結束（</w:t>
+      </w:r>
+      <w:hyperlink r:id="rId126">
+        <w:r>
+          <w:rPr>
+            <w:lang w:val="zh_TW" w:bidi="zh_TW"/>
+          </w:rPr>
+          <w:rPr>
+            <w:color w:val="0000EE"/>
+            <w:u w:val="single"/>
+          </w:rPr>
+          <w:t>耶29:10</w:t>
+        </w:r>
+      </w:hyperlink>
+      <w:r>
+        <w:rPr>
+          <w:lang w:val="zh_TW" w:bidi="zh_TW"/>
+        </w:rPr>
+        <w:t>），這應驗了哈該和撒迦利亞的先知性勸勉。</w:t>
+      </w:r>
+    </w:p>
+    <w:p>
+      <w:pPr/>
+      <w:r>
+        <w:rPr>
+          <w:lang w:val="zh_TW" w:bidi="zh_TW"/>
+        </w:rPr>
+      </w:r>
+      <w:r>
+        <w:rPr>
+          <w:lang w:val="zh_TW" w:bidi="zh_TW"/>
+        </w:rPr>
+        <w:t>在猶大地，猶太人由總督統治，總督則是在波斯王的意願下任職。所羅巴伯是早期的總督之一（</w:t>
+      </w:r>
+      <w:hyperlink r:id="rId127">
+        <w:r>
+          <w:rPr>
+            <w:lang w:val="zh_TW" w:bidi="zh_TW"/>
+          </w:rPr>
+          <w:rPr>
+            <w:color w:val="0000EE"/>
+            <w:u w:val="single"/>
+          </w:rPr>
+          <w:t>該1:1</w:t>
+        </w:r>
+      </w:hyperlink>
+      <w:r>
+        <w:rPr>
+          <w:lang w:val="zh_TW" w:bidi="zh_TW"/>
+        </w:rPr>
+        <w:t>，</w:t>
+      </w:r>
+      <w:hyperlink r:id="rId128">
+        <w:r>
+          <w:rPr>
+            <w:lang w:val="zh_TW" w:bidi="zh_TW"/>
+          </w:rPr>
+          <w:rPr>
+            <w:color w:val="0000EE"/>
+            <w:u w:val="single"/>
+          </w:rPr>
+          <w:t>2:1–2</w:t>
+        </w:r>
+      </w:hyperlink>
+      <w:r>
+        <w:rPr>
+          <w:lang w:val="zh_TW" w:bidi="zh_TW"/>
+        </w:rPr>
+        <w:t>），他是大衛的後裔（</w:t>
+      </w:r>
+      <w:hyperlink r:id="rId129">
+        <w:r>
+          <w:rPr>
+            <w:lang w:val="zh_TW" w:bidi="zh_TW"/>
+          </w:rPr>
+          <w:rPr>
+            <w:color w:val="0000EE"/>
+            <w:u w:val="single"/>
+          </w:rPr>
+          <w:t>代上3:10–19</w:t>
+        </w:r>
+      </w:hyperlink>
+      <w:r>
+        <w:rPr>
+          <w:lang w:val="zh_TW" w:bidi="zh_TW"/>
+        </w:rPr>
+        <w:t>）。在某種程度上，他與約撒達的兒子大祭司約書亞共同統治猶大地。巴勒斯坦是波斯帝國20個總督區之一，帝國從公元前539年持續到公元前331年，直到被亞歷山大大帝帶領的希臘人所征服。關於波斯時期大部分時間巴勒斯坦的歷史發展我們知之甚少。亞歷山大於公元前323年去世後，帝國被將軍們瓜分；埃及和巴勒斯坦歸屬於托勒密一世（Ptolemy I）。托勒密王朝秉持仁政，允許巴勒斯坦的猶太人享有適度地自由和自主性。公元前198年帕尼翁（Paneion）戰役後，巴勒斯坦歸屬於亞歷山大另一位將軍西流古一世（Seleucus I）創立的西流古帝國統治。</w:t>
+      </w:r>
+    </w:p>
+    <w:p>
+      <w:pPr/>
+      <w:r>
+        <w:rPr>
+          <w:lang w:val="zh_TW" w:bidi="zh_TW"/>
+        </w:rPr>
+      </w:r>
+      <w:r>
+        <w:rPr>
+          <w:lang w:val="zh_TW" w:bidi="zh_TW"/>
+        </w:rPr>
+        <w:t>西流古帝國地廣民多，從西邊的小亞細亞和巴勒斯坦延伸到東邊的印度邊界。</w:t>
+      </w:r>
+      <w:r>
+        <w:rPr>
+          <w:lang w:val="zh_TW" w:bidi="zh_TW"/>
+        </w:rPr>
+        <w:t>安提阿古</w:t>
+      </w:r>
+      <w:r>
+        <w:rPr>
+          <w:lang w:val="zh_TW" w:bidi="zh_TW"/>
+        </w:rPr>
+        <w:t>四世（</w:t>
+      </w:r>
+      <w:r>
+        <w:rPr>
+          <w:lang w:val="zh_TW" w:bidi="zh_TW"/>
+        </w:rPr>
+        <w:t>伊皮法尼，</w:t>
+      </w:r>
+      <w:r>
+        <w:rPr>
+          <w:lang w:val="zh_TW" w:bidi="zh_TW"/>
+        </w:rPr>
+        <w:t>Epiphanes）於公元前175年登上西流古王位，試圖通過希臘化（即強迫採用希臘語言和文化）來統一龐大的帝國。這政策一出，當地文化與宗教被強行壓制，巴勒斯坦的猶大</w:t>
+      </w:r>
+    </w:p>
+    <w:p>
+      <w:pPr/>
+      <w:r>
+        <w:rPr>
+          <w:lang w:val="zh_TW" w:bidi="zh_TW"/>
+        </w:rPr>
+      </w:r>
+      <w:r>
+        <w:rPr>
+          <w:lang w:val="zh_TW" w:bidi="zh_TW"/>
+        </w:rPr>
+        <w:t>國所受的打擊或許最大。公元前167年，安提阿古四世將耶路撒冷的聖殿獻給了奧林匹亞神明宙斯，在祭壇上獻了一頭母豬，摧毀了包含猶太聖經的卷軸，並禁止割禮。這一壓迫激發了一場由老祭司</w:t>
+      </w:r>
+      <w:r>
+        <w:rPr>
+          <w:lang w:val="zh_TW" w:bidi="zh_TW"/>
+        </w:rPr>
+        <w:t>馬他提亞（</w:t>
+      </w:r>
+      <w:r>
+        <w:rPr>
+          <w:lang w:val="zh_TW" w:bidi="zh_TW"/>
+        </w:rPr>
+        <w:t>Mattathias</w:t>
+      </w:r>
+      <w:r>
+        <w:rPr>
+          <w:lang w:val="zh_TW" w:bidi="zh_TW"/>
+        </w:rPr>
+        <w:t>）與他的</w:t>
+      </w:r>
+      <w:r>
+        <w:rPr>
+          <w:lang w:val="zh_TW" w:bidi="zh_TW"/>
+        </w:rPr>
+        <w:t>兒子們所領導的起義。西流古人被擊退，最終在公元前164年，聖殿被馬他提亞的兒子猶大·馬加比（Judas the Maccabee，綽號意為「鐵鎚」）奪回。這場猶太人的勝利每年都由光明節（Hanukkah，或譯為「修殿」）作為紀念。猶大和兄弟們被稱為馬加比或</w:t>
+      </w:r>
+      <w:r>
+        <w:rPr>
+          <w:lang w:val="zh_TW" w:bidi="zh_TW"/>
+        </w:rPr>
+        <w:t>哈斯蒙尼家族</w:t>
+      </w:r>
+      <w:r>
+        <w:rPr>
+          <w:lang w:val="zh_TW" w:bidi="zh_TW"/>
+        </w:rPr>
+        <w:t>（馬他提亞屬哈斯蒙家），以及他們的後代在公元前164年到公元前63年間統治猶大地，直到巴勒斯坦落在羅馬將軍龐培手中。此後，巴勒斯坦成為羅馬的附庸地。</w:t>
+      </w:r>
+    </w:p>
+    <w:p>
+      <w:pPr/>
+      <w:r>
+        <w:rPr>
+          <w:lang w:val="zh_TW" w:bidi="zh_TW"/>
+        </w:rPr>
+      </w:r>
+      <w:r>
+        <w:rPr>
+          <w:lang w:val="zh_TW" w:bidi="zh_TW"/>
+        </w:rPr>
+        <w:t>哈斯蒙尼家族的許爾堪（Hyrcanus），在羅馬人征服猶大地後出任大祭司，儘管在許爾堪背後掌權的是以土買人（Idumean）安提帕特（Antipater）。安提帕特的兒子——</w:t>
+      </w:r>
+      <w:r>
+        <w:rPr>
+          <w:lang w:val="zh_TW" w:bidi="zh_TW"/>
+        </w:rPr>
+        <w:t>法撒伊勒（</w:t>
+      </w:r>
+      <w:r>
+        <w:rPr>
+          <w:lang w:val="zh_TW" w:bidi="zh_TW"/>
+        </w:rPr>
+        <w:t>Phasael</w:t>
+      </w:r>
+      <w:r>
+        <w:rPr>
+          <w:lang w:val="zh_TW" w:bidi="zh_TW"/>
+        </w:rPr>
+        <w:t>）</w:t>
+      </w:r>
+      <w:r>
+        <w:rPr>
+          <w:lang w:val="zh_TW" w:bidi="zh_TW"/>
+        </w:rPr>
+        <w:t>和希律分別是耶路撒冷和加利利的總督。公元前43年安提帕特被暗殺後，因希律的羅馬人脈，希律（後來被稱為大希律）被羅馬元老院任命為猶大地的王；從公元前37年統治到公元前4年。希律去世後，巴勒斯坦被奧古斯都皇帝（公元前27年–公元14年）分割，並由希律的三個兒子治理：希律·亞基老（Herod Archelaus，公元前4年到公元6年擔任猶太、以土買和撒馬利亞的提督）、希律·安提帕（Herod Antipas，公元前4年到公元39年擔任加利利和比利亞的分封王）和希律·腓力（Herod Philip，公元前4年到公元34年擔任巴坦尼亞、特拉可尼和其它小地的分封王）。希律的眾子去世或被罷免後，這些地區通常由羅馬巡撫管理。在短期內（公元41年–44年），大希律的孫子希律·亞基帕一世統治了幾乎與他祖父相同的領土。當他去世後（記載於</w:t>
+      </w:r>
+      <w:hyperlink r:id="rId130">
+        <w:r>
+          <w:rPr>
+            <w:lang w:val="zh_TW" w:bidi="zh_TW"/>
+          </w:rPr>
+          <w:rPr>
+            <w:color w:val="0000EE"/>
+            <w:u w:val="single"/>
+          </w:rPr>
+          <w:t>徒12:20–23</w:t>
+        </w:r>
+      </w:hyperlink>
+      <w:r>
+        <w:rPr>
+          <w:lang w:val="zh_TW" w:bidi="zh_TW"/>
+        </w:rPr>
+        <w:t>），他的領土被置於羅馬巡撫的管理之下。這些巡撫的貪婪和無能激起了猶太人的叛變。公元66年至73年慘敗的猶太起義最終導致公元70年第二聖殿被提圖斯（Titus）率領的第十羅馬軍團摧毀。起義在公元73年徹底平息，當時在死海附近馬薩達（Masada）沙漠堡壘被圍困的900多名猶太人選擇集體自殺而不是落在羅馬人手中。這些悲慘事件永久結束了猶太教的聖殿崇拜和祭司制度。</w:t>
+      </w:r>
+    </w:p>
+    <w:p>
+      <w:pPr>
+        <w:pStyle w:val="Heading4"/>
+      </w:pPr>
+      <w:r>
+        <w:rPr>
+          <w:lang w:val="zh_TW" w:bidi="zh_TW"/>
+        </w:rPr>
+        <w:t>社會和宗教發展</w:t>
+      </w:r>
+    </w:p>
+    <w:p>
+      <w:pPr/>
+      <w:r>
+        <w:rPr>
+          <w:lang w:val="zh_TW" w:bidi="zh_TW"/>
+        </w:rPr>
+      </w:r>
+      <w:r>
+        <w:rPr>
+          <w:lang w:val="zh_TW" w:bidi="zh_TW"/>
+        </w:rPr>
+        <w:t>巴比倫征服猶大和公元前586年摧毀所羅門聖殿，對猶太人的社會和宗教生活產生了劇烈地改變。聖殿崇拜被终止對以色列宗教的核心造成了嚴重打擊，因為耶路撒冷聖殿是唯一合宜并神所指定的地方，用於履行摩西律法的許多禮儀要求，主要是獻祭崇拜。即使是三個年度朝聖節期：Succoth（住棚節）、Pesach（逾越節）和Shavuoth（七七節），在公元前586年後留在猶大的虔誠猶太人也無法再遵守。當公元前538年後許多被擄者選擇返回猶大時，許多人選擇留在他們的新家園。對於後者來說，即使在公元前516年重新恢復聖殿崇拜，也無法在他們的宗教生活中發揮重要作用了。</w:t>
+      </w:r>
+    </w:p>
+    <w:p>
+      <w:pPr/>
+      <w:r>
+        <w:rPr>
+          <w:lang w:val="zh_TW" w:bidi="zh_TW"/>
+        </w:rPr>
+      </w:r>
+      <w:r>
+        <w:rPr>
+          <w:lang w:val="zh_TW" w:bidi="zh_TW"/>
+        </w:rPr>
+        <w:t>在被擄期間和被擄後早期，猶太人獨特的會堂制度（希臘語意為「聚會所」）開始經歷演變。猶太會堂成為在巴勒斯坦以外猶太社區廣受歡迎且有用途的場所，以至於會堂在第二聖殿修殿後的幾個世紀裡在整個巴勒斯坦地區湧現，甚至出現在耶路撒冷。到了第二聖殿時期結束時，會堂在猶太人的生活中扮演了三個重要功能：它作為禱告的殿、學習的地方和聚會的場地。公元第一世紀的會堂崇拜在</w:t>
+      </w:r>
+      <w:hyperlink r:id="rId131">
+        <w:r>
+          <w:rPr>
+            <w:lang w:val="zh_TW" w:bidi="zh_TW"/>
+          </w:rPr>
+          <w:rPr>
+            <w:color w:val="0000EE"/>
+            <w:u w:val="single"/>
+          </w:rPr>
+          <w:t>路4:16–30</w:t>
+        </w:r>
+      </w:hyperlink>
+      <w:r>
+        <w:rPr>
+          <w:lang w:val="zh_TW" w:bidi="zh_TW"/>
+        </w:rPr>
+        <w:t>和</w:t>
+      </w:r>
+      <w:hyperlink r:id="rId132">
+        <w:r>
+          <w:rPr>
+            <w:lang w:val="zh_TW" w:bidi="zh_TW"/>
+          </w:rPr>
+          <w:rPr>
+            <w:color w:val="0000EE"/>
+            <w:u w:val="single"/>
+          </w:rPr>
+          <w:t>徒13:13–42</w:t>
+        </w:r>
+      </w:hyperlink>
+      <w:r>
+        <w:rPr>
+          <w:lang w:val="zh_TW" w:bidi="zh_TW"/>
+        </w:rPr>
+        <w:t>中有所說明。崇拜的重點是誦讀妥拉（摩西律法）的選篇，然後是</w:t>
+      </w:r>
+      <w:r>
+        <w:rPr>
+          <w:lang w:val="zh_TW" w:bidi="zh_TW"/>
+        </w:rPr>
+        <w:t>先知書選段</w:t>
+      </w:r>
+      <w:r>
+        <w:rPr>
+          <w:lang w:val="zh_TW" w:bidi="zh_TW"/>
+        </w:rPr>
+        <w:t>（Haphtorah，先知書）。誦讀之後有釋經講道。公元第一世紀會堂崇拜的其它元素包括誦讀示瑪（「以色列啊，你要聽」），這是一組包括</w:t>
+      </w:r>
+      <w:hyperlink r:id="rId133">
+        <w:r>
+          <w:rPr>
+            <w:lang w:val="zh_TW" w:bidi="zh_TW"/>
+          </w:rPr>
+          <w:rPr>
+            <w:color w:val="0000EE"/>
+            <w:u w:val="single"/>
+          </w:rPr>
+          <w:t>申6:4–9</w:t>
+        </w:r>
+      </w:hyperlink>
+      <w:r>
+        <w:rPr>
+          <w:lang w:val="zh_TW" w:bidi="zh_TW"/>
+        </w:rPr>
+        <w:t>，</w:t>
+      </w:r>
+      <w:hyperlink r:id="rId134">
+        <w:r>
+          <w:rPr>
+            <w:lang w:val="zh_TW" w:bidi="zh_TW"/>
+          </w:rPr>
+          <w:rPr>
+            <w:color w:val="0000EE"/>
+            <w:u w:val="single"/>
+          </w:rPr>
+          <w:t>11:13–21</w:t>
+        </w:r>
+      </w:hyperlink>
+      <w:r>
+        <w:rPr>
+          <w:lang w:val="zh_TW" w:bidi="zh_TW"/>
+        </w:rPr>
+        <w:t>和</w:t>
+      </w:r>
+      <w:hyperlink r:id="rId135">
+        <w:r>
+          <w:rPr>
+            <w:lang w:val="zh_TW" w:bidi="zh_TW"/>
+          </w:rPr>
+          <w:rPr>
+            <w:color w:val="0000EE"/>
+            <w:u w:val="single"/>
+          </w:rPr>
+          <w:t>民15:37–41</w:t>
+        </w:r>
+      </w:hyperlink>
+      <w:r>
+        <w:rPr>
+          <w:lang w:val="zh_TW" w:bidi="zh_TW"/>
+        </w:rPr>
+        <w:t>的聖經段落，以及十八首祝福辭（Shemoneh Esreh），稱為阿米達（「站立」），因為它是在站立時誦讀的。猶太人還在衣服上佩戴繸子，以遵守</w:t>
+      </w:r>
+      <w:hyperlink r:id="rId136">
+        <w:r>
+          <w:rPr>
+            <w:lang w:val="zh_TW" w:bidi="zh_TW"/>
+          </w:rPr>
+          <w:rPr>
+            <w:color w:val="0000EE"/>
+            <w:u w:val="single"/>
+          </w:rPr>
+          <w:t>民15:38–39</w:t>
+        </w:r>
+      </w:hyperlink>
+      <w:r>
+        <w:rPr>
+          <w:lang w:val="zh_TW" w:bidi="zh_TW"/>
+        </w:rPr>
+        <w:t>（</w:t>
+      </w:r>
+      <w:hyperlink r:id="rId137">
+        <w:r>
+          <w:rPr>
+            <w:lang w:val="zh_TW" w:bidi="zh_TW"/>
+          </w:rPr>
+          <w:rPr>
+            <w:color w:val="0000EE"/>
+            <w:u w:val="single"/>
+          </w:rPr>
+          <w:t>太23:5</w:t>
+        </w:r>
+      </w:hyperlink>
+      <w:r>
+        <w:rPr>
+          <w:lang w:val="zh_TW" w:bidi="zh_TW"/>
+        </w:rPr>
+        <w:t>），並在額頭和左臂上佩戴經文匣。經文匣是個小盒子，內含示瑪禱文裡誦讀的部分經文；為了遵守</w:t>
+      </w:r>
+      <w:hyperlink r:id="rId138">
+        <w:r>
+          <w:rPr>
+            <w:lang w:val="zh_TW" w:bidi="zh_TW"/>
+          </w:rPr>
+          <w:rPr>
+            <w:color w:val="0000EE"/>
+            <w:u w:val="single"/>
+          </w:rPr>
+          <w:t>申6:8</w:t>
+        </w:r>
+      </w:hyperlink>
+      <w:r>
+        <w:rPr>
+          <w:lang w:val="zh_TW" w:bidi="zh_TW"/>
+        </w:rPr>
+        <w:t>字面上的命令。考古學家在馬薩達遺址中發現了公元第一世紀的經文匣。</w:t>
+      </w:r>
+    </w:p>
+    <w:p>
+      <w:pPr/>
+      <w:r>
+        <w:rPr>
+          <w:lang w:val="zh_TW" w:bidi="zh_TW"/>
+        </w:rPr>
+      </w:r>
+      <w:r>
+        <w:rPr>
+          <w:lang w:val="zh_TW" w:bidi="zh_TW"/>
+        </w:rPr>
+        <w:t>在巴勒斯坦以外，美索不達米亞也成為猶太教的第二個重鎮。巴比倫的猶太社區被稱為Golah（「被擄」），其名義上的領袖被稱為Resh Galuta或Exilarch（這兩個詞都意為「被擄時期首領」）。到被擄時期結束時，古代原始被擄者的後代已經忘記了希伯來文並慣用亞蘭文為他們的第一語言，它是古近東的國際語言，也是希伯來文的姐妹語言。即便在巴勒斯坦，亞蘭文也是主要的會話語言。因此，在猶太會堂的禮拜中用希伯來文誦讀經文時，大多數在場的人都聽不懂內容。這個問題需要一位methurgeman（口譯員）來解決，他會口譯幾段簡短的經文。最終，這些</w:t>
+      </w:r>
+      <w:r>
+        <w:rPr>
+          <w:lang w:val="zh_TW" w:bidi="zh_TW"/>
+        </w:rPr>
+        <w:t>他爾根（targums）</w:t>
+      </w:r>
+      <w:r>
+        <w:rPr>
+          <w:lang w:val="zh_TW" w:bidi="zh_TW"/>
+        </w:rPr>
+        <w:t>（「譯文」）在公元第二世紀才開始被記錄下來。</w:t>
+      </w:r>
+    </w:p>
+    <w:p>
+      <w:pPr/>
+      <w:r>
+        <w:rPr>
+          <w:lang w:val="zh_TW" w:bidi="zh_TW"/>
+        </w:rPr>
+      </w:r>
+      <w:r>
+        <w:rPr>
+          <w:lang w:val="zh_TW" w:bidi="zh_TW"/>
+        </w:rPr>
+        <w:t>到了公元一世紀，在希臘羅馬世界裡估計有四百萬到七百萬名猶太人，可能是巴勒斯坦人口的三至四倍。住在巴勒斯坦以外地區的猶太人被統稱為散居者（the Diaspora，「分散」）。希臘人藉著亞歷山大及其繼承者主導地中海世界後，希臘文成為區域性通用語言。美索不達米亞猶太人如何以亞蘭文代替希伯來文，希臘羅馬世界的猶太人也開始講希臘文。到了公元前第三世紀中葉，希臘化猶太人開始將希伯來聖經翻譯成希臘文。這個譯本被稱為七十士譯本（意為「七十」，據說由七十位猶太學者同時翻譯而成），其經卷範疇比巴勒斯坦猶太教所承認的更廣，反映出希臘化猶太人較為開放自由的態度。</w:t>
+      </w:r>
+    </w:p>
+    <w:p>
+      <w:pPr/>
+      <w:r>
+        <w:rPr>
+          <w:lang w:val="zh_TW" w:bidi="zh_TW"/>
+        </w:rPr>
+      </w:r>
+      <w:r>
+        <w:rPr>
+          <w:lang w:val="zh_TW" w:bidi="zh_TW"/>
+        </w:rPr>
+        <w:t>公元前第二世紀期間，巴勒斯坦猶太教內的多數主要派別開始形成。</w:t>
+      </w:r>
+      <w:r>
+        <w:rPr>
+          <w:lang w:val="zh_TW" w:bidi="zh_TW"/>
+        </w:rPr>
+        <w:t>哈西典人</w:t>
+      </w:r>
+      <w:r>
+        <w:rPr>
+          <w:lang w:val="zh_TW" w:bidi="zh_TW"/>
+        </w:rPr>
+        <w:t>（「虔誠者」）是起初協助哈斯蒙尼人在起義中對抗西流古王朝的宗教團體成員（</w:t>
+      </w:r>
+      <w:hyperlink r:id="rId139">
+        <w:r>
+          <w:rPr>
+            <w:lang w:val="zh_TW" w:bidi="zh_TW"/>
+          </w:rPr>
+          <w:rPr>
+            <w:color w:val="0000EE"/>
+            <w:u w:val="single"/>
+          </w:rPr>
+          <w:t>馬加比一書2:42</w:t>
+        </w:r>
+      </w:hyperlink>
+      <w:r>
+        <w:rPr>
+          <w:lang w:val="zh_TW" w:bidi="zh_TW"/>
+        </w:rPr>
+        <w:t>，</w:t>
+      </w:r>
+      <w:hyperlink r:id="rId140">
+        <w:r>
+          <w:rPr>
+            <w:lang w:val="zh_TW" w:bidi="zh_TW"/>
+          </w:rPr>
+          <w:rPr>
+            <w:color w:val="0000EE"/>
+            <w:u w:val="single"/>
+          </w:rPr>
+          <w:t>7:13</w:t>
+        </w:r>
+      </w:hyperlink>
+      <w:r>
+        <w:rPr>
+          <w:lang w:val="zh_TW" w:bidi="zh_TW"/>
+        </w:rPr>
+        <w:t>），但後來當他們聲稱獨享祭司職位時反招來哈西典的反對。法利賽派和愛色尼派可能起源於這個教派。撒都該人可能與大衛任命的大祭司撒督有關。撒督的後裔被視為唯一合法的祭司血脈；他們在</w:t>
+      </w:r>
+      <w:hyperlink r:id="rId141">
+        <w:r>
+          <w:rPr>
+            <w:lang w:val="zh_TW" w:bidi="zh_TW"/>
+          </w:rPr>
+          <w:rPr>
+            <w:color w:val="0000EE"/>
+            <w:u w:val="single"/>
+          </w:rPr>
+          <w:t>以西結書四十至四十八章</w:t>
+        </w:r>
+      </w:hyperlink>
+      <w:r>
+        <w:rPr>
+          <w:lang w:val="zh_TW" w:bidi="zh_TW"/>
+        </w:rPr>
+        <w:t>中被提升至利未人之上。撒都該人是富裕的貴族階級，壟斷了大祭司職位。他們不相信天使、靈魂、死後的生命或復活（</w:t>
+      </w:r>
+      <w:hyperlink r:id="rId142">
+        <w:r>
+          <w:rPr>
+            <w:lang w:val="zh_TW" w:bidi="zh_TW"/>
+          </w:rPr>
+          <w:rPr>
+            <w:color w:val="0000EE"/>
+            <w:u w:val="single"/>
+          </w:rPr>
+          <w:t>徒23:8</w:t>
+        </w:r>
+      </w:hyperlink>
+      <w:r>
+        <w:rPr>
+          <w:lang w:val="zh_TW" w:bidi="zh_TW"/>
+        </w:rPr>
+        <w:t>），也不接受法利賽人發展的口述律法。他們沒有留下任何著作，並在公元70年聖殿被毀時消聲匿跡。</w:t>
+      </w:r>
+    </w:p>
+    <w:p>
+      <w:pPr/>
+      <w:r>
+        <w:rPr>
+          <w:lang w:val="zh_TW" w:bidi="zh_TW"/>
+        </w:rPr>
+      </w:r>
+      <w:r>
+        <w:rPr>
+          <w:lang w:val="zh_TW" w:bidi="zh_TW"/>
+        </w:rPr>
+        <w:t>法利賽人（「分別出來者」）在公元前第二世紀末期首次出現在我們資料中，主要參與政治事務。他們代表平民百姓反對哈斯蒙尼王亞歷山大·詹納烏斯（公元前103–76年）的暴虐，後者為了報復而處決了數百名法利賽人。到公元第一世紀，法利賽人似乎完全專注於宗教事務，以恪守傳統解釋的摩西律法而聞名。為了保持儀式上的潔淨，他們將自己與其他不那麼嚴謹且可能使他們污穢的猶太人分開。法利賽人以稱為哈博鄰（Haberim）（「同伴」）的團體形式出現，確保他們與宗教鬆懈之士隔絕。為了保持對摩西律法的忠誠，法利賽人發展出一套口述律法（後來被誤認為是出自摩西），作為對律法的防護欄。這套口述律法是對摩西律法中613條誡命的解釋和擴充，最後在公元第二世紀末被編輯成書寫形式，稱為米示拿（「教導」）。保羅（</w:t>
+      </w:r>
+      <w:hyperlink r:id="rId143">
+        <w:r>
+          <w:rPr>
+            <w:lang w:val="zh_TW" w:bidi="zh_TW"/>
+          </w:rPr>
+          <w:rPr>
+            <w:color w:val="0000EE"/>
+            <w:u w:val="single"/>
+          </w:rPr>
+          <w:t>徒22:3</w:t>
+        </w:r>
+      </w:hyperlink>
+      <w:r>
+        <w:rPr>
+          <w:lang w:val="zh_TW" w:bidi="zh_TW"/>
+        </w:rPr>
+        <w:t>，</w:t>
+      </w:r>
+      <w:hyperlink r:id="rId144">
+        <w:r>
+          <w:rPr>
+            <w:lang w:val="zh_TW" w:bidi="zh_TW"/>
+          </w:rPr>
+          <w:rPr>
+            <w:color w:val="0000EE"/>
+            <w:u w:val="single"/>
+          </w:rPr>
+          <w:t>23:6</w:t>
+        </w:r>
+      </w:hyperlink>
+      <w:r>
+        <w:rPr>
+          <w:lang w:val="zh_TW" w:bidi="zh_TW"/>
+        </w:rPr>
+        <w:t>，</w:t>
+      </w:r>
+      <w:hyperlink r:id="rId145">
+        <w:r>
+          <w:rPr>
+            <w:lang w:val="zh_TW" w:bidi="zh_TW"/>
+          </w:rPr>
+          <w:rPr>
+            <w:color w:val="0000EE"/>
+            <w:u w:val="single"/>
+          </w:rPr>
+          <w:t>26:5</w:t>
+        </w:r>
+      </w:hyperlink>
+      <w:r>
+        <w:rPr>
+          <w:lang w:val="zh_TW" w:bidi="zh_TW"/>
+        </w:rPr>
+        <w:t>；</w:t>
+      </w:r>
+      <w:hyperlink r:id="rId146">
+        <w:r>
+          <w:rPr>
+            <w:lang w:val="zh_TW" w:bidi="zh_TW"/>
+          </w:rPr>
+          <w:rPr>
+            <w:color w:val="0000EE"/>
+            <w:u w:val="single"/>
+          </w:rPr>
+          <w:t>腓3:5</w:t>
+        </w:r>
+      </w:hyperlink>
+      <w:r>
+        <w:rPr>
+          <w:lang w:val="zh_TW" w:bidi="zh_TW"/>
+        </w:rPr>
+        <w:t xml:space="preserve"> ）和許多其他早期基督徒都是從法利賽教門出來的（</w:t>
+      </w:r>
+      <w:hyperlink r:id="rId147">
+        <w:r>
+          <w:rPr>
+            <w:lang w:val="zh_TW" w:bidi="zh_TW"/>
+          </w:rPr>
+          <w:rPr>
+            <w:color w:val="0000EE"/>
+            <w:u w:val="single"/>
+          </w:rPr>
+          <w:t>徒15:5</w:t>
+        </w:r>
+      </w:hyperlink>
+      <w:r>
+        <w:rPr>
+          <w:lang w:val="zh_TW" w:bidi="zh_TW"/>
+        </w:rPr>
+        <w:t>）。法利賽猶太教在公元70年耶路撒冷被毀後倖存下來，形成了公元二世紀到現代主導猶太宗教生活的拉比猶太教。</w:t>
+      </w:r>
+    </w:p>
+    <w:p>
+      <w:pPr/>
+      <w:r>
+        <w:rPr>
+          <w:lang w:val="zh_TW" w:bidi="zh_TW"/>
+        </w:rPr>
+      </w:r>
+      <w:r>
+        <w:rPr>
+          <w:lang w:val="zh_TW" w:bidi="zh_TW"/>
+        </w:rPr>
+        <w:t>愛色尼派是猶太教內的另一個宗教派別，其起源可追溯到公元前第二世紀。與法利賽人一樣，愛色尼派主要想要遵守摩西律法以維護禮儀上的純潔。愛色尼派生活並工作於猶太社會中；他們試圖通過所遵循的簡樸和無私的生活方式來影響人們。一些愛色尼人也生活在自己的社群中，每天工作後回到這些社群。猶太教內有許多宗教派系，其中一個可能與愛色尼派只有模糊關聯的團體在死海西岸建立了一個社群。這個團體將自己視為真以色列，並在曠野中通過保持自身遠離一切污穢來準備迎接神的最終眷顧。許多由這個派別成員撰寫的文件在死海附近的洞穴中被發現，都是在羅馬人摧毀該定居點前被隱藏起來的。這些文件，即死海古卷，提供了關於這個宗教派別及其信仰的詳細信息。</w:t>
+      </w:r>
+    </w:p>
+    <w:p>
+      <w:pPr/>
+      <w:r>
+        <w:rPr>
+          <w:lang w:val="zh_TW" w:bidi="zh_TW"/>
+        </w:rPr>
+      </w:r>
+      <w:r>
+        <w:rPr>
+          <w:lang w:val="zh_TW" w:bidi="zh_TW"/>
+        </w:rPr>
+        <w:t>奮銳黨是另一個猶太教派，可能與西卡里黨（「匕首人」）有關。這群政治行動主義者在公元6至66年間興盛。他們只承認神是他們的君主，並試圖通過暴力手段推翻羅馬人和其合作者，包括施行暗殺。他們協助煽動了公元66至73年的猶太起義，並在公元70年與耶路撒冷一起滅亡。</w:t>
+      </w:r>
+    </w:p>
+    <w:p>
+      <w:pPr/>
+      <w:r>
+        <w:rPr>
+          <w:lang w:val="zh_TW" w:bidi="zh_TW"/>
+        </w:rPr>
+      </w:r>
+      <w:r>
+        <w:rPr>
+          <w:lang w:val="zh_TW" w:bidi="zh_TW"/>
+        </w:rPr>
+        <w:t>在公元一世紀的巴勒斯坦，社會階級和地位是根據禮儀的純潔度來決定的。上層階級由宗教機構人士組成，如撒都該人、文士、法利賽人和耶路撒冷的祭司。公會是由這些團體成員組成的審議組織。實際上，中產階級並不存在。下層階級主要由Am Ha Arez（「聖地之民」）組成——這些猶太人因缺乏教育而不通律法，並且對他們所熟悉的誡命也沒有嚴格遵守。法利賽人對聖地之民的普遍仇視態度在</w:t>
+      </w:r>
+      <w:hyperlink r:id="rId148">
+        <w:r>
+          <w:rPr>
+            <w:lang w:val="zh_TW" w:bidi="zh_TW"/>
+          </w:rPr>
+          <w:rPr>
+            <w:color w:val="0000EE"/>
+            <w:u w:val="single"/>
+          </w:rPr>
+          <w:t>約7:49</w:t>
+        </w:r>
+      </w:hyperlink>
+      <w:r>
+        <w:rPr>
+          <w:lang w:val="zh_TW" w:bidi="zh_TW"/>
+        </w:rPr>
+        <w:t>中顯而易見：「</w:t>
+      </w:r>
+      <w:r>
+        <w:rPr>
+          <w:lang w:val="zh_TW" w:bidi="zh_TW"/>
+        </w:rPr>
+        <w:t>但這些不明白律法的百姓是被咒詛的</w:t>
+      </w:r>
+      <w:r>
+        <w:rPr>
+          <w:lang w:val="zh_TW" w:bidi="zh_TW"/>
+        </w:rPr>
+        <w:t>」（《和合本》）。第一世紀的巴勒斯坦還有另一個社會階級，被稱為「不可接觸者」。這些人由撒馬利亞人、稅吏、妓女、牧羊人、痲瘋病人、外邦人，以及或許最糟糕的是成了外邦人的猶太人（例如，</w:t>
+      </w:r>
+      <w:hyperlink r:id="rId149">
+        <w:r>
+          <w:rPr>
+            <w:lang w:val="zh_TW" w:bidi="zh_TW"/>
+          </w:rPr>
+          <w:rPr>
+            <w:color w:val="0000EE"/>
+            <w:u w:val="single"/>
+          </w:rPr>
+          <w:t>路15:11–32</w:t>
+        </w:r>
+      </w:hyperlink>
+      <w:r>
+        <w:rPr>
+          <w:lang w:val="zh_TW" w:bidi="zh_TW"/>
+        </w:rPr>
+        <w:t>中的浪子）所組成。一般遵循的禮儀純潔規則阻隔了上層階級與不可接觸者之間任何形式的社交接觸，更是極其迴避與聖地之民的接觸。在這種背景下，法利賽人對耶穌與稅吏和罪人來往的恐懼，是完全可以理解的（</w:t>
+      </w:r>
+      <w:hyperlink r:id="rId150">
+        <w:r>
+          <w:rPr>
+            <w:lang w:val="zh_TW" w:bidi="zh_TW"/>
+          </w:rPr>
+          <w:rPr>
+            <w:color w:val="0000EE"/>
+            <w:u w:val="single"/>
+          </w:rPr>
+          <w:t>可2:15–17</w:t>
         </w:r>
       </w:hyperlink>
       <w:r>
@@ -777,22 +5754,1629 @@
       </w:r>
       <w:r>
         <w:rPr>
+          <w:lang w:val="zh_TW" w:bidi="zh_TW"/>
+        </w:rPr>
+        <w:t>在第二聖殿時期的最後兩個世紀裡，這種以宗教標準來決定社會階級和地位的結果，使耶路撒冷與巴勒斯坦農村一帶之間造成了不安的緊張關係，特別是在加利利。耶路撒冷的人認為加利利是一個對律法無知的地方（</w:t>
+      </w:r>
+      <w:hyperlink r:id="rId151">
+        <w:r>
+          <w:rPr>
+            <w:lang w:val="zh_TW" w:bidi="zh_TW"/>
+          </w:rPr>
+          <w:rPr>
+            <w:color w:val="0000EE"/>
+            <w:u w:val="single"/>
+          </w:rPr>
+          <w:t>約1:46</w:t>
+        </w:r>
+      </w:hyperlink>
+      <w:r>
+        <w:rPr>
+          <w:lang w:val="zh_TW" w:bidi="zh_TW"/>
+        </w:rPr>
+        <w:t>）。耶路撒冷主要是一個宗教中心，主要以聖殿崇拜為業。公元第一世紀耶路撒冷的總人口估計介於25,000到40,000之間。其中大多數是致力於建造和裝潢聖殿的師傅和工匠（在被摧毀之前聖殿仍未竣工；見</w:t>
+      </w:r>
+      <w:hyperlink r:id="rId152">
+        <w:r>
+          <w:rPr>
+            <w:lang w:val="zh_TW" w:bidi="zh_TW"/>
+          </w:rPr>
+          <w:rPr>
+            <w:color w:val="0000EE"/>
+            <w:u w:val="single"/>
+          </w:rPr>
+          <w:t>約2:20</w:t>
+        </w:r>
+      </w:hyperlink>
+      <w:r>
+        <w:rPr>
+          <w:lang w:val="zh_TW" w:bidi="zh_TW"/>
+        </w:rPr>
+        <w:t>），或參與聖殿許多禮儀活動的祭司和利未人。雖然猶太人理當每年在三個朝聖節期前往耶路撒冷，但這一要求對於巴勒斯坦鄉間的農民來說是困難的。</w:t>
+      </w:r>
+    </w:p>
+    <w:p>
+      <w:pPr/>
+      <w:r>
+        <w:rPr>
+          <w:lang w:val="zh_TW" w:bidi="zh_TW"/>
+        </w:rPr>
+      </w:r>
+      <w:r>
+        <w:rPr>
+          <w:lang w:val="zh_TW" w:bidi="zh_TW"/>
+        </w:rPr>
+        <w:t>此外，摩西律法要求的十一奉獻僅限於田產，不包括工資或以物易物。因此，鄉村的農民肩負著這種稅收的重擔，自然對城內的工匠、商人和免於納十一的祭司特權感到不滿。不納田產的十一奉獻其誘惑極大，許多農民屈服於此。他們的田產如果不納十一就不算為可食（kosher），諸如法利賽人謹守教規的人會避免使用這些農產品。除了要求農民納第一和第二次十一（第二次十一必須在耶路撒冷附近使用）之外，羅馬的稅收據估計相當於個人收入的10%到15%。聖殿稅加上羅馬稅，使稅收負擔達到25%到30%的壓力。猶太人在公元66年最終反抗羅馬壓迫者的事實並不難理解。事實上，整個公元第一世紀，巴勒斯坦經常發生小規模的叛亂。許多叛亂發生在耶路撒冷的三個年度朝聖節期間，當時正常人口從25,000到40,000激增至500,000或更多。這些節期為起義製造了理想機會，羅馬人特別警惕這種情況。耶穌被處決時也是在一次這樣的逾越節期間，因為祂被懷疑要鬧政治革命（</w:t>
+      </w:r>
+      <w:hyperlink r:id="rId153">
+        <w:r>
+          <w:rPr>
+            <w:lang w:val="zh_TW" w:bidi="zh_TW"/>
+          </w:rPr>
+          <w:rPr>
+            <w:color w:val="0000EE"/>
+            <w:u w:val="single"/>
+          </w:rPr>
+          <w:t>可15:26</w:t>
+        </w:r>
+      </w:hyperlink>
+      <w:r>
+        <w:rPr>
+          <w:lang w:val="zh_TW" w:bidi="zh_TW"/>
+        </w:rPr>
+        <w:t>）。</w:t>
+      </w:r>
+    </w:p>
+    <w:p>
+      <w:pPr/>
+      <w:r>
+        <w:rPr>
+          <w:lang w:val="zh_TW" w:bidi="zh_TW"/>
+        </w:rPr>
+      </w:r>
+      <w:r>
+        <w:rPr>
+          <w:lang w:val="zh_TW" w:bidi="zh_TW"/>
+        </w:rPr>
+        <w:t>第二聖殿時期，就是出現在猶太教裡天啓主義興衰的背景。天啟主義（來自希臘文「啟示」一詞）是一種末世論（「最終事件的記述」），其假設是除非神首先以決定性的方式介入摧毀邪惡（特別是外邦壓迫者）並為義人（以色列）伸冤，否則世上無法恢復理想的狀況。心懷天啟主義的人士撰寫了許多文獻，稱為天啟文學，試圖解讀時代的徵兆並預測神眷顧的到來。由於普遍意識到預言時代已經結束，這些天啟主義者不以本名寫作，而是仿用古代以色列偉人的名字寫作，如摩西、亞伯拉罕、以諾和以斯拉。在猶太天啟主義裡更重要的盼望包括（1）彌賽亞的到來；（2）大災難的來臨，有時稱為彌賽亞之禍；（3）義人的復活；（4）惡人的審判和義人的賞賜。天啟主義或多或少醞釀了猶太人反抗羅馬人的起義。</w:t>
+      </w:r>
+    </w:p>
+    <w:p>
+      <w:pPr/>
+      <w:r>
+        <w:rPr>
+          <w:lang w:val="zh_TW" w:bidi="zh_TW"/>
+        </w:rPr>
+      </w:r>
+      <w:r>
+        <w:rPr>
+          <w:lang w:val="zh_TW" w:bidi="zh_TW"/>
+        </w:rPr>
+        <w:t>在第二聖殿時期開始時，希伯來聖經的一些部分經卷仍在編寫過程中。最後三卷先知書——哈該書、撒迦利亞書和瑪拉基書——寫於公元前第六世紀末至五世紀中葉。後來的拉比們表示，當這些先知停止工作時，神的靈已經從以色列收回。歷代志作者以塞魯士的詔令（公元前538年）結束他的作品，而以斯拉記-尼希米記和以斯帖記似乎是在公元前第五世紀寫成的。</w:t>
+      </w:r>
+    </w:p>
+    <w:p>
+      <w:pPr/>
+      <w:r>
+        <w:rPr>
+          <w:lang w:val="zh_TW" w:bidi="zh_TW"/>
+        </w:rPr>
+      </w:r>
+      <w:r>
+        <w:rPr>
+          <w:lang w:val="zh_TW" w:bidi="zh_TW"/>
+        </w:rPr>
+        <w:t>第二聖殿時期不僅見證了那些後來在猶太教中被視為啟示和權威的著作的完成，也見證了所有 24 卷經卷的全部被承認。在公元前586年耶路撒冷被毀之前，摩西律法並未得到一致的遵行（根據</w:t>
+      </w:r>
+      <w:hyperlink r:id="rId154">
+        <w:r>
+          <w:rPr>
+            <w:lang w:val="zh_TW" w:bidi="zh_TW"/>
+          </w:rPr>
+          <w:rPr>
+            <w:color w:val="0000EE"/>
+            <w:u w:val="single"/>
+          </w:rPr>
+          <w:t>王下二十二章</w:t>
+        </w:r>
+      </w:hyperlink>
+      <w:r>
+        <w:rPr>
+          <w:lang w:val="zh_TW" w:bidi="zh_TW"/>
+        </w:rPr>
+        <w:t>，它曾在一段不明時間內遺失了），古典先知也並不總是能夠得到適當的認可。但在公元前586年之後，妥拉在猶太民族的生活和思想上佔據了無可置疑的神聖地位，甚至在公元70年最終解體之前在許多方面取代了聖殿崇拜。</w:t>
+      </w:r>
+    </w:p>
+    <w:p>
+      <w:pPr/>
+      <w:r>
+        <w:rPr>
+          <w:lang w:val="zh_TW" w:bidi="zh_TW"/>
+        </w:rPr>
+      </w:r>
+      <w:r>
+        <w:rPr>
+          <w:lang w:val="zh_TW" w:bidi="zh_TW"/>
+        </w:rPr>
+        <w:t>猶太聖經分為三個部分，猶太人用首字母縮略詞「塔納赫（Tanak）」來表示：（1）Torah（「律法」或「啟示」），（2）Nebi’im（「先知書」），以及（3）Kethubim（「聖卷」）。一般認為律法和先知書在公元前第二世紀前已享有正典地位，但聖卷最終是在</w:t>
+      </w:r>
+      <w:r>
+        <w:rPr>
+          <w:lang w:val="zh_TW" w:bidi="zh_TW"/>
+        </w:rPr>
+        <w:t>雅麥尼亞（</w:t>
+      </w:r>
+      <w:r>
+        <w:rPr>
+          <w:lang w:val="zh_TW" w:bidi="zh_TW"/>
+        </w:rPr>
+        <w:t>Jamnia</w:t>
+      </w:r>
+      <w:r>
+        <w:rPr>
+          <w:lang w:val="zh_TW" w:bidi="zh_TW"/>
+        </w:rPr>
+        <w:t>）的</w:t>
+      </w:r>
+      <w:r>
+        <w:rPr>
+          <w:lang w:val="zh_TW" w:bidi="zh_TW"/>
+        </w:rPr>
+        <w:t>拉比大會（約公元90年）上被宣布為正典，然而這一歷史性事件的真實性深具爭議。據認為，拉比們討論了某些聖經書卷是否應繼續成為聖經的一部分。實際上，猶太聖經的正典早在公元前第一世紀已由傳統使用完全確定。律法由五卷書組成：創世記、出埃及記、利未記、民數記和申命記。先知書分為兩部分，前先知書（約書亞記、士師記、撒母耳記和列王紀）和後先知書（以賽亞書、耶利米書、以西結書和十二小先知書）。聖卷包括歷代志、以斯拉記-尼希米記、以斯帖記、約伯記、詩篇、箴言、傳道書、雅歌、耶利米哀歌、路得記和但以理書。正典的書卷總數為24卷，與新教正典的39卷書相同，因為撒母耳記、列王紀、歷代志、以斯拉記-尼希米記和十二小先知書各自只算作一卷書。希臘化猶太教的亞歷山大正典更為廣泛，額外的書籍（新教徒稱為次經〔Apocrypha〕）都收錄在羅馬天主教舊約正典的46卷書中。</w:t>
+      </w:r>
+    </w:p>
+    <w:p>
+      <w:pPr>
+        <w:pStyle w:val="Heading3"/>
+      </w:pPr>
+      <w:r>
+        <w:rPr>
+          <w:lang w:val="zh_TW" w:bidi="zh_TW"/>
+        </w:rPr>
+        <w:t>塔木德時期（公元73–425年）</w:t>
+      </w:r>
+    </w:p>
+    <w:p>
+      <w:pPr>
+        <w:pStyle w:val="Heading4"/>
+      </w:pPr>
+      <w:r>
+        <w:rPr>
+          <w:lang w:val="zh_TW" w:bidi="zh_TW"/>
+        </w:rPr>
+        <w:t>歷史概覽</w:t>
+      </w:r>
+    </w:p>
+    <w:p>
+      <w:pPr/>
+      <w:r>
+        <w:rPr>
+          <w:lang w:val="zh_TW" w:bidi="zh_TW"/>
+        </w:rPr>
+      </w:r>
+      <w:r>
+        <w:rPr>
+          <w:lang w:val="zh_TW" w:bidi="zh_TW"/>
+        </w:rPr>
+        <w:t>據猶太傳說，當羅馬人在公元66至73年起義中即將征服耶路撒冷時，一位著名的法利賽人，拉比約哈難·便撒該（Johanan ben Zakkai）裝死，門徒們獲准將他裝在棺材裡抬出被圍困的城市。更可能的情況是，他獲得了羅馬人的許可，將他的學校從耶路撒冷遷至巴勒斯坦海岸的雅麥尼亞。聖殿崇拜和祭司制度久已消失，像拉比約哈難這樣的拉比學校承擔了重建猶太教的重任。古舊的公會被重新設立為伯丁（Beth Din，「法庭」），希列的孫子迦瑪列二世成為其領袖，沿用納西（Nasi，「王子」）或族長的頭銜。族長制持續到公元425年，當時皇帝狄奧多西二世（Theodosius II）在最後一位族長迦瑪列六世去世後廢除了這一職份。在美索不達米亞，巴比倫猶太教經歷了一次復興，持續到公元五世紀末。這一時期被稱為加昂（Gaonim）時期（「超群派」），以蘇拉（Sura）和龐本地他（Pumpeditha）兩大拉比學校的領袖命名。正是在那裡，偉大的巴比倫塔木德在公元五世紀編纂完成。</w:t>
+      </w:r>
+    </w:p>
+    <w:p>
+      <w:pPr/>
+      <w:r>
+        <w:rPr>
+          <w:lang w:val="zh_TW" w:bidi="zh_TW"/>
+        </w:rPr>
+      </w:r>
+      <w:r>
+        <w:rPr>
+          <w:lang w:val="zh_TW" w:bidi="zh_TW"/>
+        </w:rPr>
+        <w:t>公元115年，地中海東部的各猶太社區，包括埃及、塞浦路斯和古利奈，都起義反抗羅馬皇帝圖拉真（Trajan）。這些反抗無一例外地被羅馬軍團鎮壓。最後，當皇帝哈德良（Hadrian）即將在舊耶路撒冷的遺址上建立新城市</w:t>
+      </w:r>
+      <w:r>
+        <w:rPr>
+          <w:lang w:val="zh_TW" w:bidi="zh_TW"/>
+        </w:rPr>
+        <w:t>艾莉亞·卡皮托林納（</w:t>
+      </w:r>
+      <w:r>
+        <w:rPr>
+          <w:lang w:val="zh_TW" w:bidi="zh_TW"/>
+        </w:rPr>
+        <w:t>Aelia Capitolina</w:t>
+      </w:r>
+      <w:r>
+        <w:rPr>
+          <w:lang w:val="zh_TW" w:bidi="zh_TW"/>
+        </w:rPr>
+        <w:t>）</w:t>
+      </w:r>
+      <w:r>
+        <w:rPr>
+          <w:lang w:val="zh_TW" w:bidi="zh_TW"/>
+        </w:rPr>
+        <w:t>時，猶太人在公元132年再次起義，由自稱為彌賽亞的西門·巴科西巴（Simeon Bar Koziba）領導，他的跟從者稱他為巴柯巴（Bar-Kochba，「星之子」），以此暗指在</w:t>
+      </w:r>
+      <w:hyperlink r:id="rId155">
+        <w:r>
+          <w:rPr>
+            <w:lang w:val="zh_TW" w:bidi="zh_TW"/>
+          </w:rPr>
+          <w:rPr>
+            <w:color w:val="0000EE"/>
+            <w:u w:val="single"/>
+          </w:rPr>
+          <w:t>民數記24:17</w:t>
+        </w:r>
+      </w:hyperlink>
+      <w:r>
+        <w:rPr>
+          <w:lang w:val="zh_TW" w:bidi="zh_TW"/>
+        </w:rPr>
+        <w:t>中的彌賽亞經文。巴柯巴得到了著名的拉比學者阿奇巴的幫助。這次反抗雖然初嚐成功，但在135年被猶流·塞維魯斯（Julius Severus ）率領的羅馬人鎮壓。此後不久，哈德良頒布了一項法令，禁止所有猶太人進入新城艾莉亞·卡皮托林納。</w:t>
+      </w:r>
+    </w:p>
+    <w:p>
+      <w:pPr>
+        <w:pStyle w:val="Heading4"/>
+      </w:pPr>
+      <w:r>
+        <w:rPr>
+          <w:lang w:val="zh_TW" w:bidi="zh_TW"/>
+        </w:rPr>
+        <w:t>社會與宗教的發展</w:t>
+      </w:r>
+    </w:p>
+    <w:p>
+      <w:pPr/>
+      <w:r>
+        <w:rPr>
+          <w:lang w:val="zh_TW" w:bidi="zh_TW"/>
+        </w:rPr>
+      </w:r>
+      <w:r>
+        <w:rPr>
+          <w:lang w:val="zh_TW" w:bidi="zh_TW"/>
+        </w:rPr>
+        <w:t>在這段時期，經過幾代拉比學者的努力，終於隨著巴比倫和耶路撒冷塔木德的編纂成功而開花結果。拉比智者自覺地將自己視為古代以色列眾先知的繼承者，而這些先知又是摩西律法的繼承者。他們有意識地區分了自己對摩西律法的司法解釋（他們稱之為Halakah，或「行走」，即生活指南）和律法本身的命令（稱為Mitvah，或「誡命」）。經過幾代拉比討論發展的口述律法，最終在猶大哈納西（Judah ha-Nasi，約公元135–220年）的努力下於公元二世紀末被編纂成書，並被稱為《米示拿》（「教導」），這是拉比討論安息日、初熟果子、祭物和婦女等主題的專題安排。《米示拿》成為巴勒斯坦和巴比倫進一步有關拉比討論的基礎。在《米示拿》寫成後而興盛的智者之眾決定，約在公元450年在巴勒斯坦和約公元500年在巴比倫編纂。這超越《米示拿》的第二階段被稱為《革馬拉》（Gemara）（意為「完成」或「重複」）。《米示拿》和巴比倫的《革馬拉》構成了《巴比倫塔木德》，而同樣的《米示拿》與耶路撒冷或巴勒斯坦的《革馬拉》組成了《耶路撒冷塔木德》。還有另一種類型的拉比文獻是米大示（Midrashim）（「解釋」），它們或是按照某一特定聖經書卷的順序，也可能是對特定聖經書卷順序而排列的講道組成。最後，將聖經意譯成亞蘭文的他爾根（Targums）在公元第二世紀末也開始被撰寫下來。</w:t>
+      </w:r>
+    </w:p>
+    <w:p>
+      <w:pPr/>
+      <w:r>
+        <w:rPr>
+          <w:lang w:val="zh_TW" w:bidi="zh_TW"/>
+        </w:rPr>
+      </w:r>
+      <w:r>
+        <w:rPr>
+          <w:lang w:val="zh_TW" w:bidi="zh_TW"/>
+        </w:rPr>
+        <w:t>聖殿被毀後，拉比猶太教專注於妥拉的宗教意義，並將學術提升到猶太教核心角色的地位直到今日。拉比猶太教在拉比約哈難的初期領導下，逐漸對散居的猶太教產生影響，直到在第二世紀期間某種拉比正統派興起。意識形態上，基督教是拉比猶太教的主要夙敵之一。為了將猶太基督徒從他們中間清除，拉比們在會堂禮拜中一般會誦讀的</w:t>
+      </w:r>
+      <w:r>
+        <w:rPr>
+          <w:lang w:val="zh_TW" w:bidi="zh_TW"/>
+        </w:rPr>
+        <w:t>十八首祝福辭</w:t>
+      </w:r>
+      <w:r>
+        <w:rPr>
+          <w:lang w:val="zh_TW" w:bidi="zh_TW"/>
+        </w:rPr>
+        <w:t>中加入了一個額外的禱文。這第十九個禱文是對</w:t>
+      </w:r>
+      <w:r>
+        <w:rPr>
           <w:i/>
           <w:lang w:val="zh_TW" w:bidi="zh_TW"/>
         </w:rPr>
+        <w:t>minim</w:t>
+      </w:r>
+      <w:r>
+        <w:rPr>
+          <w:lang w:val="zh_TW" w:bidi="zh_TW"/>
+        </w:rPr>
+        <w:t>（基督徒和其它異端）的咒詛，參加會堂禮拜的猶太基督徒就不可能誦讀了。這一機制在第一世紀末被採用，明確地劃分了猶太教和基督教之間的界線。</w:t>
+      </w:r>
+    </w:p>
+    <w:p>
+      <w:pPr/>
+      <w:r>
+        <w:rPr>
+          <w:lang w:val="zh_TW" w:bidi="zh_TW"/>
+        </w:rPr>
+      </w:r>
+      <w:r>
+        <w:rPr>
+          <w:i/>
+          <w:lang w:val="zh_TW" w:bidi="zh_TW"/>
+        </w:rPr>
         <w:t>另見</w:t>
       </w:r>
       <w:r>
         <w:rPr>
           <w:lang w:val="zh_TW" w:bidi="zh_TW"/>
         </w:rPr>
+        <w:t>死海古卷</w:t>
+      </w:r>
+      <w:r>
+        <w:rPr>
+          <w:lang w:val="zh_TW" w:bidi="zh_TW"/>
+        </w:rPr>
+        <w:t>；</w:t>
+      </w:r>
+      <w:r>
+        <w:rPr>
+          <w:lang w:val="zh_TW" w:bidi="zh_TW"/>
+        </w:rPr>
+        <w:t>愛色尼人</w:t>
+      </w:r>
+      <w:r>
+        <w:rPr>
+          <w:lang w:val="zh_TW" w:bidi="zh_TW"/>
+        </w:rPr>
+        <w:t>；</w:t>
+      </w:r>
+      <w:r>
+        <w:rPr>
+          <w:lang w:val="zh_TW" w:bidi="zh_TW"/>
+        </w:rPr>
+        <w:t>猶太人的散居</w:t>
+      </w:r>
+      <w:r>
+        <w:rPr>
+          <w:lang w:val="zh_TW" w:bidi="zh_TW"/>
+        </w:rPr>
+        <w:t>；</w:t>
+      </w:r>
+      <w:r>
+        <w:rPr>
+          <w:lang w:val="zh_TW" w:bidi="zh_TW"/>
+        </w:rPr>
+        <w:t>第一次猶太起義</w:t>
+      </w:r>
+      <w:r>
+        <w:rPr>
+          <w:lang w:val="zh_TW" w:bidi="zh_TW"/>
+        </w:rPr>
+        <w:t>；</w:t>
+      </w:r>
+      <w:r>
+        <w:rPr>
+          <w:lang w:val="zh_TW" w:bidi="zh_TW"/>
+        </w:rPr>
+        <w:t>以色列歷史</w:t>
+      </w:r>
+      <w:r>
+        <w:rPr>
+          <w:lang w:val="zh_TW" w:bidi="zh_TW"/>
+        </w:rPr>
+        <w:t>；</w:t>
+      </w:r>
+      <w:r>
+        <w:rPr>
+          <w:lang w:val="zh_TW" w:bidi="zh_TW"/>
+        </w:rPr>
+        <w:t>猶太人</w:t>
+      </w:r>
+      <w:r>
+        <w:rPr>
+          <w:lang w:val="zh_TW" w:bidi="zh_TW"/>
+        </w:rPr>
+        <w:t>；</w:t>
+      </w:r>
+      <w:r>
+        <w:rPr>
+          <w:lang w:val="zh_TW" w:bidi="zh_TW"/>
+        </w:rPr>
+        <w:t>猶大支派</w:t>
+      </w:r>
+      <w:r>
+        <w:rPr>
+          <w:lang w:val="zh_TW" w:bidi="zh_TW"/>
+        </w:rPr>
+        <w:t>；</w:t>
+      </w:r>
+      <w:r>
+        <w:rPr>
+          <w:lang w:val="zh_TW" w:bidi="zh_TW"/>
+        </w:rPr>
+        <w:t>法利賽人</w:t>
+      </w:r>
+      <w:r>
+        <w:rPr>
+          <w:lang w:val="zh_TW" w:bidi="zh_TW"/>
+        </w:rPr>
+        <w:t>；</w:t>
+      </w:r>
+      <w:r>
+        <w:rPr>
+          <w:lang w:val="zh_TW" w:bidi="zh_TW"/>
+        </w:rPr>
+        <w:t>猶太的斐洛</w:t>
+      </w:r>
+      <w:r>
+        <w:rPr>
+          <w:lang w:val="zh_TW" w:bidi="zh_TW"/>
+        </w:rPr>
+        <w:t>；</w:t>
+      </w:r>
+      <w:r>
+        <w:rPr>
+          <w:lang w:val="zh_TW" w:bidi="zh_TW"/>
+        </w:rPr>
+        <w:t>被擄歸回後時期</w:t>
+      </w:r>
+      <w:r>
+        <w:rPr>
+          <w:lang w:val="zh_TW" w:bidi="zh_TW"/>
+        </w:rPr>
+        <w:t>；</w:t>
+      </w:r>
+      <w:r>
+        <w:rPr>
+          <w:lang w:val="zh_TW" w:bidi="zh_TW"/>
+        </w:rPr>
+        <w:t>公會</w:t>
+      </w:r>
+      <w:r>
+        <w:rPr>
+          <w:lang w:val="zh_TW" w:bidi="zh_TW"/>
+        </w:rPr>
+        <w:t>；</w:t>
+      </w:r>
+      <w:r>
+        <w:rPr>
+          <w:lang w:val="zh_TW" w:bidi="zh_TW"/>
+        </w:rPr>
+        <w:t>塔木德</w:t>
+      </w:r>
+      <w:r>
+        <w:rPr>
+          <w:lang w:val="zh_TW" w:bidi="zh_TW"/>
+        </w:rPr>
+        <w:t>；</w:t>
+      </w:r>
+      <w:r>
+        <w:rPr>
+          <w:lang w:val="zh_TW" w:bidi="zh_TW"/>
+        </w:rPr>
+        <w:t>妥拉</w:t>
+      </w:r>
+      <w:r>
+        <w:rPr>
+          <w:lang w:val="zh_TW" w:bidi="zh_TW"/>
+        </w:rPr>
+        <w:t>；</w:t>
+      </w:r>
+      <w:r>
+        <w:rPr>
+          <w:lang w:val="zh_TW" w:bidi="zh_TW"/>
+        </w:rPr>
+        <w:t>傳統</w:t>
+      </w:r>
+      <w:r>
+        <w:rPr>
+          <w:lang w:val="zh_TW" w:bidi="zh_TW"/>
+        </w:rPr>
+        <w:t>；</w:t>
+      </w:r>
+      <w:r>
+        <w:rPr>
+          <w:lang w:val="zh_TW" w:bidi="zh_TW"/>
+        </w:rPr>
+        <w:t>口述傳統</w:t>
+      </w:r>
+      <w:r>
+        <w:rPr>
+          <w:lang w:val="zh_TW" w:bidi="zh_TW"/>
+        </w:rPr>
+        <w:t>。</w:t>
+      </w:r>
+      <w:r>
+        <w:rPr>
+          <w:lang w:val="zh_TW" w:bidi="zh_TW"/>
+        </w:rPr>
+      </w:r>
+      <w:r>
+        <w:rPr>
+          <w:lang w:val="zh_TW" w:bidi="zh_TW"/>
+        </w:rPr>
+      </w:r>
+    </w:p>
+    <w:p>
+      <w:pPr/>
+      <w:r>
+        <w:rPr>
+          <w:lang w:val="zh_TW" w:bidi="zh_TW"/>
+        </w:rPr>
+      </w:r>
+    </w:p>
+    <w:p>
+      <w:pPr>
+        <w:pStyle w:val="Heading2"/>
+      </w:pPr>
+      <w:r>
+        <w:rPr>
+          <w:lang w:val="zh_TW" w:bidi="zh_TW"/>
+        </w:rPr>
+        <w:t>猶太人</w:t>
+      </w:r>
+      <w:r>
+        <w:rPr>
+          <w:lang w:val="zh_TW" w:bidi="zh_TW"/>
+        </w:rPr>
+      </w:r>
+    </w:p>
+    <w:p>
+      <w:pPr/>
+      <w:r>
+        <w:rPr>
+          <w:lang w:val="zh_TW" w:bidi="zh_TW"/>
+        </w:rPr>
+      </w:r>
+      <w:r>
+        <w:rPr>
+          <w:lang w:val="zh_TW" w:bidi="zh_TW"/>
+        </w:rPr>
+        <w:t>猶太人，或屬於猶大國的人。這個英文單詞（Jew）源於法文。</w:t>
+      </w:r>
+    </w:p>
+    <w:p>
+      <w:pPr>
+        <w:pStyle w:val="Heading4"/>
+      </w:pPr>
+      <w:r>
+        <w:rPr>
+          <w:lang w:val="zh_TW" w:bidi="zh_TW"/>
+        </w:rPr>
+        <w:t>舊約聖經（譯註：和合本舊約聖經將英文Jew/Jewish一詞通譯為猶大）</w:t>
+      </w:r>
+    </w:p>
+    <w:p>
+      <w:pPr/>
+      <w:r>
+        <w:rPr>
+          <w:lang w:val="zh_TW" w:bidi="zh_TW"/>
+        </w:rPr>
+      </w:r>
+      <w:r>
+        <w:rPr>
+          <w:lang w:val="zh_TW" w:bidi="zh_TW"/>
+        </w:rPr>
+        <w:t>「猶大人」這個詞首次出現在</w:t>
+      </w:r>
+      <w:hyperlink r:id="rId156">
+        <w:r>
+          <w:rPr>
+            <w:lang w:val="zh_TW" w:bidi="zh_TW"/>
+          </w:rPr>
+          <w:rPr>
+            <w:color w:val="0000EE"/>
+            <w:u w:val="single"/>
+          </w:rPr>
+          <w:t>列王紀下十六章6節，</w:t>
+        </w:r>
+      </w:hyperlink>
+      <w:r>
+        <w:rPr>
+          <w:lang w:val="zh_TW" w:bidi="zh_TW"/>
+        </w:rPr>
+        <w:t>意思是「猶大的公民」。在公元前六世紀末的巴比倫被擄時代之前的耶利米時期，這個用字變得相對流行（</w:t>
+      </w:r>
+      <w:hyperlink r:id="rId157">
+        <w:r>
+          <w:rPr>
+            <w:lang w:val="zh_TW" w:bidi="zh_TW"/>
+          </w:rPr>
+          <w:rPr>
+            <w:color w:val="0000EE"/>
+            <w:u w:val="single"/>
+          </w:rPr>
+          <w:t>耶32:12</w:t>
+        </w:r>
+      </w:hyperlink>
+      <w:r>
+        <w:rPr>
+          <w:lang w:val="zh_TW" w:bidi="zh_TW"/>
+        </w:rPr>
+        <w:t>），顯示了各外國民族中，日益增強的民族和身份認同感。</w:t>
+      </w:r>
+      <w:hyperlink r:id="rId158">
+        <w:r>
+          <w:rPr>
+            <w:lang w:val="zh_TW" w:bidi="zh_TW"/>
+          </w:rPr>
+          <w:rPr>
+            <w:color w:val="0000EE"/>
+            <w:u w:val="single"/>
+          </w:rPr>
+          <w:t>耶利米書三十四章9節</w:t>
+        </w:r>
+      </w:hyperlink>
+      <w:r>
+        <w:rPr>
+          <w:lang w:val="zh_TW" w:bidi="zh_TW"/>
+        </w:rPr>
+        <w:t>在一個強調公民有權享有免於奴役的自由的聲明中，使用了「猶大弟兄」一詞。</w:t>
+      </w:r>
+      <w:hyperlink r:id="rId159">
+        <w:r>
+          <w:rPr>
+            <w:lang w:val="zh_TW" w:bidi="zh_TW"/>
+          </w:rPr>
+          <w:rPr>
+            <w:color w:val="0000EE"/>
+            <w:u w:val="single"/>
+          </w:rPr>
+          <w:t>耶利米書五十二章28節</w:t>
+        </w:r>
+      </w:hyperlink>
+      <w:r>
+        <w:rPr>
+          <w:lang w:val="zh_TW" w:bidi="zh_TW"/>
+        </w:rPr>
+        <w:t>在統計被驅逐的公民時也使用了這個詞。</w:t>
+      </w:r>
+    </w:p>
+    <w:p>
+      <w:pPr/>
+      <w:r>
+        <w:rPr>
+          <w:lang w:val="zh_TW" w:bidi="zh_TW"/>
+        </w:rPr>
+      </w:r>
+      <w:r>
+        <w:rPr>
+          <w:lang w:val="zh_TW" w:bidi="zh_TW"/>
+        </w:rPr>
+        <w:t>一旦人民被擄（進入了被擄時期），這個詞就具有了宗教意義。猶大人與周圍的民族不同，因為他們相信唯一的真神。猶大人和外邦人（或非猶大人）互不干涉。在</w:t>
+      </w:r>
+      <w:hyperlink r:id="rId160">
+        <w:r>
+          <w:rPr>
+            <w:lang w:val="zh_TW" w:bidi="zh_TW"/>
+          </w:rPr>
+          <w:rPr>
+            <w:color w:val="0000EE"/>
+            <w:u w:val="single"/>
+          </w:rPr>
+          <w:t>但以理書三章8至12節</w:t>
+        </w:r>
+      </w:hyperlink>
+      <w:r>
+        <w:rPr>
+          <w:lang w:val="zh_TW" w:bidi="zh_TW"/>
+        </w:rPr>
+        <w:t>中，一些猶大人被指控從事不當的巴比倫宗教活動。以斯帖記討論了猶大人的身份認同以及在異國生存的問題。</w:t>
+      </w:r>
+      <w:hyperlink r:id="rId161">
+        <w:r>
+          <w:rPr>
+            <w:lang w:val="zh_TW" w:bidi="zh_TW"/>
+          </w:rPr>
+          <w:rPr>
+            <w:color w:val="0000EE"/>
+            <w:u w:val="single"/>
+          </w:rPr>
+          <w:t>以斯帖記八章17節</w:t>
+        </w:r>
+      </w:hyperlink>
+      <w:r>
+        <w:rPr>
+          <w:lang w:val="zh_TW" w:bidi="zh_TW"/>
+        </w:rPr>
+        <w:t>提到外邦人歸信成為猶大人。</w:t>
+      </w:r>
+    </w:p>
+    <w:p>
+      <w:pPr/>
+      <w:r>
+        <w:rPr>
+          <w:lang w:val="zh_TW" w:bidi="zh_TW"/>
+        </w:rPr>
+      </w:r>
+      <w:r>
+        <w:rPr>
+          <w:lang w:val="zh_TW" w:bidi="zh_TW"/>
+        </w:rPr>
+        <w:t>被擄之後，</w:t>
+      </w:r>
+      <w:hyperlink r:id="rId162">
+        <w:r>
+          <w:rPr>
+            <w:lang w:val="zh_TW" w:bidi="zh_TW"/>
+          </w:rPr>
+          <w:rPr>
+            <w:color w:val="0000EE"/>
+            <w:u w:val="single"/>
+          </w:rPr>
+          <w:t>撒迦利亞書八章23節</w:t>
+        </w:r>
+      </w:hyperlink>
+      <w:r>
+        <w:rPr>
+          <w:lang w:val="zh_TW" w:bidi="zh_TW"/>
+        </w:rPr>
+        <w:t>中表達了「猶大人」的宗教意義，這段經文說到外邦人會尋求猶大人，因為神與他們同在。在</w:t>
+      </w:r>
+      <w:hyperlink r:id="rId163">
+        <w:r>
+          <w:rPr>
+            <w:lang w:val="zh_TW" w:bidi="zh_TW"/>
+          </w:rPr>
+          <w:rPr>
+            <w:color w:val="0000EE"/>
+            <w:u w:val="single"/>
+          </w:rPr>
+          <w:t>以斯拉記四章12節</w:t>
+        </w:r>
+      </w:hyperlink>
+      <w:r>
+        <w:rPr>
+          <w:lang w:val="zh_TW" w:bidi="zh_TW"/>
+        </w:rPr>
+        <w:t>中，「猶大人」這個詞用來指代歸回的被擄者。尼希米也以這種方式使用這個詞（</w:t>
+      </w:r>
+      <w:hyperlink r:id="rId164">
+        <w:r>
+          <w:rPr>
+            <w:lang w:val="zh_TW" w:bidi="zh_TW"/>
+          </w:rPr>
+          <w:rPr>
+            <w:color w:val="0000EE"/>
+            <w:u w:val="single"/>
+          </w:rPr>
+          <w:t>尼1:2，</w:t>
+        </w:r>
+      </w:hyperlink>
+      <w:hyperlink r:id="rId165">
+        <w:r>
+          <w:rPr>
+            <w:lang w:val="zh_TW" w:bidi="zh_TW"/>
+          </w:rPr>
+          <w:rPr>
+            <w:color w:val="0000EE"/>
+            <w:u w:val="single"/>
+          </w:rPr>
+          <w:t>4:2</w:t>
+        </w:r>
+      </w:hyperlink>
+      <w:r>
+        <w:rPr>
+          <w:lang w:val="zh_TW" w:bidi="zh_TW"/>
+        </w:rPr>
+        <w:t>）。</w:t>
+      </w:r>
+      <w:hyperlink r:id="rId166">
+        <w:r>
+          <w:rPr>
+            <w:lang w:val="zh_TW" w:bidi="zh_TW"/>
+          </w:rPr>
+          <w:rPr>
+            <w:color w:val="0000EE"/>
+            <w:u w:val="single"/>
+          </w:rPr>
+          <w:t>尼希米記十三章24節</w:t>
+        </w:r>
+      </w:hyperlink>
+      <w:r>
+        <w:rPr>
+          <w:lang w:val="zh_TW" w:bidi="zh_TW"/>
+        </w:rPr>
+        <w:t>強調與其它社會保持分離對猶太人的重要性。它教導猶太人不應該因為外國人的信仰而與其通婚。尼希米對這種婚姻表示強烈的反對。</w:t>
+      </w:r>
+    </w:p>
+    <w:p>
+      <w:pPr>
+        <w:pStyle w:val="Heading4"/>
+      </w:pPr>
+      <w:r>
+        <w:rPr>
+          <w:lang w:val="zh_TW" w:bidi="zh_TW"/>
+        </w:rPr>
+        <w:t>新約聖經（譯註：和合本新約聖經將英文Jew/Jewish一詞通譯為「猶太」）</w:t>
+      </w:r>
+    </w:p>
+    <w:p>
+      <w:pPr/>
+      <w:r>
+        <w:rPr>
+          <w:lang w:val="zh_TW" w:bidi="zh_TW"/>
+        </w:rPr>
+      </w:r>
+      <w:r>
+        <w:rPr>
+          <w:lang w:val="zh_TW" w:bidi="zh_TW"/>
+        </w:rPr>
+        <w:t>在新約聖經中，「猶太人」具有類似的意義。新約聖經記錄了向外邦人介紹的某些猶太習俗（</w:t>
+      </w:r>
+      <w:hyperlink r:id="rId167">
+        <w:r>
+          <w:rPr>
+            <w:lang w:val="zh_TW" w:bidi="zh_TW"/>
+          </w:rPr>
+          <w:rPr>
+            <w:color w:val="0000EE"/>
+            <w:u w:val="single"/>
+          </w:rPr>
+          <w:t>可7:3</w:t>
+        </w:r>
+      </w:hyperlink>
+      <w:r>
+        <w:rPr>
+          <w:lang w:val="zh_TW" w:bidi="zh_TW"/>
+        </w:rPr>
+        <w:t>；</w:t>
+      </w:r>
+      <w:hyperlink r:id="rId168">
+        <w:r>
+          <w:rPr>
+            <w:lang w:val="zh_TW" w:bidi="zh_TW"/>
+          </w:rPr>
+          <w:rPr>
+            <w:color w:val="0000EE"/>
+            <w:u w:val="single"/>
+          </w:rPr>
+          <w:t>約5:1</w:t>
+        </w:r>
+      </w:hyperlink>
+      <w:r>
+        <w:rPr>
+          <w:lang w:val="zh_TW" w:bidi="zh_TW"/>
+        </w:rPr>
+        <w:t>，</w:t>
+      </w:r>
+      <w:hyperlink r:id="rId169">
+        <w:r>
+          <w:rPr>
+            <w:lang w:val="zh_TW" w:bidi="zh_TW"/>
+          </w:rPr>
+          <w:rPr>
+            <w:color w:val="0000EE"/>
+            <w:u w:val="single"/>
+          </w:rPr>
+          <w:t>19:40</w:t>
+        </w:r>
+      </w:hyperlink>
+      <w:r>
+        <w:rPr>
+          <w:lang w:val="zh_TW" w:bidi="zh_TW"/>
+        </w:rPr>
+        <w:t>）。新約聖經將猶太人與外邦人（</w:t>
+      </w:r>
+      <w:hyperlink r:id="rId170">
+        <w:r>
+          <w:rPr>
+            <w:lang w:val="zh_TW" w:bidi="zh_TW"/>
+          </w:rPr>
+          <w:rPr>
+            <w:color w:val="0000EE"/>
+            <w:u w:val="single"/>
+          </w:rPr>
+          <w:t>徒11:19</w:t>
+        </w:r>
+      </w:hyperlink>
+      <w:r>
+        <w:rPr>
+          <w:lang w:val="zh_TW" w:bidi="zh_TW"/>
+        </w:rPr>
+        <w:t>）、撒馬利亞人（</w:t>
+      </w:r>
+      <w:hyperlink r:id="rId171">
+        <w:r>
+          <w:rPr>
+            <w:lang w:val="zh_TW" w:bidi="zh_TW"/>
+          </w:rPr>
+          <w:rPr>
+            <w:color w:val="0000EE"/>
+            <w:u w:val="single"/>
+          </w:rPr>
+          <w:t>約4:9、22</w:t>
+        </w:r>
+      </w:hyperlink>
+      <w:r>
+        <w:rPr>
+          <w:lang w:val="zh_TW" w:bidi="zh_TW"/>
+        </w:rPr>
+        <w:t>）和改信者（</w:t>
+      </w:r>
+      <w:hyperlink r:id="rId172">
+        <w:r>
+          <w:rPr>
+            <w:lang w:val="zh_TW" w:bidi="zh_TW"/>
+          </w:rPr>
+          <w:rPr>
+            <w:color w:val="0000EE"/>
+            <w:u w:val="single"/>
+          </w:rPr>
+          <w:t>徒2:10</w:t>
+        </w:r>
+      </w:hyperlink>
+      <w:r>
+        <w:rPr>
+          <w:lang w:val="zh_TW" w:bidi="zh_TW"/>
+        </w:rPr>
+        <w:t>）區分開來。雖然猶太基督徒可以被稱為「猶太人」（</w:t>
+      </w:r>
+      <w:hyperlink r:id="rId173">
+        <w:r>
+          <w:rPr>
+            <w:lang w:val="zh_TW" w:bidi="zh_TW"/>
+          </w:rPr>
+          <w:rPr>
+            <w:color w:val="0000EE"/>
+            <w:u w:val="single"/>
+          </w:rPr>
+          <w:t>加2:13</w:t>
+        </w:r>
+      </w:hyperlink>
+      <w:r>
+        <w:rPr>
+          <w:lang w:val="zh_TW" w:bidi="zh_TW"/>
+        </w:rPr>
+        <w:t>），但猶太人和基督徒之間的宗教區別則受到刻意的強調。</w:t>
+      </w:r>
+    </w:p>
+    <w:p>
+      <w:pPr/>
+      <w:r>
+        <w:rPr>
+          <w:lang w:val="zh_TW" w:bidi="zh_TW"/>
+        </w:rPr>
+      </w:r>
+      <w:r>
+        <w:rPr>
+          <w:lang w:val="zh_TW" w:bidi="zh_TW"/>
+        </w:rPr>
+        <w:t>在</w:t>
+      </w:r>
+      <w:hyperlink r:id="rId174">
+        <w:r>
+          <w:rPr>
+            <w:lang w:val="zh_TW" w:bidi="zh_TW"/>
+          </w:rPr>
+          <w:rPr>
+            <w:color w:val="0000EE"/>
+            <w:u w:val="single"/>
+          </w:rPr>
+          <w:t>羅馬書二章17至29節</w:t>
+        </w:r>
+      </w:hyperlink>
+      <w:r>
+        <w:rPr>
+          <w:lang w:val="zh_TW" w:bidi="zh_TW"/>
+        </w:rPr>
+        <w:t>中，保羅分析了「猶太人」這個詞。他強調這個詞的真正意義在於對神的內心態度，而不是在於儀式。保羅可能在反思他在轉信基督教教之前作為猶太人的失敗（參</w:t>
+      </w:r>
+      <w:hyperlink r:id="rId175">
+        <w:r>
+          <w:rPr>
+            <w:lang w:val="zh_TW" w:bidi="zh_TW"/>
+          </w:rPr>
+          <w:rPr>
+            <w:color w:val="0000EE"/>
+            <w:u w:val="single"/>
+          </w:rPr>
+          <w:t>腓3:3</w:t>
+        </w:r>
+      </w:hyperlink>
+      <w:r>
+        <w:rPr>
+          <w:lang w:val="zh_TW" w:bidi="zh_TW"/>
+        </w:rPr>
+        <w:t>–</w:t>
+      </w:r>
+      <w:hyperlink r:id="rId175">
+        <w:r>
+          <w:rPr>
+            <w:lang w:val="zh_TW" w:bidi="zh_TW"/>
+          </w:rPr>
+          <w:rPr>
+            <w:color w:val="0000EE"/>
+            <w:u w:val="single"/>
+          </w:rPr>
+          <w:t>6</w:t>
+        </w:r>
+      </w:hyperlink>
+      <w:r>
+        <w:rPr>
+          <w:lang w:val="zh_TW" w:bidi="zh_TW"/>
+        </w:rPr>
+        <w:t>）。他在</w:t>
+      </w:r>
+      <w:hyperlink r:id="rId176">
+        <w:r>
+          <w:rPr>
+            <w:lang w:val="zh_TW" w:bidi="zh_TW"/>
+          </w:rPr>
+          <w:rPr>
+            <w:color w:val="0000EE"/>
+            <w:u w:val="single"/>
+          </w:rPr>
+          <w:t>羅馬書二章29節</w:t>
+        </w:r>
+      </w:hyperlink>
+      <w:r>
+        <w:rPr>
+          <w:lang w:val="zh_TW" w:bidi="zh_TW"/>
+        </w:rPr>
+        <w:t>中提到的「稱讚」是這段經文中最重要的部份。這是一個有力的文字遊戲：在希伯來文中，猶大意為「讚美」（</w:t>
+      </w:r>
+      <w:hyperlink r:id="rId177">
+        <w:r>
+          <w:rPr>
+            <w:lang w:val="zh_TW" w:bidi="zh_TW"/>
+          </w:rPr>
+          <w:rPr>
+            <w:color w:val="0000EE"/>
+            <w:u w:val="single"/>
+          </w:rPr>
+          <w:t>創 29:35</w:t>
+        </w:r>
+      </w:hyperlink>
+      <w:r>
+        <w:rPr>
+          <w:lang w:val="zh_TW" w:bidi="zh_TW"/>
+        </w:rPr>
+        <w:t>；參</w:t>
+      </w:r>
+      <w:hyperlink r:id="rId178">
+        <w:r>
+          <w:rPr>
+            <w:lang w:val="zh_TW" w:bidi="zh_TW"/>
+          </w:rPr>
+          <w:rPr>
+            <w:color w:val="0000EE"/>
+            <w:u w:val="single"/>
+          </w:rPr>
+          <w:t>49:8</w:t>
+        </w:r>
+      </w:hyperlink>
+      <w:r>
+        <w:rPr>
+          <w:lang w:val="zh_TW" w:bidi="zh_TW"/>
+        </w:rPr>
+        <w:t>）。</w:t>
+      </w:r>
+    </w:p>
+    <w:p>
+      <w:pPr/>
+      <w:r>
+        <w:rPr>
+          <w:lang w:val="zh_TW" w:bidi="zh_TW"/>
+        </w:rPr>
+      </w:r>
+      <w:r>
+        <w:rPr>
+          <w:lang w:val="zh_TW" w:bidi="zh_TW"/>
+        </w:rPr>
+        <w:t>保羅認為基督教是舊約聖經信仰真正的繼承者。</w:t>
+      </w:r>
+      <w:hyperlink r:id="rId179">
+        <w:r>
+          <w:rPr>
+            <w:lang w:val="zh_TW" w:bidi="zh_TW"/>
+          </w:rPr>
+          <w:rPr>
+            <w:color w:val="0000EE"/>
+            <w:u w:val="single"/>
+          </w:rPr>
+          <w:t>啟示錄二章9節</w:t>
+        </w:r>
+      </w:hyperlink>
+      <w:r>
+        <w:rPr>
+          <w:lang w:val="zh_TW" w:bidi="zh_TW"/>
+        </w:rPr>
+        <w:t>和</w:t>
+      </w:r>
+      <w:hyperlink r:id="rId180">
+        <w:r>
+          <w:rPr>
+            <w:lang w:val="zh_TW" w:bidi="zh_TW"/>
+          </w:rPr>
+          <w:rPr>
+            <w:color w:val="0000EE"/>
+            <w:u w:val="single"/>
+          </w:rPr>
+          <w:t>三章9節</w:t>
+        </w:r>
+      </w:hyperlink>
+      <w:r>
+        <w:rPr>
+          <w:lang w:val="zh_TW" w:bidi="zh_TW"/>
+        </w:rPr>
+        <w:t>認同成為猶太人不僅僅是出生和遵守猶太會堂的儀式而已。這些經文指出耶穌是神所揀選的彌賽亞（比較：</w:t>
+      </w:r>
+      <w:hyperlink r:id="rId181">
+        <w:r>
+          <w:rPr>
+            <w:lang w:val="zh_TW" w:bidi="zh_TW"/>
+          </w:rPr>
+          <w:rPr>
+            <w:color w:val="0000EE"/>
+            <w:u w:val="single"/>
+          </w:rPr>
+          <w:t>羅9:3</w:t>
+        </w:r>
+      </w:hyperlink>
+      <w:r>
+        <w:rPr>
+          <w:lang w:val="zh_TW" w:bidi="zh_TW"/>
+        </w:rPr>
+        <w:t>–</w:t>
+      </w:r>
+      <w:hyperlink r:id="rId181">
+        <w:r>
+          <w:rPr>
+            <w:lang w:val="zh_TW" w:bidi="zh_TW"/>
+          </w:rPr>
+          <w:rPr>
+            <w:color w:val="0000EE"/>
+            <w:u w:val="single"/>
+          </w:rPr>
+          <w:t>5</w:t>
+        </w:r>
+      </w:hyperlink>
+      <w:r>
+        <w:rPr>
+          <w:lang w:val="zh_TW" w:bidi="zh_TW"/>
+        </w:rPr>
+        <w:t>，</w:t>
+      </w:r>
+      <w:hyperlink r:id="rId182">
+        <w:r>
+          <w:rPr>
+            <w:lang w:val="zh_TW" w:bidi="zh_TW"/>
+          </w:rPr>
+          <w:rPr>
+            <w:color w:val="0000EE"/>
+            <w:u w:val="single"/>
+          </w:rPr>
+          <w:t>10:1</w:t>
+        </w:r>
+      </w:hyperlink>
+      <w:r>
+        <w:rPr>
+          <w:lang w:val="zh_TW" w:bidi="zh_TW"/>
+        </w:rPr>
+        <w:t>–</w:t>
+      </w:r>
+      <w:hyperlink r:id="rId182">
+        <w:r>
+          <w:rPr>
+            <w:lang w:val="zh_TW" w:bidi="zh_TW"/>
+          </w:rPr>
+          <w:rPr>
+            <w:color w:val="0000EE"/>
+            <w:u w:val="single"/>
+          </w:rPr>
+          <w:t>4</w:t>
+        </w:r>
+      </w:hyperlink>
+      <w:r>
+        <w:rPr>
+          <w:lang w:val="zh_TW" w:bidi="zh_TW"/>
+        </w:rPr>
+        <w:t>）。新約聖經顯示了猶太人對基督教信息的反對。福音對猶太人來說是令人反感的（</w:t>
+      </w:r>
+      <w:hyperlink r:id="rId183">
+        <w:r>
+          <w:rPr>
+            <w:lang w:val="zh_TW" w:bidi="zh_TW"/>
+          </w:rPr>
+          <w:rPr>
+            <w:color w:val="0000EE"/>
+            <w:u w:val="single"/>
+          </w:rPr>
+          <w:t>林前1:23</w:t>
+        </w:r>
+      </w:hyperlink>
+      <w:r>
+        <w:rPr>
+          <w:lang w:val="zh_TW" w:bidi="zh_TW"/>
+        </w:rPr>
+        <w:t>）。保羅有很強的猶太背景（</w:t>
+      </w:r>
+      <w:hyperlink r:id="rId184">
+        <w:r>
+          <w:rPr>
+            <w:lang w:val="zh_TW" w:bidi="zh_TW"/>
+          </w:rPr>
+          <w:rPr>
+            <w:color w:val="0000EE"/>
+            <w:u w:val="single"/>
+          </w:rPr>
+          <w:t>徒26:4</w:t>
+        </w:r>
+      </w:hyperlink>
+      <w:r>
+        <w:rPr>
+          <w:lang w:val="zh_TW" w:bidi="zh_TW"/>
+        </w:rPr>
+        <w:t>–</w:t>
+      </w:r>
+      <w:hyperlink r:id="rId184">
+        <w:r>
+          <w:rPr>
+            <w:lang w:val="zh_TW" w:bidi="zh_TW"/>
+          </w:rPr>
+          <w:rPr>
+            <w:color w:val="0000EE"/>
+            <w:u w:val="single"/>
+          </w:rPr>
+          <w:t>7</w:t>
+        </w:r>
+      </w:hyperlink>
+      <w:r>
+        <w:rPr>
+          <w:lang w:val="zh_TW" w:bidi="zh_TW"/>
+        </w:rPr>
+        <w:t>），但仍然受到猶太人激烈的攻擊（</w:t>
+      </w:r>
+      <w:hyperlink r:id="rId185">
+        <w:r>
+          <w:rPr>
+            <w:lang w:val="zh_TW" w:bidi="zh_TW"/>
+          </w:rPr>
+          <w:rPr>
+            <w:color w:val="0000EE"/>
+            <w:u w:val="single"/>
+          </w:rPr>
+          <w:t>徒21:11</w:t>
+        </w:r>
+      </w:hyperlink>
+      <w:r>
+        <w:rPr>
+          <w:lang w:val="zh_TW" w:bidi="zh_TW"/>
+        </w:rPr>
+        <w:t>，</w:t>
+      </w:r>
+      <w:hyperlink r:id="rId186">
+        <w:r>
+          <w:rPr>
+            <w:lang w:val="zh_TW" w:bidi="zh_TW"/>
+          </w:rPr>
+          <w:rPr>
+            <w:color w:val="0000EE"/>
+            <w:u w:val="single"/>
+          </w:rPr>
+          <w:t>23:12、27</w:t>
+        </w:r>
+      </w:hyperlink>
+      <w:r>
+        <w:rPr>
+          <w:lang w:val="zh_TW" w:bidi="zh_TW"/>
+        </w:rPr>
+        <w:t>）。</w:t>
+      </w:r>
+      <w:hyperlink r:id="rId179">
+        <w:r>
+          <w:rPr>
+            <w:lang w:val="zh_TW" w:bidi="zh_TW"/>
+          </w:rPr>
+          <w:rPr>
+            <w:color w:val="0000EE"/>
+            <w:u w:val="single"/>
+          </w:rPr>
+          <w:t>啟示錄二章9節</w:t>
+        </w:r>
+      </w:hyperlink>
+      <w:r>
+        <w:rPr>
+          <w:lang w:val="zh_TW" w:bidi="zh_TW"/>
+        </w:rPr>
+        <w:t>和</w:t>
+      </w:r>
+      <w:hyperlink r:id="rId180">
+        <w:r>
+          <w:rPr>
+            <w:lang w:val="zh_TW" w:bidi="zh_TW"/>
+          </w:rPr>
+          <w:rPr>
+            <w:color w:val="0000EE"/>
+            <w:u w:val="single"/>
+          </w:rPr>
+          <w:t>三章9節</w:t>
+        </w:r>
+      </w:hyperlink>
+      <w:r>
+        <w:rPr>
+          <w:lang w:val="zh_TW" w:bidi="zh_TW"/>
+        </w:rPr>
+        <w:t>將猶太人的反對定性為屬於撒但的：他們正在執行撒但的工作。</w:t>
+      </w:r>
+    </w:p>
+    <w:p>
+      <w:pPr/>
+      <w:r>
+        <w:rPr>
+          <w:lang w:val="zh_TW" w:bidi="zh_TW"/>
+        </w:rPr>
+      </w:r>
+      <w:r>
+        <w:rPr>
+          <w:lang w:val="zh_TW" w:bidi="zh_TW"/>
+        </w:rPr>
+        <w:t>約翰福音使用「猶太人」約70次，相較於其它福音書中的5–6次明顯為多。雖然有些用法是中性的，但約翰常用「猶太人」來指宗教當局，特別是在耶路撒冷反對耶穌的這些人（</w:t>
+      </w:r>
+      <w:hyperlink r:id="rId187">
+        <w:r>
+          <w:rPr>
+            <w:lang w:val="zh_TW" w:bidi="zh_TW"/>
+          </w:rPr>
+          <w:rPr>
+            <w:color w:val="0000EE"/>
+            <w:u w:val="single"/>
+          </w:rPr>
+          <w:t>約5:18</w:t>
+        </w:r>
+      </w:hyperlink>
+      <w:r>
+        <w:rPr>
+          <w:lang w:val="zh_TW" w:bidi="zh_TW"/>
+        </w:rPr>
+        <w:t>，</w:t>
+      </w:r>
+      <w:hyperlink r:id="rId188">
+        <w:r>
+          <w:rPr>
+            <w:lang w:val="zh_TW" w:bidi="zh_TW"/>
+          </w:rPr>
+          <w:rPr>
+            <w:color w:val="0000EE"/>
+            <w:u w:val="single"/>
+          </w:rPr>
+          <w:t>9:18</w:t>
+        </w:r>
+      </w:hyperlink>
+      <w:r>
+        <w:rPr>
+          <w:lang w:val="zh_TW" w:bidi="zh_TW"/>
+        </w:rPr>
+        <w:t>，</w:t>
+      </w:r>
+      <w:hyperlink r:id="rId189">
+        <w:r>
+          <w:rPr>
+            <w:lang w:val="zh_TW" w:bidi="zh_TW"/>
+          </w:rPr>
+          <w:rPr>
+            <w:color w:val="0000EE"/>
+            <w:u w:val="single"/>
+          </w:rPr>
+          <w:t>11:8</w:t>
+        </w:r>
+      </w:hyperlink>
+      <w:r>
+        <w:rPr>
+          <w:lang w:val="zh_TW" w:bidi="zh_TW"/>
+        </w:rPr>
+        <w:t>，</w:t>
+      </w:r>
+      <w:hyperlink r:id="rId190">
+        <w:r>
+          <w:rPr>
+            <w:lang w:val="zh_TW" w:bidi="zh_TW"/>
+          </w:rPr>
+          <w:rPr>
+            <w:color w:val="0000EE"/>
+            <w:u w:val="single"/>
+          </w:rPr>
+          <w:t>18:36</w:t>
+        </w:r>
+      </w:hyperlink>
+      <w:r>
+        <w:rPr>
+          <w:lang w:val="zh_TW" w:bidi="zh_TW"/>
+        </w:rPr>
+        <w:t>）。</w:t>
+      </w:r>
+    </w:p>
+    <w:p>
+      <w:pPr/>
+      <w:r>
+        <w:rPr>
+          <w:lang w:val="zh_TW" w:bidi="zh_TW"/>
+        </w:rPr>
+      </w:r>
+      <w:r>
+        <w:rPr>
+          <w:lang w:val="zh_TW" w:bidi="zh_TW"/>
+        </w:rPr>
+        <w:t>在</w:t>
+      </w:r>
+      <w:hyperlink r:id="rId191">
+        <w:r>
+          <w:rPr>
+            <w:lang w:val="zh_TW" w:bidi="zh_TW"/>
+          </w:rPr>
+          <w:rPr>
+            <w:color w:val="0000EE"/>
+            <w:u w:val="single"/>
+          </w:rPr>
+          <w:t>約翰福音九章22節</w:t>
+        </w:r>
+      </w:hyperlink>
+      <w:r>
+        <w:rPr>
+          <w:lang w:val="zh_TW" w:bidi="zh_TW"/>
+        </w:rPr>
+        <w:t>，瞎子的猶太人父母害怕「猶太人」調查他們。在</w:t>
+      </w:r>
+      <w:hyperlink r:id="rId192">
+        <w:r>
+          <w:rPr>
+            <w:lang w:val="zh_TW" w:bidi="zh_TW"/>
+          </w:rPr>
+          <w:rPr>
+            <w:color w:val="0000EE"/>
+            <w:u w:val="single"/>
+          </w:rPr>
+          <w:t>約翰福音十八章14節</w:t>
+        </w:r>
+      </w:hyperlink>
+      <w:r>
+        <w:rPr>
+          <w:lang w:val="zh_TW" w:bidi="zh_TW"/>
+        </w:rPr>
+        <w:t>，「猶太人」用來指祭司長和法利賽人。需要注意的是，作者其實也是猶太人，他並不是在表達對所有猶太人的仇恨。他譴責的是那些反對耶穌的人，而不是整個種族。他也曾欣然提到相信耶穌的猶太人（</w:t>
+      </w:r>
+      <w:hyperlink r:id="rId193">
+        <w:r>
+          <w:rPr>
+            <w:lang w:val="zh_TW" w:bidi="zh_TW"/>
+          </w:rPr>
+          <w:rPr>
+            <w:color w:val="0000EE"/>
+            <w:u w:val="single"/>
+          </w:rPr>
+          <w:t>約8:31</w:t>
+        </w:r>
+      </w:hyperlink>
+      <w:r>
+        <w:rPr>
+          <w:lang w:val="zh_TW" w:bidi="zh_TW"/>
+        </w:rPr>
+        <w:t>，</w:t>
+      </w:r>
+      <w:hyperlink r:id="rId194">
+        <w:r>
+          <w:rPr>
+            <w:lang w:val="zh_TW" w:bidi="zh_TW"/>
+          </w:rPr>
+          <w:rPr>
+            <w:color w:val="0000EE"/>
+            <w:u w:val="single"/>
+          </w:rPr>
+          <w:t>11:45</w:t>
+        </w:r>
+      </w:hyperlink>
+      <w:r>
+        <w:rPr>
+          <w:lang w:val="zh_TW" w:bidi="zh_TW"/>
+        </w:rPr>
+        <w:t>，</w:t>
+      </w:r>
+      <w:hyperlink r:id="rId195">
+        <w:r>
+          <w:rPr>
+            <w:lang w:val="zh_TW" w:bidi="zh_TW"/>
+          </w:rPr>
+          <w:rPr>
+            <w:color w:val="0000EE"/>
+            <w:u w:val="single"/>
+          </w:rPr>
+          <w:t>12:11</w:t>
+        </w:r>
+      </w:hyperlink>
+      <w:r>
+        <w:rPr>
+          <w:lang w:val="zh_TW" w:bidi="zh_TW"/>
+        </w:rPr>
+        <w:t>）。拿但業被描繪為猶太基督徒的榜樣，一個「心裡沒有詭詐」的真以色列人（</w:t>
+      </w:r>
+      <w:hyperlink r:id="rId196">
+        <w:r>
+          <w:rPr>
+            <w:lang w:val="zh_TW" w:bidi="zh_TW"/>
+          </w:rPr>
+          <w:rPr>
+            <w:color w:val="0000EE"/>
+            <w:u w:val="single"/>
+          </w:rPr>
+          <w:t>約1:47</w:t>
+        </w:r>
+      </w:hyperlink>
+      <w:r>
+        <w:rPr>
+          <w:lang w:val="zh_TW" w:bidi="zh_TW"/>
+        </w:rPr>
+        <w:t>；比較：</w:t>
+      </w:r>
+      <w:hyperlink r:id="rId197">
+        <w:r>
+          <w:rPr>
+            <w:lang w:val="zh_TW" w:bidi="zh_TW"/>
+          </w:rPr>
+          <w:rPr>
+            <w:color w:val="0000EE"/>
+            <w:u w:val="single"/>
+          </w:rPr>
+          <w:t>1:31</w:t>
+        </w:r>
+      </w:hyperlink>
+      <w:r>
+        <w:rPr>
+          <w:lang w:val="zh_TW" w:bidi="zh_TW"/>
+        </w:rPr>
+        <w:t>；見：</w:t>
+      </w:r>
+      <w:hyperlink r:id="rId198">
+        <w:r>
+          <w:rPr>
+            <w:lang w:val="zh_TW" w:bidi="zh_TW"/>
+          </w:rPr>
+          <w:rPr>
+            <w:color w:val="0000EE"/>
+            <w:u w:val="single"/>
+          </w:rPr>
+          <w:t>創世記27:35</w:t>
+        </w:r>
+      </w:hyperlink>
+      <w:r>
+        <w:rPr>
+          <w:lang w:val="zh_TW" w:bidi="zh_TW"/>
+        </w:rPr>
+        <w:t>，</w:t>
+      </w:r>
+      <w:hyperlink r:id="rId199">
+        <w:r>
+          <w:rPr>
+            <w:lang w:val="zh_TW" w:bidi="zh_TW"/>
+          </w:rPr>
+          <w:rPr>
+            <w:color w:val="0000EE"/>
+            <w:u w:val="single"/>
+          </w:rPr>
+          <w:t>32:28</w:t>
+        </w:r>
+      </w:hyperlink>
+      <w:r>
+        <w:rPr>
+          <w:lang w:val="zh_TW" w:bidi="zh_TW"/>
+        </w:rPr>
+        <w:t>）。</w:t>
+      </w:r>
+    </w:p>
+    <w:p>
+      <w:pPr/>
+      <w:r>
+        <w:rPr>
+          <w:lang w:val="zh_TW" w:bidi="zh_TW"/>
+        </w:rPr>
+      </w:r>
+      <w:r>
+        <w:rPr>
+          <w:i/>
+          <w:lang w:val="zh_TW" w:bidi="zh_TW"/>
+        </w:rPr>
+        <w:t>另見</w:t>
+      </w:r>
+      <w:r>
+        <w:rPr>
+          <w:lang w:val="zh_TW" w:bidi="zh_TW"/>
+        </w:rPr>
         <w:t xml:space="preserve"> </w:t>
       </w:r>
       <w:r>
         <w:rPr>
           <w:lang w:val="zh_TW" w:bidi="zh_TW"/>
         </w:rPr>
-        <w:t>贖罪</w:t>
+        <w:t>散居的猶太人</w:t>
       </w:r>
       <w:r>
         <w:rPr>
@@ -804,7 +7388,7 @@
         <w:rPr>
           <w:lang w:val="zh_TW" w:bidi="zh_TW"/>
         </w:rPr>
-        <w:t>歸信</w:t>
+        <w:t>以色列的歷史</w:t>
       </w:r>
       <w:r>
         <w:rPr>
@@ -816,7 +7400,7 @@
         <w:rPr>
           <w:lang w:val="zh_TW" w:bidi="zh_TW"/>
         </w:rPr>
-        <w:t>救贖主、救贖</w:t>
+        <w:t>猶太教</w:t>
       </w:r>
       <w:r>
         <w:rPr>
@@ -828,7 +7412,7 @@
         <w:rPr>
           <w:lang w:val="zh_TW" w:bidi="zh_TW"/>
         </w:rPr>
-        <w:t>悔改</w:t>
+        <w:t>猶太主義者或猶太派基督徒</w:t>
       </w:r>
       <w:r>
         <w:rPr>
@@ -840,7 +7424,979 @@
         <w:rPr>
           <w:lang w:val="zh_TW" w:bidi="zh_TW"/>
         </w:rPr>
-        <w:t>救恩</w:t>
+        <w:t>法利賽人</w:t>
+      </w:r>
+      <w:r>
+        <w:rPr>
+          <w:lang w:val="zh_TW" w:bidi="zh_TW"/>
+        </w:rPr>
+        <w:t>；</w:t>
+      </w:r>
+      <w:r>
+        <w:rPr>
+          <w:lang w:val="zh_TW" w:bidi="zh_TW"/>
+        </w:rPr>
+        <w:t>被擄歸回時期</w:t>
+      </w:r>
+      <w:r>
+        <w:rPr>
+          <w:lang w:val="zh_TW" w:bidi="zh_TW"/>
+        </w:rPr>
+        <w:t>。</w:t>
+      </w:r>
+      <w:r>
+        <w:rPr>
+          <w:lang w:val="zh_TW" w:bidi="zh_TW"/>
+        </w:rPr>
+      </w:r>
+      <w:r>
+        <w:rPr>
+          <w:lang w:val="zh_TW" w:bidi="zh_TW"/>
+        </w:rPr>
+      </w:r>
+    </w:p>
+    <w:p>
+      <w:pPr/>
+      <w:r>
+        <w:rPr>
+          <w:lang w:val="zh_TW" w:bidi="zh_TW"/>
+        </w:rPr>
+      </w:r>
+    </w:p>
+    <w:p>
+      <w:pPr>
+        <w:pStyle w:val="Heading2"/>
+      </w:pPr>
+      <w:r>
+        <w:rPr>
+          <w:lang w:val="zh_TW" w:bidi="zh_TW"/>
+        </w:rPr>
+        <w:t>右手</w:t>
+      </w:r>
+      <w:r>
+        <w:rPr>
+          <w:lang w:val="zh_TW" w:bidi="zh_TW"/>
+        </w:rPr>
+      </w:r>
+    </w:p>
+    <w:p>
+      <w:pPr/>
+      <w:r>
+        <w:rPr>
+          <w:lang w:val="zh_TW" w:bidi="zh_TW"/>
+        </w:rPr>
+      </w:r>
+      <w:r>
+        <w:rPr>
+          <w:lang w:val="zh_TW" w:bidi="zh_TW"/>
+        </w:rPr>
+        <w:t>在聖經中，「右手」一詞有兩個主要意義。首先，它指的是一個人身體的右側。其次，它常被用為表示特殊意義的記號。</w:t>
+      </w:r>
+    </w:p>
+    <w:p>
+      <w:pPr/>
+      <w:r>
+        <w:rPr>
+          <w:lang w:val="zh_TW" w:bidi="zh_TW"/>
+        </w:rPr>
+      </w:r>
+      <w:r>
+        <w:rPr>
+          <w:lang w:val="zh_TW" w:bidi="zh_TW"/>
+        </w:rPr>
+        <w:t>在聖經中，「右」這個詞通常意味著「正確」或「好的」。當某事在「右」方時，意味著它是公義的、並遵循神的方式（</w:t>
+      </w:r>
+      <w:hyperlink r:id="rId200">
+        <w:r>
+          <w:rPr>
+            <w:lang w:val="zh_TW" w:bidi="zh_TW"/>
+          </w:rPr>
+          <w:rPr>
+            <w:color w:val="0000EE"/>
+            <w:u w:val="single"/>
+          </w:rPr>
+          <w:t>創18:25</w:t>
+        </w:r>
+      </w:hyperlink>
+      <w:r>
+        <w:rPr>
+          <w:lang w:val="zh_TW" w:bidi="zh_TW"/>
+        </w:rPr>
+        <w:t>）。在聖經中的許多地方，神的右手都是用來象徵祂的能力。例如：</w:t>
+      </w:r>
+    </w:p>
+    <w:p>
+      <w:pPr>
+        <w:pStyle w:val="ListBullet"/>
+        <w:spacing w:line="240" w:lineRule="auto"/>
+        <w:ind w:left="720"/>
+      </w:pPr>
+      <w:r>
+        <w:rPr>
+          <w:lang w:val="zh_TW" w:bidi="zh_TW"/>
+        </w:rPr>
+      </w:r>
+      <w:r>
+        <w:rPr>
+          <w:lang w:val="zh_TW" w:bidi="zh_TW"/>
+        </w:rPr>
+        <w:t>這代表神如何幫助祂的百姓得勝（</w:t>
+      </w:r>
+      <w:hyperlink r:id="rId201">
+        <w:r>
+          <w:rPr>
+            <w:lang w:val="zh_TW" w:bidi="zh_TW"/>
+          </w:rPr>
+          <w:rPr>
+            <w:color w:val="0000EE"/>
+            <w:u w:val="single"/>
+          </w:rPr>
+          <w:t>詩17:7</w:t>
+        </w:r>
+      </w:hyperlink>
+      <w:r>
+        <w:rPr>
+          <w:lang w:val="zh_TW" w:bidi="zh_TW"/>
+        </w:rPr>
+        <w:t>，</w:t>
+      </w:r>
+      <w:hyperlink r:id="rId201">
+        <w:r>
+          <w:rPr>
+            <w:lang w:val="zh_TW" w:bidi="zh_TW"/>
+          </w:rPr>
+          <w:rPr>
+            <w:color w:val="0000EE"/>
+            <w:u w:val="single"/>
+          </w:rPr>
+          <w:t>98:1</w:t>
+        </w:r>
+      </w:hyperlink>
+      <w:r>
+        <w:rPr>
+          <w:lang w:val="zh_TW" w:bidi="zh_TW"/>
+        </w:rPr>
+        <w:t>）</w:t>
+      </w:r>
+    </w:p>
+    <w:p>
+      <w:pPr>
+        <w:pStyle w:val="ListBullet"/>
+        <w:spacing w:line="240" w:lineRule="auto"/>
+        <w:ind w:left="720"/>
+      </w:pPr>
+      <w:r>
+        <w:rPr>
+          <w:lang w:val="zh_TW" w:bidi="zh_TW"/>
+        </w:rPr>
+      </w:r>
+      <w:r>
+        <w:rPr>
+          <w:lang w:val="zh_TW" w:bidi="zh_TW"/>
+        </w:rPr>
+        <w:t>這顯示出神如何懲罰那些作惡的人（</w:t>
+      </w:r>
+      <w:hyperlink r:id="rId202">
+        <w:r>
+          <w:rPr>
+            <w:lang w:val="zh_TW" w:bidi="zh_TW"/>
+          </w:rPr>
+          <w:rPr>
+            <w:color w:val="0000EE"/>
+            <w:u w:val="single"/>
+          </w:rPr>
+          <w:t>來2:16</w:t>
+        </w:r>
+      </w:hyperlink>
+      <w:r>
+        <w:rPr>
+          <w:lang w:val="zh_TW" w:bidi="zh_TW"/>
+        </w:rPr>
+        <w:t>）</w:t>
+      </w:r>
+    </w:p>
+    <w:p>
+      <w:pPr>
+        <w:pStyle w:val="ListBullet"/>
+        <w:spacing w:line="240" w:lineRule="auto"/>
+        <w:ind w:left="720"/>
+      </w:pPr>
+      <w:r>
+        <w:rPr>
+          <w:lang w:val="zh_TW" w:bidi="zh_TW"/>
+        </w:rPr>
+      </w:r>
+      <w:r>
+        <w:rPr>
+          <w:lang w:val="zh_TW" w:bidi="zh_TW"/>
+        </w:rPr>
+        <w:t>這顯示出神如何</w:t>
+      </w:r>
+      <w:r>
+        <w:rPr>
+          <w:lang w:val="zh_TW" w:bidi="zh_TW"/>
+        </w:rPr>
+        <w:t>幫助那些信靠祂的人</w:t>
+      </w:r>
+      <w:r>
+        <w:rPr>
+          <w:lang w:val="zh_TW" w:bidi="zh_TW"/>
+        </w:rPr>
+        <w:t>（</w:t>
+      </w:r>
+      <w:hyperlink r:id="rId203">
+        <w:r>
+          <w:rPr>
+            <w:lang w:val="zh_TW" w:bidi="zh_TW"/>
+          </w:rPr>
+          <w:rPr>
+            <w:color w:val="0000EE"/>
+            <w:u w:val="single"/>
+          </w:rPr>
+          <w:t>詩139:10</w:t>
+        </w:r>
+      </w:hyperlink>
+      <w:r>
+        <w:rPr>
+          <w:lang w:val="zh_TW" w:bidi="zh_TW"/>
+        </w:rPr>
+        <w:t>）。</w:t>
+      </w:r>
+    </w:p>
+    <w:p>
+      <w:pPr/>
+      <w:r>
+        <w:rPr>
+          <w:lang w:val="zh_TW" w:bidi="zh_TW"/>
+        </w:rPr>
+      </w:r>
+      <w:r>
+        <w:rPr>
+          <w:lang w:val="zh_TW" w:bidi="zh_TW"/>
+        </w:rPr>
+        <w:t>雖然人無法靠自己的力量拯救自己，但神應許，當祂定意施行幫助的時候，會使百姓剛強（</w:t>
+      </w:r>
+      <w:hyperlink r:id="rId204">
+        <w:r>
+          <w:rPr>
+            <w:lang w:val="zh_TW" w:bidi="zh_TW"/>
+          </w:rPr>
+          <w:rPr>
+            <w:color w:val="0000EE"/>
+            <w:u w:val="single"/>
+          </w:rPr>
+          <w:t>伯40:14</w:t>
+        </w:r>
+      </w:hyperlink>
+      <w:r>
+        <w:rPr>
+          <w:lang w:val="zh_TW" w:bidi="zh_TW"/>
+        </w:rPr>
+        <w:t>；</w:t>
+      </w:r>
+      <w:hyperlink r:id="rId205">
+        <w:r>
+          <w:rPr>
+            <w:lang w:val="zh_TW" w:bidi="zh_TW"/>
+          </w:rPr>
+          <w:rPr>
+            <w:color w:val="0000EE"/>
+            <w:u w:val="single"/>
+          </w:rPr>
+          <w:t>賽41:13</w:t>
+        </w:r>
+      </w:hyperlink>
+      <w:r>
+        <w:rPr>
+          <w:lang w:val="zh_TW" w:bidi="zh_TW"/>
+        </w:rPr>
+        <w:t>）。</w:t>
+      </w:r>
+    </w:p>
+    <w:p>
+      <w:pPr/>
+      <w:r>
+        <w:rPr>
+          <w:lang w:val="zh_TW" w:bidi="zh_TW"/>
+        </w:rPr>
+      </w:r>
+      <w:r>
+        <w:rPr>
+          <w:lang w:val="zh_TW" w:bidi="zh_TW"/>
+        </w:rPr>
+        <w:t>在神的右手邊是極大的祝福之地（</w:t>
+      </w:r>
+      <w:hyperlink r:id="rId206">
+        <w:r>
+          <w:rPr>
+            <w:lang w:val="zh_TW" w:bidi="zh_TW"/>
+          </w:rPr>
+          <w:rPr>
+            <w:color w:val="0000EE"/>
+            <w:u w:val="single"/>
+          </w:rPr>
+          <w:t>詩16:11</w:t>
+        </w:r>
+      </w:hyperlink>
+      <w:r>
+        <w:rPr>
+          <w:lang w:val="zh_TW" w:bidi="zh_TW"/>
+        </w:rPr>
+        <w:t>）。主耶穌基督是在神的右邊，在榮耀中掌權，並為祂所救贖的人代求（</w:t>
+      </w:r>
+      <w:hyperlink r:id="rId207">
+        <w:r>
+          <w:rPr>
+            <w:lang w:val="zh_TW" w:bidi="zh_TW"/>
+          </w:rPr>
+          <w:rPr>
+            <w:color w:val="0000EE"/>
+            <w:u w:val="single"/>
+          </w:rPr>
+          <w:t>羅8:34</w:t>
+        </w:r>
+      </w:hyperlink>
+      <w:r>
+        <w:rPr>
+          <w:lang w:val="zh_TW" w:bidi="zh_TW"/>
+        </w:rPr>
+        <w:t>）。</w:t>
+      </w:r>
+    </w:p>
+    <w:p>
+      <w:pPr/>
+      <w:r>
+        <w:rPr>
+          <w:lang w:val="zh_TW" w:bidi="zh_TW"/>
+        </w:rPr>
+      </w:r>
+      <w:r>
+        <w:rPr>
+          <w:lang w:val="zh_TW" w:bidi="zh_TW"/>
+        </w:rPr>
+        <w:t>用右手行相交之禮</w:t>
+      </w:r>
+      <w:r>
+        <w:rPr>
+          <w:lang w:val="zh_TW" w:bidi="zh_TW"/>
+        </w:rPr>
+        <w:t>表示接納和恩典（</w:t>
+      </w:r>
+      <w:hyperlink r:id="rId208">
+        <w:r>
+          <w:rPr>
+            <w:lang w:val="zh_TW" w:bidi="zh_TW"/>
+          </w:rPr>
+          <w:rPr>
+            <w:color w:val="0000EE"/>
+            <w:u w:val="single"/>
+          </w:rPr>
+          <w:t>加2:9</w:t>
+        </w:r>
+      </w:hyperlink>
+      <w:r>
+        <w:rPr>
+          <w:lang w:val="zh_TW" w:bidi="zh_TW"/>
+        </w:rPr>
+        <w:t>）。在聖經時代，人們會握右手以示他們正在做出嚴肅的承諾或協議。這種用右手做出承諾的做法在聖經時代也被使用，並延續至今（</w:t>
+      </w:r>
+      <w:hyperlink r:id="rId209">
+        <w:r>
+          <w:rPr>
+            <w:lang w:val="zh_TW" w:bidi="zh_TW"/>
+          </w:rPr>
+          <w:rPr>
+            <w:color w:val="0000EE"/>
+            <w:u w:val="single"/>
+          </w:rPr>
+          <w:t>王下10:15</w:t>
+        </w:r>
+      </w:hyperlink>
+      <w:r>
+        <w:rPr>
+          <w:lang w:val="zh_TW" w:bidi="zh_TW"/>
+        </w:rPr>
+        <w:t>）。</w:t>
+      </w:r>
+    </w:p>
+    <w:p>
+      <w:pPr/>
+      <w:r>
+        <w:rPr>
+          <w:lang w:val="zh_TW" w:bidi="zh_TW"/>
+        </w:rPr>
+      </w:r>
+      <w:r>
+        <w:rPr>
+          <w:lang w:val="zh_TW" w:bidi="zh_TW"/>
+        </w:rPr>
+        <w:t>左手有時與祝福有關聯（</w:t>
+      </w:r>
+      <w:hyperlink r:id="rId210">
+        <w:r>
+          <w:rPr>
+            <w:lang w:val="zh_TW" w:bidi="zh_TW"/>
+          </w:rPr>
+          <w:rPr>
+            <w:color w:val="0000EE"/>
+            <w:u w:val="single"/>
+          </w:rPr>
+          <w:t>箴3:16</w:t>
+        </w:r>
+      </w:hyperlink>
+      <w:r>
+        <w:rPr>
+          <w:lang w:val="zh_TW" w:bidi="zh_TW"/>
+        </w:rPr>
+        <w:t>）。然而，它也可能與某人背叛或做錯事有關（</w:t>
+      </w:r>
+      <w:hyperlink r:id="rId211">
+        <w:r>
+          <w:rPr>
+            <w:lang w:val="zh_TW" w:bidi="zh_TW"/>
+          </w:rPr>
+          <w:rPr>
+            <w:color w:val="0000EE"/>
+            <w:u w:val="single"/>
+          </w:rPr>
+          <w:t>傳10:2</w:t>
+        </w:r>
+      </w:hyperlink>
+      <w:r>
+        <w:rPr>
+          <w:lang w:val="zh_TW" w:bidi="zh_TW"/>
+        </w:rPr>
+        <w:t>）。</w:t>
+      </w:r>
+    </w:p>
+    <w:p>
+      <w:pPr/>
+      <w:r>
+        <w:rPr>
+          <w:lang w:val="zh_TW" w:bidi="zh_TW"/>
+        </w:rPr>
+      </w:r>
+      <w:r>
+        <w:rPr>
+          <w:i/>
+          <w:lang w:val="zh_TW" w:bidi="zh_TW"/>
+        </w:rPr>
+        <w:t xml:space="preserve">另見 </w:t>
+      </w:r>
+      <w:r>
+        <w:rPr>
+          <w:lang w:val="zh_TW" w:bidi="zh_TW"/>
+        </w:rPr>
+        <w:t>手</w:t>
+      </w:r>
+      <w:r>
+        <w:rPr>
+          <w:lang w:val="zh_TW" w:bidi="zh_TW"/>
+        </w:rPr>
+        <w:t>。</w:t>
+      </w:r>
+      <w:r>
+        <w:rPr>
+          <w:lang w:val="zh_TW" w:bidi="zh_TW"/>
+        </w:rPr>
+      </w:r>
+      <w:r>
+        <w:rPr>
+          <w:lang w:val="zh_TW" w:bidi="zh_TW"/>
+        </w:rPr>
+      </w:r>
+    </w:p>
+    <w:p>
+      <w:pPr/>
+      <w:r>
+        <w:rPr>
+          <w:lang w:val="zh_TW" w:bidi="zh_TW"/>
+        </w:rPr>
+      </w:r>
+    </w:p>
+    <w:p>
+      <w:pPr>
+        <w:pStyle w:val="Heading2"/>
+      </w:pPr>
+      <w:r>
+        <w:rPr>
+          <w:lang w:val="zh_TW" w:bidi="zh_TW"/>
+        </w:rPr>
+        <w:t>幼發拉底河</w:t>
+      </w:r>
+      <w:r>
+        <w:rPr>
+          <w:lang w:val="zh_TW" w:bidi="zh_TW"/>
+        </w:rPr>
+      </w:r>
+    </w:p>
+    <w:p>
+      <w:pPr/>
+      <w:r>
+        <w:rPr>
+          <w:lang w:val="zh_TW" w:bidi="zh_TW"/>
+        </w:rPr>
+      </w:r>
+      <w:r>
+        <w:rPr>
+          <w:lang w:val="zh_TW" w:bidi="zh_TW"/>
+        </w:rPr>
+        <w:t>幼發拉底河是小亞細亞西部最大的河流。它發源於亞美尼亞中部的山區，由兩條支流（卡拉蘇河〔Kara-Su〕和穆拉特蘇尤河〔Murat-Suyu〕）匯合而成。</w:t>
+      </w:r>
+    </w:p>
+    <w:p>
+      <w:pPr/>
+      <w:r>
+        <w:rPr>
+          <w:lang w:val="zh_TW" w:bidi="zh_TW"/>
+        </w:rPr>
+      </w:r>
+      <w:r>
+        <w:rPr>
+          <w:lang w:val="zh_TW" w:bidi="zh_TW"/>
+        </w:rPr>
+        <w:t>這條河向東南流，長約2,900公里（1,800英里），在距波斯灣約160公里（100英里）處的可爾納（Korna）地區與底格里斯河匯合。</w:t>
+      </w:r>
+    </w:p>
+    <w:p>
+      <w:pPr/>
+      <w:r>
+        <w:rPr>
+          <w:lang w:val="zh_TW" w:bidi="zh_TW"/>
+        </w:rPr>
+      </w:r>
+      <w:r>
+        <w:rPr>
+          <w:lang w:val="zh_TW" w:bidi="zh_TW"/>
+        </w:rPr>
+        <w:t>幼發拉底河大部分的河段水淺，小船可航行約1,930公里（1,200英里）；而大型船隻（如遠洋輪船），僅能在幼發拉底河與底格里斯河匯流之後航行至巴士拉（</w:t>
+      </w:r>
+      <w:r>
+        <w:rPr>
+          <w:lang w:val="zh_TW" w:bidi="zh_TW"/>
+        </w:rPr>
+        <w:t>Basra</w:t>
+      </w:r>
+      <w:r>
+        <w:rPr>
+          <w:lang w:val="zh_TW" w:bidi="zh_TW"/>
+        </w:rPr>
+        <w:t>）城。</w:t>
+      </w:r>
+    </w:p>
+    <w:p>
+      <w:pPr/>
+      <w:r>
+        <w:rPr>
+          <w:lang w:val="zh_TW" w:bidi="zh_TW"/>
+        </w:rPr>
+      </w:r>
+      <w:r>
+        <w:rPr>
+          <w:lang w:val="zh_TW" w:bidi="zh_TW"/>
+        </w:rPr>
+        <w:t>每年春季（三月至六月）因山中積雪融化，河水上漲。古時人們會在這期間修築運河以儲水，藉此防止氾濫並促進農業，使土地得以供養大量人口。</w:t>
+      </w:r>
+    </w:p>
+    <w:p>
+      <w:pPr/>
+      <w:r>
+        <w:rPr>
+          <w:lang w:val="zh_TW" w:bidi="zh_TW"/>
+        </w:rPr>
+      </w:r>
+      <w:r>
+        <w:rPr>
+          <w:lang w:val="zh_TW" w:bidi="zh_TW"/>
+        </w:rPr>
+        <w:t>幼發拉底河是滋潤伊甸園的四條河之一（</w:t>
+      </w:r>
+      <w:hyperlink r:id="rId212">
+        <w:r>
+          <w:rPr>
+            <w:lang w:val="zh_TW" w:bidi="zh_TW"/>
+          </w:rPr>
+          <w:rPr>
+            <w:color w:val="0000EE"/>
+            <w:u w:val="single"/>
+          </w:rPr>
+          <w:t>創2:14</w:t>
+        </w:r>
+      </w:hyperlink>
+      <w:r>
+        <w:rPr>
+          <w:lang w:val="zh_TW" w:bidi="zh_TW"/>
+        </w:rPr>
+        <w:t>）。神曾應許亞伯拉罕，他的地業要直達幼發拉底河的上游（</w:t>
+      </w:r>
+      <w:hyperlink r:id="rId213">
+        <w:r>
+          <w:rPr>
+            <w:lang w:val="zh_TW" w:bidi="zh_TW"/>
+          </w:rPr>
+          <w:rPr>
+            <w:color w:val="0000EE"/>
+            <w:u w:val="single"/>
+          </w:rPr>
+          <w:t>創15:18</w:t>
+        </w:r>
+      </w:hyperlink>
+      <w:r>
+        <w:rPr>
+          <w:lang w:val="zh_TW" w:bidi="zh_TW"/>
+        </w:rPr>
+        <w:t>；</w:t>
+      </w:r>
+      <w:hyperlink r:id="rId214">
+        <w:r>
+          <w:rPr>
+            <w:lang w:val="zh_TW" w:bidi="zh_TW"/>
+          </w:rPr>
+          <w:rPr>
+            <w:color w:val="0000EE"/>
+            <w:u w:val="single"/>
+          </w:rPr>
+          <w:t>申1:7</w:t>
+        </w:r>
+      </w:hyperlink>
+      <w:r>
+        <w:rPr>
+          <w:lang w:val="zh_TW" w:bidi="zh_TW"/>
+        </w:rPr>
+        <w:t>，</w:t>
+      </w:r>
+      <w:hyperlink r:id="rId215">
+        <w:r>
+          <w:rPr>
+            <w:lang w:val="zh_TW" w:bidi="zh_TW"/>
+          </w:rPr>
+          <w:rPr>
+            <w:color w:val="0000EE"/>
+            <w:u w:val="single"/>
+          </w:rPr>
+          <w:t>11:24</w:t>
+        </w:r>
+      </w:hyperlink>
+      <w:r>
+        <w:rPr>
+          <w:lang w:val="zh_TW" w:bidi="zh_TW"/>
+        </w:rPr>
+        <w:t>）。在大衛與所羅門執政期間，以色列的疆域幾乎延伸到這條邊界（</w:t>
+      </w:r>
+      <w:hyperlink r:id="rId216">
+        <w:r>
+          <w:rPr>
+            <w:lang w:val="zh_TW" w:bidi="zh_TW"/>
+          </w:rPr>
+          <w:rPr>
+            <w:color w:val="0000EE"/>
+            <w:u w:val="single"/>
+          </w:rPr>
+          <w:t>撒下8:3</w:t>
+        </w:r>
+      </w:hyperlink>
+      <w:r>
+        <w:rPr>
+          <w:lang w:val="zh_TW" w:bidi="zh_TW"/>
+        </w:rPr>
+        <w:t>，</w:t>
+      </w:r>
+      <w:hyperlink r:id="rId217">
+        <w:r>
+          <w:rPr>
+            <w:lang w:val="zh_TW" w:bidi="zh_TW"/>
+          </w:rPr>
+          <w:rPr>
+            <w:color w:val="0000EE"/>
+            <w:u w:val="single"/>
+          </w:rPr>
+          <w:t>10:16</w:t>
+        </w:r>
+      </w:hyperlink>
+      <w:r>
+        <w:rPr>
+          <w:lang w:val="zh_TW" w:bidi="zh_TW"/>
+        </w:rPr>
+        <w:t>；</w:t>
+      </w:r>
+      <w:hyperlink r:id="rId218">
+        <w:r>
+          <w:rPr>
+            <w:lang w:val="zh_TW" w:bidi="zh_TW"/>
+          </w:rPr>
+          <w:rPr>
+            <w:color w:val="0000EE"/>
+            <w:u w:val="single"/>
+          </w:rPr>
+          <w:t>王上4:24</w:t>
+        </w:r>
+      </w:hyperlink>
+      <w:r>
+        <w:rPr>
+          <w:lang w:val="zh_TW" w:bidi="zh_TW"/>
+        </w:rPr>
+        <w:t>）。</w:t>
+      </w:r>
+    </w:p>
+    <w:p>
+      <w:pPr/>
+      <w:r>
+        <w:rPr>
+          <w:lang w:val="zh_TW" w:bidi="zh_TW"/>
+        </w:rPr>
+      </w:r>
+      <w:r>
+        <w:rPr>
+          <w:lang w:val="zh_TW" w:bidi="zh_TW"/>
+        </w:rPr>
+        <w:t>聖經中常稱幼發拉底河為「那河」（</w:t>
+      </w:r>
+      <w:hyperlink r:id="rId219">
+        <w:r>
+          <w:rPr>
+            <w:lang w:val="zh_TW" w:bidi="zh_TW"/>
+          </w:rPr>
+          <w:rPr>
+            <w:color w:val="0000EE"/>
+            <w:u w:val="single"/>
+          </w:rPr>
+          <w:t>民22:5</w:t>
+        </w:r>
+      </w:hyperlink>
+      <w:r>
+        <w:rPr>
+          <w:lang w:val="zh_TW" w:bidi="zh_TW"/>
+        </w:rPr>
+        <w:t>；</w:t>
+      </w:r>
+      <w:hyperlink r:id="rId215">
+        <w:r>
+          <w:rPr>
+            <w:lang w:val="zh_TW" w:bidi="zh_TW"/>
+          </w:rPr>
+          <w:rPr>
+            <w:color w:val="0000EE"/>
+            <w:u w:val="single"/>
+          </w:rPr>
+          <w:t>申11:24</w:t>
+        </w:r>
+      </w:hyperlink>
+      <w:r>
+        <w:rPr>
+          <w:lang w:val="zh_TW" w:bidi="zh_TW"/>
+        </w:rPr>
+        <w:t>；</w:t>
+      </w:r>
+      <w:hyperlink r:id="rId220">
+        <w:r>
+          <w:rPr>
+            <w:lang w:val="zh_TW" w:bidi="zh_TW"/>
+          </w:rPr>
+          <w:rPr>
+            <w:color w:val="0000EE"/>
+            <w:u w:val="single"/>
+          </w:rPr>
+          <w:t>書24:3</w:t>
+        </w:r>
+      </w:hyperlink>
+      <w:r>
+        <w:rPr>
+          <w:lang w:val="zh_TW" w:bidi="zh_TW"/>
+        </w:rPr>
+        <w:t>、</w:t>
+      </w:r>
+      <w:hyperlink r:id="rId220">
+        <w:r>
+          <w:rPr>
+            <w:lang w:val="zh_TW" w:bidi="zh_TW"/>
+          </w:rPr>
+          <w:rPr>
+            <w:color w:val="0000EE"/>
+            <w:u w:val="single"/>
+          </w:rPr>
+          <w:t>14</w:t>
+        </w:r>
+      </w:hyperlink>
+      <w:r>
+        <w:rPr>
+          <w:lang w:val="zh_TW" w:bidi="zh_TW"/>
+        </w:rPr>
+        <w:t>，譯註：和合本譯為「大河」），也稱它為「大河」（</w:t>
+      </w:r>
+      <w:hyperlink r:id="rId221">
+        <w:r>
+          <w:rPr>
+            <w:lang w:val="zh_TW" w:bidi="zh_TW"/>
+          </w:rPr>
+          <w:rPr>
+            <w:color w:val="0000EE"/>
+            <w:u w:val="single"/>
+          </w:rPr>
+          <w:t>書1:4</w:t>
+        </w:r>
+      </w:hyperlink>
+      <w:r>
+        <w:rPr>
+          <w:lang w:val="zh_TW" w:bidi="zh_TW"/>
+        </w:rPr>
+        <w:t>，譯註：和合本譯為「幼發拉底大河」）。住在幼發拉底河以東的人稱以色列地為「大河西」（</w:t>
+      </w:r>
+      <w:hyperlink r:id="rId222">
+        <w:r>
+          <w:rPr>
+            <w:lang w:val="zh_TW" w:bidi="zh_TW"/>
+          </w:rPr>
+          <w:rPr>
+            <w:color w:val="0000EE"/>
+            <w:u w:val="single"/>
+          </w:rPr>
+          <w:t>拉4:10</w:t>
+        </w:r>
+      </w:hyperlink>
+      <w:r>
+        <w:rPr>
+          <w:lang w:val="zh_TW" w:bidi="zh_TW"/>
+        </w:rPr>
+        <w:t>；</w:t>
+      </w:r>
+      <w:hyperlink r:id="rId223">
+        <w:r>
+          <w:rPr>
+            <w:lang w:val="zh_TW" w:bidi="zh_TW"/>
+          </w:rPr>
+          <w:rPr>
+            <w:color w:val="0000EE"/>
+            <w:u w:val="single"/>
+          </w:rPr>
+          <w:t>尼2:7–9</w:t>
+        </w:r>
+      </w:hyperlink>
+      <w:r>
+        <w:rPr>
+          <w:lang w:val="zh_TW" w:bidi="zh_TW"/>
+        </w:rPr>
+        <w:t>）。</w:t>
+      </w:r>
+    </w:p>
+    <w:p>
+      <w:pPr/>
+      <w:r>
+        <w:rPr>
+          <w:lang w:val="zh_TW" w:bidi="zh_TW"/>
+        </w:rPr>
+      </w:r>
+      <w:r>
+        <w:rPr>
+          <w:lang w:val="zh_TW" w:bidi="zh_TW"/>
+        </w:rPr>
+        <w:t>先知耶利米差遣一位名叫西萊雅的人，帶著一本預言書前往這條河。那書預言了巴比倫將會毀滅。西萊雅誦讀完這些話後，耶利米吩咐他把書拋入幼發拉底河中，象徵巴比倫必永不再興起（</w:t>
+      </w:r>
+      <w:hyperlink r:id="rId224">
+        <w:r>
+          <w:rPr>
+            <w:lang w:val="zh_TW" w:bidi="zh_TW"/>
+          </w:rPr>
+          <w:rPr>
+            <w:color w:val="0000EE"/>
+            <w:u w:val="single"/>
+          </w:rPr>
+          <w:t>耶51:63</w:t>
+        </w:r>
+      </w:hyperlink>
+      <w:r>
+        <w:rPr>
+          <w:lang w:val="zh_TW" w:bidi="zh_TW"/>
+        </w:rPr>
+        <w:t>）。</w:t>
+      </w:r>
+    </w:p>
+    <w:p>
+      <w:pPr/>
+      <w:r>
+        <w:rPr>
+          <w:lang w:val="zh_TW" w:bidi="zh_TW"/>
+        </w:rPr>
+      </w:r>
+      <w:r>
+        <w:rPr>
+          <w:lang w:val="zh_TW" w:bidi="zh_TW"/>
+        </w:rPr>
+        <w:t>啟示錄也提到幼發拉底河，書中描述有天使在此被釋放，又提到河水乾涸，好為來自東方的眾王預備道路（</w:t>
+      </w:r>
+      <w:hyperlink r:id="rId225">
+        <w:r>
+          <w:rPr>
+            <w:lang w:val="zh_TW" w:bidi="zh_TW"/>
+          </w:rPr>
+          <w:rPr>
+            <w:color w:val="0000EE"/>
+            <w:u w:val="single"/>
+          </w:rPr>
+          <w:t>啟9:14</w:t>
+        </w:r>
+      </w:hyperlink>
+      <w:r>
+        <w:rPr>
+          <w:lang w:val="zh_TW" w:bidi="zh_TW"/>
+        </w:rPr>
+        <w:t>，</w:t>
+      </w:r>
+      <w:hyperlink r:id="rId226">
+        <w:r>
+          <w:rPr>
+            <w:lang w:val="zh_TW" w:bidi="zh_TW"/>
+          </w:rPr>
+          <w:rPr>
+            <w:color w:val="0000EE"/>
+            <w:u w:val="single"/>
+          </w:rPr>
+          <w:t>16:12</w:t>
+        </w:r>
+      </w:hyperlink>
+      <w:r>
+        <w:rPr>
+          <w:lang w:val="zh_TW" w:bidi="zh_TW"/>
+        </w:rPr>
+        <w:t>）。</w:t>
+      </w:r>
+    </w:p>
+    <w:p>
+      <w:pPr/>
+      <w:r>
+        <w:rPr>
+          <w:lang w:val="zh_TW" w:bidi="zh_TW"/>
+        </w:rPr>
+      </w:r>
+      <w:r>
+        <w:rPr>
+          <w:i/>
+          <w:lang w:val="zh_TW" w:bidi="zh_TW"/>
+        </w:rPr>
+        <w:t>另見</w:t>
+      </w:r>
+      <w:r>
+        <w:rPr>
+          <w:lang w:val="zh_TW" w:bidi="zh_TW"/>
+        </w:rPr>
+        <w:t xml:space="preserve"> </w:t>
+      </w:r>
+      <w:r>
+        <w:rPr>
+          <w:lang w:val="zh_TW" w:bidi="zh_TW"/>
+        </w:rPr>
+        <w:t>巴比倫</w:t>
+      </w:r>
+      <w:r>
+        <w:rPr>
+          <w:lang w:val="zh_TW" w:bidi="zh_TW"/>
+        </w:rPr>
+        <w:t>；</w:t>
+      </w:r>
+      <w:r>
+        <w:rPr>
+          <w:lang w:val="zh_TW" w:bidi="zh_TW"/>
+        </w:rPr>
+        <w:t>美索不達米亞</w:t>
       </w:r>
       <w:r>
         <w:rPr>
@@ -2749,6 +10305,24 @@
   <w:num w:numId="13" w16cid:durableId="592781308">
     <w:abstractNumId w:val="11"/>
   </w:num>
+  <w:num w:numId="14">
+    <w:abstractNumId w:val="3"/>
+    <w:lvlOverride w:ilvl="0">
+      <w:startOverride w:val="1"/>
+    </w:lvlOverride>
+  </w:num>
+  <w:num w:numId="15">
+    <w:abstractNumId w:val="3"/>
+    <w:lvlOverride w:ilvl="0">
+      <w:startOverride w:val="1"/>
+    </w:lvlOverride>
+  </w:num>
+  <w:num w:numId="16">
+    <w:abstractNumId w:val="3"/>
+    <w:lvlOverride w:ilvl="0">
+      <w:startOverride w:val="1"/>
+    </w:lvlOverride>
+  </w:num>
   <w:numIdMacAtCleanup w:val="10"/>
 </w:numbering>
 </file>

--- a/zht/docx/172.content.docx
+++ b/zht/docx/172.content.docx
@@ -8169,6 +8169,72 @@
         <w:rPr>
           <w:lang w:val="zh_TW" w:bidi="zh_TW"/>
         </w:rPr>
+        <w:t>以法大</w:t>
+      </w:r>
+      <w:r>
+        <w:rPr>
+          <w:lang w:val="zh_TW" w:bidi="zh_TW"/>
+        </w:rPr>
+      </w:r>
+    </w:p>
+    <w:p>
+      <w:pPr/>
+      <w:r>
+        <w:rPr>
+          <w:lang w:val="zh_TW" w:bidi="zh_TW"/>
+        </w:rPr>
+      </w:r>
+      <w:r>
+        <w:rPr>
+          <w:lang w:val="zh_TW" w:bidi="zh_TW"/>
+        </w:rPr>
+        <w:t>亞蘭文表達「開了吧」的音譯，為命令語氣，出現在耶穌醫治一個耳聾舌結的人所說的話（</w:t>
+      </w:r>
+      <w:hyperlink r:id="rId249">
+        <w:r>
+          <w:rPr>
+            <w:lang w:val="zh_TW" w:bidi="zh_TW"/>
+          </w:rPr>
+          <w:rPr>
+            <w:color w:val="0000EE"/>
+            <w:u w:val="single"/>
+          </w:rPr>
+          <w:t>可7:34</w:t>
+        </w:r>
+      </w:hyperlink>
+      <w:r>
+        <w:rPr>
+          <w:lang w:val="zh_TW" w:bidi="zh_TW"/>
+        </w:rPr>
+        <w:t>）。這並非意圖建立某種魔法咒語公式，馬可福音只是單純記錄了耶穌的原話。</w:t>
+      </w:r>
+      <w:r>
+        <w:rPr>
+          <w:lang w:val="zh_TW" w:bidi="zh_TW"/>
+        </w:rPr>
+      </w:r>
+      <w:r>
+        <w:rPr>
+          <w:lang w:val="zh_TW" w:bidi="zh_TW"/>
+        </w:rPr>
+      </w:r>
+    </w:p>
+    <w:p>
+      <w:pPr/>
+      <w:r>
+        <w:rPr>
+          <w:lang w:val="zh_TW" w:bidi="zh_TW"/>
+        </w:rPr>
+      </w:r>
+    </w:p>
+    <w:p>
+      <w:pPr>
+        <w:pStyle w:val="Heading2"/>
+      </w:pPr>
+      <w:r>
+        <w:rPr>
+          <w:lang w:val="zh_TW" w:bidi="zh_TW"/>
+        </w:rPr>
         <w:t>以法（人物）</w:t>
       </w:r>
       <w:r>
@@ -8198,7 +8264,7 @@
         </w:rPr>
         <w:t>以法是米甸的兒子，為亞伯拉罕與其妾基土拉的後裔（</w:t>
       </w:r>
-      <w:hyperlink r:id="rId249">
+      <w:hyperlink r:id="rId250">
         <w:r>
           <w:rPr>
             <w:lang w:val="zh_TW" w:bidi="zh_TW"/>
@@ -8216,7 +8282,7 @@
         </w:rPr>
         <w:t>；</w:t>
       </w:r>
-      <w:hyperlink r:id="rId250">
+      <w:hyperlink r:id="rId251">
         <w:r>
           <w:rPr>
             <w:lang w:val="zh_TW" w:bidi="zh_TW"/>
@@ -8234,7 +8300,7 @@
         </w:rPr>
         <w:t>）。以賽亞提到他是一位從事黃金貿易的人（</w:t>
       </w:r>
-      <w:hyperlink r:id="rId251">
+      <w:hyperlink r:id="rId252">
         <w:r>
           <w:rPr>
             <w:lang w:val="zh_TW" w:bidi="zh_TW"/>
@@ -8270,7 +8336,7 @@
         </w:rPr>
         <w:t>以法是迦勒的妾，並為他生了三個兒子（</w:t>
       </w:r>
-      <w:hyperlink r:id="rId252">
+      <w:hyperlink r:id="rId253">
         <w:r>
           <w:rPr>
             <w:lang w:val="zh_TW" w:bidi="zh_TW"/>
@@ -8306,7 +8372,7 @@
         </w:rPr>
         <w:t>以法是猶大支派雅代的兒子（</w:t>
       </w:r>
-      <w:hyperlink r:id="rId253">
+      <w:hyperlink r:id="rId254">
         <w:r>
           <w:rPr>
             <w:lang w:val="zh_TW" w:bidi="zh_TW"/>
@@ -8323,72 +8389,6 @@
           <w:lang w:val="zh_TW" w:bidi="zh_TW"/>
         </w:rPr>
         <w:t>）。</w:t>
-      </w:r>
-      <w:r>
-        <w:rPr>
-          <w:lang w:val="zh_TW" w:bidi="zh_TW"/>
-        </w:rPr>
-      </w:r>
-      <w:r>
-        <w:rPr>
-          <w:lang w:val="zh_TW" w:bidi="zh_TW"/>
-        </w:rPr>
-      </w:r>
-    </w:p>
-    <w:p>
-      <w:pPr/>
-      <w:r>
-        <w:rPr>
-          <w:lang w:val="zh_TW" w:bidi="zh_TW"/>
-        </w:rPr>
-      </w:r>
-    </w:p>
-    <w:p>
-      <w:pPr>
-        <w:pStyle w:val="Heading2"/>
-      </w:pPr>
-      <w:r>
-        <w:rPr>
-          <w:lang w:val="zh_TW" w:bidi="zh_TW"/>
-        </w:rPr>
-        <w:t>以法大</w:t>
-      </w:r>
-      <w:r>
-        <w:rPr>
-          <w:lang w:val="zh_TW" w:bidi="zh_TW"/>
-        </w:rPr>
-      </w:r>
-    </w:p>
-    <w:p>
-      <w:pPr/>
-      <w:r>
-        <w:rPr>
-          <w:lang w:val="zh_TW" w:bidi="zh_TW"/>
-        </w:rPr>
-      </w:r>
-      <w:r>
-        <w:rPr>
-          <w:lang w:val="zh_TW" w:bidi="zh_TW"/>
-        </w:rPr>
-        <w:t>亞蘭文表達「開了吧」的音譯，為命令語氣，出現在耶穌醫治一個耳聾舌結的人所說的話（</w:t>
-      </w:r>
-      <w:hyperlink r:id="rId254">
-        <w:r>
-          <w:rPr>
-            <w:lang w:val="zh_TW" w:bidi="zh_TW"/>
-          </w:rPr>
-          <w:rPr>
-            <w:color w:val="0000EE"/>
-            <w:u w:val="single"/>
-          </w:rPr>
-          <w:t>可7:34</w:t>
-        </w:r>
-      </w:hyperlink>
-      <w:r>
-        <w:rPr>
-          <w:lang w:val="zh_TW" w:bidi="zh_TW"/>
-        </w:rPr>
-        <w:t>）。這並非意圖建立某種魔法咒語公式，馬可福音只是單純記錄了耶穌的原話。</w:t>
       </w:r>
       <w:r>
         <w:rPr>
@@ -8446,7 +8446,7 @@
         </w:rPr>
         <w:t>以弗是米甸的兒子，也是亞伯拉罕與妾基土拉的後裔。以弗的後裔被派往東方定居，其中有人支持亞伯拉罕的後裔，也有人成為敵對者（</w:t>
       </w:r>
-      <w:hyperlink r:id="rId249">
+      <w:hyperlink r:id="rId250">
         <w:r>
           <w:rPr>
             <w:lang w:val="zh_TW" w:bidi="zh_TW"/>
@@ -8464,7 +8464,7 @@
         </w:rPr>
         <w:t>；</w:t>
       </w:r>
-      <w:hyperlink r:id="rId250">
+      <w:hyperlink r:id="rId251">
         <w:r>
           <w:rPr>
             <w:lang w:val="zh_TW" w:bidi="zh_TW"/>
@@ -12614,7 +12614,7 @@
         </w:rPr>
         <w:t>以勒大是米甸的第五個兒子，也是亞伯拉罕與其妻基土拉的後裔（</w:t>
       </w:r>
-      <w:hyperlink r:id="rId249">
+      <w:hyperlink r:id="rId250">
         <w:r>
           <w:rPr>
             <w:lang w:val="zh_TW" w:bidi="zh_TW"/>
@@ -12632,7 +12632,7 @@
         </w:rPr>
         <w:t>；</w:t>
       </w:r>
-      <w:hyperlink r:id="rId250">
+      <w:hyperlink r:id="rId251">
         <w:r>
           <w:rPr>
             <w:lang w:val="zh_TW" w:bidi="zh_TW"/>

--- a/zht/docx/172.content.docx
+++ b/zht/docx/172.content.docx
@@ -19,7 +19,7 @@
         <w:rPr>
           <w:lang w:val="zh_TW" w:bidi="zh_TW"/>
         </w:rPr>
-        <w:t>Resource: Tyndale Open Bible Dictionary</w:t>
+        <w:t>Resource: Aquifer Open Bible Dictionary</w:t>
       </w:r>
       <w:r>
         <w:rPr>
@@ -112,7 +112,7 @@
         <w:rPr>
           <w:lang w:val="zh_TW" w:bidi="zh_TW"/>
         </w:rPr>
-        <w:t>Tyndale Open Bible Dictionary</w:t>
+        <w:t>Aquifer Open Bible Dictionary</w:t>
       </w:r>
     </w:p>
     <w:p>
@@ -149,7 +149,7 @@
         <w:rPr>
           <w:lang w:val="zh_TW" w:bidi="zh_TW"/>
         </w:rPr>
-        <w:t>xian</w:t>
+        <w:t>xia</w:t>
       </w:r>
       <w:r>
         <w:rPr>
@@ -212,7 +212,7 @@
         <w:rPr>
           <w:lang w:val="zh_TW" w:bidi="zh_TW"/>
         </w:rPr>
-        <w:t>先知，女先知</w:t>
+        <w:t>瞎眼</w:t>
       </w:r>
       <w:r>
         <w:rPr>
@@ -231,7 +231,18 @@
         <w:rPr>
           <w:lang w:val="zh_TW" w:bidi="zh_TW"/>
         </w:rPr>
-        <w:t>蒙神揀選的男性或女性，代表祂說話，並預言神所計劃之事。</w:t>
+        <w:t>無法看見的態狀。瞎眼在古代近東地區十分普遍，至今仍在許多貧困和部落社區中常見，特別是在缺乏現代醫療資源的地方。</w:t>
+      </w:r>
+    </w:p>
+    <w:p>
+      <w:pPr>
+        <w:pStyle w:val="Heading3"/>
+      </w:pPr>
+      <w:r>
+        <w:rPr>
+          <w:lang w:val="zh_TW" w:bidi="zh_TW"/>
+        </w:rPr>
+        <w:t>什麼原因導致失明？</w:t>
       </w:r>
     </w:p>
     <w:p>
@@ -245,7 +256,43 @@
         <w:rPr>
           <w:lang w:val="zh_TW" w:bidi="zh_TW"/>
         </w:rPr>
-        <w:t>概述</w:t>
+        <w:t>聖經沒有討論瞎眼的醫學原因，但可能與個人衛生欠佳和不衛生（不清潔或骯髒）的生活環境有關。新生嬰兒最容易受影響。大多數天生瞎眼（</w:t>
+      </w:r>
+      <w:hyperlink r:id="rId13">
+        <w:r>
+          <w:rPr>
+            <w:lang w:val="zh_TW" w:bidi="zh_TW"/>
+          </w:rPr>
+          <w:rPr>
+            <w:color w:val="0000EE"/>
+            <w:u w:val="single"/>
+          </w:rPr>
+          <w:t>約9:1</w:t>
+        </w:r>
+      </w:hyperlink>
+      <w:r>
+        <w:rPr>
+          <w:lang w:val="zh_TW" w:bidi="zh_TW"/>
+        </w:rPr>
+        <w:t>–</w:t>
+      </w:r>
+      <w:hyperlink r:id="rId13">
+        <w:r>
+          <w:rPr>
+            <w:lang w:val="zh_TW" w:bidi="zh_TW"/>
+          </w:rPr>
+          <w:rPr>
+            <w:color w:val="0000EE"/>
+            <w:u w:val="single"/>
+          </w:rPr>
+          <w:t>3</w:t>
+        </w:r>
+      </w:hyperlink>
+      <w:r>
+        <w:rPr>
+          <w:lang w:val="zh_TW" w:bidi="zh_TW"/>
+        </w:rPr>
+        <w:t>）可能是母親將細菌（如淋病菌）傳給嬰兒眼睛所致。感染後，眼睛會在三天內出現炎症、膿液和腫脹。當時的基本醫療無法防止眼睛的受害。</w:t>
       </w:r>
     </w:p>
     <w:p>
@@ -259,7 +306,7 @@
         <w:rPr>
           <w:lang w:val="zh_TW" w:bidi="zh_TW"/>
         </w:rPr>
-        <w:t>• 引言</w:t>
+        <w:t>現代醫學可以用眼藥水醫治嬰兒的眼疾，但對於貧困的人來說，並不總是可以獲得這些藥物，今天在中東的某些地區甚至拒絕使用藥物。嬰兒和幼兒還面臨其它由害蟲傳播的眼疾的威脅。這些疾病會導致嚴重的結痂、眼瞼下垂、睫毛脫落，最終完全瞎眼。在世界的某些地方，有民間迷信仍然容許蒼蠅在嬰兒身上飛來飛去。</w:t>
       </w:r>
     </w:p>
     <w:p>
@@ -273,7 +320,198 @@
         <w:rPr>
           <w:lang w:val="zh_TW" w:bidi="zh_TW"/>
         </w:rPr>
-        <w:t>• 先知的稱謂和歷史</w:t>
+        <w:t>成年人瞎眼的原因可能包括：</w:t>
+      </w:r>
+    </w:p>
+    <w:p>
+      <w:pPr>
+        <w:pStyle w:val="ListBullet"/>
+        <w:spacing w:line="240" w:lineRule="auto"/>
+        <w:ind w:left="720"/>
+      </w:pPr>
+      <w:r>
+        <w:rPr>
+          <w:lang w:val="zh_TW" w:bidi="zh_TW"/>
+        </w:rPr>
+      </w:r>
+      <w:r>
+        <w:rPr>
+          <w:lang w:val="zh_TW" w:bidi="zh_TW"/>
+        </w:rPr>
+        <w:t>瘧疾</w:t>
+      </w:r>
+    </w:p>
+    <w:p>
+      <w:pPr>
+        <w:pStyle w:val="ListBullet"/>
+        <w:spacing w:line="240" w:lineRule="auto"/>
+        <w:ind w:left="720"/>
+      </w:pPr>
+      <w:r>
+        <w:rPr>
+          <w:lang w:val="zh_TW" w:bidi="zh_TW"/>
+        </w:rPr>
+      </w:r>
+      <w:r>
+        <w:rPr>
+          <w:lang w:val="zh_TW" w:bidi="zh_TW"/>
+        </w:rPr>
+        <w:t>長時間暴露在沙塵暴中</w:t>
+      </w:r>
+    </w:p>
+    <w:p>
+      <w:pPr>
+        <w:pStyle w:val="ListBullet"/>
+        <w:spacing w:line="240" w:lineRule="auto"/>
+        <w:ind w:left="720"/>
+      </w:pPr>
+      <w:r>
+        <w:rPr>
+          <w:lang w:val="zh_TW" w:bidi="zh_TW"/>
+        </w:rPr>
+      </w:r>
+      <w:r>
+        <w:rPr>
+          <w:lang w:val="zh_TW" w:bidi="zh_TW"/>
+        </w:rPr>
+        <w:t>曠野中的陽光刺眼</w:t>
+      </w:r>
+    </w:p>
+    <w:p>
+      <w:pPr>
+        <w:pStyle w:val="ListBullet"/>
+        <w:spacing w:line="240" w:lineRule="auto"/>
+        <w:ind w:left="720"/>
+      </w:pPr>
+      <w:r>
+        <w:rPr>
+          <w:lang w:val="zh_TW" w:bidi="zh_TW"/>
+        </w:rPr>
+      </w:r>
+      <w:r>
+        <w:rPr>
+          <w:lang w:val="zh_TW" w:bidi="zh_TW"/>
+        </w:rPr>
+        <w:t>意外受傷</w:t>
+      </w:r>
+    </w:p>
+    <w:p>
+      <w:pPr>
+        <w:pStyle w:val="ListBullet"/>
+        <w:spacing w:line="240" w:lineRule="auto"/>
+        <w:ind w:left="720"/>
+      </w:pPr>
+      <w:r>
+        <w:rPr>
+          <w:lang w:val="zh_TW" w:bidi="zh_TW"/>
+        </w:rPr>
+      </w:r>
+      <w:r>
+        <w:rPr>
+          <w:lang w:val="zh_TW" w:bidi="zh_TW"/>
+        </w:rPr>
+        <w:t>懲罰（如參孫，</w:t>
+      </w:r>
+      <w:hyperlink r:id="rId14">
+        <w:r>
+          <w:rPr>
+            <w:lang w:val="zh_TW" w:bidi="zh_TW"/>
+          </w:rPr>
+          <w:rPr>
+            <w:color w:val="0000EE"/>
+            <w:u w:val="single"/>
+          </w:rPr>
+          <w:t>士16:21</w:t>
+        </w:r>
+      </w:hyperlink>
+      <w:r>
+        <w:rPr>
+          <w:lang w:val="zh_TW" w:bidi="zh_TW"/>
+        </w:rPr>
+        <w:t>）</w:t>
+      </w:r>
+    </w:p>
+    <w:p>
+      <w:pPr>
+        <w:pStyle w:val="ListBullet"/>
+        <w:spacing w:line="240" w:lineRule="auto"/>
+        <w:ind w:left="720"/>
+      </w:pPr>
+      <w:r>
+        <w:rPr>
+          <w:lang w:val="zh_TW" w:bidi="zh_TW"/>
+        </w:rPr>
+      </w:r>
+      <w:r>
+        <w:rPr>
+          <w:lang w:val="zh_TW" w:bidi="zh_TW"/>
+        </w:rPr>
+        <w:t>年老（</w:t>
+      </w:r>
+      <w:hyperlink r:id="rId15">
+        <w:r>
+          <w:rPr>
+            <w:lang w:val="zh_TW" w:bidi="zh_TW"/>
+          </w:rPr>
+          <w:rPr>
+            <w:color w:val="0000EE"/>
+            <w:u w:val="single"/>
+          </w:rPr>
+          <w:t>創27:1</w:t>
+        </w:r>
+      </w:hyperlink>
+      <w:r>
+        <w:rPr>
+          <w:lang w:val="zh_TW" w:bidi="zh_TW"/>
+        </w:rPr>
+        <w:t>；</w:t>
+      </w:r>
+      <w:hyperlink r:id="rId16">
+        <w:r>
+          <w:rPr>
+            <w:lang w:val="zh_TW" w:bidi="zh_TW"/>
+          </w:rPr>
+          <w:rPr>
+            <w:color w:val="0000EE"/>
+            <w:u w:val="single"/>
+          </w:rPr>
+          <w:t>撒上4:15</w:t>
+        </w:r>
+      </w:hyperlink>
+      <w:r>
+        <w:rPr>
+          <w:lang w:val="zh_TW" w:bidi="zh_TW"/>
+        </w:rPr>
+        <w:t>；</w:t>
+      </w:r>
+      <w:hyperlink r:id="rId17">
+        <w:r>
+          <w:rPr>
+            <w:lang w:val="zh_TW" w:bidi="zh_TW"/>
+          </w:rPr>
+          <w:rPr>
+            <w:color w:val="0000EE"/>
+            <w:u w:val="single"/>
+          </w:rPr>
+          <w:t>王上14:4</w:t>
+        </w:r>
+      </w:hyperlink>
+      <w:r>
+        <w:rPr>
+          <w:lang w:val="zh_TW" w:bidi="zh_TW"/>
+        </w:rPr>
+        <w:t>）</w:t>
+      </w:r>
+    </w:p>
+    <w:p>
+      <w:pPr>
+        <w:pStyle w:val="Heading3"/>
+      </w:pPr>
+      <w:r>
+        <w:rPr>
+          <w:lang w:val="zh_TW" w:bidi="zh_TW"/>
+        </w:rPr>
+        <w:t>舊約中的瞎眼</w:t>
       </w:r>
     </w:p>
     <w:p>
@@ -287,7 +525,72 @@
         <w:rPr>
           <w:lang w:val="zh_TW" w:bidi="zh_TW"/>
         </w:rPr>
-        <w:t>• 感動</w:t>
+        <w:t>舊約聖經要求特別關心瞎子（</w:t>
+      </w:r>
+      <w:hyperlink r:id="rId18">
+        <w:r>
+          <w:rPr>
+            <w:lang w:val="zh_TW" w:bidi="zh_TW"/>
+          </w:rPr>
+          <w:rPr>
+            <w:color w:val="0000EE"/>
+            <w:u w:val="single"/>
+          </w:rPr>
+          <w:t>利19:14</w:t>
+        </w:r>
+      </w:hyperlink>
+      <w:r>
+        <w:rPr>
+          <w:lang w:val="zh_TW" w:bidi="zh_TW"/>
+        </w:rPr>
+        <w:t>）。誤導瞎子的人會受到懲罰（</w:t>
+      </w:r>
+      <w:hyperlink r:id="rId19">
+        <w:r>
+          <w:rPr>
+            <w:lang w:val="zh_TW" w:bidi="zh_TW"/>
+          </w:rPr>
+          <w:rPr>
+            <w:color w:val="0000EE"/>
+            <w:u w:val="single"/>
+          </w:rPr>
+          <w:t>申27:18</w:t>
+        </w:r>
+      </w:hyperlink>
+      <w:r>
+        <w:rPr>
+          <w:lang w:val="zh_TW" w:bidi="zh_TW"/>
+        </w:rPr>
+        <w:t>）。不允許瞎子擔任祭司（</w:t>
+      </w:r>
+      <w:hyperlink r:id="rId20">
+        <w:r>
+          <w:rPr>
+            <w:lang w:val="zh_TW" w:bidi="zh_TW"/>
+          </w:rPr>
+          <w:rPr>
+            <w:color w:val="0000EE"/>
+            <w:u w:val="single"/>
+          </w:rPr>
+          <w:t>利21:18</w:t>
+        </w:r>
+      </w:hyperlink>
+      <w:r>
+        <w:rPr>
+          <w:lang w:val="zh_TW" w:bidi="zh_TW"/>
+        </w:rPr>
+        <w:t>）。</w:t>
+      </w:r>
+    </w:p>
+    <w:p>
+      <w:pPr>
+        <w:pStyle w:val="Heading3"/>
+      </w:pPr>
+      <w:r>
+        <w:rPr>
+          <w:lang w:val="zh_TW" w:bidi="zh_TW"/>
+        </w:rPr>
+        <w:t>新約中的瞎眼</w:t>
       </w:r>
     </w:p>
     <w:p>
@@ -301,7 +604,313 @@
         <w:rPr>
           <w:lang w:val="zh_TW" w:bidi="zh_TW"/>
         </w:rPr>
-        <w:t>• 真假先知</w:t>
+        <w:t>耶穌的醫治事工應驗了預言，讓瞎子得看見（</w:t>
+      </w:r>
+      <w:hyperlink r:id="rId21">
+        <w:r>
+          <w:rPr>
+            <w:lang w:val="zh_TW" w:bidi="zh_TW"/>
+          </w:rPr>
+          <w:rPr>
+            <w:color w:val="0000EE"/>
+            <w:u w:val="single"/>
+          </w:rPr>
+          <w:t>路4:18</w:t>
+        </w:r>
+      </w:hyperlink>
+      <w:r>
+        <w:rPr>
+          <w:lang w:val="zh_TW" w:bidi="zh_TW"/>
+        </w:rPr>
+        <w:t>）。耶穌恢復視力的能力證明給施洗約翰看，祂就是彌賽亞（</w:t>
+      </w:r>
+      <w:hyperlink r:id="rId22">
+        <w:r>
+          <w:rPr>
+            <w:lang w:val="zh_TW" w:bidi="zh_TW"/>
+          </w:rPr>
+          <w:rPr>
+            <w:color w:val="0000EE"/>
+            <w:u w:val="single"/>
+          </w:rPr>
+          <w:t>太11:5</w:t>
+        </w:r>
+      </w:hyperlink>
+      <w:r>
+        <w:rPr>
+          <w:lang w:val="zh_TW" w:bidi="zh_TW"/>
+        </w:rPr>
+        <w:t>）。耶穌曾醫治：</w:t>
+      </w:r>
+    </w:p>
+    <w:p>
+      <w:pPr>
+        <w:pStyle w:val="ListBullet"/>
+        <w:spacing w:line="240" w:lineRule="auto"/>
+        <w:ind w:left="720"/>
+      </w:pPr>
+      <w:r>
+        <w:rPr>
+          <w:lang w:val="zh_TW" w:bidi="zh_TW"/>
+        </w:rPr>
+      </w:r>
+      <w:r>
+        <w:rPr>
+          <w:lang w:val="zh_TW" w:bidi="zh_TW"/>
+        </w:rPr>
+        <w:t>加利利的兩個瞎子（</w:t>
+      </w:r>
+      <w:hyperlink r:id="rId23">
+        <w:r>
+          <w:rPr>
+            <w:lang w:val="zh_TW" w:bidi="zh_TW"/>
+          </w:rPr>
+          <w:rPr>
+            <w:color w:val="0000EE"/>
+            <w:u w:val="single"/>
+          </w:rPr>
+          <w:t>太9:27</w:t>
+        </w:r>
+      </w:hyperlink>
+      <w:r>
+        <w:rPr>
+          <w:lang w:val="zh_TW" w:bidi="zh_TW"/>
+        </w:rPr>
+        <w:t>–</w:t>
+      </w:r>
+      <w:hyperlink r:id="rId23">
+        <w:r>
+          <w:rPr>
+            <w:lang w:val="zh_TW" w:bidi="zh_TW"/>
+          </w:rPr>
+          <w:rPr>
+            <w:color w:val="0000EE"/>
+            <w:u w:val="single"/>
+          </w:rPr>
+          <w:t>30</w:t>
+        </w:r>
+      </w:hyperlink>
+      <w:r>
+        <w:rPr>
+          <w:lang w:val="zh_TW" w:bidi="zh_TW"/>
+        </w:rPr>
+        <w:t>）</w:t>
+      </w:r>
+    </w:p>
+    <w:p>
+      <w:pPr>
+        <w:pStyle w:val="ListBullet"/>
+        <w:spacing w:line="240" w:lineRule="auto"/>
+        <w:ind w:left="720"/>
+      </w:pPr>
+      <w:r>
+        <w:rPr>
+          <w:lang w:val="zh_TW" w:bidi="zh_TW"/>
+        </w:rPr>
+      </w:r>
+      <w:r>
+        <w:rPr>
+          <w:lang w:val="zh_TW" w:bidi="zh_TW"/>
+        </w:rPr>
+        <w:t>伯賽大的一個瞎子（</w:t>
+      </w:r>
+      <w:hyperlink r:id="rId24">
+        <w:r>
+          <w:rPr>
+            <w:lang w:val="zh_TW" w:bidi="zh_TW"/>
+          </w:rPr>
+          <w:rPr>
+            <w:color w:val="0000EE"/>
+            <w:u w:val="single"/>
+          </w:rPr>
+          <w:t>可8:22</w:t>
+        </w:r>
+      </w:hyperlink>
+      <w:r>
+        <w:rPr>
+          <w:lang w:val="zh_TW" w:bidi="zh_TW"/>
+        </w:rPr>
+        <w:t>–</w:t>
+      </w:r>
+      <w:hyperlink r:id="rId24">
+        <w:r>
+          <w:rPr>
+            <w:lang w:val="zh_TW" w:bidi="zh_TW"/>
+          </w:rPr>
+          <w:rPr>
+            <w:color w:val="0000EE"/>
+            <w:u w:val="single"/>
+          </w:rPr>
+          <w:t>26</w:t>
+        </w:r>
+      </w:hyperlink>
+      <w:r>
+        <w:rPr>
+          <w:lang w:val="zh_TW" w:bidi="zh_TW"/>
+        </w:rPr>
+        <w:t>）</w:t>
+      </w:r>
+    </w:p>
+    <w:p>
+      <w:pPr>
+        <w:pStyle w:val="ListBullet"/>
+        <w:spacing w:line="240" w:lineRule="auto"/>
+        <w:ind w:left="720"/>
+      </w:pPr>
+      <w:r>
+        <w:rPr>
+          <w:lang w:val="zh_TW" w:bidi="zh_TW"/>
+        </w:rPr>
+      </w:r>
+      <w:r>
+        <w:rPr>
+          <w:lang w:val="zh_TW" w:bidi="zh_TW"/>
+        </w:rPr>
+        <w:t>耶路撒冷一個生來瞎眼的人（</w:t>
+      </w:r>
+      <w:hyperlink r:id="rId25">
+        <w:r>
+          <w:rPr>
+            <w:lang w:val="zh_TW" w:bidi="zh_TW"/>
+          </w:rPr>
+          <w:rPr>
+            <w:color w:val="0000EE"/>
+            <w:u w:val="single"/>
+          </w:rPr>
+          <w:t>約9章</w:t>
+        </w:r>
+      </w:hyperlink>
+      <w:r>
+        <w:rPr>
+          <w:lang w:val="zh_TW" w:bidi="zh_TW"/>
+        </w:rPr>
+        <w:t>）</w:t>
+      </w:r>
+    </w:p>
+    <w:p>
+      <w:pPr>
+        <w:pStyle w:val="ListBullet"/>
+        <w:spacing w:line="240" w:lineRule="auto"/>
+        <w:ind w:left="720"/>
+      </w:pPr>
+      <w:r>
+        <w:rPr>
+          <w:lang w:val="zh_TW" w:bidi="zh_TW"/>
+        </w:rPr>
+      </w:r>
+      <w:r>
+        <w:rPr>
+          <w:lang w:val="zh_TW" w:bidi="zh_TW"/>
+        </w:rPr>
+        <w:t>在耶利哥，名叫巴底買的乞丐及其朋友（</w:t>
+      </w:r>
+      <w:hyperlink r:id="rId26">
+        <w:r>
+          <w:rPr>
+            <w:lang w:val="zh_TW" w:bidi="zh_TW"/>
+          </w:rPr>
+          <w:rPr>
+            <w:color w:val="0000EE"/>
+            <w:u w:val="single"/>
+          </w:rPr>
+          <w:t>可10:46</w:t>
+        </w:r>
+      </w:hyperlink>
+      <w:r>
+        <w:rPr>
+          <w:lang w:val="zh_TW" w:bidi="zh_TW"/>
+        </w:rPr>
+        <w:t>–</w:t>
+      </w:r>
+      <w:hyperlink r:id="rId26">
+        <w:r>
+          <w:rPr>
+            <w:lang w:val="zh_TW" w:bidi="zh_TW"/>
+          </w:rPr>
+          <w:rPr>
+            <w:color w:val="0000EE"/>
+            <w:u w:val="single"/>
+          </w:rPr>
+          <w:t>52</w:t>
+        </w:r>
+      </w:hyperlink>
+      <w:r>
+        <w:rPr>
+          <w:lang w:val="zh_TW" w:bidi="zh_TW"/>
+        </w:rPr>
+        <w:t>；參</w:t>
+      </w:r>
+      <w:hyperlink r:id="rId27">
+        <w:r>
+          <w:rPr>
+            <w:lang w:val="zh_TW" w:bidi="zh_TW"/>
+          </w:rPr>
+          <w:rPr>
+            <w:color w:val="0000EE"/>
+            <w:u w:val="single"/>
+          </w:rPr>
+          <w:t>太20:30</w:t>
+        </w:r>
+      </w:hyperlink>
+      <w:r>
+        <w:rPr>
+          <w:lang w:val="zh_TW" w:bidi="zh_TW"/>
+        </w:rPr>
+        <w:t>–</w:t>
+      </w:r>
+      <w:hyperlink r:id="rId27">
+        <w:r>
+          <w:rPr>
+            <w:lang w:val="zh_TW" w:bidi="zh_TW"/>
+          </w:rPr>
+          <w:rPr>
+            <w:color w:val="0000EE"/>
+            <w:u w:val="single"/>
+          </w:rPr>
+          <w:t>34</w:t>
+        </w:r>
+      </w:hyperlink>
+      <w:r>
+        <w:rPr>
+          <w:lang w:val="zh_TW" w:bidi="zh_TW"/>
+        </w:rPr>
+        <w:t>；</w:t>
+      </w:r>
+      <w:hyperlink r:id="rId28">
+        <w:r>
+          <w:rPr>
+            <w:lang w:val="zh_TW" w:bidi="zh_TW"/>
+          </w:rPr>
+          <w:rPr>
+            <w:color w:val="0000EE"/>
+            <w:u w:val="single"/>
+          </w:rPr>
+          <w:t>路18:35</w:t>
+        </w:r>
+      </w:hyperlink>
+      <w:r>
+        <w:rPr>
+          <w:lang w:val="zh_TW" w:bidi="zh_TW"/>
+        </w:rPr>
+        <w:t>–</w:t>
+      </w:r>
+      <w:hyperlink r:id="rId28">
+        <w:r>
+          <w:rPr>
+            <w:lang w:val="zh_TW" w:bidi="zh_TW"/>
+          </w:rPr>
+          <w:rPr>
+            <w:color w:val="0000EE"/>
+            <w:u w:val="single"/>
+          </w:rPr>
+          <w:t>43</w:t>
+        </w:r>
+      </w:hyperlink>
+      <w:r>
+        <w:rPr>
+          <w:lang w:val="zh_TW" w:bidi="zh_TW"/>
+        </w:rPr>
+        <w:t>）</w:t>
       </w:r>
     </w:p>
     <w:p>
@@ -315,7 +924,79 @@
         <w:rPr>
           <w:lang w:val="zh_TW" w:bidi="zh_TW"/>
         </w:rPr>
-        <w:t>• 先知的作用</w:t>
+        <w:t>有時，耶穌即時醫治瞎子（</w:t>
+      </w:r>
+      <w:hyperlink r:id="rId29">
+        <w:r>
+          <w:rPr>
+            <w:lang w:val="zh_TW" w:bidi="zh_TW"/>
+          </w:rPr>
+          <w:rPr>
+            <w:color w:val="0000EE"/>
+            <w:u w:val="single"/>
+          </w:rPr>
+          <w:t>可10:52</w:t>
+        </w:r>
+      </w:hyperlink>
+      <w:r>
+        <w:rPr>
+          <w:lang w:val="zh_TW" w:bidi="zh_TW"/>
+        </w:rPr>
+        <w:t>）。有時，祂藉由行動進行醫治，例如用泥和水（</w:t>
+      </w:r>
+      <w:hyperlink r:id="rId30">
+        <w:r>
+          <w:rPr>
+            <w:lang w:val="zh_TW" w:bidi="zh_TW"/>
+          </w:rPr>
+          <w:rPr>
+            <w:color w:val="0000EE"/>
+            <w:u w:val="single"/>
+          </w:rPr>
+          <w:t>約9:6</w:t>
+        </w:r>
+      </w:hyperlink>
+      <w:r>
+        <w:rPr>
+          <w:lang w:val="zh_TW" w:bidi="zh_TW"/>
+        </w:rPr>
+        <w:t>–</w:t>
+      </w:r>
+      <w:hyperlink r:id="rId30">
+        <w:r>
+          <w:rPr>
+            <w:lang w:val="zh_TW" w:bidi="zh_TW"/>
+          </w:rPr>
+          <w:rPr>
+            <w:color w:val="0000EE"/>
+            <w:u w:val="single"/>
+          </w:rPr>
+          <w:t>11</w:t>
+        </w:r>
+      </w:hyperlink>
+      <w:r>
+        <w:rPr>
+          <w:lang w:val="zh_TW" w:bidi="zh_TW"/>
+        </w:rPr>
+        <w:t>）或唾沫（</w:t>
+      </w:r>
+      <w:hyperlink r:id="rId31">
+        <w:r>
+          <w:rPr>
+            <w:lang w:val="zh_TW" w:bidi="zh_TW"/>
+          </w:rPr>
+          <w:rPr>
+            <w:color w:val="0000EE"/>
+            <w:u w:val="single"/>
+          </w:rPr>
+          <w:t>可8:23</w:t>
+        </w:r>
+      </w:hyperlink>
+      <w:r>
+        <w:rPr>
+          <w:lang w:val="zh_TW" w:bidi="zh_TW"/>
+        </w:rPr>
+        <w:t>）。</w:t>
       </w:r>
     </w:p>
     <w:p>
@@ -329,18 +1010,61 @@
         <w:rPr>
           <w:lang w:val="zh_TW" w:bidi="zh_TW"/>
         </w:rPr>
-        <w:t>• 傳講的方式</w:t>
-      </w:r>
-    </w:p>
-    <w:p>
-      <w:pPr>
-        <w:pStyle w:val="Heading3"/>
-      </w:pPr>
-      <w:r>
-        <w:rPr>
-          <w:lang w:val="zh_TW" w:bidi="zh_TW"/>
-        </w:rPr>
-        <w:t>介紹</w:t>
+        <w:t>使徒保羅在歸信時一度失明，並在亞拿尼亞面前得醫治（</w:t>
+      </w:r>
+      <w:hyperlink r:id="rId32">
+        <w:r>
+          <w:rPr>
+            <w:lang w:val="zh_TW" w:bidi="zh_TW"/>
+          </w:rPr>
+          <w:rPr>
+            <w:color w:val="0000EE"/>
+            <w:u w:val="single"/>
+          </w:rPr>
+          <w:t>徒9:1</w:t>
+        </w:r>
+      </w:hyperlink>
+      <w:r>
+        <w:rPr>
+          <w:lang w:val="zh_TW" w:bidi="zh_TW"/>
+        </w:rPr>
+        <w:t>–</w:t>
+      </w:r>
+      <w:hyperlink r:id="rId32">
+        <w:r>
+          <w:rPr>
+            <w:lang w:val="zh_TW" w:bidi="zh_TW"/>
+          </w:rPr>
+          <w:rPr>
+            <w:color w:val="0000EE"/>
+            <w:u w:val="single"/>
+          </w:rPr>
+          <w:t>9、18</w:t>
+        </w:r>
+      </w:hyperlink>
+      <w:r>
+        <w:rPr>
+          <w:lang w:val="zh_TW" w:bidi="zh_TW"/>
+        </w:rPr>
+        <w:t>）。後來，保羅因為行法術的以呂馬在塞浦路斯反對他的事工，而使他暫時瞎眼（</w:t>
+      </w:r>
+      <w:hyperlink r:id="rId33">
+        <w:r>
+          <w:rPr>
+            <w:lang w:val="zh_TW" w:bidi="zh_TW"/>
+          </w:rPr>
+          <w:rPr>
+            <w:color w:val="0000EE"/>
+            <w:u w:val="single"/>
+          </w:rPr>
+          <w:t>徒13:11</w:t>
+        </w:r>
+      </w:hyperlink>
+      <w:r>
+        <w:rPr>
+          <w:lang w:val="zh_TW" w:bidi="zh_TW"/>
+        </w:rPr>
+        <w:t>）。</w:t>
       </w:r>
     </w:p>
     <w:p>
@@ -352,104 +1076,50 @@
       </w:r>
       <w:r>
         <w:rPr>
-          <w:lang w:val="zh_TW" w:bidi="zh_TW"/>
-        </w:rPr>
-        <w:t>當耶穌使寡婦的兒子從死裡復活時，旁觀者說：「</w:t>
-      </w:r>
-      <w:r>
-        <w:rPr>
-          <w:lang w:val="zh_TW" w:bidi="zh_TW"/>
-        </w:rPr>
-        <w:t>有大先知在我們中間興起來了</w:t>
-      </w:r>
-      <w:r>
-        <w:rPr>
-          <w:lang w:val="zh_TW" w:bidi="zh_TW"/>
-        </w:rPr>
-        <w:t>！」（</w:t>
-      </w:r>
-      <w:hyperlink r:id="rId13">
-        <w:r>
-          <w:rPr>
-            <w:lang w:val="zh_TW" w:bidi="zh_TW"/>
-          </w:rPr>
-          <w:rPr>
-            <w:color w:val="0000EE"/>
-            <w:u w:val="single"/>
-          </w:rPr>
-          <w:t>路7:16</w:t>
-        </w:r>
-      </w:hyperlink>
-      <w:r>
-        <w:rPr>
-          <w:lang w:val="zh_TW" w:bidi="zh_TW"/>
-        </w:rPr>
-        <w:t>；參</w:t>
-      </w:r>
-      <w:hyperlink r:id="rId14">
-        <w:r>
-          <w:rPr>
-            <w:lang w:val="zh_TW" w:bidi="zh_TW"/>
-          </w:rPr>
-          <w:rPr>
-            <w:color w:val="0000EE"/>
-            <w:u w:val="single"/>
-          </w:rPr>
-          <w:t>可6:15</w:t>
-        </w:r>
-      </w:hyperlink>
-      <w:r>
-        <w:rPr>
-          <w:lang w:val="zh_TW" w:bidi="zh_TW"/>
-        </w:rPr>
-        <w:t>，</w:t>
-      </w:r>
-      <w:hyperlink r:id="rId15">
-        <w:r>
-          <w:rPr>
-            <w:lang w:val="zh_TW" w:bidi="zh_TW"/>
-          </w:rPr>
-          <w:rPr>
-            <w:color w:val="0000EE"/>
-            <w:u w:val="single"/>
-          </w:rPr>
-          <w:t>8:28</w:t>
-        </w:r>
-      </w:hyperlink>
-      <w:r>
-        <w:rPr>
-          <w:lang w:val="zh_TW" w:bidi="zh_TW"/>
-        </w:rPr>
-        <w:t>）在猶太的宗教思想中，最為生動且具規範意義的宗教事件，都集中在先知蒙召和事工，就是神透過先知向祂的子民傳達話語。人們對於耶穌的評價，其實是比他們所知的更為正確，因為神確實在耶穌裡面臨到他們；而耶穌的地位雖然遠高過先知，實際上卻正是摩西所預言，先知秩序的冠冕和高峰（</w:t>
-      </w:r>
-      <w:hyperlink r:id="rId16">
-        <w:r>
-          <w:rPr>
-            <w:lang w:val="zh_TW" w:bidi="zh_TW"/>
-          </w:rPr>
-          <w:rPr>
-            <w:color w:val="0000EE"/>
-            <w:u w:val="single"/>
-          </w:rPr>
-          <w:t>申18:15–19</w:t>
-        </w:r>
-      </w:hyperlink>
-      <w:r>
-        <w:rPr>
-          <w:lang w:val="zh_TW" w:bidi="zh_TW"/>
-        </w:rPr>
-        <w:t>）。</w:t>
-      </w:r>
-    </w:p>
-    <w:p>
-      <w:pPr>
-        <w:pStyle w:val="Heading3"/>
-      </w:pPr>
-      <w:r>
-        <w:rPr>
-          <w:lang w:val="zh_TW" w:bidi="zh_TW"/>
-        </w:rPr>
-        <w:t>先知的稱謂和歷史</w:t>
+          <w:i/>
+          <w:lang w:val="zh_TW" w:bidi="zh_TW"/>
+        </w:rPr>
+        <w:t>另見</w:t>
+      </w:r>
+      <w:r>
+        <w:rPr>
+          <w:lang w:val="zh_TW" w:bidi="zh_TW"/>
+        </w:rPr>
+        <w:t xml:space="preserve"> </w:t>
+      </w:r>
+      <w:r>
+        <w:rPr>
+          <w:lang w:val="zh_TW" w:bidi="zh_TW"/>
+        </w:rPr>
+        <w:t>藥物與醫療實踐</w:t>
+      </w:r>
+      <w:r>
+        <w:rPr>
+          <w:lang w:val="zh_TW" w:bidi="zh_TW"/>
+        </w:rPr>
+        <w:t>；</w:t>
+      </w:r>
+      <w:r>
+        <w:rPr>
+          <w:lang w:val="zh_TW" w:bidi="zh_TW"/>
+        </w:rPr>
+        <w:t>災病</w:t>
+      </w:r>
+      <w:r>
+        <w:rPr>
+          <w:lang w:val="zh_TW" w:bidi="zh_TW"/>
+        </w:rPr>
+        <w:t>。</w:t>
+      </w:r>
+      <w:r>
+        <w:rPr>
+          <w:lang w:val="zh_TW" w:bidi="zh_TW"/>
+        </w:rPr>
+      </w:r>
+      <w:r>
+        <w:rPr>
+          <w:lang w:val="zh_TW" w:bidi="zh_TW"/>
+        </w:rPr>
       </w:r>
     </w:p>
     <w:p>
@@ -459,83 +1129,21 @@
           <w:lang w:val="zh_TW" w:bidi="zh_TW"/>
         </w:rPr>
       </w:r>
-      <w:r>
-        <w:rPr>
-          <w:lang w:val="zh_TW" w:bidi="zh_TW"/>
-        </w:rPr>
-        <w:t>舊約用於描述這些人的主要詞語，是「先知」（見</w:t>
-      </w:r>
-      <w:hyperlink r:id="rId17">
-        <w:r>
-          <w:rPr>
-            <w:lang w:val="zh_TW" w:bidi="zh_TW"/>
-          </w:rPr>
-          <w:rPr>
-            <w:color w:val="0000EE"/>
-            <w:u w:val="single"/>
-          </w:rPr>
-          <w:t>士6:8</w:t>
-        </w:r>
-      </w:hyperlink>
-      <w:r>
-        <w:rPr>
-          <w:lang w:val="zh_TW" w:bidi="zh_TW"/>
-        </w:rPr>
-        <w:t>）、「神人」（見</w:t>
-      </w:r>
-      <w:hyperlink r:id="rId18">
-        <w:r>
-          <w:rPr>
-            <w:lang w:val="zh_TW" w:bidi="zh_TW"/>
-          </w:rPr>
-          <w:rPr>
-            <w:color w:val="0000EE"/>
-            <w:u w:val="single"/>
-          </w:rPr>
-          <w:t>王下4:9</w:t>
-        </w:r>
-      </w:hyperlink>
-      <w:r>
-        <w:rPr>
-          <w:lang w:val="zh_TW" w:bidi="zh_TW"/>
-        </w:rPr>
-        <w:t>）和「先見」（見</w:t>
-      </w:r>
-      <w:hyperlink r:id="rId19">
-        <w:r>
-          <w:rPr>
-            <w:lang w:val="zh_TW" w:bidi="zh_TW"/>
-          </w:rPr>
-          <w:rPr>
-            <w:color w:val="0000EE"/>
-            <w:u w:val="single"/>
-          </w:rPr>
-          <w:t>撒上9:9</w:t>
-        </w:r>
-      </w:hyperlink>
-      <w:r>
-        <w:rPr>
-          <w:lang w:val="zh_TW" w:bidi="zh_TW"/>
-        </w:rPr>
-        <w:t>；</w:t>
-      </w:r>
-      <w:hyperlink r:id="rId20">
-        <w:r>
-          <w:rPr>
-            <w:lang w:val="zh_TW" w:bidi="zh_TW"/>
-          </w:rPr>
-          <w:rPr>
-            <w:color w:val="0000EE"/>
-            <w:u w:val="single"/>
-          </w:rPr>
-          <w:t>撒下24:11</w:t>
-        </w:r>
-      </w:hyperlink>
-      <w:r>
-        <w:rPr>
-          <w:lang w:val="zh_TW" w:bidi="zh_TW"/>
-        </w:rPr>
-        <w:t>）。</w:t>
+    </w:p>
+    <w:p>
+      <w:pPr>
+        <w:pStyle w:val="Heading2"/>
+      </w:pPr>
+      <w:r>
+        <w:rPr>
+          <w:lang w:val="zh_TW" w:bidi="zh_TW"/>
+        </w:rPr>
+        <w:t>夏甲</w:t>
+      </w:r>
+      <w:r>
+        <w:rPr>
+          <w:lang w:val="zh_TW" w:bidi="zh_TW"/>
+        </w:rPr>
       </w:r>
     </w:p>
     <w:p>
@@ -549,9 +1157,9 @@
         <w:rPr>
           <w:lang w:val="zh_TW" w:bidi="zh_TW"/>
         </w:rPr>
-        <w:t>翻譯為「先知」的詞彙，似乎首重「被召」的概念：神主動揀選、呼召並差遣先知（比如</w:t>
-      </w:r>
-      <w:hyperlink r:id="rId21">
+        <w:t>來自埃及的使女，她的主母是撒萊（後來稱為撒拉），撒萊是亞伯蘭（後來稱為亞伯拉罕）的妻子。由於撒萊執意如此，所以亞伯蘭將夏甲納為妾（地位較低的第二位妻子）。夏甲是亞伯蘭的第一個兒子以實瑪利的母親（</w:t>
+      </w:r>
+      <w:hyperlink r:id="rId34">
         <w:r>
           <w:rPr>
             <w:lang w:val="zh_TW" w:bidi="zh_TW"/>
@@ -560,7 +1168,7 @@
             <w:color w:val="0000EE"/>
             <w:u w:val="single"/>
           </w:rPr>
-          <w:t>耶1:4–5</w:t>
+          <w:t>創16:1–16</w:t>
         </w:r>
       </w:hyperlink>
       <w:r>
@@ -569,7 +1177,7 @@
         </w:rPr>
         <w:t>，</w:t>
       </w:r>
-      <w:hyperlink r:id="rId22">
+      <w:hyperlink r:id="rId35">
         <w:r>
           <w:rPr>
             <w:lang w:val="zh_TW" w:bidi="zh_TW"/>
@@ -578,16 +1186,10 @@
             <w:color w:val="0000EE"/>
             <w:u w:val="single"/>
           </w:rPr>
-          <w:t>7:25</w:t>
+          <w:t>21:9</w:t>
         </w:r>
       </w:hyperlink>
-      <w:r>
-        <w:rPr>
-          <w:lang w:val="zh_TW" w:bidi="zh_TW"/>
-        </w:rPr>
-        <w:t>；</w:t>
-      </w:r>
-      <w:hyperlink r:id="rId23">
+      <w:hyperlink r:id="rId34">
         <w:r>
           <w:rPr>
             <w:lang w:val="zh_TW" w:bidi="zh_TW"/>
@@ -596,16 +1198,10 @@
             <w:color w:val="0000EE"/>
             <w:u w:val="single"/>
           </w:rPr>
-          <w:t>摩7:14</w:t>
+          <w:t>–</w:t>
         </w:r>
       </w:hyperlink>
-      <w:r>
-        <w:rPr>
-          <w:lang w:val="zh_TW" w:bidi="zh_TW"/>
-        </w:rPr>
-        <w:t>）。「神人」講述先知因其蒙召而進入的關係：他現在是「神的人」，被認為屬於神（</w:t>
-      </w:r>
-      <w:hyperlink r:id="rId18">
+      <w:hyperlink r:id="rId35">
         <w:r>
           <w:rPr>
             <w:lang w:val="zh_TW" w:bidi="zh_TW"/>
@@ -614,14 +1210,25 @@
             <w:color w:val="0000EE"/>
             <w:u w:val="single"/>
           </w:rPr>
-          <w:t>王下4:9</w:t>
+          <w:t>21</w:t>
         </w:r>
       </w:hyperlink>
       <w:r>
         <w:rPr>
           <w:lang w:val="zh_TW" w:bidi="zh_TW"/>
         </w:rPr>
-        <w:t>）。「先見」表達神賦予先知新奇非凡的洞察力。希伯來語與英語一樣，常用的動詞「看見」也表示理解（I see what you mean，即我明白你的意思）以及洞察事物本質和意義的能力（He sees things very clearly，即他看事物非常清楚）。對於先知而言，他們的「洞察力」遠超常人，因為耶和華啟發他們，成為祂信息的器皿。</w:t>
+        <w:t>）。</w:t>
+      </w:r>
+    </w:p>
+    <w:p>
+      <w:pPr>
+        <w:pStyle w:val="Heading3"/>
+      </w:pPr>
+      <w:r>
+        <w:rPr>
+          <w:lang w:val="zh_TW" w:bidi="zh_TW"/>
+        </w:rPr>
+        <w:t>夏甲的故事</w:t>
       </w:r>
     </w:p>
     <w:p>
@@ -635,9 +1242,9 @@
         <w:rPr>
           <w:lang w:val="zh_TW" w:bidi="zh_TW"/>
         </w:rPr>
-        <w:t>偉大先知肩負重任，推動舊約故事前進，其起點從摩西開始，再沒有先知像他（</w:t>
-      </w:r>
-      <w:hyperlink r:id="rId24">
+        <w:t>當神命令亞伯蘭離開美索不達米亞時，祂應許要使亞伯蘭的後裔成為大國，並賜給他的後裔一片新的土地（</w:t>
+      </w:r>
+      <w:hyperlink r:id="rId36">
         <w:r>
           <w:rPr>
             <w:lang w:val="zh_TW" w:bidi="zh_TW"/>
@@ -646,16 +1253,16 @@
             <w:color w:val="0000EE"/>
             <w:u w:val="single"/>
           </w:rPr>
-          <w:t>申34:10</w:t>
+          <w:t>創12:2、7</w:t>
         </w:r>
       </w:hyperlink>
       <w:r>
         <w:rPr>
           <w:lang w:val="zh_TW" w:bidi="zh_TW"/>
         </w:rPr>
-        <w:t>）。這個看法正確無誤，因為摩西具備所有先知的獨特標誌：蒙召（</w:t>
-      </w:r>
-      <w:hyperlink r:id="rId25">
+        <w:t>）。在迦南待了十年後，撒萊和亞伯蘭仍然沒有孩子。撒萊建議亞伯蘭娶夏甲為妾，並通過她得孩子。在美索不達米亞東北部的習俗中，如果妻子不能生育，她可以給丈夫一個使女來達成這個目的。妾所生的任何兒子，都被視為是妻子的孩子（參</w:t>
+      </w:r>
+      <w:hyperlink r:id="rId37">
         <w:r>
           <w:rPr>
             <w:lang w:val="zh_TW" w:bidi="zh_TW"/>
@@ -664,16 +1271,10 @@
             <w:color w:val="0000EE"/>
             <w:u w:val="single"/>
           </w:rPr>
-          <w:t>出3:1–4:17</w:t>
+          <w:t>30:1</w:t>
         </w:r>
       </w:hyperlink>
-      <w:r>
-        <w:rPr>
-          <w:lang w:val="zh_TW" w:bidi="zh_TW"/>
-        </w:rPr>
-        <w:t>；參</w:t>
-      </w:r>
-      <w:hyperlink r:id="rId26">
+      <w:hyperlink r:id="rId34">
         <w:r>
           <w:rPr>
             <w:lang w:val="zh_TW" w:bidi="zh_TW"/>
@@ -682,16 +1283,10 @@
             <w:color w:val="0000EE"/>
             <w:u w:val="single"/>
           </w:rPr>
-          <w:t>賽6章</w:t>
+          <w:t>–</w:t>
         </w:r>
       </w:hyperlink>
-      <w:r>
-        <w:rPr>
-          <w:lang w:val="zh_TW" w:bidi="zh_TW"/>
-        </w:rPr>
-        <w:t>；</w:t>
-      </w:r>
-      <w:hyperlink r:id="rId27">
+      <w:hyperlink r:id="rId37">
         <w:r>
           <w:rPr>
             <w:lang w:val="zh_TW" w:bidi="zh_TW"/>
@@ -700,133 +1295,7 @@
             <w:color w:val="0000EE"/>
             <w:u w:val="single"/>
           </w:rPr>
-          <w:t>耶1:4–19</w:t>
-        </w:r>
-      </w:hyperlink>
-      <w:r>
-        <w:rPr>
-          <w:lang w:val="zh_TW" w:bidi="zh_TW"/>
-        </w:rPr>
-        <w:t>；</w:t>
-      </w:r>
-      <w:hyperlink r:id="rId28">
-        <w:r>
-          <w:rPr>
-            <w:lang w:val="zh_TW" w:bidi="zh_TW"/>
-          </w:rPr>
-          <w:rPr>
-            <w:color w:val="0000EE"/>
-            <w:u w:val="single"/>
-          </w:rPr>
-          <w:t>結1–3</w:t>
-        </w:r>
-      </w:hyperlink>
-      <w:r>
-        <w:rPr>
-          <w:lang w:val="zh_TW" w:bidi="zh_TW"/>
-        </w:rPr>
-        <w:t>；</w:t>
-      </w:r>
-      <w:hyperlink r:id="rId29">
-        <w:r>
-          <w:rPr>
-            <w:lang w:val="zh_TW" w:bidi="zh_TW"/>
-          </w:rPr>
-          <w:rPr>
-            <w:color w:val="0000EE"/>
-            <w:u w:val="single"/>
-          </w:rPr>
-          <w:t>何1:2</w:t>
-        </w:r>
-      </w:hyperlink>
-      <w:r>
-        <w:rPr>
-          <w:lang w:val="zh_TW" w:bidi="zh_TW"/>
-        </w:rPr>
-        <w:t>；</w:t>
-      </w:r>
-      <w:hyperlink r:id="rId30">
-        <w:r>
-          <w:rPr>
-            <w:lang w:val="zh_TW" w:bidi="zh_TW"/>
-          </w:rPr>
-          <w:rPr>
-            <w:color w:val="0000EE"/>
-            <w:u w:val="single"/>
-          </w:rPr>
-          <w:t>摩7:14–15</w:t>
-        </w:r>
-      </w:hyperlink>
-      <w:r>
-        <w:rPr>
-          <w:lang w:val="zh_TW" w:bidi="zh_TW"/>
-        </w:rPr>
-        <w:t>），認識到歷史事件是神的行動，照祂的話語成就（</w:t>
-      </w:r>
-      <w:hyperlink r:id="rId31">
-        <w:r>
-          <w:rPr>
-            <w:lang w:val="zh_TW" w:bidi="zh_TW"/>
-          </w:rPr>
-          <w:rPr>
-            <w:color w:val="0000EE"/>
-            <w:u w:val="single"/>
-          </w:rPr>
-          <w:t>出3:12</w:t>
-        </w:r>
-      </w:hyperlink>
-      <w:r>
-        <w:rPr>
-          <w:lang w:val="zh_TW" w:bidi="zh_TW"/>
-        </w:rPr>
-        <w:t>，</w:t>
-      </w:r>
-      <w:hyperlink r:id="rId32">
-        <w:r>
-          <w:rPr>
-            <w:lang w:val="zh_TW" w:bidi="zh_TW"/>
-          </w:rPr>
-          <w:rPr>
-            <w:color w:val="0000EE"/>
-            <w:u w:val="single"/>
-          </w:rPr>
-          <w:t>4:21–23</w:t>
-        </w:r>
-      </w:hyperlink>
-      <w:r>
-        <w:rPr>
-          <w:lang w:val="zh_TW" w:bidi="zh_TW"/>
-        </w:rPr>
-        <w:t>），倫理和社會關懷的心（</w:t>
-      </w:r>
-      <w:hyperlink r:id="rId33">
-        <w:r>
-          <w:rPr>
-            <w:lang w:val="zh_TW" w:bidi="zh_TW"/>
-          </w:rPr>
-          <w:rPr>
-            <w:color w:val="0000EE"/>
-            <w:u w:val="single"/>
-          </w:rPr>
-          <w:t>2:11–13</w:t>
-        </w:r>
-      </w:hyperlink>
-      <w:r>
-        <w:rPr>
-          <w:lang w:val="zh_TW" w:bidi="zh_TW"/>
-        </w:rPr>
-        <w:t>），看重無助的人（見</w:t>
-      </w:r>
-      <w:hyperlink r:id="rId34">
-        <w:r>
-          <w:rPr>
-            <w:lang w:val="zh_TW" w:bidi="zh_TW"/>
-          </w:rPr>
-          <w:rPr>
-            <w:color w:val="0000EE"/>
-            <w:u w:val="single"/>
-          </w:rPr>
-          <w:t>17節</w:t>
+          <w:t>6</w:t>
         </w:r>
       </w:hyperlink>
       <w:r>
@@ -847,61 +1316,7 @@
         <w:rPr>
           <w:lang w:val="zh_TW" w:bidi="zh_TW"/>
         </w:rPr>
-        <w:t>不過</w:t>
-      </w:r>
-      <w:hyperlink r:id="rId24">
-        <w:r>
-          <w:rPr>
-            <w:lang w:val="zh_TW" w:bidi="zh_TW"/>
-          </w:rPr>
-          <w:rPr>
-            <w:color w:val="0000EE"/>
-            <w:u w:val="single"/>
-          </w:rPr>
-          <w:t>申命記三十四章10節</w:t>
-        </w:r>
-      </w:hyperlink>
-      <w:r>
-        <w:rPr>
-          <w:lang w:val="zh_TW" w:bidi="zh_TW"/>
-        </w:rPr>
-        <w:t>的評語，不僅回顧摩西的偉大之處，也展望一位像摩西一樣的先知到來。這與摩西自己的預言相符（</w:t>
-      </w:r>
-      <w:hyperlink r:id="rId16">
-        <w:r>
-          <w:rPr>
-            <w:lang w:val="zh_TW" w:bidi="zh_TW"/>
-          </w:rPr>
-          <w:rPr>
-            <w:color w:val="0000EE"/>
-            <w:u w:val="single"/>
-          </w:rPr>
-          <w:t>申18:15–19</w:t>
-        </w:r>
-      </w:hyperlink>
-      <w:r>
-        <w:rPr>
-          <w:lang w:val="zh_TW" w:bidi="zh_TW"/>
-        </w:rPr>
-        <w:t>），毫無疑問預示將有一位偉大的先知來臨。摩西比較自己與這位先知，甚為驚人——即將到來的先知，將扮演摩西在西奈山上的角色（</w:t>
-      </w:r>
-      <w:hyperlink r:id="rId35">
-        <w:r>
-          <w:rPr>
-            <w:lang w:val="zh_TW" w:bidi="zh_TW"/>
-          </w:rPr>
-          <w:rPr>
-            <w:color w:val="0000EE"/>
-            <w:u w:val="single"/>
-          </w:rPr>
-          <w:t>申18:16</w:t>
-        </w:r>
-      </w:hyperlink>
-      <w:r>
-        <w:rPr>
-          <w:lang w:val="zh_TW" w:bidi="zh_TW"/>
-        </w:rPr>
-        <w:t>）。那處，摩西以獨特方式作先知一樣的中保，傳達神的聲音，因為神在西奈山上，成就了舊約的盟約。摩西期待一位類似的先知，盼望另一位約的中保，就是耶穌基督。</w:t>
+        <w:t>當夏甲懷孕後，就開始小看撒萊。撒萊苦待夏甲，致使她逃到曠野。神的使者在曠野的一口井旁向她顯現，並告訴夏甲要回到亞伯蘭家中。使者應許說她將生一個兒子，以實瑪利（意思是「神聽見」）；這個兒子意志堅定，經常與他人發生衝突。夏甲稱那地方為庇耳拉海萊，意思是「在這裡看見那看顧我的」。</w:t>
       </w:r>
     </w:p>
     <w:p>
@@ -915,9 +1330,9 @@
         <w:rPr>
           <w:lang w:val="zh_TW" w:bidi="zh_TW"/>
         </w:rPr>
-        <w:t>神不斷向祂的子民差遣先知，人們亦一直盼待這位偉大的先知。每次有這樣的先知出現，都因他像摩西，而被認為是真的；真誠的信徒都會興奮觀察，想知道他是否那位最終到來的偉大先知。因此我們可以理解，那些看到耶穌使死人復活的人何以如此興奮（</w:t>
-      </w:r>
-      <w:hyperlink r:id="rId13">
+        <w:t>以實瑪利出生時，亞伯蘭已經86歲。十四年後，神賜給亞伯拉罕和撒拉應許中的兒子以撒。在以撒斷奶時（大約三歲），舉行了一場筵席。在筵席上，以實瑪利戲笑以撒（</w:t>
+      </w:r>
+      <w:hyperlink r:id="rId38">
         <w:r>
           <w:rPr>
             <w:lang w:val="zh_TW" w:bidi="zh_TW"/>
@@ -926,14 +1341,32 @@
             <w:color w:val="0000EE"/>
             <w:u w:val="single"/>
           </w:rPr>
-          <w:t>路7:16</w:t>
+          <w:t>創21:9</w:t>
         </w:r>
       </w:hyperlink>
       <w:r>
         <w:rPr>
           <w:lang w:val="zh_TW" w:bidi="zh_TW"/>
         </w:rPr>
-        <w:t>）。</w:t>
+        <w:t>），使撒拉很生氣。因此，她要求亞伯拉罕趕走夏甲和以實瑪利。亞伯拉罕起初不願意這樣做，但神對他說，讓他聽從撒拉的要求（</w:t>
+      </w:r>
+      <w:hyperlink r:id="rId39">
+        <w:r>
+          <w:rPr>
+            <w:lang w:val="zh_TW" w:bidi="zh_TW"/>
+          </w:rPr>
+          <w:rPr>
+            <w:color w:val="0000EE"/>
+            <w:u w:val="single"/>
+          </w:rPr>
+          <w:t>12</w:t>
+        </w:r>
+      </w:hyperlink>
+      <w:r>
+        <w:rPr>
+          <w:lang w:val="zh_TW" w:bidi="zh_TW"/>
+        </w:rPr>
+        <w:t>節）。</w:t>
       </w:r>
     </w:p>
     <w:p>
@@ -947,9 +1380,9 @@
         <w:rPr>
           <w:lang w:val="zh_TW" w:bidi="zh_TW"/>
         </w:rPr>
-        <w:t>舊約提到先知團體的存在，有時稱為「學校」。以利沙顯然在教導一個團體（</w:t>
-      </w:r>
-      <w:hyperlink r:id="rId36">
+        <w:t>夏甲和以實瑪利離開後，在別是巴的曠野中徘徊。當他們沒有水的時候，神拯救夏甲和以實瑪利免於死亡。神應許夏甲說，以實瑪利的後裔將成為大國（</w:t>
+      </w:r>
+      <w:hyperlink r:id="rId40">
         <w:r>
           <w:rPr>
             <w:lang w:val="zh_TW" w:bidi="zh_TW"/>
@@ -958,16 +1391,10 @@
             <w:color w:val="0000EE"/>
             <w:u w:val="single"/>
           </w:rPr>
-          <w:t>王下6:1</w:t>
+          <w:t>創21:17</w:t>
         </w:r>
       </w:hyperlink>
-      <w:r>
-        <w:rPr>
-          <w:lang w:val="zh_TW" w:bidi="zh_TW"/>
-        </w:rPr>
-        <w:t>），「先知門徒」（比如</w:t>
-      </w:r>
-      <w:hyperlink r:id="rId37">
+      <w:hyperlink r:id="rId34">
         <w:r>
           <w:rPr>
             <w:lang w:val="zh_TW" w:bidi="zh_TW"/>
@@ -976,16 +1403,10 @@
             <w:color w:val="0000EE"/>
             <w:u w:val="single"/>
           </w:rPr>
-          <w:t>王下2:3、5</w:t>
+          <w:t>–</w:t>
         </w:r>
       </w:hyperlink>
-      <w:r>
-        <w:rPr>
-          <w:lang w:val="zh_TW" w:bidi="zh_TW"/>
-        </w:rPr>
-        <w:t>；</w:t>
-      </w:r>
-      <w:hyperlink r:id="rId23">
+      <w:hyperlink r:id="rId40">
         <w:r>
           <w:rPr>
             <w:lang w:val="zh_TW" w:bidi="zh_TW"/>
@@ -994,68 +1415,14 @@
             <w:color w:val="0000EE"/>
             <w:u w:val="single"/>
           </w:rPr>
-          <w:t>摩7:14</w:t>
+          <w:t>19</w:t>
         </w:r>
       </w:hyperlink>
       <w:r>
         <w:rPr>
           <w:lang w:val="zh_TW" w:bidi="zh_TW"/>
         </w:rPr>
-        <w:t>）所指的，可能是在先知老師照管下，「正在受訓的先知」。至於</w:t>
-      </w:r>
-      <w:hyperlink r:id="rId38">
-        <w:r>
-          <w:rPr>
-            <w:lang w:val="zh_TW" w:bidi="zh_TW"/>
-          </w:rPr>
-          <w:rPr>
-            <w:color w:val="0000EE"/>
-            <w:u w:val="single"/>
-          </w:rPr>
-          <w:t>撒母耳記上十章5至11節</w:t>
-        </w:r>
-      </w:hyperlink>
-      <w:r>
-        <w:rPr>
-          <w:lang w:val="zh_TW" w:bidi="zh_TW"/>
-        </w:rPr>
-        <w:t>中的團體，用「工會」來描述會更合適。這些團體對耶和華熱心、盡性敬拜，並可見聖靈明顯的活動；但他們服事的核心是「預言」，即宣告關於神本身的真理。在這個早期階段之後，先知團體的重要性似乎有所減弱（類似</w:t>
-      </w:r>
-      <w:hyperlink r:id="rId19">
-        <w:r>
-          <w:rPr>
-            <w:lang w:val="zh_TW" w:bidi="zh_TW"/>
-          </w:rPr>
-          <w:rPr>
-            <w:color w:val="0000EE"/>
-            <w:u w:val="single"/>
-          </w:rPr>
-          <w:t>撒上9:9</w:t>
-        </w:r>
-      </w:hyperlink>
-      <w:r>
-        <w:rPr>
-          <w:lang w:val="zh_TW" w:bidi="zh_TW"/>
-        </w:rPr>
-        <w:t>明確提及的情形消失，由此推論），而盡性的敬逐漸變為更直接的話語服事，可能正是</w:t>
-      </w:r>
-      <w:hyperlink r:id="rId19">
-        <w:r>
-          <w:rPr>
-            <w:lang w:val="zh_TW" w:bidi="zh_TW"/>
-          </w:rPr>
-          <w:rPr>
-            <w:color w:val="0000EE"/>
-            <w:u w:val="single"/>
-          </w:rPr>
-          <w:t>撒母耳記上九章9節</w:t>
-        </w:r>
-      </w:hyperlink>
-      <w:r>
-        <w:rPr>
-          <w:lang w:val="zh_TW" w:bidi="zh_TW"/>
-        </w:rPr>
-        <w:t>評語的背景。</w:t>
+        <w:t>）。以實瑪利住在巴蘭的曠野，成為獵人。他娶了一位埃及女子，並成為以實瑪利人的先祖。</w:t>
       </w:r>
     </w:p>
     <w:p>
@@ -1066,7 +1433,7 @@
         <w:rPr>
           <w:lang w:val="zh_TW" w:bidi="zh_TW"/>
         </w:rPr>
-        <w:t>感動</w:t>
+        <w:t>保羅關於夏甲的教導</w:t>
       </w:r>
     </w:p>
     <w:p>
@@ -1080,9 +1447,9 @@
         <w:rPr>
           <w:lang w:val="zh_TW" w:bidi="zh_TW"/>
         </w:rPr>
-        <w:t>在這些先知群體的活動背後，是神的靈感動他們（</w:t>
-      </w:r>
-      <w:hyperlink r:id="rId39">
+        <w:t>在新約聖經中，保羅使用夏甲的故事解釋一個重要的屬靈真理（</w:t>
+      </w:r>
+      <w:hyperlink r:id="rId41">
         <w:r>
           <w:rPr>
             <w:lang w:val="zh_TW" w:bidi="zh_TW"/>
@@ -1091,16 +1458,10 @@
             <w:color w:val="0000EE"/>
             <w:u w:val="single"/>
           </w:rPr>
-          <w:t>撒上10:6、10</w:t>
+          <w:t>加4:22</w:t>
         </w:r>
       </w:hyperlink>
-      <w:r>
-        <w:rPr>
-          <w:lang w:val="zh_TW" w:bidi="zh_TW"/>
-        </w:rPr>
-        <w:t>，</w:t>
-      </w:r>
-      <w:hyperlink r:id="rId40">
+      <w:hyperlink r:id="rId34">
         <w:r>
           <w:rPr>
             <w:lang w:val="zh_TW" w:bidi="zh_TW"/>
@@ -1109,15 +1470,9 @@
             <w:color w:val="0000EE"/>
             <w:u w:val="single"/>
           </w:rPr>
-          <w:t>19:20、23</w:t>
+          <w:t>–</w:t>
         </w:r>
       </w:hyperlink>
-      <w:r>
-        <w:rPr>
-          <w:lang w:val="zh_TW" w:bidi="zh_TW"/>
-        </w:rPr>
-        <w:t>），神的靈運行在所有先知中，並且他們宣告受神感動的描述，不時會直接記錄下來（比如</w:t>
-      </w:r>
       <w:hyperlink r:id="rId41">
         <w:r>
           <w:rPr>
@@ -1127,176 +1482,14 @@
             <w:color w:val="0000EE"/>
             <w:u w:val="single"/>
           </w:rPr>
-          <w:t>王上22:24</w:t>
+          <w:t>31</w:t>
         </w:r>
       </w:hyperlink>
       <w:r>
         <w:rPr>
           <w:lang w:val="zh_TW" w:bidi="zh_TW"/>
         </w:rPr>
-        <w:t>；</w:t>
-      </w:r>
-      <w:hyperlink r:id="rId42">
-        <w:r>
-          <w:rPr>
-            <w:lang w:val="zh_TW" w:bidi="zh_TW"/>
-          </w:rPr>
-          <w:rPr>
-            <w:color w:val="0000EE"/>
-            <w:u w:val="single"/>
-          </w:rPr>
-          <w:t>尼9:30</w:t>
-        </w:r>
-      </w:hyperlink>
-      <w:r>
-        <w:rPr>
-          <w:lang w:val="zh_TW" w:bidi="zh_TW"/>
-        </w:rPr>
-        <w:t>；</w:t>
-      </w:r>
-      <w:hyperlink r:id="rId43">
-        <w:r>
-          <w:rPr>
-            <w:lang w:val="zh_TW" w:bidi="zh_TW"/>
-          </w:rPr>
-          <w:rPr>
-            <w:color w:val="0000EE"/>
-            <w:u w:val="single"/>
-          </w:rPr>
-          <w:t>何9:7</w:t>
-        </w:r>
-      </w:hyperlink>
-      <w:r>
-        <w:rPr>
-          <w:lang w:val="zh_TW" w:bidi="zh_TW"/>
-        </w:rPr>
-        <w:t>；</w:t>
-      </w:r>
-      <w:hyperlink r:id="rId44">
-        <w:r>
-          <w:rPr>
-            <w:lang w:val="zh_TW" w:bidi="zh_TW"/>
-          </w:rPr>
-          <w:rPr>
-            <w:color w:val="0000EE"/>
-            <w:u w:val="single"/>
-          </w:rPr>
-          <w:t>珥2:28–29</w:t>
-        </w:r>
-      </w:hyperlink>
-      <w:r>
-        <w:rPr>
-          <w:lang w:val="zh_TW" w:bidi="zh_TW"/>
-        </w:rPr>
-        <w:t>；</w:t>
-      </w:r>
-      <w:hyperlink r:id="rId45">
-        <w:r>
-          <w:rPr>
-            <w:lang w:val="zh_TW" w:bidi="zh_TW"/>
-          </w:rPr>
-          <w:rPr>
-            <w:color w:val="0000EE"/>
-            <w:u w:val="single"/>
-          </w:rPr>
-          <w:t>彌3:8</w:t>
-        </w:r>
-      </w:hyperlink>
-      <w:r>
-        <w:rPr>
-          <w:lang w:val="zh_TW" w:bidi="zh_TW"/>
-        </w:rPr>
-        <w:t>；參</w:t>
-      </w:r>
-      <w:hyperlink r:id="rId46">
-        <w:r>
-          <w:rPr>
-            <w:lang w:val="zh_TW" w:bidi="zh_TW"/>
-          </w:rPr>
-          <w:rPr>
-            <w:color w:val="0000EE"/>
-            <w:u w:val="single"/>
-          </w:rPr>
-          <w:t>代上12:18</w:t>
-        </w:r>
-      </w:hyperlink>
-      <w:r>
-        <w:rPr>
-          <w:lang w:val="zh_TW" w:bidi="zh_TW"/>
-        </w:rPr>
-        <w:t>；</w:t>
-      </w:r>
-      <w:hyperlink r:id="rId47">
-        <w:r>
-          <w:rPr>
-            <w:lang w:val="zh_TW" w:bidi="zh_TW"/>
-          </w:rPr>
-          <w:rPr>
-            <w:color w:val="0000EE"/>
-            <w:u w:val="single"/>
-          </w:rPr>
-          <w:t>代下15:1</w:t>
-        </w:r>
-      </w:hyperlink>
-      <w:r>
-        <w:rPr>
-          <w:lang w:val="zh_TW" w:bidi="zh_TW"/>
-        </w:rPr>
-        <w:t>，</w:t>
-      </w:r>
-      <w:hyperlink r:id="rId48">
-        <w:r>
-          <w:rPr>
-            <w:lang w:val="zh_TW" w:bidi="zh_TW"/>
-          </w:rPr>
-          <w:rPr>
-            <w:color w:val="0000EE"/>
-            <w:u w:val="single"/>
-          </w:rPr>
-          <w:t>20:14</w:t>
-        </w:r>
-      </w:hyperlink>
-      <w:r>
-        <w:rPr>
-          <w:lang w:val="zh_TW" w:bidi="zh_TW"/>
-        </w:rPr>
-        <w:t>，</w:t>
-      </w:r>
-      <w:hyperlink r:id="rId49">
-        <w:r>
-          <w:rPr>
-            <w:lang w:val="zh_TW" w:bidi="zh_TW"/>
-          </w:rPr>
-          <w:rPr>
-            <w:color w:val="0000EE"/>
-            <w:u w:val="single"/>
-          </w:rPr>
-          <w:t>24:20</w:t>
-        </w:r>
-      </w:hyperlink>
-      <w:r>
-        <w:rPr>
-          <w:lang w:val="zh_TW" w:bidi="zh_TW"/>
-        </w:rPr>
-        <w:t>）。神的靈感動人，無分男女，傳講神的話語（參</w:t>
-      </w:r>
-      <w:hyperlink r:id="rId50">
-        <w:r>
-          <w:rPr>
-            <w:lang w:val="zh_TW" w:bidi="zh_TW"/>
-          </w:rPr>
-          <w:rPr>
-            <w:color w:val="0000EE"/>
-            <w:u w:val="single"/>
-          </w:rPr>
-          <w:t>彼後1:21</w:t>
-        </w:r>
-      </w:hyperlink>
-      <w:r>
-        <w:rPr>
-          <w:lang w:val="zh_TW" w:bidi="zh_TW"/>
-        </w:rPr>
-        <w:t>）。</w:t>
+        <w:t>）：夏甲代表神在西奈山與摩西立的舊約。由於以實瑪利是透過人的計劃而生，猶太化的基督徒就像夏甲的兒子，是為奴的。他們教導所有信徒都必須遵守摩西律法，並且必須做到律法所說的一切。撒拉是自主的婦人，代表耶穌基督的新約。由於以撒是亞伯拉罕憑著對神應許的信心所生的兒子，那些不受律法捆綁的基督徒是撒拉屬靈的兒女。最大的不同在於是被律法束縛，要靠行為得救，還是有自由，靠恩典和信心得救。</w:t>
       </w:r>
     </w:p>
     <w:p>
@@ -1308,110 +1501,44 @@
       </w:r>
       <w:r>
         <w:rPr>
-          <w:lang w:val="zh_TW" w:bidi="zh_TW"/>
-        </w:rPr>
-        <w:t>耶利米說，神的手</w:t>
-      </w:r>
-      <w:r>
-        <w:rPr>
-          <w:lang w:val="zh_TW" w:bidi="zh_TW"/>
-        </w:rPr>
-        <w:t>按他的口</w:t>
-      </w:r>
-      <w:r>
-        <w:rPr>
-          <w:lang w:val="zh_TW" w:bidi="zh_TW"/>
-        </w:rPr>
-        <w:t>，將神的話放在他的口中（</w:t>
-      </w:r>
-      <w:hyperlink r:id="rId51">
-        <w:r>
-          <w:rPr>
-            <w:lang w:val="zh_TW" w:bidi="zh_TW"/>
-          </w:rPr>
-          <w:rPr>
-            <w:color w:val="0000EE"/>
-            <w:u w:val="single"/>
-          </w:rPr>
-          <w:t>耶1:9</w:t>
-        </w:r>
-      </w:hyperlink>
-      <w:r>
-        <w:rPr>
-          <w:lang w:val="zh_TW" w:bidi="zh_TW"/>
-        </w:rPr>
-        <w:t>）；以西結記錄他如何吃下書卷，藉此領受耶和華所寫的話語，能夠說出耶和華稱為「我的話」的內容（</w:t>
-      </w:r>
-      <w:hyperlink r:id="rId52">
-        <w:r>
-          <w:rPr>
-            <w:lang w:val="zh_TW" w:bidi="zh_TW"/>
-          </w:rPr>
-          <w:rPr>
-            <w:color w:val="0000EE"/>
-            <w:u w:val="single"/>
-          </w:rPr>
-          <w:t>結2:7–4:4</w:t>
-        </w:r>
-      </w:hyperlink>
-      <w:r>
-        <w:rPr>
-          <w:lang w:val="zh_TW" w:bidi="zh_TW"/>
-        </w:rPr>
-        <w:t>）。這個神跡亦簡述在阿摩司書的開頭（</w:t>
-      </w:r>
-      <w:hyperlink r:id="rId53">
-        <w:r>
-          <w:rPr>
-            <w:lang w:val="zh_TW" w:bidi="zh_TW"/>
-          </w:rPr>
-          <w:rPr>
-            <w:color w:val="0000EE"/>
-            <w:u w:val="single"/>
-          </w:rPr>
-          <w:t>1:1、3</w:t>
-        </w:r>
-      </w:hyperlink>
-      <w:r>
-        <w:rPr>
-          <w:lang w:val="zh_TW" w:bidi="zh_TW"/>
-        </w:rPr>
-        <w:t>）：「</w:t>
-      </w:r>
-      <w:r>
-        <w:rPr>
-          <w:lang w:val="zh_TW" w:bidi="zh_TW"/>
-        </w:rPr>
-        <w:t>阿摩司得默示</w:t>
-      </w:r>
-      <w:r>
-        <w:rPr>
-          <w:lang w:val="zh_TW" w:bidi="zh_TW"/>
-        </w:rPr>
-        <w:t>……</w:t>
-      </w:r>
-      <w:r>
-        <w:rPr>
-          <w:lang w:val="zh_TW" w:bidi="zh_TW"/>
-        </w:rPr>
-        <w:t>耶和華如此說……</w:t>
-      </w:r>
-      <w:r>
-        <w:rPr>
-          <w:lang w:val="zh_TW" w:bidi="zh_TW"/>
-        </w:rPr>
-        <w:t>」雖然這些話確實是阿摩司的話，但也是耶和華的話。</w:t>
-      </w:r>
-    </w:p>
-    <w:p>
-      <w:pPr>
-        <w:pStyle w:val="Heading3"/>
-      </w:pPr>
-      <w:r>
-        <w:rPr>
-          <w:lang w:val="zh_TW" w:bidi="zh_TW"/>
-        </w:rPr>
-        <w:t>真假先知</w:t>
+          <w:i/>
+          <w:lang w:val="zh_TW" w:bidi="zh_TW"/>
+        </w:rPr>
+        <w:t>另見</w:t>
+      </w:r>
+      <w:r>
+        <w:rPr>
+          <w:lang w:val="zh_TW" w:bidi="zh_TW"/>
+        </w:rPr>
+        <w:t>亞伯拉罕</w:t>
+      </w:r>
+      <w:r>
+        <w:rPr>
+          <w:lang w:val="zh_TW" w:bidi="zh_TW"/>
+        </w:rPr>
+        <w:t>；</w:t>
+      </w:r>
+      <w:r>
+        <w:rPr>
+          <w:lang w:val="zh_TW" w:bidi="zh_TW"/>
+        </w:rPr>
+        <w:t>撒拉#1</w:t>
+      </w:r>
+      <w:r>
+        <w:rPr>
+          <w:lang w:val="zh_TW" w:bidi="zh_TW"/>
+        </w:rPr>
+        <w:t>。</w:t>
+      </w:r>
+      <w:r>
+        <w:rPr>
+          <w:lang w:val="zh_TW" w:bidi="zh_TW"/>
+        </w:rPr>
+      </w:r>
+      <w:r>
+        <w:rPr>
+          <w:lang w:val="zh_TW" w:bidi="zh_TW"/>
+        </w:rPr>
       </w:r>
     </w:p>
     <w:p>
@@ -1421,101 +1548,21 @@
           <w:lang w:val="zh_TW" w:bidi="zh_TW"/>
         </w:rPr>
       </w:r>
-      <w:r>
-        <w:rPr>
-          <w:lang w:val="zh_TW" w:bidi="zh_TW"/>
-        </w:rPr>
-        <w:t>假先知可以透過三個檢驗，與真先知區分開來。第一個是教義上的檢驗。在</w:t>
-      </w:r>
-      <w:hyperlink r:id="rId54">
-        <w:r>
-          <w:rPr>
-            <w:lang w:val="zh_TW" w:bidi="zh_TW"/>
-          </w:rPr>
-          <w:rPr>
-            <w:color w:val="0000EE"/>
-            <w:u w:val="single"/>
-          </w:rPr>
-          <w:t>申命記十三章</w:t>
-        </w:r>
-      </w:hyperlink>
-      <w:r>
-        <w:rPr>
-          <w:lang w:val="zh_TW" w:bidi="zh_TW"/>
-        </w:rPr>
-        <w:t>中，假先知的動機是要使人們遠離曾在出埃及事件中啟示自己的神（</w:t>
-      </w:r>
-      <w:hyperlink r:id="rId55">
-        <w:r>
-          <w:rPr>
-            <w:lang w:val="zh_TW" w:bidi="zh_TW"/>
-          </w:rPr>
-          <w:rPr>
-            <w:color w:val="0000EE"/>
-            <w:u w:val="single"/>
-          </w:rPr>
-          <w:t>申13:2、5–7、10</w:t>
-        </w:r>
-      </w:hyperlink>
-      <w:r>
-        <w:rPr>
-          <w:lang w:val="zh_TW" w:bidi="zh_TW"/>
-        </w:rPr>
-        <w:t>）。儘管假先知的話可能有明顯的神蹟奇事支持（</w:t>
-      </w:r>
-      <w:hyperlink r:id="rId56">
-        <w:r>
-          <w:rPr>
-            <w:lang w:val="zh_TW" w:bidi="zh_TW"/>
-          </w:rPr>
-          <w:rPr>
-            <w:color w:val="0000EE"/>
-            <w:u w:val="single"/>
-          </w:rPr>
-          <w:t>1–2節</w:t>
-        </w:r>
-      </w:hyperlink>
-      <w:r>
-        <w:rPr>
-          <w:lang w:val="zh_TW" w:bidi="zh_TW"/>
-        </w:rPr>
-        <w:t>），但人們仍應拒絕他們——不僅因為他們引入新奇事物（</w:t>
-      </w:r>
-      <w:hyperlink r:id="rId57">
-        <w:r>
-          <w:rPr>
-            <w:lang w:val="zh_TW" w:bidi="zh_TW"/>
-          </w:rPr>
-          <w:rPr>
-            <w:color w:val="0000EE"/>
-            <w:u w:val="single"/>
-          </w:rPr>
-          <w:t>2、6節</w:t>
-        </w:r>
-      </w:hyperlink>
-      <w:r>
-        <w:rPr>
-          <w:lang w:val="zh_TW" w:bidi="zh_TW"/>
-        </w:rPr>
-        <w:t>），也因為這種新奇事物與耶和華在出埃及時的啟示矛盾（</w:t>
-      </w:r>
-      <w:hyperlink r:id="rId58">
-        <w:r>
-          <w:rPr>
-            <w:lang w:val="zh_TW" w:bidi="zh_TW"/>
-          </w:rPr>
-          <w:rPr>
-            <w:color w:val="0000EE"/>
-            <w:u w:val="single"/>
-          </w:rPr>
-          <w:t>5、10節</w:t>
-        </w:r>
-      </w:hyperlink>
-      <w:r>
-        <w:rPr>
-          <w:lang w:val="zh_TW" w:bidi="zh_TW"/>
-        </w:rPr>
-        <w:t>）。因此，第一個檢驗是教義上的，要求神的子民具備真理的知識，從而能夠通過比較，識別錯誤。</w:t>
+    </w:p>
+    <w:p>
+      <w:pPr>
+        <w:pStyle w:val="Heading2"/>
+      </w:pPr>
+      <w:r>
+        <w:rPr>
+          <w:lang w:val="zh_TW" w:bidi="zh_TW"/>
+        </w:rPr>
+        <w:t>夏娃</w:t>
+      </w:r>
+      <w:r>
+        <w:rPr>
+          <w:lang w:val="zh_TW" w:bidi="zh_TW"/>
+        </w:rPr>
       </w:r>
     </w:p>
     <w:p>
@@ -1529,9 +1576,9 @@
         <w:rPr>
           <w:lang w:val="zh_TW" w:bidi="zh_TW"/>
         </w:rPr>
-        <w:t>第二個檢驗是實際的，需要耐心。正如</w:t>
-      </w:r>
-      <w:hyperlink r:id="rId59">
+        <w:t>第一位女子，被稱為「眾生之母」（</w:t>
+      </w:r>
+      <w:hyperlink r:id="rId42">
         <w:r>
           <w:rPr>
             <w:lang w:val="zh_TW" w:bidi="zh_TW"/>
@@ -1540,16 +1587,16 @@
             <w:color w:val="0000EE"/>
             <w:u w:val="single"/>
           </w:rPr>
-          <w:t>申命記十八章21至22節</w:t>
+          <w:t>創3:20</w:t>
         </w:r>
       </w:hyperlink>
       <w:r>
         <w:rPr>
           <w:lang w:val="zh_TW" w:bidi="zh_TW"/>
         </w:rPr>
-        <w:t>所述：耶和華的話總是會應驗的。這需要耐心，因為如</w:t>
-      </w:r>
-      <w:hyperlink r:id="rId56">
+        <w:t>）。創世記記載，神造亞當之後，看見亞當獨居不好，便決定為他造一個「配偶幫助他」（</w:t>
+      </w:r>
+      <w:hyperlink r:id="rId43">
         <w:r>
           <w:rPr>
             <w:lang w:val="zh_TW" w:bidi="zh_TW"/>
@@ -1558,16 +1605,29 @@
             <w:color w:val="0000EE"/>
             <w:u w:val="single"/>
           </w:rPr>
-          <w:t>申命記十三章1至2節</w:t>
+          <w:t>2:18</w:t>
         </w:r>
       </w:hyperlink>
       <w:r>
         <w:rPr>
           <w:lang w:val="zh_TW" w:bidi="zh_TW"/>
         </w:rPr>
-        <w:t>所示，虛假的話語可能會有表面的屬靈證據支持。</w:t>
-      </w:r>
-      <w:hyperlink r:id="rId59">
+        <w:t>）。「幫助」一詞的希伯來文是</w:t>
+      </w:r>
+      <w:r>
+        <w:rPr>
+          <w:i/>
+          <w:lang w:val="zh_TW" w:bidi="zh_TW"/>
+        </w:rPr>
+        <w:t>ezer</w:t>
+      </w:r>
+      <w:r>
+        <w:rPr>
+          <w:lang w:val="zh_TW" w:bidi="zh_TW"/>
+        </w:rPr>
+        <w:t>，舊約聖經其它地方也用此字詞來描述神如何幫助以色列。神使亞當沉睡，取下他的一根肋骨，用那肋骨造了夏娃（</w:t>
+      </w:r>
+      <w:hyperlink r:id="rId44">
         <w:r>
           <w:rPr>
             <w:lang w:val="zh_TW" w:bidi="zh_TW"/>
@@ -1576,14 +1636,25 @@
             <w:color w:val="0000EE"/>
             <w:u w:val="single"/>
           </w:rPr>
-          <w:t>申命記十八章21至22節</w:t>
+          <w:t>21–25</w:t>
         </w:r>
       </w:hyperlink>
       <w:r>
         <w:rPr>
           <w:lang w:val="zh_TW" w:bidi="zh_TW"/>
         </w:rPr>
-        <w:t>的呼籲是呼籲人們保持耐心。如對預言的真假有所懷疑，就應等待應驗的事件發生。</w:t>
+        <w:t>節）。</w:t>
+      </w:r>
+    </w:p>
+    <w:p>
+      <w:pPr>
+        <w:pStyle w:val="Heading3"/>
+      </w:pPr>
+      <w:r>
+        <w:rPr>
+          <w:lang w:val="zh_TW" w:bidi="zh_TW"/>
+        </w:rPr>
+        <w:t>她的名字</w:t>
       </w:r>
     </w:p>
     <w:p>
@@ -1597,9 +1668,9 @@
         <w:rPr>
           <w:lang w:val="zh_TW" w:bidi="zh_TW"/>
         </w:rPr>
-        <w:t>第三個檢驗是道德上的，要求先知有警惕和明辨能力。在所有先知中，以耶利米的心最受假先知的影響，他也一直不斷思考這個問題（</w:t>
-      </w:r>
-      <w:hyperlink r:id="rId60">
+        <w:t>亞當給妻子夏娃起了兩個名字。起初，他稱她為「女人」，表明了她與男人之間的關聯（</w:t>
+      </w:r>
+      <w:hyperlink r:id="rId45">
         <w:r>
           <w:rPr>
             <w:lang w:val="zh_TW" w:bidi="zh_TW"/>
@@ -1608,16 +1679,16 @@
             <w:color w:val="0000EE"/>
             <w:u w:val="single"/>
           </w:rPr>
-          <w:t>耶23:9–40</w:t>
+          <w:t>創2:23</w:t>
         </w:r>
       </w:hyperlink>
       <w:r>
         <w:rPr>
           <w:lang w:val="zh_TW" w:bidi="zh_TW"/>
         </w:rPr>
-        <w:t>）。他的回答既引人注目又具挑戰性：人們會看到假先知生活不潔（</w:t>
-      </w:r>
-      <w:hyperlink r:id="rId61">
+        <w:t>）。後來，在他們違背神之後，他給她起名為夏娃，意思是「生命」，指她作為人類始祖之母的身分（</w:t>
+      </w:r>
+      <w:hyperlink r:id="rId42">
         <w:r>
           <w:rPr>
             <w:lang w:val="zh_TW" w:bidi="zh_TW"/>
@@ -1626,31 +1697,13 @@
             <w:color w:val="0000EE"/>
             <w:u w:val="single"/>
           </w:rPr>
-          <w:t>11–14節</w:t>
+          <w:t>3:20</w:t>
         </w:r>
       </w:hyperlink>
       <w:r>
         <w:rPr>
           <w:lang w:val="zh_TW" w:bidi="zh_TW"/>
         </w:rPr>
-        <w:t>），他們的信息沒有任何道德譴責，反而鼓勵人們行在他們的罪中（</w:t>
-      </w:r>
-      <w:hyperlink r:id="rId62">
-        <w:r>
-          <w:rPr>
-            <w:lang w:val="zh_TW" w:bidi="zh_TW"/>
-          </w:rPr>
-          <w:rPr>
-            <w:color w:val="0000EE"/>
-            <w:u w:val="single"/>
-          </w:rPr>
-          <w:t>16–22節</w:t>
-        </w:r>
-      </w:hyperlink>
-      <w:r>
-        <w:rPr>
-          <w:lang w:val="zh_TW" w:bidi="zh_TW"/>
-        </w:rPr>
         <w:t>）。</w:t>
       </w:r>
     </w:p>
@@ -1662,7 +1715,7 @@
         <w:rPr>
           <w:lang w:val="zh_TW" w:bidi="zh_TW"/>
         </w:rPr>
-        <w:t>先知的作用</w:t>
+        <w:t>她的故事</w:t>
       </w:r>
     </w:p>
     <w:p>
@@ -1676,9 +1729,9 @@
         <w:rPr>
           <w:lang w:val="zh_TW" w:bidi="zh_TW"/>
         </w:rPr>
-        <w:t>人們有時說先知不是「預言者」，而是「宣講者」。然而，就舊約而言，先知透過預言（預告神將要做的事）來宣講（宣告關於神的真理）。預言在舊約中既不是偶然的，也不是邊緣的活動；它是先知進行工作的方式。</w:t>
-      </w:r>
-      <w:hyperlink r:id="rId63">
+        <w:t>亞當與夏娃最初住在伊甸園中，他們順服神，事奉祂，並彼此照顧。後來，邪惡進入世界，蛇引誘夏娃違背神的命令。神曾吩咐他們不可吃分別善惡樹上的果子（</w:t>
+      </w:r>
+      <w:hyperlink r:id="rId46">
         <w:r>
           <w:rPr>
             <w:lang w:val="zh_TW" w:bidi="zh_TW"/>
@@ -1687,16 +1740,16 @@
             <w:color w:val="0000EE"/>
             <w:u w:val="single"/>
           </w:rPr>
-          <w:t>申命記十八章9至15節</w:t>
+          <w:t>創2:17</w:t>
         </w:r>
       </w:hyperlink>
       <w:r>
         <w:rPr>
           <w:lang w:val="zh_TW" w:bidi="zh_TW"/>
         </w:rPr>
-        <w:t>解釋先知在以色列的角色，經文表示，周圍的國家透過各種占卜方式來窺測未來（</w:t>
-      </w:r>
-      <w:hyperlink r:id="rId64">
+        <w:t>，</w:t>
+      </w:r>
+      <w:hyperlink r:id="rId47">
         <w:r>
           <w:rPr>
             <w:lang w:val="zh_TW" w:bidi="zh_TW"/>
@@ -1705,86 +1758,14 @@
             <w:color w:val="0000EE"/>
             <w:u w:val="single"/>
           </w:rPr>
-          <w:t>10–11節</w:t>
+          <w:t>3:3</w:t>
         </w:r>
       </w:hyperlink>
       <w:r>
         <w:rPr>
           <w:lang w:val="zh_TW" w:bidi="zh_TW"/>
         </w:rPr>
-        <w:t>）；這些事情在耶和華眼中看為可憎，因此在以色列中明令禁止（</w:t>
-      </w:r>
-      <w:hyperlink r:id="rId65">
-        <w:r>
-          <w:rPr>
-            <w:lang w:val="zh_TW" w:bidi="zh_TW"/>
-          </w:rPr>
-          <w:rPr>
-            <w:color w:val="0000EE"/>
-            <w:u w:val="single"/>
-          </w:rPr>
-          <w:t>12節</w:t>
-        </w:r>
-      </w:hyperlink>
-      <w:r>
-        <w:rPr>
-          <w:lang w:val="zh_TW" w:bidi="zh_TW"/>
-        </w:rPr>
-        <w:t>）。以色列的獨特性在於，其他民族通過占卜者預測未來，而耶和華則賜給以色列一位先知（</w:t>
-      </w:r>
-      <w:hyperlink r:id="rId66">
-        <w:r>
-          <w:rPr>
-            <w:lang w:val="zh_TW" w:bidi="zh_TW"/>
-          </w:rPr>
-          <w:rPr>
-            <w:color w:val="0000EE"/>
-            <w:u w:val="single"/>
-          </w:rPr>
-          <w:t>13–15節</w:t>
-        </w:r>
-      </w:hyperlink>
-      <w:r>
-        <w:rPr>
-          <w:lang w:val="zh_TW" w:bidi="zh_TW"/>
-        </w:rPr>
-        <w:t>）。以利沙（</w:t>
-      </w:r>
-      <w:hyperlink r:id="rId67">
-        <w:r>
-          <w:rPr>
-            <w:lang w:val="zh_TW" w:bidi="zh_TW"/>
-          </w:rPr>
-          <w:rPr>
-            <w:color w:val="0000EE"/>
-            <w:u w:val="single"/>
-          </w:rPr>
-          <w:t>王下4:27</w:t>
-        </w:r>
-      </w:hyperlink>
-      <w:r>
-        <w:rPr>
-          <w:lang w:val="zh_TW" w:bidi="zh_TW"/>
-        </w:rPr>
-        <w:t>）因為神沒有告知，而感到驚訝；阿摩司教導說，「預先得知」是先知與神的團契的特權（</w:t>
-      </w:r>
-      <w:hyperlink r:id="rId68">
-        <w:r>
-          <w:rPr>
-            <w:lang w:val="zh_TW" w:bidi="zh_TW"/>
-          </w:rPr>
-          <w:rPr>
-            <w:color w:val="0000EE"/>
-            <w:u w:val="single"/>
-          </w:rPr>
-          <w:t>摩3:7</w:t>
-        </w:r>
-      </w:hyperlink>
-      <w:r>
-        <w:rPr>
-          <w:lang w:val="zh_TW" w:bidi="zh_TW"/>
-        </w:rPr>
-        <w:t>）。不過以色列的預言，與其他國家的預測完全不同，因為預言絕不只是對未來的好奇。</w:t>
+        <w:t>）。蛇用巧言欺騙夏娃，她便吃了果子，又給亞當一些，亞當雖不像她那樣被欺騙，卻也吃了。吃了果子之後，他們意識到自己赤身露體，便用無花果樹的葉子為自己編作衣服。</w:t>
       </w:r>
     </w:p>
     <w:p>
@@ -1798,9 +1779,9 @@
         <w:rPr>
           <w:lang w:val="zh_TW" w:bidi="zh_TW"/>
         </w:rPr>
-        <w:t>首先，聖經的預言是從當下的需求而來。在</w:t>
-      </w:r>
-      <w:hyperlink r:id="rId69">
+        <w:t>當神來與他們說話時，他們躲避祂。神問他們發生了甚麼事，亞當怪罪夏娃，夏娃則怪罪那蛇。神對夏娃說，因他們違命，她生產時必多受痛苦，丈夫也必管轄她（</w:t>
+      </w:r>
+      <w:hyperlink r:id="rId48">
         <w:r>
           <w:rPr>
             <w:lang w:val="zh_TW" w:bidi="zh_TW"/>
@@ -1809,14 +1790,79 @@
             <w:color w:val="0000EE"/>
             <w:u w:val="single"/>
           </w:rPr>
-          <w:t>以賽亞書三十九章</w:t>
+          <w:t>創3:16</w:t>
         </w:r>
       </w:hyperlink>
       <w:r>
         <w:rPr>
           <w:lang w:val="zh_TW" w:bidi="zh_TW"/>
         </w:rPr>
-        <w:t>中，希西家不忠於神，依賴與巴比倫的軍事協議來獲得安全，促使以賽亞書宣告未來巴比倫的擄掠。以賽亞並不是憑空捏造出「巴比倫」這個名字；而是他被召服事時，在情境中獲賜的。</w:t>
+        <w:t>）。後來，夏娃生了該隱、亞伯、塞特，以及其他兒女（</w:t>
+      </w:r>
+      <w:hyperlink r:id="rId49">
+        <w:r>
+          <w:rPr>
+            <w:lang w:val="zh_TW" w:bidi="zh_TW"/>
+          </w:rPr>
+          <w:rPr>
+            <w:color w:val="0000EE"/>
+            <w:u w:val="single"/>
+          </w:rPr>
+          <w:t>4:1–2</w:t>
+        </w:r>
+      </w:hyperlink>
+      <w:r>
+        <w:rPr>
+          <w:lang w:val="zh_TW" w:bidi="zh_TW"/>
+        </w:rPr>
+        <w:t>、</w:t>
+      </w:r>
+      <w:hyperlink r:id="rId49">
+        <w:r>
+          <w:rPr>
+            <w:lang w:val="zh_TW" w:bidi="zh_TW"/>
+          </w:rPr>
+          <w:rPr>
+            <w:color w:val="0000EE"/>
+            <w:u w:val="single"/>
+          </w:rPr>
+          <w:t>25</w:t>
+        </w:r>
+      </w:hyperlink>
+      <w:r>
+        <w:rPr>
+          <w:lang w:val="zh_TW" w:bidi="zh_TW"/>
+        </w:rPr>
+        <w:t>，</w:t>
+      </w:r>
+      <w:hyperlink r:id="rId50">
+        <w:r>
+          <w:rPr>
+            <w:lang w:val="zh_TW" w:bidi="zh_TW"/>
+          </w:rPr>
+          <w:rPr>
+            <w:color w:val="0000EE"/>
+            <w:u w:val="single"/>
+          </w:rPr>
+          <w:t>5:4</w:t>
+        </w:r>
+      </w:hyperlink>
+      <w:r>
+        <w:rPr>
+          <w:lang w:val="zh_TW" w:bidi="zh_TW"/>
+        </w:rPr>
+        <w:t>）。</w:t>
+      </w:r>
+    </w:p>
+    <w:p>
+      <w:pPr>
+        <w:pStyle w:val="Heading3"/>
+      </w:pPr>
+      <w:r>
+        <w:rPr>
+          <w:lang w:val="zh_TW" w:bidi="zh_TW"/>
+        </w:rPr>
+        <w:t>新約聖經中的夏娃</w:t>
       </w:r>
     </w:p>
     <w:p>
@@ -1830,9 +1876,9 @@
         <w:rPr>
           <w:lang w:val="zh_TW" w:bidi="zh_TW"/>
         </w:rPr>
-        <w:t>其次，預言旨在提供未來的知識，目的是帶來當下的道德改變。先知關於的道德勸誡，可以從耶和華即將做的事情找到解釋（比如</w:t>
-      </w:r>
-      <w:hyperlink r:id="rId70">
+        <w:t>新約聖經中有兩次提到夏娃。使徒保羅在談論婦女是否可以在教會中教導時引用了夏娃的例子。他寫道：「我不許女人講道，也不許她轄管男人」（</w:t>
+      </w:r>
+      <w:hyperlink r:id="rId51">
         <w:r>
           <w:rPr>
             <w:lang w:val="zh_TW" w:bidi="zh_TW"/>
@@ -1841,16 +1887,16 @@
             <w:color w:val="0000EE"/>
             <w:u w:val="single"/>
           </w:rPr>
-          <w:t>賽31:6–7</w:t>
+          <w:t>提前2:12</w:t>
         </w:r>
       </w:hyperlink>
       <w:r>
         <w:rPr>
           <w:lang w:val="zh_TW" w:bidi="zh_TW"/>
         </w:rPr>
-        <w:t>；</w:t>
-      </w:r>
-      <w:hyperlink r:id="rId71">
+        <w:t>）。希臘文中「男人」一詞與「丈夫」同字，因此有些學者認為，保羅在此可能特別是指婦女與丈夫之間的關係，而非泛指所有男人。保羅的推論是：男人先被造，而女人被引誘，成為第一個犯罪的人（</w:t>
+      </w:r>
+      <w:hyperlink r:id="rId52">
         <w:r>
           <w:rPr>
             <w:lang w:val="zh_TW" w:bidi="zh_TW"/>
@@ -1859,7 +1905,25 @@
             <w:color w:val="0000EE"/>
             <w:u w:val="single"/>
           </w:rPr>
-          <w:t>摩5:6</w:t>
+          <w:t>提前2:12–15</w:t>
+        </w:r>
+      </w:hyperlink>
+      <w:r>
+        <w:rPr>
+          <w:lang w:val="zh_TW" w:bidi="zh_TW"/>
+        </w:rPr>
+        <w:t>；</w:t>
+      </w:r>
+      <w:hyperlink r:id="rId53">
+        <w:r>
+          <w:rPr>
+            <w:lang w:val="zh_TW" w:bidi="zh_TW"/>
+          </w:rPr>
+          <w:rPr>
+            <w:color w:val="0000EE"/>
+            <w:u w:val="single"/>
+          </w:rPr>
+          <w:t>林後11:3</w:t>
         </w:r>
       </w:hyperlink>
       <w:r>
@@ -1880,72 +1944,7 @@
         <w:rPr>
           <w:lang w:val="zh_TW" w:bidi="zh_TW"/>
         </w:rPr>
-        <w:t>第三，預言的事件進程，旨在穩定真信徒在黑暗時期的信心。比如，以賽亞書中的幾處經文（</w:t>
-      </w:r>
-      <w:hyperlink r:id="rId72">
-        <w:r>
-          <w:rPr>
-            <w:lang w:val="zh_TW" w:bidi="zh_TW"/>
-          </w:rPr>
-          <w:rPr>
-            <w:color w:val="0000EE"/>
-            <w:u w:val="single"/>
-          </w:rPr>
-          <w:t>賽9:1–7</w:t>
-        </w:r>
-      </w:hyperlink>
-      <w:r>
-        <w:rPr>
-          <w:lang w:val="zh_TW" w:bidi="zh_TW"/>
-        </w:rPr>
-        <w:t>，</w:t>
-      </w:r>
-      <w:hyperlink r:id="rId73">
-        <w:r>
-          <w:rPr>
-            <w:lang w:val="zh_TW" w:bidi="zh_TW"/>
-          </w:rPr>
-          <w:rPr>
-            <w:color w:val="0000EE"/>
-            <w:u w:val="single"/>
-          </w:rPr>
-          <w:t>11:1–16</w:t>
-        </w:r>
-      </w:hyperlink>
-      <w:r>
-        <w:rPr>
-          <w:lang w:val="zh_TW" w:bidi="zh_TW"/>
-        </w:rPr>
-        <w:t>，</w:t>
-      </w:r>
-      <w:hyperlink r:id="rId74">
-        <w:r>
-          <w:rPr>
-            <w:lang w:val="zh_TW" w:bidi="zh_TW"/>
-          </w:rPr>
-          <w:rPr>
-            <w:color w:val="0000EE"/>
-            <w:u w:val="single"/>
-          </w:rPr>
-          <w:t>40:1–3</w:t>
-        </w:r>
-      </w:hyperlink>
-      <w:r>
-        <w:rPr>
-          <w:lang w:val="zh_TW" w:bidi="zh_TW"/>
-        </w:rPr>
-        <w:t>），能將目光從緊接的悲慘悲劇，提升到即將來臨的榮耀。</w:t>
-      </w:r>
-    </w:p>
-    <w:p>
-      <w:pPr>
-        <w:pStyle w:val="Heading3"/>
-      </w:pPr>
-      <w:r>
-        <w:rPr>
-          <w:lang w:val="zh_TW" w:bidi="zh_TW"/>
-        </w:rPr>
-        <w:t>傳講的方式</w:t>
+        <w:t>有些人認為，保羅在這裡強調的是創造的次序與人類墮落（亞當與夏娃犯罪）這兩個事實，並以此作為限制婦女在教會中行使權柄的理由。另一些人則認為保羅的指示是針對當時以弗所教會的具體情況（那裡出現錯誤教導的問題），因此保羅的話應理解為處理當時特定的情境，而非在所有教會中普遍禁止婦女教導的永久規條。</w:t>
       </w:r>
     </w:p>
     <w:p>
@@ -1957,296 +1956,34 @@
       </w:r>
       <w:r>
         <w:rPr>
-          <w:lang w:val="zh_TW" w:bidi="zh_TW"/>
-        </w:rPr>
-        <w:t>在預言中，先知是在宣告——他們在傳揚神的奇妙作為（參</w:t>
-      </w:r>
-      <w:hyperlink r:id="rId75">
-        <w:r>
-          <w:rPr>
-            <w:lang w:val="zh_TW" w:bidi="zh_TW"/>
-          </w:rPr>
-          <w:rPr>
-            <w:color w:val="0000EE"/>
-            <w:u w:val="single"/>
-          </w:rPr>
-          <w:t>徒2:11、17</w:t>
-        </w:r>
-      </w:hyperlink>
-      <w:r>
-        <w:rPr>
-          <w:lang w:val="zh_TW" w:bidi="zh_TW"/>
-        </w:rPr>
-        <w:t>中預言的定義）。大多數情況下，這種宣告是通過言語直接傳達。先知是傳講話語的人。他們的話語就像神差遣的使者（</w:t>
-      </w:r>
-      <w:hyperlink r:id="rId76">
-        <w:r>
-          <w:rPr>
-            <w:lang w:val="zh_TW" w:bidi="zh_TW"/>
-          </w:rPr>
-          <w:rPr>
-            <w:color w:val="0000EE"/>
-            <w:u w:val="single"/>
-          </w:rPr>
-          <w:t>賽55:11</w:t>
-        </w:r>
-      </w:hyperlink>
-      <w:r>
-        <w:rPr>
-          <w:lang w:val="zh_TW" w:bidi="zh_TW"/>
-        </w:rPr>
-        <w:t>），具有</w:t>
-      </w:r>
-      <w:hyperlink r:id="rId77">
-        <w:r>
-          <w:rPr>
-            <w:lang w:val="zh_TW" w:bidi="zh_TW"/>
-          </w:rPr>
-          <w:rPr>
-            <w:color w:val="0000EE"/>
-            <w:u w:val="single"/>
-          </w:rPr>
-          <w:t>創世記一章3節</w:t>
-        </w:r>
-      </w:hyperlink>
-      <w:r>
-        <w:rPr>
-          <w:lang w:val="zh_TW" w:bidi="zh_TW"/>
-        </w:rPr>
-        <w:t>創造言語的所有屬神力量（參</w:t>
-      </w:r>
-      <w:hyperlink r:id="rId78">
-        <w:r>
-          <w:rPr>
-            <w:lang w:val="zh_TW" w:bidi="zh_TW"/>
-          </w:rPr>
-          <w:rPr>
-            <w:color w:val="0000EE"/>
-            <w:u w:val="single"/>
-          </w:rPr>
-          <w:t>詩33:6</w:t>
-        </w:r>
-      </w:hyperlink>
-      <w:r>
-        <w:rPr>
-          <w:lang w:val="zh_TW" w:bidi="zh_TW"/>
-        </w:rPr>
-        <w:t>）。有時，言語的效果會因為伴隨標誌或象徵動作而增強（比如</w:t>
-      </w:r>
-      <w:hyperlink r:id="rId79">
-        <w:r>
-          <w:rPr>
-            <w:lang w:val="zh_TW" w:bidi="zh_TW"/>
-          </w:rPr>
-          <w:rPr>
-            <w:color w:val="0000EE"/>
-            <w:u w:val="single"/>
-          </w:rPr>
-          <w:t>耶13:1–11</w:t>
-        </w:r>
-      </w:hyperlink>
-      <w:r>
-        <w:rPr>
-          <w:lang w:val="zh_TW" w:bidi="zh_TW"/>
-        </w:rPr>
-        <w:t>，</w:t>
-      </w:r>
-      <w:hyperlink r:id="rId80">
-        <w:r>
-          <w:rPr>
-            <w:lang w:val="zh_TW" w:bidi="zh_TW"/>
-          </w:rPr>
-          <w:rPr>
-            <w:color w:val="0000EE"/>
-            <w:u w:val="single"/>
-          </w:rPr>
-          <w:t>19章</w:t>
-        </w:r>
-      </w:hyperlink>
+          <w:i/>
+          <w:lang w:val="zh_TW" w:bidi="zh_TW"/>
+        </w:rPr>
+        <w:t>另見</w:t>
+      </w:r>
+      <w:r>
+        <w:rPr>
+          <w:lang w:val="zh_TW" w:bidi="zh_TW"/>
+        </w:rPr>
+        <w:t xml:space="preserve"> </w:t>
+      </w:r>
+      <w:r>
+        <w:rPr>
+          <w:lang w:val="zh_TW" w:bidi="zh_TW"/>
+        </w:rPr>
+        <w:t>亞當（人物）</w:t>
+      </w:r>
       <w:r>
         <w:rPr>
           <w:lang w:val="zh_TW" w:bidi="zh_TW"/>
         </w:rPr>
         <w:t>；</w:t>
       </w:r>
-      <w:hyperlink r:id="rId81">
-        <w:r>
-          <w:rPr>
-            <w:lang w:val="zh_TW" w:bidi="zh_TW"/>
-          </w:rPr>
-          <w:rPr>
-            <w:color w:val="0000EE"/>
-            <w:u w:val="single"/>
-          </w:rPr>
-          <w:t>結4:1–17</w:t>
-        </w:r>
-      </w:hyperlink>
-      <w:r>
-        <w:rPr>
-          <w:lang w:val="zh_TW" w:bidi="zh_TW"/>
-        </w:rPr>
-        <w:t>，</w:t>
-      </w:r>
-      <w:hyperlink r:id="rId82">
-        <w:r>
-          <w:rPr>
-            <w:lang w:val="zh_TW" w:bidi="zh_TW"/>
-          </w:rPr>
-          <w:rPr>
-            <w:color w:val="0000EE"/>
-            <w:u w:val="single"/>
-          </w:rPr>
-          <w:t>24:15–24</w:t>
-        </w:r>
-      </w:hyperlink>
-      <w:r>
-        <w:rPr>
-          <w:lang w:val="zh_TW" w:bidi="zh_TW"/>
-        </w:rPr>
-        <w:t>），或與某人緊密相連（</w:t>
-      </w:r>
-      <w:hyperlink r:id="rId83">
-        <w:r>
-          <w:rPr>
-            <w:lang w:val="zh_TW" w:bidi="zh_TW"/>
-          </w:rPr>
-          <w:rPr>
-            <w:color w:val="0000EE"/>
-            <w:u w:val="single"/>
-          </w:rPr>
-          <w:t>賽7:3</w:t>
-        </w:r>
-      </w:hyperlink>
-      <w:r>
-        <w:rPr>
-          <w:lang w:val="zh_TW" w:bidi="zh_TW"/>
-        </w:rPr>
-        <w:t>；參</w:t>
-      </w:r>
-      <w:hyperlink r:id="rId84">
-        <w:r>
-          <w:rPr>
-            <w:lang w:val="zh_TW" w:bidi="zh_TW"/>
-          </w:rPr>
-          <w:rPr>
-            <w:color w:val="0000EE"/>
-            <w:u w:val="single"/>
-          </w:rPr>
-          <w:t>8:1–4</w:t>
-        </w:r>
-      </w:hyperlink>
-      <w:r>
-        <w:rPr>
-          <w:lang w:val="zh_TW" w:bidi="zh_TW"/>
-        </w:rPr>
-        <w:t>）。這些事物就像視覺輔助，使在場的人更清楚理解言語。象徵動作（有時稱為「行出來的神諭」）的目的，似乎不僅為了幫助理解，而是為了賦予言語更多力量和效果，因為它像使者一樣被送入那種情境中。這是從</w:t>
-      </w:r>
-      <w:hyperlink r:id="rId85">
-        <w:r>
-          <w:rPr>
-            <w:lang w:val="zh_TW" w:bidi="zh_TW"/>
-          </w:rPr>
-          <w:rPr>
-            <w:color w:val="0000EE"/>
-            <w:u w:val="single"/>
-          </w:rPr>
-          <w:t>列王紀下十三章14至19節</w:t>
-        </w:r>
-      </w:hyperlink>
-      <w:r>
-        <w:rPr>
-          <w:lang w:val="zh_TW" w:bidi="zh_TW"/>
-        </w:rPr>
-        <w:t>中得出的結論，王在行動中「展現」言語的程度，決定了言語能否有效促成事件發生。</w:t>
-      </w:r>
-    </w:p>
-    <w:p>
-      <w:pPr/>
-      <w:r>
-        <w:rPr>
-          <w:lang w:val="zh_TW" w:bidi="zh_TW"/>
-        </w:rPr>
-      </w:r>
-      <w:r>
-        <w:rPr>
-          <w:lang w:val="zh_TW" w:bidi="zh_TW"/>
-        </w:rPr>
-        <w:t>先知的話語，最終體現在保存下來的書卷中。</w:t>
-      </w:r>
-      <w:hyperlink r:id="rId86">
-        <w:r>
-          <w:rPr>
-            <w:lang w:val="zh_TW" w:bidi="zh_TW"/>
-          </w:rPr>
-          <w:rPr>
-            <w:color w:val="0000EE"/>
-            <w:u w:val="single"/>
-          </w:rPr>
-          <w:t>耶利米書三十六章</w:t>
-        </w:r>
-      </w:hyperlink>
-      <w:r>
-        <w:rPr>
-          <w:lang w:val="zh_TW" w:bidi="zh_TW"/>
-        </w:rPr>
-        <w:t>可以作為實例，說明先知花費時間和精力，將他們的口傳信息記錄在寫作中，是逐字逐句的謹慎記錄（</w:t>
-      </w:r>
-      <w:hyperlink r:id="rId87">
-        <w:r>
-          <w:rPr>
-            <w:lang w:val="zh_TW" w:bidi="zh_TW"/>
-          </w:rPr>
-          <w:rPr>
-            <w:color w:val="0000EE"/>
-            <w:u w:val="single"/>
-          </w:rPr>
-          <w:t>耶36:6、17–18</w:t>
-        </w:r>
-      </w:hyperlink>
-      <w:r>
-        <w:rPr>
-          <w:lang w:val="zh_TW" w:bidi="zh_TW"/>
-        </w:rPr>
-        <w:t>）。不過，信息本身的實際文學形式，也講述同樣的故事。我們在先知書中看到的內容，不可能是他們宣講話語的形式，而是他們保存（並整理）所講信息時，經過深思熟慮的措辭。可以理解的是，那些意識到自己在傳達神的話語的人，會確保這些話語不會流失。我們自然可以認為，每位先知都保存了其事工的書面記錄。我們不知道，也無從得知，以每位先知名字命名的書卷，其最終成果是否直接由該先知完成。比如，按照以賽亞書或阿摩司書精心安排的方式，我們最適宜假設書卷的作者同時也是書卷的編輯。</w:t>
-      </w:r>
-    </w:p>
-    <w:p>
-      <w:pPr/>
-      <w:r>
-        <w:rPr>
-          <w:lang w:val="zh_TW" w:bidi="zh_TW"/>
-        </w:rPr>
-      </w:r>
-      <w:r>
-        <w:rPr>
-          <w:i/>
-          <w:lang w:val="zh_TW" w:bidi="zh_TW"/>
-        </w:rPr>
-        <w:t>另見</w:t>
-      </w:r>
-      <w:r>
-        <w:rPr>
-          <w:lang w:val="zh_TW" w:bidi="zh_TW"/>
-        </w:rPr>
-        <w:t xml:space="preserve"> </w:t>
-      </w:r>
-      <w:r>
-        <w:rPr>
-          <w:lang w:val="zh_TW" w:bidi="zh_TW"/>
-        </w:rPr>
-        <w:t>預言</w:t>
-      </w:r>
-      <w:r>
-        <w:rPr>
-          <w:lang w:val="zh_TW" w:bidi="zh_TW"/>
-        </w:rPr>
-        <w:t>；</w:t>
-      </w:r>
-      <w:r>
-        <w:rPr>
-          <w:lang w:val="zh_TW" w:bidi="zh_TW"/>
-        </w:rPr>
-        <w:t>假先知</w:t>
+      <w:r>
+        <w:rPr>
+          <w:lang w:val="zh_TW" w:bidi="zh_TW"/>
+        </w:rPr>
+        <w:t>伊甸園</w:t>
       </w:r>
       <w:r>
         <w:rPr>

--- a/zht/docx/172.content.docx
+++ b/zht/docx/172.content.docx
@@ -149,7 +149,7 @@
         <w:rPr>
           <w:lang w:val="zh_TW" w:bidi="zh_TW"/>
         </w:rPr>
-        <w:t>xia</w:t>
+        <w:t>tuo</w:t>
       </w:r>
       <w:r>
         <w:rPr>
@@ -212,7 +212,7 @@
         <w:rPr>
           <w:lang w:val="zh_TW" w:bidi="zh_TW"/>
         </w:rPr>
-        <w:t>瞎眼</w:t>
+        <w:t>陀斐特</w:t>
       </w:r>
       <w:r>
         <w:rPr>
@@ -231,32 +231,7 @@
         <w:rPr>
           <w:lang w:val="zh_TW" w:bidi="zh_TW"/>
         </w:rPr>
-        <w:t>無法看見的態狀。瞎眼在古代近東地區十分普遍，至今仍在許多貧困和部落社區中常見，特別是在缺乏現代醫療資源的地方。</w:t>
-      </w:r>
-    </w:p>
-    <w:p>
-      <w:pPr>
-        <w:pStyle w:val="Heading3"/>
-      </w:pPr>
-      <w:r>
-        <w:rPr>
-          <w:lang w:val="zh_TW" w:bidi="zh_TW"/>
-        </w:rPr>
-        <w:t>什麼原因導致失明？</w:t>
-      </w:r>
-    </w:p>
-    <w:p>
-      <w:pPr/>
-      <w:r>
-        <w:rPr>
-          <w:lang w:val="zh_TW" w:bidi="zh_TW"/>
-        </w:rPr>
-      </w:r>
-      <w:r>
-        <w:rPr>
-          <w:lang w:val="zh_TW" w:bidi="zh_TW"/>
-        </w:rPr>
-        <w:t>聖經沒有討論瞎眼的醫學原因，但可能與個人衛生欠佳和不衛生（不清潔或骯髒）的生活環境有關。新生嬰兒最容易受影響。大多數天生瞎眼（</w:t>
+        <w:t>欣嫩谷中的一處地方。欣嫩山谷位於耶路撒冷外，是以色列人向摩洛以人獻祭，褻瀆耶和華的地方。作為宗教改革的一部分，約西亞污穢了陀斐特並拆毀了祭壇（</w:t>
       </w:r>
       <w:hyperlink r:id="rId13">
         <w:r>
@@ -267,150 +242,14 @@
             <w:color w:val="0000EE"/>
             <w:u w:val="single"/>
           </w:rPr>
-          <w:t>約9:1</w:t>
+          <w:t>列王紀下23:10</w:t>
         </w:r>
       </w:hyperlink>
       <w:r>
         <w:rPr>
           <w:lang w:val="zh_TW" w:bidi="zh_TW"/>
         </w:rPr>
-        <w:t>–</w:t>
-      </w:r>
-      <w:hyperlink r:id="rId13">
-        <w:r>
-          <w:rPr>
-            <w:lang w:val="zh_TW" w:bidi="zh_TW"/>
-          </w:rPr>
-          <w:rPr>
-            <w:color w:val="0000EE"/>
-            <w:u w:val="single"/>
-          </w:rPr>
-          <w:t>3</w:t>
-        </w:r>
-      </w:hyperlink>
-      <w:r>
-        <w:rPr>
-          <w:lang w:val="zh_TW" w:bidi="zh_TW"/>
-        </w:rPr>
-        <w:t>）可能是母親將細菌（如淋病菌）傳給嬰兒眼睛所致。感染後，眼睛會在三天內出現炎症、膿液和腫脹。當時的基本醫療無法防止眼睛的受害。</w:t>
-      </w:r>
-    </w:p>
-    <w:p>
-      <w:pPr/>
-      <w:r>
-        <w:rPr>
-          <w:lang w:val="zh_TW" w:bidi="zh_TW"/>
-        </w:rPr>
-      </w:r>
-      <w:r>
-        <w:rPr>
-          <w:lang w:val="zh_TW" w:bidi="zh_TW"/>
-        </w:rPr>
-        <w:t>現代醫學可以用眼藥水醫治嬰兒的眼疾，但對於貧困的人來說，並不總是可以獲得這些藥物，今天在中東的某些地區甚至拒絕使用藥物。嬰兒和幼兒還面臨其它由害蟲傳播的眼疾的威脅。這些疾病會導致嚴重的結痂、眼瞼下垂、睫毛脫落，最終完全瞎眼。在世界的某些地方，有民間迷信仍然容許蒼蠅在嬰兒身上飛來飛去。</w:t>
-      </w:r>
-    </w:p>
-    <w:p>
-      <w:pPr/>
-      <w:r>
-        <w:rPr>
-          <w:lang w:val="zh_TW" w:bidi="zh_TW"/>
-        </w:rPr>
-      </w:r>
-      <w:r>
-        <w:rPr>
-          <w:lang w:val="zh_TW" w:bidi="zh_TW"/>
-        </w:rPr>
-        <w:t>成年人瞎眼的原因可能包括：</w:t>
-      </w:r>
-    </w:p>
-    <w:p>
-      <w:pPr>
-        <w:pStyle w:val="ListBullet"/>
-        <w:spacing w:line="240" w:lineRule="auto"/>
-        <w:ind w:left="720"/>
-      </w:pPr>
-      <w:r>
-        <w:rPr>
-          <w:lang w:val="zh_TW" w:bidi="zh_TW"/>
-        </w:rPr>
-      </w:r>
-      <w:r>
-        <w:rPr>
-          <w:lang w:val="zh_TW" w:bidi="zh_TW"/>
-        </w:rPr>
-        <w:t>瘧疾</w:t>
-      </w:r>
-    </w:p>
-    <w:p>
-      <w:pPr>
-        <w:pStyle w:val="ListBullet"/>
-        <w:spacing w:line="240" w:lineRule="auto"/>
-        <w:ind w:left="720"/>
-      </w:pPr>
-      <w:r>
-        <w:rPr>
-          <w:lang w:val="zh_TW" w:bidi="zh_TW"/>
-        </w:rPr>
-      </w:r>
-      <w:r>
-        <w:rPr>
-          <w:lang w:val="zh_TW" w:bidi="zh_TW"/>
-        </w:rPr>
-        <w:t>長時間暴露在沙塵暴中</w:t>
-      </w:r>
-    </w:p>
-    <w:p>
-      <w:pPr>
-        <w:pStyle w:val="ListBullet"/>
-        <w:spacing w:line="240" w:lineRule="auto"/>
-        <w:ind w:left="720"/>
-      </w:pPr>
-      <w:r>
-        <w:rPr>
-          <w:lang w:val="zh_TW" w:bidi="zh_TW"/>
-        </w:rPr>
-      </w:r>
-      <w:r>
-        <w:rPr>
-          <w:lang w:val="zh_TW" w:bidi="zh_TW"/>
-        </w:rPr>
-        <w:t>曠野中的陽光刺眼</w:t>
-      </w:r>
-    </w:p>
-    <w:p>
-      <w:pPr>
-        <w:pStyle w:val="ListBullet"/>
-        <w:spacing w:line="240" w:lineRule="auto"/>
-        <w:ind w:left="720"/>
-      </w:pPr>
-      <w:r>
-        <w:rPr>
-          <w:lang w:val="zh_TW" w:bidi="zh_TW"/>
-        </w:rPr>
-      </w:r>
-      <w:r>
-        <w:rPr>
-          <w:lang w:val="zh_TW" w:bidi="zh_TW"/>
-        </w:rPr>
-        <w:t>意外受傷</w:t>
-      </w:r>
-    </w:p>
-    <w:p>
-      <w:pPr>
-        <w:pStyle w:val="ListBullet"/>
-        <w:spacing w:line="240" w:lineRule="auto"/>
-        <w:ind w:left="720"/>
-      </w:pPr>
-      <w:r>
-        <w:rPr>
-          <w:lang w:val="zh_TW" w:bidi="zh_TW"/>
-        </w:rPr>
-      </w:r>
-      <w:r>
-        <w:rPr>
-          <w:lang w:val="zh_TW" w:bidi="zh_TW"/>
-        </w:rPr>
-        <w:t>懲罰（如參孫，</w:t>
+        <w:t>）。這些改革推翻了他祖父瑪拿西先前所推行的習俗。在約西亞的時代，先知耶利米也曾指出並譴責這些做法的死灰復燃（</w:t>
       </w:r>
       <w:hyperlink r:id="rId14">
         <w:r>
@@ -421,32 +260,28 @@
             <w:color w:val="0000EE"/>
             <w:u w:val="single"/>
           </w:rPr>
-          <w:t>士16:21</w:t>
+          <w:t>耶利米書7:31–32</w:t>
         </w:r>
       </w:hyperlink>
       <w:r>
         <w:rPr>
           <w:lang w:val="zh_TW" w:bidi="zh_TW"/>
         </w:rPr>
-        <w:t>）</w:t>
+        <w:t>）。</w:t>
       </w:r>
     </w:p>
     <w:p>
-      <w:pPr>
-        <w:pStyle w:val="ListBullet"/>
-        <w:spacing w:line="240" w:lineRule="auto"/>
-        <w:ind w:left="720"/>
-      </w:pPr>
-      <w:r>
-        <w:rPr>
-          <w:lang w:val="zh_TW" w:bidi="zh_TW"/>
-        </w:rPr>
-      </w:r>
-      <w:r>
-        <w:rPr>
-          <w:lang w:val="zh_TW" w:bidi="zh_TW"/>
-        </w:rPr>
-        <w:t>年老（</w:t>
+      <w:pPr/>
+      <w:r>
+        <w:rPr>
+          <w:lang w:val="zh_TW" w:bidi="zh_TW"/>
+        </w:rPr>
+      </w:r>
+      <w:r>
+        <w:rPr>
+          <w:lang w:val="zh_TW" w:bidi="zh_TW"/>
+        </w:rPr>
+        <w:t>耶利米預言這個谷將被重新命名為「屠殺谷」，因為這裡將成為巴比倫人在圍攻耶路撒冷期間擊潰猶大的地點。耶利米在陶匠的比喻中重複了這個預言，強調耶路撒冷將被徹底摧毀，以至於它會像陀斐特（</w:t>
       </w:r>
       <w:hyperlink r:id="rId15">
         <w:r>
@@ -457,512 +292,16 @@
             <w:color w:val="0000EE"/>
             <w:u w:val="single"/>
           </w:rPr>
-          <w:t>創27:1</w:t>
+          <w:t>19:12</w:t>
         </w:r>
       </w:hyperlink>
       <w:r>
         <w:rPr>
           <w:lang w:val="zh_TW" w:bidi="zh_TW"/>
         </w:rPr>
-        <w:t>；</w:t>
+        <w:t>）一樣。那時，陀斐特顯然已經成為城市裡的垃圾場，破碎的陶器被丟棄在那裡，無法在任何城市的墓地進行的安葬，也會在那裡進行（第</w:t>
       </w:r>
       <w:hyperlink r:id="rId16">
-        <w:r>
-          <w:rPr>
-            <w:lang w:val="zh_TW" w:bidi="zh_TW"/>
-          </w:rPr>
-          <w:rPr>
-            <w:color w:val="0000EE"/>
-            <w:u w:val="single"/>
-          </w:rPr>
-          <w:t>撒上4:15</w:t>
-        </w:r>
-      </w:hyperlink>
-      <w:r>
-        <w:rPr>
-          <w:lang w:val="zh_TW" w:bidi="zh_TW"/>
-        </w:rPr>
-        <w:t>；</w:t>
-      </w:r>
-      <w:hyperlink r:id="rId17">
-        <w:r>
-          <w:rPr>
-            <w:lang w:val="zh_TW" w:bidi="zh_TW"/>
-          </w:rPr>
-          <w:rPr>
-            <w:color w:val="0000EE"/>
-            <w:u w:val="single"/>
-          </w:rPr>
-          <w:t>王上14:4</w:t>
-        </w:r>
-      </w:hyperlink>
-      <w:r>
-        <w:rPr>
-          <w:lang w:val="zh_TW" w:bidi="zh_TW"/>
-        </w:rPr>
-        <w:t>）</w:t>
-      </w:r>
-    </w:p>
-    <w:p>
-      <w:pPr>
-        <w:pStyle w:val="Heading3"/>
-      </w:pPr>
-      <w:r>
-        <w:rPr>
-          <w:lang w:val="zh_TW" w:bidi="zh_TW"/>
-        </w:rPr>
-        <w:t>舊約中的瞎眼</w:t>
-      </w:r>
-    </w:p>
-    <w:p>
-      <w:pPr/>
-      <w:r>
-        <w:rPr>
-          <w:lang w:val="zh_TW" w:bidi="zh_TW"/>
-        </w:rPr>
-      </w:r>
-      <w:r>
-        <w:rPr>
-          <w:lang w:val="zh_TW" w:bidi="zh_TW"/>
-        </w:rPr>
-        <w:t>舊約聖經要求特別關心瞎子（</w:t>
-      </w:r>
-      <w:hyperlink r:id="rId18">
-        <w:r>
-          <w:rPr>
-            <w:lang w:val="zh_TW" w:bidi="zh_TW"/>
-          </w:rPr>
-          <w:rPr>
-            <w:color w:val="0000EE"/>
-            <w:u w:val="single"/>
-          </w:rPr>
-          <w:t>利19:14</w:t>
-        </w:r>
-      </w:hyperlink>
-      <w:r>
-        <w:rPr>
-          <w:lang w:val="zh_TW" w:bidi="zh_TW"/>
-        </w:rPr>
-        <w:t>）。誤導瞎子的人會受到懲罰（</w:t>
-      </w:r>
-      <w:hyperlink r:id="rId19">
-        <w:r>
-          <w:rPr>
-            <w:lang w:val="zh_TW" w:bidi="zh_TW"/>
-          </w:rPr>
-          <w:rPr>
-            <w:color w:val="0000EE"/>
-            <w:u w:val="single"/>
-          </w:rPr>
-          <w:t>申27:18</w:t>
-        </w:r>
-      </w:hyperlink>
-      <w:r>
-        <w:rPr>
-          <w:lang w:val="zh_TW" w:bidi="zh_TW"/>
-        </w:rPr>
-        <w:t>）。不允許瞎子擔任祭司（</w:t>
-      </w:r>
-      <w:hyperlink r:id="rId20">
-        <w:r>
-          <w:rPr>
-            <w:lang w:val="zh_TW" w:bidi="zh_TW"/>
-          </w:rPr>
-          <w:rPr>
-            <w:color w:val="0000EE"/>
-            <w:u w:val="single"/>
-          </w:rPr>
-          <w:t>利21:18</w:t>
-        </w:r>
-      </w:hyperlink>
-      <w:r>
-        <w:rPr>
-          <w:lang w:val="zh_TW" w:bidi="zh_TW"/>
-        </w:rPr>
-        <w:t>）。</w:t>
-      </w:r>
-    </w:p>
-    <w:p>
-      <w:pPr>
-        <w:pStyle w:val="Heading3"/>
-      </w:pPr>
-      <w:r>
-        <w:rPr>
-          <w:lang w:val="zh_TW" w:bidi="zh_TW"/>
-        </w:rPr>
-        <w:t>新約中的瞎眼</w:t>
-      </w:r>
-    </w:p>
-    <w:p>
-      <w:pPr/>
-      <w:r>
-        <w:rPr>
-          <w:lang w:val="zh_TW" w:bidi="zh_TW"/>
-        </w:rPr>
-      </w:r>
-      <w:r>
-        <w:rPr>
-          <w:lang w:val="zh_TW" w:bidi="zh_TW"/>
-        </w:rPr>
-        <w:t>耶穌的醫治事工應驗了預言，讓瞎子得看見（</w:t>
-      </w:r>
-      <w:hyperlink r:id="rId21">
-        <w:r>
-          <w:rPr>
-            <w:lang w:val="zh_TW" w:bidi="zh_TW"/>
-          </w:rPr>
-          <w:rPr>
-            <w:color w:val="0000EE"/>
-            <w:u w:val="single"/>
-          </w:rPr>
-          <w:t>路4:18</w:t>
-        </w:r>
-      </w:hyperlink>
-      <w:r>
-        <w:rPr>
-          <w:lang w:val="zh_TW" w:bidi="zh_TW"/>
-        </w:rPr>
-        <w:t>）。耶穌恢復視力的能力證明給施洗約翰看，祂就是彌賽亞（</w:t>
-      </w:r>
-      <w:hyperlink r:id="rId22">
-        <w:r>
-          <w:rPr>
-            <w:lang w:val="zh_TW" w:bidi="zh_TW"/>
-          </w:rPr>
-          <w:rPr>
-            <w:color w:val="0000EE"/>
-            <w:u w:val="single"/>
-          </w:rPr>
-          <w:t>太11:5</w:t>
-        </w:r>
-      </w:hyperlink>
-      <w:r>
-        <w:rPr>
-          <w:lang w:val="zh_TW" w:bidi="zh_TW"/>
-        </w:rPr>
-        <w:t>）。耶穌曾醫治：</w:t>
-      </w:r>
-    </w:p>
-    <w:p>
-      <w:pPr>
-        <w:pStyle w:val="ListBullet"/>
-        <w:spacing w:line="240" w:lineRule="auto"/>
-        <w:ind w:left="720"/>
-      </w:pPr>
-      <w:r>
-        <w:rPr>
-          <w:lang w:val="zh_TW" w:bidi="zh_TW"/>
-        </w:rPr>
-      </w:r>
-      <w:r>
-        <w:rPr>
-          <w:lang w:val="zh_TW" w:bidi="zh_TW"/>
-        </w:rPr>
-        <w:t>加利利的兩個瞎子（</w:t>
-      </w:r>
-      <w:hyperlink r:id="rId23">
-        <w:r>
-          <w:rPr>
-            <w:lang w:val="zh_TW" w:bidi="zh_TW"/>
-          </w:rPr>
-          <w:rPr>
-            <w:color w:val="0000EE"/>
-            <w:u w:val="single"/>
-          </w:rPr>
-          <w:t>太9:27</w:t>
-        </w:r>
-      </w:hyperlink>
-      <w:r>
-        <w:rPr>
-          <w:lang w:val="zh_TW" w:bidi="zh_TW"/>
-        </w:rPr>
-        <w:t>–</w:t>
-      </w:r>
-      <w:hyperlink r:id="rId23">
-        <w:r>
-          <w:rPr>
-            <w:lang w:val="zh_TW" w:bidi="zh_TW"/>
-          </w:rPr>
-          <w:rPr>
-            <w:color w:val="0000EE"/>
-            <w:u w:val="single"/>
-          </w:rPr>
-          <w:t>30</w:t>
-        </w:r>
-      </w:hyperlink>
-      <w:r>
-        <w:rPr>
-          <w:lang w:val="zh_TW" w:bidi="zh_TW"/>
-        </w:rPr>
-        <w:t>）</w:t>
-      </w:r>
-    </w:p>
-    <w:p>
-      <w:pPr>
-        <w:pStyle w:val="ListBullet"/>
-        <w:spacing w:line="240" w:lineRule="auto"/>
-        <w:ind w:left="720"/>
-      </w:pPr>
-      <w:r>
-        <w:rPr>
-          <w:lang w:val="zh_TW" w:bidi="zh_TW"/>
-        </w:rPr>
-      </w:r>
-      <w:r>
-        <w:rPr>
-          <w:lang w:val="zh_TW" w:bidi="zh_TW"/>
-        </w:rPr>
-        <w:t>伯賽大的一個瞎子（</w:t>
-      </w:r>
-      <w:hyperlink r:id="rId24">
-        <w:r>
-          <w:rPr>
-            <w:lang w:val="zh_TW" w:bidi="zh_TW"/>
-          </w:rPr>
-          <w:rPr>
-            <w:color w:val="0000EE"/>
-            <w:u w:val="single"/>
-          </w:rPr>
-          <w:t>可8:22</w:t>
-        </w:r>
-      </w:hyperlink>
-      <w:r>
-        <w:rPr>
-          <w:lang w:val="zh_TW" w:bidi="zh_TW"/>
-        </w:rPr>
-        <w:t>–</w:t>
-      </w:r>
-      <w:hyperlink r:id="rId24">
-        <w:r>
-          <w:rPr>
-            <w:lang w:val="zh_TW" w:bidi="zh_TW"/>
-          </w:rPr>
-          <w:rPr>
-            <w:color w:val="0000EE"/>
-            <w:u w:val="single"/>
-          </w:rPr>
-          <w:t>26</w:t>
-        </w:r>
-      </w:hyperlink>
-      <w:r>
-        <w:rPr>
-          <w:lang w:val="zh_TW" w:bidi="zh_TW"/>
-        </w:rPr>
-        <w:t>）</w:t>
-      </w:r>
-    </w:p>
-    <w:p>
-      <w:pPr>
-        <w:pStyle w:val="ListBullet"/>
-        <w:spacing w:line="240" w:lineRule="auto"/>
-        <w:ind w:left="720"/>
-      </w:pPr>
-      <w:r>
-        <w:rPr>
-          <w:lang w:val="zh_TW" w:bidi="zh_TW"/>
-        </w:rPr>
-      </w:r>
-      <w:r>
-        <w:rPr>
-          <w:lang w:val="zh_TW" w:bidi="zh_TW"/>
-        </w:rPr>
-        <w:t>耶路撒冷一個生來瞎眼的人（</w:t>
-      </w:r>
-      <w:hyperlink r:id="rId25">
-        <w:r>
-          <w:rPr>
-            <w:lang w:val="zh_TW" w:bidi="zh_TW"/>
-          </w:rPr>
-          <w:rPr>
-            <w:color w:val="0000EE"/>
-            <w:u w:val="single"/>
-          </w:rPr>
-          <w:t>約9章</w:t>
-        </w:r>
-      </w:hyperlink>
-      <w:r>
-        <w:rPr>
-          <w:lang w:val="zh_TW" w:bidi="zh_TW"/>
-        </w:rPr>
-        <w:t>）</w:t>
-      </w:r>
-    </w:p>
-    <w:p>
-      <w:pPr>
-        <w:pStyle w:val="ListBullet"/>
-        <w:spacing w:line="240" w:lineRule="auto"/>
-        <w:ind w:left="720"/>
-      </w:pPr>
-      <w:r>
-        <w:rPr>
-          <w:lang w:val="zh_TW" w:bidi="zh_TW"/>
-        </w:rPr>
-      </w:r>
-      <w:r>
-        <w:rPr>
-          <w:lang w:val="zh_TW" w:bidi="zh_TW"/>
-        </w:rPr>
-        <w:t>在耶利哥，名叫巴底買的乞丐及其朋友（</w:t>
-      </w:r>
-      <w:hyperlink r:id="rId26">
-        <w:r>
-          <w:rPr>
-            <w:lang w:val="zh_TW" w:bidi="zh_TW"/>
-          </w:rPr>
-          <w:rPr>
-            <w:color w:val="0000EE"/>
-            <w:u w:val="single"/>
-          </w:rPr>
-          <w:t>可10:46</w:t>
-        </w:r>
-      </w:hyperlink>
-      <w:r>
-        <w:rPr>
-          <w:lang w:val="zh_TW" w:bidi="zh_TW"/>
-        </w:rPr>
-        <w:t>–</w:t>
-      </w:r>
-      <w:hyperlink r:id="rId26">
-        <w:r>
-          <w:rPr>
-            <w:lang w:val="zh_TW" w:bidi="zh_TW"/>
-          </w:rPr>
-          <w:rPr>
-            <w:color w:val="0000EE"/>
-            <w:u w:val="single"/>
-          </w:rPr>
-          <w:t>52</w:t>
-        </w:r>
-      </w:hyperlink>
-      <w:r>
-        <w:rPr>
-          <w:lang w:val="zh_TW" w:bidi="zh_TW"/>
-        </w:rPr>
-        <w:t>；參</w:t>
-      </w:r>
-      <w:hyperlink r:id="rId27">
-        <w:r>
-          <w:rPr>
-            <w:lang w:val="zh_TW" w:bidi="zh_TW"/>
-          </w:rPr>
-          <w:rPr>
-            <w:color w:val="0000EE"/>
-            <w:u w:val="single"/>
-          </w:rPr>
-          <w:t>太20:30</w:t>
-        </w:r>
-      </w:hyperlink>
-      <w:r>
-        <w:rPr>
-          <w:lang w:val="zh_TW" w:bidi="zh_TW"/>
-        </w:rPr>
-        <w:t>–</w:t>
-      </w:r>
-      <w:hyperlink r:id="rId27">
-        <w:r>
-          <w:rPr>
-            <w:lang w:val="zh_TW" w:bidi="zh_TW"/>
-          </w:rPr>
-          <w:rPr>
-            <w:color w:val="0000EE"/>
-            <w:u w:val="single"/>
-          </w:rPr>
-          <w:t>34</w:t>
-        </w:r>
-      </w:hyperlink>
-      <w:r>
-        <w:rPr>
-          <w:lang w:val="zh_TW" w:bidi="zh_TW"/>
-        </w:rPr>
-        <w:t>；</w:t>
-      </w:r>
-      <w:hyperlink r:id="rId28">
-        <w:r>
-          <w:rPr>
-            <w:lang w:val="zh_TW" w:bidi="zh_TW"/>
-          </w:rPr>
-          <w:rPr>
-            <w:color w:val="0000EE"/>
-            <w:u w:val="single"/>
-          </w:rPr>
-          <w:t>路18:35</w:t>
-        </w:r>
-      </w:hyperlink>
-      <w:r>
-        <w:rPr>
-          <w:lang w:val="zh_TW" w:bidi="zh_TW"/>
-        </w:rPr>
-        <w:t>–</w:t>
-      </w:r>
-      <w:hyperlink r:id="rId28">
-        <w:r>
-          <w:rPr>
-            <w:lang w:val="zh_TW" w:bidi="zh_TW"/>
-          </w:rPr>
-          <w:rPr>
-            <w:color w:val="0000EE"/>
-            <w:u w:val="single"/>
-          </w:rPr>
-          <w:t>43</w:t>
-        </w:r>
-      </w:hyperlink>
-      <w:r>
-        <w:rPr>
-          <w:lang w:val="zh_TW" w:bidi="zh_TW"/>
-        </w:rPr>
-        <w:t>）</w:t>
-      </w:r>
-    </w:p>
-    <w:p>
-      <w:pPr/>
-      <w:r>
-        <w:rPr>
-          <w:lang w:val="zh_TW" w:bidi="zh_TW"/>
-        </w:rPr>
-      </w:r>
-      <w:r>
-        <w:rPr>
-          <w:lang w:val="zh_TW" w:bidi="zh_TW"/>
-        </w:rPr>
-        <w:t>有時，耶穌即時醫治瞎子（</w:t>
-      </w:r>
-      <w:hyperlink r:id="rId29">
-        <w:r>
-          <w:rPr>
-            <w:lang w:val="zh_TW" w:bidi="zh_TW"/>
-          </w:rPr>
-          <w:rPr>
-            <w:color w:val="0000EE"/>
-            <w:u w:val="single"/>
-          </w:rPr>
-          <w:t>可10:52</w:t>
-        </w:r>
-      </w:hyperlink>
-      <w:r>
-        <w:rPr>
-          <w:lang w:val="zh_TW" w:bidi="zh_TW"/>
-        </w:rPr>
-        <w:t>）。有時，祂藉由行動進行醫治，例如用泥和水（</w:t>
-      </w:r>
-      <w:hyperlink r:id="rId30">
-        <w:r>
-          <w:rPr>
-            <w:lang w:val="zh_TW" w:bidi="zh_TW"/>
-          </w:rPr>
-          <w:rPr>
-            <w:color w:val="0000EE"/>
-            <w:u w:val="single"/>
-          </w:rPr>
-          <w:t>約9:6</w:t>
-        </w:r>
-      </w:hyperlink>
-      <w:r>
-        <w:rPr>
-          <w:lang w:val="zh_TW" w:bidi="zh_TW"/>
-        </w:rPr>
-        <w:t>–</w:t>
-      </w:r>
-      <w:hyperlink r:id="rId30">
         <w:r>
           <w:rPr>
             <w:lang w:val="zh_TW" w:bidi="zh_TW"/>
@@ -978,7 +317,761 @@
         <w:rPr>
           <w:lang w:val="zh_TW" w:bidi="zh_TW"/>
         </w:rPr>
-        <w:t>）或唾沫（</w:t>
+        <w:t>節）。</w:t>
+      </w:r>
+    </w:p>
+    <w:p>
+      <w:pPr/>
+      <w:r>
+        <w:rPr>
+          <w:lang w:val="zh_TW" w:bidi="zh_TW"/>
+        </w:rPr>
+      </w:r>
+      <w:r>
+        <w:rPr>
+          <w:lang w:val="zh_TW" w:bidi="zh_TW"/>
+        </w:rPr>
+        <w:t>雖然陀斐特在新約聖經中沒有被提及，但它與磯漢拿（Gehenna ，「欣嫩谷」的亞蘭文形式）有關。磯漢拿指的是毀滅之地，通常在新約聖經中被翻譯為「地獄」（</w:t>
+      </w:r>
+      <w:hyperlink r:id="rId17">
+        <w:r>
+          <w:rPr>
+            <w:lang w:val="zh_TW" w:bidi="zh_TW"/>
+          </w:rPr>
+          <w:rPr>
+            <w:color w:val="0000EE"/>
+            <w:u w:val="single"/>
+          </w:rPr>
+          <w:t>馬太福音5:22、29–30</w:t>
+        </w:r>
+      </w:hyperlink>
+      <w:r>
+        <w:rPr>
+          <w:lang w:val="zh_TW" w:bidi="zh_TW"/>
+        </w:rPr>
+        <w:t>，</w:t>
+      </w:r>
+      <w:hyperlink r:id="rId18">
+        <w:r>
+          <w:rPr>
+            <w:lang w:val="zh_TW" w:bidi="zh_TW"/>
+          </w:rPr>
+          <w:rPr>
+            <w:color w:val="0000EE"/>
+            <w:u w:val="single"/>
+          </w:rPr>
+          <w:t>10:28</w:t>
+        </w:r>
+      </w:hyperlink>
+      <w:r>
+        <w:rPr>
+          <w:lang w:val="zh_TW" w:bidi="zh_TW"/>
+        </w:rPr>
+        <w:t>，</w:t>
+      </w:r>
+      <w:hyperlink r:id="rId19">
+        <w:r>
+          <w:rPr>
+            <w:lang w:val="zh_TW" w:bidi="zh_TW"/>
+          </w:rPr>
+          <w:rPr>
+            <w:color w:val="0000EE"/>
+            <w:u w:val="single"/>
+          </w:rPr>
+          <w:t>18:9</w:t>
+        </w:r>
+      </w:hyperlink>
+      <w:r>
+        <w:rPr>
+          <w:lang w:val="zh_TW" w:bidi="zh_TW"/>
+        </w:rPr>
+        <w:t>；</w:t>
+      </w:r>
+      <w:hyperlink r:id="rId20">
+        <w:r>
+          <w:rPr>
+            <w:lang w:val="zh_TW" w:bidi="zh_TW"/>
+          </w:rPr>
+          <w:rPr>
+            <w:color w:val="0000EE"/>
+            <w:u w:val="single"/>
+          </w:rPr>
+          <w:t>馬可福音9:43–47</w:t>
+        </w:r>
+      </w:hyperlink>
+      <w:r>
+        <w:rPr>
+          <w:lang w:val="zh_TW" w:bidi="zh_TW"/>
+        </w:rPr>
+        <w:t>；</w:t>
+      </w:r>
+      <w:hyperlink r:id="rId21">
+        <w:r>
+          <w:rPr>
+            <w:lang w:val="zh_TW" w:bidi="zh_TW"/>
+          </w:rPr>
+          <w:rPr>
+            <w:color w:val="0000EE"/>
+            <w:u w:val="single"/>
+          </w:rPr>
+          <w:t>路加福音12:5</w:t>
+        </w:r>
+      </w:hyperlink>
+      <w:r>
+        <w:rPr>
+          <w:lang w:val="zh_TW" w:bidi="zh_TW"/>
+        </w:rPr>
+        <w:t>）。</w:t>
+      </w:r>
+      <w:r>
+        <w:rPr>
+          <w:lang w:val="zh_TW" w:bidi="zh_TW"/>
+        </w:rPr>
+      </w:r>
+      <w:r>
+        <w:rPr>
+          <w:lang w:val="zh_TW" w:bidi="zh_TW"/>
+        </w:rPr>
+      </w:r>
+    </w:p>
+    <w:p>
+      <w:pPr/>
+      <w:r>
+        <w:rPr>
+          <w:lang w:val="zh_TW" w:bidi="zh_TW"/>
+        </w:rPr>
+      </w:r>
+    </w:p>
+    <w:p>
+      <w:pPr>
+        <w:pStyle w:val="Heading2"/>
+      </w:pPr>
+      <w:r>
+        <w:rPr>
+          <w:lang w:val="zh_TW" w:bidi="zh_TW"/>
+        </w:rPr>
+        <w:t>陀迦瑪</w:t>
+      </w:r>
+      <w:r>
+        <w:rPr>
+          <w:lang w:val="zh_TW" w:bidi="zh_TW"/>
+        </w:rPr>
+      </w:r>
+    </w:p>
+    <w:p>
+      <w:pPr/>
+      <w:r>
+        <w:rPr>
+          <w:lang w:val="zh_TW" w:bidi="zh_TW"/>
+        </w:rPr>
+      </w:r>
+      <w:r>
+        <w:rPr>
+          <w:lang w:val="zh_TW" w:bidi="zh_TW"/>
+        </w:rPr>
+        <w:t>歌篾的第三個兒子，雅弗的後裔（</w:t>
+      </w:r>
+      <w:hyperlink r:id="rId22">
+        <w:r>
+          <w:rPr>
+            <w:lang w:val="zh_TW" w:bidi="zh_TW"/>
+          </w:rPr>
+          <w:rPr>
+            <w:color w:val="0000EE"/>
+            <w:u w:val="single"/>
+          </w:rPr>
+          <w:t>創10:3</w:t>
+        </w:r>
+      </w:hyperlink>
+      <w:r>
+        <w:rPr>
+          <w:lang w:val="zh_TW" w:bidi="zh_TW"/>
+        </w:rPr>
+        <w:t>；</w:t>
+      </w:r>
+      <w:hyperlink r:id="rId23">
+        <w:r>
+          <w:rPr>
+            <w:lang w:val="zh_TW" w:bidi="zh_TW"/>
+          </w:rPr>
+          <w:rPr>
+            <w:color w:val="0000EE"/>
+            <w:u w:val="single"/>
+          </w:rPr>
+          <w:t>代上1:6</w:t>
+        </w:r>
+      </w:hyperlink>
+      <w:r>
+        <w:rPr>
+          <w:lang w:val="zh_TW" w:bidi="zh_TW"/>
+        </w:rPr>
+        <w:t>）。陀迦瑪人（Beth-togarmah，意為「陀迦瑪之家」）出現在以西結對抗那些敵對以色列之國家的預言中（</w:t>
+      </w:r>
+      <w:hyperlink r:id="rId24">
+        <w:r>
+          <w:rPr>
+            <w:lang w:val="zh_TW" w:bidi="zh_TW"/>
+          </w:rPr>
+          <w:rPr>
+            <w:color w:val="0000EE"/>
+            <w:u w:val="single"/>
+          </w:rPr>
+          <w:t>結27:14</w:t>
+        </w:r>
+      </w:hyperlink>
+      <w:r>
+        <w:rPr>
+          <w:lang w:val="zh_TW" w:bidi="zh_TW"/>
+        </w:rPr>
+        <w:t>，</w:t>
+      </w:r>
+      <w:hyperlink r:id="rId25">
+        <w:r>
+          <w:rPr>
+            <w:lang w:val="zh_TW" w:bidi="zh_TW"/>
+          </w:rPr>
+          <w:rPr>
+            <w:color w:val="0000EE"/>
+            <w:u w:val="single"/>
+          </w:rPr>
+          <w:t>38:6</w:t>
+        </w:r>
+      </w:hyperlink>
+      <w:r>
+        <w:rPr>
+          <w:lang w:val="zh_TW" w:bidi="zh_TW"/>
+        </w:rPr>
+        <w:t>）。陀迦瑪人曾是泰爾的主要貿易夥伴之一，負責供應戰馬和騾子。由於陀迦瑪經常與雅完、土巴、米設、底但和他施聯繫在一起，所以以西結在寫作時很可能參考了</w:t>
+      </w:r>
+      <w:hyperlink r:id="rId26">
+        <w:r>
+          <w:rPr>
+            <w:lang w:val="zh_TW" w:bidi="zh_TW"/>
+          </w:rPr>
+          <w:rPr>
+            <w:color w:val="0000EE"/>
+            <w:u w:val="single"/>
+          </w:rPr>
+          <w:t>創世記十章</w:t>
+        </w:r>
+      </w:hyperlink>
+      <w:r>
+        <w:rPr>
+          <w:lang w:val="zh_TW" w:bidi="zh_TW"/>
+        </w:rPr>
+        <w:t>中的民族名單。作為一個民族學術語，大多數人將陀迦瑪辨識為亞美尼亞人（Armenia）。亞美尼亞人則將陀迦瑪人（Thorgon）視為他們民族的起源。</w:t>
+      </w:r>
+      <w:r>
+        <w:rPr>
+          <w:lang w:val="zh_TW" w:bidi="zh_TW"/>
+        </w:rPr>
+      </w:r>
+      <w:r>
+        <w:rPr>
+          <w:lang w:val="zh_TW" w:bidi="zh_TW"/>
+        </w:rPr>
+      </w:r>
+    </w:p>
+    <w:p>
+      <w:pPr/>
+      <w:r>
+        <w:rPr>
+          <w:lang w:val="zh_TW" w:bidi="zh_TW"/>
+        </w:rPr>
+      </w:r>
+    </w:p>
+    <w:p>
+      <w:pPr>
+        <w:pStyle w:val="Heading2"/>
+      </w:pPr>
+      <w:r>
+        <w:rPr>
+          <w:lang w:val="zh_TW" w:bidi="zh_TW"/>
+        </w:rPr>
+        <w:t>妥拉</w:t>
+      </w:r>
+      <w:r>
+        <w:rPr>
+          <w:lang w:val="zh_TW" w:bidi="zh_TW"/>
+        </w:rPr>
+      </w:r>
+    </w:p>
+    <w:p>
+      <w:pPr/>
+      <w:r>
+        <w:rPr>
+          <w:lang w:val="zh_TW" w:bidi="zh_TW"/>
+        </w:rPr>
+      </w:r>
+      <w:r>
+        <w:rPr>
+          <w:lang w:val="zh_TW" w:bidi="zh_TW"/>
+        </w:rPr>
+        <w:t>在舊約聖經中被翻譯為「律法」的詞。「妥拉」來自希伯來語動詞根</w:t>
+      </w:r>
+      <w:r>
+        <w:rPr>
+          <w:i/>
+          <w:lang w:val="zh_TW" w:bidi="zh_TW"/>
+        </w:rPr>
+        <w:t>yarah</w:t>
+      </w:r>
+      <w:r>
+        <w:rPr>
+          <w:lang w:val="zh_TW" w:bidi="zh_TW"/>
+        </w:rPr>
+        <w:t>，意思是「投擲」或「射擊」。這個詞背後的概念是告知、指示、指導或引導。在猶太傳統中，妥拉是聖經前五卷書的經文，也稱為摩西五經。</w:t>
+      </w:r>
+    </w:p>
+    <w:p>
+      <w:pPr>
+        <w:pStyle w:val="Heading3"/>
+      </w:pPr>
+      <w:r>
+        <w:rPr>
+          <w:lang w:val="zh_TW" w:bidi="zh_TW"/>
+        </w:rPr>
+        <w:t>成文妥拉</w:t>
+      </w:r>
+    </w:p>
+    <w:p>
+      <w:pPr/>
+      <w:r>
+        <w:rPr>
+          <w:lang w:val="zh_TW" w:bidi="zh_TW"/>
+        </w:rPr>
+      </w:r>
+      <w:r>
+        <w:rPr>
+          <w:lang w:val="zh_TW" w:bidi="zh_TW"/>
+        </w:rPr>
+        <w:t>妥拉這個詞不僅僅指聖經的前五卷書。在舊約聖經中，妥拉指的是神對祂子民的所有教導和指示。新約聖經延續了妥拉的這種廣泛意義。當翻譯成希臘文時，「妥拉」變成</w:t>
+      </w:r>
+      <w:r>
+        <w:rPr>
+          <w:i/>
+          <w:lang w:val="zh_TW" w:bidi="zh_TW"/>
+        </w:rPr>
+        <w:t>nomos</w:t>
+      </w:r>
+      <w:r>
+        <w:rPr>
+          <w:lang w:val="zh_TW" w:bidi="zh_TW"/>
+        </w:rPr>
+        <w:t>，可能指摩西律法或廣泛的行為原則（</w:t>
+      </w:r>
+      <w:hyperlink r:id="rId27">
+        <w:r>
+          <w:rPr>
+            <w:lang w:val="zh_TW" w:bidi="zh_TW"/>
+          </w:rPr>
+          <w:rPr>
+            <w:color w:val="0000EE"/>
+            <w:u w:val="single"/>
+          </w:rPr>
+          <w:t>羅馬書7:14</w:t>
+        </w:r>
+      </w:hyperlink>
+      <w:r>
+        <w:rPr>
+          <w:lang w:val="zh_TW" w:bidi="zh_TW"/>
+        </w:rPr>
+        <w:t>，</w:t>
+      </w:r>
+      <w:hyperlink r:id="rId28">
+        <w:r>
+          <w:rPr>
+            <w:lang w:val="zh_TW" w:bidi="zh_TW"/>
+          </w:rPr>
+          <w:rPr>
+            <w:color w:val="0000EE"/>
+            <w:u w:val="single"/>
+          </w:rPr>
+          <w:t>9:31</w:t>
+        </w:r>
+      </w:hyperlink>
+      <w:r>
+        <w:rPr>
+          <w:lang w:val="zh_TW" w:bidi="zh_TW"/>
+        </w:rPr>
+        <w:t>）。</w:t>
+      </w:r>
+    </w:p>
+    <w:p>
+      <w:pPr>
+        <w:pStyle w:val="Heading3"/>
+      </w:pPr>
+      <w:r>
+        <w:rPr>
+          <w:b/>
+          <w:lang w:val="zh_TW" w:bidi="zh_TW"/>
+        </w:rPr>
+        <w:t>口傳妥拉</w:t>
+      </w:r>
+    </w:p>
+    <w:p>
+      <w:pPr/>
+      <w:r>
+        <w:rPr>
+          <w:lang w:val="zh_TW" w:bidi="zh_TW"/>
+        </w:rPr>
+      </w:r>
+      <w:r>
+        <w:rPr>
+          <w:lang w:val="zh_TW" w:bidi="zh_TW"/>
+        </w:rPr>
+        <w:t>猶太教師也遵循一種稱為「口傳妥拉」的東西。這是一系列來自古代猶太宗教領袖和學者的教導，通過口耳相傳下來。雖然這些教導不屬於舊約聖經的一部分，但它們有助於解釋如何在日常生活中遵循神的律法。</w:t>
+      </w:r>
+    </w:p>
+    <w:p>
+      <w:pPr/>
+      <w:r>
+        <w:rPr>
+          <w:lang w:val="zh_TW" w:bidi="zh_TW"/>
+        </w:rPr>
+      </w:r>
+      <w:r>
+        <w:rPr>
+          <w:lang w:val="zh_TW" w:bidi="zh_TW"/>
+        </w:rPr>
+        <w:t>這些口傳教導有時以新的方式解釋，使神的律法更容易遵循。這在耶路撒冷的聖殿被毀後變得尤為重要。聖殿是猶太人敬拜神、獻祭、與祭司會面的地方——這些都是神在妥拉中所命令的事情。當他們無法再做這些事情時，他們需要新的方式來遵循神的律法。</w:t>
+      </w:r>
+    </w:p>
+    <w:p>
+      <w:pPr/>
+      <w:r>
+        <w:rPr>
+          <w:lang w:val="zh_TW" w:bidi="zh_TW"/>
+        </w:rPr>
+      </w:r>
+      <w:r>
+        <w:rPr>
+          <w:lang w:val="zh_TW" w:bidi="zh_TW"/>
+        </w:rPr>
+        <w:t>到耶穌出生的時候，許多猶太人相信這些口傳教導與成文的妥拉同樣重要（參</w:t>
+      </w:r>
+      <w:hyperlink r:id="rId29">
+        <w:r>
+          <w:rPr>
+            <w:lang w:val="zh_TW" w:bidi="zh_TW"/>
+          </w:rPr>
+          <w:rPr>
+            <w:color w:val="0000EE"/>
+            <w:u w:val="single"/>
+          </w:rPr>
+          <w:t>馬可福音7:3</w:t>
+        </w:r>
+      </w:hyperlink>
+      <w:r>
+        <w:rPr>
+          <w:lang w:val="zh_TW" w:bidi="zh_TW"/>
+        </w:rPr>
+        <w:t>）。他們認為神將這些教導與成文的律法一起賜給了摩西。</w:t>
+      </w:r>
+    </w:p>
+    <w:p>
+      <w:pPr>
+        <w:pStyle w:val="Heading3"/>
+      </w:pPr>
+      <w:r>
+        <w:rPr>
+          <w:lang w:val="zh_TW" w:bidi="zh_TW"/>
+        </w:rPr>
+        <w:t>不同群體如何理解妥拉</w:t>
+      </w:r>
+    </w:p>
+    <w:p>
+      <w:pPr/>
+      <w:r>
+        <w:rPr>
+          <w:lang w:val="zh_TW" w:bidi="zh_TW"/>
+        </w:rPr>
+      </w:r>
+      <w:r>
+        <w:rPr>
+          <w:lang w:val="zh_TW" w:bidi="zh_TW"/>
+        </w:rPr>
+        <w:t>法利賽人是猶太宗教領袖中的一個重要團體。他們相信神懲罰了猶太人，在公元前七世紀讓巴比倫人俘虜他們並將他們從家園帶走。他們認為這是因為人們沒有足夠仔細地遵守神在妥拉中的律法。許多法利賽人也相信，神所應許的救主（彌賽亞）不會來，直到所有猶太人完美地遵循妥拉的規定。</w:t>
+      </w:r>
+    </w:p>
+    <w:p>
+      <w:pPr/>
+      <w:r>
+        <w:rPr>
+          <w:lang w:val="zh_TW" w:bidi="zh_TW"/>
+        </w:rPr>
+      </w:r>
+      <w:r>
+        <w:rPr>
+          <w:lang w:val="zh_TW" w:bidi="zh_TW"/>
+        </w:rPr>
+        <w:t>撒都該人是另一個重要的猶太宗教領袖群體。與其它猶太教群體不同，他們只接受妥拉為神的話語。他們不信神蹟或其他超自然事件，即使這些在妥拉中有描述。撒都該人也不相信人死後能夠再活。但耶穌用妥拉的話來顯示死後有生命（參</w:t>
+      </w:r>
+      <w:hyperlink r:id="rId30">
+        <w:r>
+          <w:rPr>
+            <w:lang w:val="zh_TW" w:bidi="zh_TW"/>
+          </w:rPr>
+          <w:rPr>
+            <w:color w:val="0000EE"/>
+            <w:u w:val="single"/>
+          </w:rPr>
+          <w:t>馬太福音22:31–32</w:t>
+        </w:r>
+      </w:hyperlink>
+      <w:r>
+        <w:rPr>
+          <w:lang w:val="zh_TW" w:bidi="zh_TW"/>
+        </w:rPr>
+        <w:t>）。</w:t>
+      </w:r>
+    </w:p>
+    <w:p>
+      <w:pPr>
+        <w:pStyle w:val="Heading3"/>
+      </w:pPr>
+      <w:r>
+        <w:rPr>
+          <w:b/>
+          <w:lang w:val="zh_TW" w:bidi="zh_TW"/>
+        </w:rPr>
+        <w:t>在崇拜和儀式中的妥拉</w:t>
+      </w:r>
+    </w:p>
+    <w:p>
+      <w:pPr/>
+      <w:r>
+        <w:rPr>
+          <w:lang w:val="zh_TW" w:bidi="zh_TW"/>
+        </w:rPr>
+      </w:r>
+      <w:r>
+        <w:rPr>
+          <w:lang w:val="zh_TW" w:bidi="zh_TW"/>
+        </w:rPr>
+        <w:t>在猶太人的禮拜場所（稱為會堂）中誦讀妥拉是一個非常特別的儀式，已經實行了數千年。被邀請誦讀妥拉被視為一種極大的榮譽。</w:t>
+      </w:r>
+    </w:p>
+    <w:p>
+      <w:pPr/>
+      <w:r>
+        <w:rPr>
+          <w:lang w:val="zh_TW" w:bidi="zh_TW"/>
+        </w:rPr>
+      </w:r>
+      <w:r>
+        <w:rPr>
+          <w:lang w:val="zh_TW" w:bidi="zh_TW"/>
+        </w:rPr>
+        <w:t>妥拉書卷是由一位經過專門訓練的書寫者，稱為抄寫員（或文士），用希伯來文仔細手寫而成。這些書卷是用根據猶太宗教規則準備的動物皮製成的。書卷被纏繞在兩根木製、銀製或象牙製的桿子上。</w:t>
+      </w:r>
+    </w:p>
+    <w:p>
+      <w:pPr/>
+      <w:r>
+        <w:rPr>
+          <w:lang w:val="zh_TW" w:bidi="zh_TW"/>
+        </w:rPr>
+      </w:r>
+      <w:r>
+        <w:rPr>
+          <w:lang w:val="zh_TW" w:bidi="zh_TW"/>
+        </w:rPr>
+        <w:t>這些杆子的末端通常用貴金屬和寶石精美地裝飾。當有人誦讀妥拉時，他們使用一種稱為雅德（yad）的特殊指針來保持在經文中的位置。這個指針有助於保護卷軸，因為用手指直接觸摸文字可能會因著時間的推移損壞脆弱的經卷。指針還幫助讀者正確地跟著文字，而不會跳過任何神的信息。</w:t>
+      </w:r>
+    </w:p>
+    <w:p>
+      <w:pPr>
+        <w:pStyle w:val="Heading3"/>
+      </w:pPr>
+      <w:r>
+        <w:rPr>
+          <w:lang w:val="zh_TW" w:bidi="zh_TW"/>
+        </w:rPr>
+        <w:t>妥拉對非猶太人的作用</w:t>
+      </w:r>
+    </w:p>
+    <w:p>
+      <w:pPr/>
+      <w:r>
+        <w:rPr>
+          <w:lang w:val="zh_TW" w:bidi="zh_TW"/>
+        </w:rPr>
+      </w:r>
+      <w:r>
+        <w:rPr>
+          <w:lang w:val="zh_TW" w:bidi="zh_TW"/>
+        </w:rPr>
+        <w:t>傳統的猶太教師說，神尤其將妥拉賜給猶太人。這意味著非猶太人不需要遵循其所有規則。</w:t>
+      </w:r>
+    </w:p>
+    <w:p>
+      <w:pPr/>
+      <w:r>
+        <w:rPr>
+          <w:lang w:val="zh_TW" w:bidi="zh_TW"/>
+        </w:rPr>
+      </w:r>
+      <w:r>
+        <w:rPr>
+          <w:lang w:val="zh_TW" w:bidi="zh_TW"/>
+        </w:rPr>
+        <w:t>然而，一位名叫邁蒙尼德的著名猶太教師在中世紀時期教導說，非猶太人可以通過遵循七條基本原則，從而在來世獲得神的祝福。根據猶太傳統，神將這些原則賜給挪亞。它們是：</w:t>
+      </w:r>
+    </w:p>
+    <w:p>
+      <w:pPr>
+        <w:pStyle w:val="ListNumber"/>
+        <w:numPr>
+          <w:ilvl w:val="0"/>
+          <w:numId w:val="14"/>
+        </w:numPr>
+        <w:spacing w:line="240" w:lineRule="auto"/>
+        <w:ind w:left="720"/>
+      </w:pPr>
+      <w:r>
+        <w:rPr>
+          <w:lang w:val="zh_TW" w:bidi="zh_TW"/>
+        </w:rPr>
+      </w:r>
+      <w:r>
+        <w:rPr>
+          <w:lang w:val="zh_TW" w:bidi="zh_TW"/>
+        </w:rPr>
+        <w:t>不要崇拜假神。</w:t>
+      </w:r>
+    </w:p>
+    <w:p>
+      <w:pPr>
+        <w:pStyle w:val="ListNumber"/>
+        <w:spacing w:line="240" w:lineRule="auto"/>
+        <w:ind w:left="720"/>
+      </w:pPr>
+      <w:r>
+        <w:rPr>
+          <w:lang w:val="zh_TW" w:bidi="zh_TW"/>
+        </w:rPr>
+      </w:r>
+      <w:r>
+        <w:rPr>
+          <w:lang w:val="zh_TW" w:bidi="zh_TW"/>
+        </w:rPr>
+        <w:t>不可犯淫亂罪。</w:t>
+      </w:r>
+    </w:p>
+    <w:p>
+      <w:pPr>
+        <w:pStyle w:val="ListNumber"/>
+        <w:spacing w:line="240" w:lineRule="auto"/>
+        <w:ind w:left="720"/>
+      </w:pPr>
+      <w:r>
+        <w:rPr>
+          <w:lang w:val="zh_TW" w:bidi="zh_TW"/>
+        </w:rPr>
+      </w:r>
+      <w:r>
+        <w:rPr>
+          <w:lang w:val="zh_TW" w:bidi="zh_TW"/>
+        </w:rPr>
+        <w:t>不可謀殺。</w:t>
+      </w:r>
+    </w:p>
+    <w:p>
+      <w:pPr>
+        <w:pStyle w:val="ListNumber"/>
+        <w:spacing w:line="240" w:lineRule="auto"/>
+        <w:ind w:left="720"/>
+      </w:pPr>
+      <w:r>
+        <w:rPr>
+          <w:lang w:val="zh_TW" w:bidi="zh_TW"/>
+        </w:rPr>
+      </w:r>
+      <w:r>
+        <w:rPr>
+          <w:lang w:val="zh_TW" w:bidi="zh_TW"/>
+        </w:rPr>
+        <w:t>不要不尊重神的名字。</w:t>
+      </w:r>
+    </w:p>
+    <w:p>
+      <w:pPr>
+        <w:pStyle w:val="ListNumber"/>
+        <w:spacing w:line="240" w:lineRule="auto"/>
+        <w:ind w:left="720"/>
+      </w:pPr>
+      <w:r>
+        <w:rPr>
+          <w:lang w:val="zh_TW" w:bidi="zh_TW"/>
+        </w:rPr>
+      </w:r>
+      <w:r>
+        <w:rPr>
+          <w:lang w:val="zh_TW" w:bidi="zh_TW"/>
+        </w:rPr>
+        <w:t>不要不公正地行事。</w:t>
+      </w:r>
+    </w:p>
+    <w:p>
+      <w:pPr>
+        <w:pStyle w:val="ListNumber"/>
+        <w:spacing w:line="240" w:lineRule="auto"/>
+        <w:ind w:left="720"/>
+      </w:pPr>
+      <w:r>
+        <w:rPr>
+          <w:lang w:val="zh_TW" w:bidi="zh_TW"/>
+        </w:rPr>
+      </w:r>
+      <w:r>
+        <w:rPr>
+          <w:lang w:val="zh_TW" w:bidi="zh_TW"/>
+        </w:rPr>
+        <w:t>不可偷竊。</w:t>
+      </w:r>
+    </w:p>
+    <w:p>
+      <w:pPr>
+        <w:pStyle w:val="ListNumber"/>
+        <w:spacing w:line="240" w:lineRule="auto"/>
+        <w:ind w:left="720"/>
+      </w:pPr>
+      <w:r>
+        <w:rPr>
+          <w:lang w:val="zh_TW" w:bidi="zh_TW"/>
+        </w:rPr>
+      </w:r>
+      <w:r>
+        <w:rPr>
+          <w:lang w:val="zh_TW" w:bidi="zh_TW"/>
+        </w:rPr>
+        <w:t>不可吃活著的動物的肉。</w:t>
+      </w:r>
+    </w:p>
+    <w:p>
+      <w:pPr>
+        <w:pStyle w:val="Heading3"/>
+      </w:pPr>
+      <w:r>
+        <w:rPr>
+          <w:lang w:val="zh_TW" w:bidi="zh_TW"/>
+        </w:rPr>
+        <w:t>新約聖經中的妥拉</w:t>
+      </w:r>
+    </w:p>
+    <w:p>
+      <w:pPr/>
+      <w:r>
+        <w:rPr>
+          <w:lang w:val="zh_TW" w:bidi="zh_TW"/>
+        </w:rPr>
+      </w:r>
+      <w:r>
+        <w:rPr>
+          <w:lang w:val="zh_TW" w:bidi="zh_TW"/>
+        </w:rPr>
+        <w:t>新約聖經教導了關於妥拉的重要內容。雖然神在妥拉中的律法在當時是必要的，但它們並不是人們可以通過完美遵守來獲得救恩的方式。即使有一節經文似乎暗示人們可以通過遵守神的律法來與神和好，但沒有一個人能夠完美地遵守神的律法（</w:t>
       </w:r>
       <w:hyperlink r:id="rId31">
         <w:r>
@@ -989,7 +1082,7 @@
             <w:color w:val="0000EE"/>
             <w:u w:val="single"/>
           </w:rPr>
-          <w:t>可8:23</w:t>
+          <w:t>利未記18:5</w:t>
         </w:r>
       </w:hyperlink>
       <w:r>
@@ -1010,7 +1103,7 @@
         <w:rPr>
           <w:lang w:val="zh_TW" w:bidi="zh_TW"/>
         </w:rPr>
-        <w:t>使徒保羅在歸信時一度失明，並在亞拿尼亞面前得醫治（</w:t>
+        <w:t>舊約聖經顯示，神一直以祂的恩慈拯救人，而不是藉著他們的完全行為。例如，神接受亞伯拉罕是因為他的信心，而不是因為他完美地遵循了所有規條（</w:t>
       </w:r>
       <w:hyperlink r:id="rId32">
         <w:r>
@@ -1021,32 +1114,28 @@
             <w:color w:val="0000EE"/>
             <w:u w:val="single"/>
           </w:rPr>
-          <w:t>徒9:1</w:t>
+          <w:t>創世記15</w:t>
         </w:r>
       </w:hyperlink>
       <w:r>
         <w:rPr>
           <w:lang w:val="zh_TW" w:bidi="zh_TW"/>
         </w:rPr>
-        <w:t>–</w:t>
-      </w:r>
-      <w:hyperlink r:id="rId32">
-        <w:r>
-          <w:rPr>
-            <w:lang w:val="zh_TW" w:bidi="zh_TW"/>
-          </w:rPr>
-          <w:rPr>
-            <w:color w:val="0000EE"/>
-            <w:u w:val="single"/>
-          </w:rPr>
-          <w:t>9、18</w:t>
-        </w:r>
-      </w:hyperlink>
-      <w:r>
-        <w:rPr>
-          <w:lang w:val="zh_TW" w:bidi="zh_TW"/>
-        </w:rPr>
-        <w:t>）。後來，保羅因為行法術的以呂馬在塞浦路斯反對他的事工，而使他暫時瞎眼（</w:t>
+        <w:t>）。這發生在神賜給摩西妥拉的400年前。這向我們展示了神一直喜悅信靠他的人。</w:t>
+      </w:r>
+    </w:p>
+    <w:p>
+      <w:pPr/>
+      <w:r>
+        <w:rPr>
+          <w:lang w:val="zh_TW" w:bidi="zh_TW"/>
+        </w:rPr>
+      </w:r>
+      <w:r>
+        <w:rPr>
+          <w:lang w:val="zh_TW" w:bidi="zh_TW"/>
+        </w:rPr>
+        <w:t>神律法的一個主要目的是幫助人們看到他們無法靠自己達到完全（</w:t>
       </w:r>
       <w:hyperlink r:id="rId33">
         <w:r>
@@ -1057,107 +1146,14 @@
             <w:color w:val="0000EE"/>
             <w:u w:val="single"/>
           </w:rPr>
-          <w:t>徒13:11</w:t>
+          <w:t>加拉太書3:24</w:t>
         </w:r>
       </w:hyperlink>
       <w:r>
         <w:rPr>
           <w:lang w:val="zh_TW" w:bidi="zh_TW"/>
         </w:rPr>
-        <w:t>）。</w:t>
-      </w:r>
-    </w:p>
-    <w:p>
-      <w:pPr/>
-      <w:r>
-        <w:rPr>
-          <w:lang w:val="zh_TW" w:bidi="zh_TW"/>
-        </w:rPr>
-      </w:r>
-      <w:r>
-        <w:rPr>
-          <w:i/>
-          <w:lang w:val="zh_TW" w:bidi="zh_TW"/>
-        </w:rPr>
-        <w:t>另見</w:t>
-      </w:r>
-      <w:r>
-        <w:rPr>
-          <w:lang w:val="zh_TW" w:bidi="zh_TW"/>
-        </w:rPr>
-        <w:t xml:space="preserve"> </w:t>
-      </w:r>
-      <w:r>
-        <w:rPr>
-          <w:lang w:val="zh_TW" w:bidi="zh_TW"/>
-        </w:rPr>
-        <w:t>藥物與醫療實踐</w:t>
-      </w:r>
-      <w:r>
-        <w:rPr>
-          <w:lang w:val="zh_TW" w:bidi="zh_TW"/>
-        </w:rPr>
-        <w:t>；</w:t>
-      </w:r>
-      <w:r>
-        <w:rPr>
-          <w:lang w:val="zh_TW" w:bidi="zh_TW"/>
-        </w:rPr>
-        <w:t>災病</w:t>
-      </w:r>
-      <w:r>
-        <w:rPr>
-          <w:lang w:val="zh_TW" w:bidi="zh_TW"/>
-        </w:rPr>
-        <w:t>。</w:t>
-      </w:r>
-      <w:r>
-        <w:rPr>
-          <w:lang w:val="zh_TW" w:bidi="zh_TW"/>
-        </w:rPr>
-      </w:r>
-      <w:r>
-        <w:rPr>
-          <w:lang w:val="zh_TW" w:bidi="zh_TW"/>
-        </w:rPr>
-      </w:r>
-    </w:p>
-    <w:p>
-      <w:pPr/>
-      <w:r>
-        <w:rPr>
-          <w:lang w:val="zh_TW" w:bidi="zh_TW"/>
-        </w:rPr>
-      </w:r>
-    </w:p>
-    <w:p>
-      <w:pPr>
-        <w:pStyle w:val="Heading2"/>
-      </w:pPr>
-      <w:r>
-        <w:rPr>
-          <w:lang w:val="zh_TW" w:bidi="zh_TW"/>
-        </w:rPr>
-        <w:t>夏甲</w:t>
-      </w:r>
-      <w:r>
-        <w:rPr>
-          <w:lang w:val="zh_TW" w:bidi="zh_TW"/>
-        </w:rPr>
-      </w:r>
-    </w:p>
-    <w:p>
-      <w:pPr/>
-      <w:r>
-        <w:rPr>
-          <w:lang w:val="zh_TW" w:bidi="zh_TW"/>
-        </w:rPr>
-      </w:r>
-      <w:r>
-        <w:rPr>
-          <w:lang w:val="zh_TW" w:bidi="zh_TW"/>
-        </w:rPr>
-        <w:t>來自埃及的使女，她的主母是撒萊（後來稱為撒拉），撒萊是亞伯蘭（後來稱為亞伯拉罕）的妻子。由於撒萊執意如此，所以亞伯蘭將夏甲納為妾（地位較低的第二位妻子）。夏甲是亞伯蘭的第一個兒子以實瑪利的母親（</w:t>
+        <w:t>）。當人們試圖遵循所有的神的律法時，他們會意識到自己多麼需要神的幫助和寬恕（</w:t>
       </w:r>
       <w:hyperlink r:id="rId34">
         <w:r>
@@ -1168,14 +1164,28 @@
             <w:color w:val="0000EE"/>
             <w:u w:val="single"/>
           </w:rPr>
-          <w:t>創16:1–16</w:t>
+          <w:t>羅馬書7:7</w:t>
         </w:r>
       </w:hyperlink>
       <w:r>
         <w:rPr>
           <w:lang w:val="zh_TW" w:bidi="zh_TW"/>
         </w:rPr>
-        <w:t>，</w:t>
+        <w:t>）。這引導他們信靠耶穌。</w:t>
+      </w:r>
+    </w:p>
+    <w:p>
+      <w:pPr/>
+      <w:r>
+        <w:rPr>
+          <w:lang w:val="zh_TW" w:bidi="zh_TW"/>
+        </w:rPr>
+      </w:r>
+      <w:r>
+        <w:rPr>
+          <w:lang w:val="zh_TW" w:bidi="zh_TW"/>
+        </w:rPr>
+        <w:t>耶穌非常尊重妥拉。祂生命的目的是要成就妥拉所要求的一切。當人們信靠耶穌時，他們就能享受祂對神律法的完全順服所帶來的益處。耶穌是律法的終結，使所有在祂裡面有信心的人都可以被稱義（</w:t>
       </w:r>
       <w:hyperlink r:id="rId35">
         <w:r>
@@ -1186,49 +1196,14 @@
             <w:color w:val="0000EE"/>
             <w:u w:val="single"/>
           </w:rPr>
-          <w:t>21:9</w:t>
+          <w:t>羅馬書10:4</w:t>
         </w:r>
       </w:hyperlink>
-      <w:hyperlink r:id="rId34">
-        <w:r>
-          <w:rPr>
-            <w:lang w:val="zh_TW" w:bidi="zh_TW"/>
-          </w:rPr>
-          <w:rPr>
-            <w:color w:val="0000EE"/>
-            <w:u w:val="single"/>
-          </w:rPr>
-          <w:t>–</w:t>
-        </w:r>
-      </w:hyperlink>
-      <w:hyperlink r:id="rId35">
-        <w:r>
-          <w:rPr>
-            <w:lang w:val="zh_TW" w:bidi="zh_TW"/>
-          </w:rPr>
-          <w:rPr>
-            <w:color w:val="0000EE"/>
-            <w:u w:val="single"/>
-          </w:rPr>
-          <w:t>21</w:t>
-        </w:r>
-      </w:hyperlink>
       <w:r>
         <w:rPr>
           <w:lang w:val="zh_TW" w:bidi="zh_TW"/>
         </w:rPr>
         <w:t>）。</w:t>
-      </w:r>
-    </w:p>
-    <w:p>
-      <w:pPr>
-        <w:pStyle w:val="Heading3"/>
-      </w:pPr>
-      <w:r>
-        <w:rPr>
-          <w:lang w:val="zh_TW" w:bidi="zh_TW"/>
-        </w:rPr>
-        <w:t>夏甲的故事</w:t>
       </w:r>
     </w:p>
     <w:p>
@@ -1240,267 +1215,6 @@
       </w:r>
       <w:r>
         <w:rPr>
-          <w:lang w:val="zh_TW" w:bidi="zh_TW"/>
-        </w:rPr>
-        <w:t>當神命令亞伯蘭離開美索不達米亞時，祂應許要使亞伯蘭的後裔成為大國，並賜給他的後裔一片新的土地（</w:t>
-      </w:r>
-      <w:hyperlink r:id="rId36">
-        <w:r>
-          <w:rPr>
-            <w:lang w:val="zh_TW" w:bidi="zh_TW"/>
-          </w:rPr>
-          <w:rPr>
-            <w:color w:val="0000EE"/>
-            <w:u w:val="single"/>
-          </w:rPr>
-          <w:t>創12:2、7</w:t>
-        </w:r>
-      </w:hyperlink>
-      <w:r>
-        <w:rPr>
-          <w:lang w:val="zh_TW" w:bidi="zh_TW"/>
-        </w:rPr>
-        <w:t>）。在迦南待了十年後，撒萊和亞伯蘭仍然沒有孩子。撒萊建議亞伯蘭娶夏甲為妾，並通過她得孩子。在美索不達米亞東北部的習俗中，如果妻子不能生育，她可以給丈夫一個使女來達成這個目的。妾所生的任何兒子，都被視為是妻子的孩子（參</w:t>
-      </w:r>
-      <w:hyperlink r:id="rId37">
-        <w:r>
-          <w:rPr>
-            <w:lang w:val="zh_TW" w:bidi="zh_TW"/>
-          </w:rPr>
-          <w:rPr>
-            <w:color w:val="0000EE"/>
-            <w:u w:val="single"/>
-          </w:rPr>
-          <w:t>30:1</w:t>
-        </w:r>
-      </w:hyperlink>
-      <w:hyperlink r:id="rId34">
-        <w:r>
-          <w:rPr>
-            <w:lang w:val="zh_TW" w:bidi="zh_TW"/>
-          </w:rPr>
-          <w:rPr>
-            <w:color w:val="0000EE"/>
-            <w:u w:val="single"/>
-          </w:rPr>
-          <w:t>–</w:t>
-        </w:r>
-      </w:hyperlink>
-      <w:hyperlink r:id="rId37">
-        <w:r>
-          <w:rPr>
-            <w:lang w:val="zh_TW" w:bidi="zh_TW"/>
-          </w:rPr>
-          <w:rPr>
-            <w:color w:val="0000EE"/>
-            <w:u w:val="single"/>
-          </w:rPr>
-          <w:t>6</w:t>
-        </w:r>
-      </w:hyperlink>
-      <w:r>
-        <w:rPr>
-          <w:lang w:val="zh_TW" w:bidi="zh_TW"/>
-        </w:rPr>
-        <w:t>）。</w:t>
-      </w:r>
-    </w:p>
-    <w:p>
-      <w:pPr/>
-      <w:r>
-        <w:rPr>
-          <w:lang w:val="zh_TW" w:bidi="zh_TW"/>
-        </w:rPr>
-      </w:r>
-      <w:r>
-        <w:rPr>
-          <w:lang w:val="zh_TW" w:bidi="zh_TW"/>
-        </w:rPr>
-        <w:t>當夏甲懷孕後，就開始小看撒萊。撒萊苦待夏甲，致使她逃到曠野。神的使者在曠野的一口井旁向她顯現，並告訴夏甲要回到亞伯蘭家中。使者應許說她將生一個兒子，以實瑪利（意思是「神聽見」）；這個兒子意志堅定，經常與他人發生衝突。夏甲稱那地方為庇耳拉海萊，意思是「在這裡看見那看顧我的」。</w:t>
-      </w:r>
-    </w:p>
-    <w:p>
-      <w:pPr/>
-      <w:r>
-        <w:rPr>
-          <w:lang w:val="zh_TW" w:bidi="zh_TW"/>
-        </w:rPr>
-      </w:r>
-      <w:r>
-        <w:rPr>
-          <w:lang w:val="zh_TW" w:bidi="zh_TW"/>
-        </w:rPr>
-        <w:t>以實瑪利出生時，亞伯蘭已經86歲。十四年後，神賜給亞伯拉罕和撒拉應許中的兒子以撒。在以撒斷奶時（大約三歲），舉行了一場筵席。在筵席上，以實瑪利戲笑以撒（</w:t>
-      </w:r>
-      <w:hyperlink r:id="rId38">
-        <w:r>
-          <w:rPr>
-            <w:lang w:val="zh_TW" w:bidi="zh_TW"/>
-          </w:rPr>
-          <w:rPr>
-            <w:color w:val="0000EE"/>
-            <w:u w:val="single"/>
-          </w:rPr>
-          <w:t>創21:9</w:t>
-        </w:r>
-      </w:hyperlink>
-      <w:r>
-        <w:rPr>
-          <w:lang w:val="zh_TW" w:bidi="zh_TW"/>
-        </w:rPr>
-        <w:t>），使撒拉很生氣。因此，她要求亞伯拉罕趕走夏甲和以實瑪利。亞伯拉罕起初不願意這樣做，但神對他說，讓他聽從撒拉的要求（</w:t>
-      </w:r>
-      <w:hyperlink r:id="rId39">
-        <w:r>
-          <w:rPr>
-            <w:lang w:val="zh_TW" w:bidi="zh_TW"/>
-          </w:rPr>
-          <w:rPr>
-            <w:color w:val="0000EE"/>
-            <w:u w:val="single"/>
-          </w:rPr>
-          <w:t>12</w:t>
-        </w:r>
-      </w:hyperlink>
-      <w:r>
-        <w:rPr>
-          <w:lang w:val="zh_TW" w:bidi="zh_TW"/>
-        </w:rPr>
-        <w:t>節）。</w:t>
-      </w:r>
-    </w:p>
-    <w:p>
-      <w:pPr/>
-      <w:r>
-        <w:rPr>
-          <w:lang w:val="zh_TW" w:bidi="zh_TW"/>
-        </w:rPr>
-      </w:r>
-      <w:r>
-        <w:rPr>
-          <w:lang w:val="zh_TW" w:bidi="zh_TW"/>
-        </w:rPr>
-        <w:t>夏甲和以實瑪利離開後，在別是巴的曠野中徘徊。當他們沒有水的時候，神拯救夏甲和以實瑪利免於死亡。神應許夏甲說，以實瑪利的後裔將成為大國（</w:t>
-      </w:r>
-      <w:hyperlink r:id="rId40">
-        <w:r>
-          <w:rPr>
-            <w:lang w:val="zh_TW" w:bidi="zh_TW"/>
-          </w:rPr>
-          <w:rPr>
-            <w:color w:val="0000EE"/>
-            <w:u w:val="single"/>
-          </w:rPr>
-          <w:t>創21:17</w:t>
-        </w:r>
-      </w:hyperlink>
-      <w:hyperlink r:id="rId34">
-        <w:r>
-          <w:rPr>
-            <w:lang w:val="zh_TW" w:bidi="zh_TW"/>
-          </w:rPr>
-          <w:rPr>
-            <w:color w:val="0000EE"/>
-            <w:u w:val="single"/>
-          </w:rPr>
-          <w:t>–</w:t>
-        </w:r>
-      </w:hyperlink>
-      <w:hyperlink r:id="rId40">
-        <w:r>
-          <w:rPr>
-            <w:lang w:val="zh_TW" w:bidi="zh_TW"/>
-          </w:rPr>
-          <w:rPr>
-            <w:color w:val="0000EE"/>
-            <w:u w:val="single"/>
-          </w:rPr>
-          <w:t>19</w:t>
-        </w:r>
-      </w:hyperlink>
-      <w:r>
-        <w:rPr>
-          <w:lang w:val="zh_TW" w:bidi="zh_TW"/>
-        </w:rPr>
-        <w:t>）。以實瑪利住在巴蘭的曠野，成為獵人。他娶了一位埃及女子，並成為以實瑪利人的先祖。</w:t>
-      </w:r>
-    </w:p>
-    <w:p>
-      <w:pPr>
-        <w:pStyle w:val="Heading3"/>
-      </w:pPr>
-      <w:r>
-        <w:rPr>
-          <w:lang w:val="zh_TW" w:bidi="zh_TW"/>
-        </w:rPr>
-        <w:t>保羅關於夏甲的教導</w:t>
-      </w:r>
-    </w:p>
-    <w:p>
-      <w:pPr/>
-      <w:r>
-        <w:rPr>
-          <w:lang w:val="zh_TW" w:bidi="zh_TW"/>
-        </w:rPr>
-      </w:r>
-      <w:r>
-        <w:rPr>
-          <w:lang w:val="zh_TW" w:bidi="zh_TW"/>
-        </w:rPr>
-        <w:t>在新約聖經中，保羅使用夏甲的故事解釋一個重要的屬靈真理（</w:t>
-      </w:r>
-      <w:hyperlink r:id="rId41">
-        <w:r>
-          <w:rPr>
-            <w:lang w:val="zh_TW" w:bidi="zh_TW"/>
-          </w:rPr>
-          <w:rPr>
-            <w:color w:val="0000EE"/>
-            <w:u w:val="single"/>
-          </w:rPr>
-          <w:t>加4:22</w:t>
-        </w:r>
-      </w:hyperlink>
-      <w:hyperlink r:id="rId34">
-        <w:r>
-          <w:rPr>
-            <w:lang w:val="zh_TW" w:bidi="zh_TW"/>
-          </w:rPr>
-          <w:rPr>
-            <w:color w:val="0000EE"/>
-            <w:u w:val="single"/>
-          </w:rPr>
-          <w:t>–</w:t>
-        </w:r>
-      </w:hyperlink>
-      <w:hyperlink r:id="rId41">
-        <w:r>
-          <w:rPr>
-            <w:lang w:val="zh_TW" w:bidi="zh_TW"/>
-          </w:rPr>
-          <w:rPr>
-            <w:color w:val="0000EE"/>
-            <w:u w:val="single"/>
-          </w:rPr>
-          <w:t>31</w:t>
-        </w:r>
-      </w:hyperlink>
-      <w:r>
-        <w:rPr>
-          <w:lang w:val="zh_TW" w:bidi="zh_TW"/>
-        </w:rPr>
-        <w:t>）：夏甲代表神在西奈山與摩西立的舊約。由於以實瑪利是透過人的計劃而生，猶太化的基督徒就像夏甲的兒子，是為奴的。他們教導所有信徒都必須遵守摩西律法，並且必須做到律法所說的一切。撒拉是自主的婦人，代表耶穌基督的新約。由於以撒是亞伯拉罕憑著對神應許的信心所生的兒子，那些不受律法捆綁的基督徒是撒拉屬靈的兒女。最大的不同在於是被律法束縛，要靠行為得救，還是有自由，靠恩典和信心得救。</w:t>
-      </w:r>
-    </w:p>
-    <w:p>
-      <w:pPr/>
-      <w:r>
-        <w:rPr>
-          <w:lang w:val="zh_TW" w:bidi="zh_TW"/>
-        </w:rPr>
-      </w:r>
-      <w:r>
-        <w:rPr>
           <w:i/>
           <w:lang w:val="zh_TW" w:bidi="zh_TW"/>
         </w:rPr>
@@ -1510,480 +1224,37 @@
         <w:rPr>
           <w:lang w:val="zh_TW" w:bidi="zh_TW"/>
         </w:rPr>
-        <w:t>亞伯拉罕</w:t>
-      </w:r>
-      <w:r>
-        <w:rPr>
-          <w:lang w:val="zh_TW" w:bidi="zh_TW"/>
-        </w:rPr>
-        <w:t>；</w:t>
-      </w:r>
-      <w:r>
-        <w:rPr>
-          <w:lang w:val="zh_TW" w:bidi="zh_TW"/>
-        </w:rPr>
-        <w:t>撒拉#1</w:t>
-      </w:r>
-      <w:r>
-        <w:rPr>
-          <w:lang w:val="zh_TW" w:bidi="zh_TW"/>
-        </w:rPr>
-        <w:t>。</w:t>
-      </w:r>
-      <w:r>
-        <w:rPr>
-          <w:lang w:val="zh_TW" w:bidi="zh_TW"/>
-        </w:rPr>
-      </w:r>
-      <w:r>
-        <w:rPr>
-          <w:lang w:val="zh_TW" w:bidi="zh_TW"/>
-        </w:rPr>
-      </w:r>
-    </w:p>
-    <w:p>
-      <w:pPr/>
-      <w:r>
-        <w:rPr>
-          <w:lang w:val="zh_TW" w:bidi="zh_TW"/>
-        </w:rPr>
-      </w:r>
-    </w:p>
-    <w:p>
-      <w:pPr>
-        <w:pStyle w:val="Heading2"/>
-      </w:pPr>
-      <w:r>
-        <w:rPr>
-          <w:lang w:val="zh_TW" w:bidi="zh_TW"/>
-        </w:rPr>
-        <w:t>夏娃</w:t>
-      </w:r>
-      <w:r>
-        <w:rPr>
-          <w:lang w:val="zh_TW" w:bidi="zh_TW"/>
-        </w:rPr>
-      </w:r>
-    </w:p>
-    <w:p>
-      <w:pPr/>
-      <w:r>
-        <w:rPr>
-          <w:lang w:val="zh_TW" w:bidi="zh_TW"/>
-        </w:rPr>
-      </w:r>
-      <w:r>
-        <w:rPr>
-          <w:lang w:val="zh_TW" w:bidi="zh_TW"/>
-        </w:rPr>
-        <w:t>第一位女子，被稱為「眾生之母」（</w:t>
-      </w:r>
-      <w:hyperlink r:id="rId42">
-        <w:r>
-          <w:rPr>
-            <w:lang w:val="zh_TW" w:bidi="zh_TW"/>
-          </w:rPr>
-          <w:rPr>
-            <w:color w:val="0000EE"/>
-            <w:u w:val="single"/>
-          </w:rPr>
-          <w:t>創3:20</w:t>
-        </w:r>
-      </w:hyperlink>
-      <w:r>
-        <w:rPr>
-          <w:lang w:val="zh_TW" w:bidi="zh_TW"/>
-        </w:rPr>
-        <w:t>）。創世記記載，神造亞當之後，看見亞當獨居不好，便決定為他造一個「配偶幫助他」（</w:t>
-      </w:r>
-      <w:hyperlink r:id="rId43">
-        <w:r>
-          <w:rPr>
-            <w:lang w:val="zh_TW" w:bidi="zh_TW"/>
-          </w:rPr>
-          <w:rPr>
-            <w:color w:val="0000EE"/>
-            <w:u w:val="single"/>
-          </w:rPr>
-          <w:t>2:18</w:t>
-        </w:r>
-      </w:hyperlink>
-      <w:r>
-        <w:rPr>
-          <w:lang w:val="zh_TW" w:bidi="zh_TW"/>
-        </w:rPr>
-        <w:t>）。「幫助」一詞的希伯來文是</w:t>
-      </w:r>
-      <w:r>
-        <w:rPr>
-          <w:i/>
-          <w:lang w:val="zh_TW" w:bidi="zh_TW"/>
-        </w:rPr>
-        <w:t>ezer</w:t>
-      </w:r>
-      <w:r>
-        <w:rPr>
-          <w:lang w:val="zh_TW" w:bidi="zh_TW"/>
-        </w:rPr>
-        <w:t>，舊約聖經其它地方也用此字詞來描述神如何幫助以色列。神使亞當沉睡，取下他的一根肋骨，用那肋骨造了夏娃（</w:t>
-      </w:r>
-      <w:hyperlink r:id="rId44">
-        <w:r>
-          <w:rPr>
-            <w:lang w:val="zh_TW" w:bidi="zh_TW"/>
-          </w:rPr>
-          <w:rPr>
-            <w:color w:val="0000EE"/>
-            <w:u w:val="single"/>
-          </w:rPr>
-          <w:t>21–25</w:t>
-        </w:r>
-      </w:hyperlink>
-      <w:r>
-        <w:rPr>
-          <w:lang w:val="zh_TW" w:bidi="zh_TW"/>
-        </w:rPr>
-        <w:t>節）。</w:t>
-      </w:r>
-    </w:p>
-    <w:p>
-      <w:pPr>
-        <w:pStyle w:val="Heading3"/>
-      </w:pPr>
-      <w:r>
-        <w:rPr>
-          <w:lang w:val="zh_TW" w:bidi="zh_TW"/>
-        </w:rPr>
-        <w:t>她的名字</w:t>
-      </w:r>
-    </w:p>
-    <w:p>
-      <w:pPr/>
-      <w:r>
-        <w:rPr>
-          <w:lang w:val="zh_TW" w:bidi="zh_TW"/>
-        </w:rPr>
-      </w:r>
-      <w:r>
-        <w:rPr>
-          <w:lang w:val="zh_TW" w:bidi="zh_TW"/>
-        </w:rPr>
-        <w:t>亞當給妻子夏娃起了兩個名字。起初，他稱她為「女人」，表明了她與男人之間的關聯（</w:t>
-      </w:r>
-      <w:hyperlink r:id="rId45">
-        <w:r>
-          <w:rPr>
-            <w:lang w:val="zh_TW" w:bidi="zh_TW"/>
-          </w:rPr>
-          <w:rPr>
-            <w:color w:val="0000EE"/>
-            <w:u w:val="single"/>
-          </w:rPr>
-          <w:t>創2:23</w:t>
-        </w:r>
-      </w:hyperlink>
-      <w:r>
-        <w:rPr>
-          <w:lang w:val="zh_TW" w:bidi="zh_TW"/>
-        </w:rPr>
-        <w:t>）。後來，在他們違背神之後，他給她起名為夏娃，意思是「生命」，指她作為人類始祖之母的身分（</w:t>
-      </w:r>
-      <w:hyperlink r:id="rId42">
-        <w:r>
-          <w:rPr>
-            <w:lang w:val="zh_TW" w:bidi="zh_TW"/>
-          </w:rPr>
-          <w:rPr>
-            <w:color w:val="0000EE"/>
-            <w:u w:val="single"/>
-          </w:rPr>
-          <w:t>3:20</w:t>
-        </w:r>
-      </w:hyperlink>
-      <w:r>
-        <w:rPr>
-          <w:lang w:val="zh_TW" w:bidi="zh_TW"/>
-        </w:rPr>
-        <w:t>）。</w:t>
-      </w:r>
-    </w:p>
-    <w:p>
-      <w:pPr>
-        <w:pStyle w:val="Heading3"/>
-      </w:pPr>
-      <w:r>
-        <w:rPr>
-          <w:lang w:val="zh_TW" w:bidi="zh_TW"/>
-        </w:rPr>
-        <w:t>她的故事</w:t>
-      </w:r>
-    </w:p>
-    <w:p>
-      <w:pPr/>
-      <w:r>
-        <w:rPr>
-          <w:lang w:val="zh_TW" w:bidi="zh_TW"/>
-        </w:rPr>
-      </w:r>
-      <w:r>
-        <w:rPr>
-          <w:lang w:val="zh_TW" w:bidi="zh_TW"/>
-        </w:rPr>
-        <w:t>亞當與夏娃最初住在伊甸園中，他們順服神，事奉祂，並彼此照顧。後來，邪惡進入世界，蛇引誘夏娃違背神的命令。神曾吩咐他們不可吃分別善惡樹上的果子（</w:t>
-      </w:r>
-      <w:hyperlink r:id="rId46">
-        <w:r>
-          <w:rPr>
-            <w:lang w:val="zh_TW" w:bidi="zh_TW"/>
-          </w:rPr>
-          <w:rPr>
-            <w:color w:val="0000EE"/>
-            <w:u w:val="single"/>
-          </w:rPr>
-          <w:t>創2:17</w:t>
-        </w:r>
-      </w:hyperlink>
-      <w:r>
-        <w:rPr>
-          <w:lang w:val="zh_TW" w:bidi="zh_TW"/>
-        </w:rPr>
-        <w:t>，</w:t>
-      </w:r>
-      <w:hyperlink r:id="rId47">
-        <w:r>
-          <w:rPr>
-            <w:lang w:val="zh_TW" w:bidi="zh_TW"/>
-          </w:rPr>
-          <w:rPr>
-            <w:color w:val="0000EE"/>
-            <w:u w:val="single"/>
-          </w:rPr>
-          <w:t>3:3</w:t>
-        </w:r>
-      </w:hyperlink>
-      <w:r>
-        <w:rPr>
-          <w:lang w:val="zh_TW" w:bidi="zh_TW"/>
-        </w:rPr>
-        <w:t>）。蛇用巧言欺騙夏娃，她便吃了果子，又給亞當一些，亞當雖不像她那樣被欺騙，卻也吃了。吃了果子之後，他們意識到自己赤身露體，便用無花果樹的葉子為自己編作衣服。</w:t>
-      </w:r>
-    </w:p>
-    <w:p>
-      <w:pPr/>
-      <w:r>
-        <w:rPr>
-          <w:lang w:val="zh_TW" w:bidi="zh_TW"/>
-        </w:rPr>
-      </w:r>
-      <w:r>
-        <w:rPr>
-          <w:lang w:val="zh_TW" w:bidi="zh_TW"/>
-        </w:rPr>
-        <w:t>當神來與他們說話時，他們躲避祂。神問他們發生了甚麼事，亞當怪罪夏娃，夏娃則怪罪那蛇。神對夏娃說，因他們違命，她生產時必多受痛苦，丈夫也必管轄她（</w:t>
-      </w:r>
-      <w:hyperlink r:id="rId48">
-        <w:r>
-          <w:rPr>
-            <w:lang w:val="zh_TW" w:bidi="zh_TW"/>
-          </w:rPr>
-          <w:rPr>
-            <w:color w:val="0000EE"/>
-            <w:u w:val="single"/>
-          </w:rPr>
-          <w:t>創3:16</w:t>
-        </w:r>
-      </w:hyperlink>
-      <w:r>
-        <w:rPr>
-          <w:lang w:val="zh_TW" w:bidi="zh_TW"/>
-        </w:rPr>
-        <w:t>）。後來，夏娃生了該隱、亞伯、塞特，以及其他兒女（</w:t>
-      </w:r>
-      <w:hyperlink r:id="rId49">
-        <w:r>
-          <w:rPr>
-            <w:lang w:val="zh_TW" w:bidi="zh_TW"/>
-          </w:rPr>
-          <w:rPr>
-            <w:color w:val="0000EE"/>
-            <w:u w:val="single"/>
-          </w:rPr>
-          <w:t>4:1–2</w:t>
-        </w:r>
-      </w:hyperlink>
+        <w:t xml:space="preserve"> </w:t>
+      </w:r>
+      <w:r>
+        <w:rPr>
+          <w:lang w:val="zh_TW" w:bidi="zh_TW"/>
+        </w:rPr>
+        <w:t>猶太教</w:t>
+      </w:r>
       <w:r>
         <w:rPr>
           <w:lang w:val="zh_TW" w:bidi="zh_TW"/>
         </w:rPr>
         <w:t>、</w:t>
       </w:r>
-      <w:hyperlink r:id="rId49">
-        <w:r>
-          <w:rPr>
-            <w:lang w:val="zh_TW" w:bidi="zh_TW"/>
-          </w:rPr>
-          <w:rPr>
-            <w:color w:val="0000EE"/>
-            <w:u w:val="single"/>
-          </w:rPr>
-          <w:t>25</w:t>
-        </w:r>
-      </w:hyperlink>
-      <w:r>
-        <w:rPr>
-          <w:lang w:val="zh_TW" w:bidi="zh_TW"/>
-        </w:rPr>
-        <w:t>，</w:t>
-      </w:r>
-      <w:hyperlink r:id="rId50">
-        <w:r>
-          <w:rPr>
-            <w:lang w:val="zh_TW" w:bidi="zh_TW"/>
-          </w:rPr>
-          <w:rPr>
-            <w:color w:val="0000EE"/>
-            <w:u w:val="single"/>
-          </w:rPr>
-          <w:t>5:4</w:t>
-        </w:r>
-      </w:hyperlink>
-      <w:r>
-        <w:rPr>
-          <w:lang w:val="zh_TW" w:bidi="zh_TW"/>
-        </w:rPr>
-        <w:t>）。</w:t>
-      </w:r>
-    </w:p>
-    <w:p>
-      <w:pPr>
-        <w:pStyle w:val="Heading3"/>
-      </w:pPr>
-      <w:r>
-        <w:rPr>
-          <w:lang w:val="zh_TW" w:bidi="zh_TW"/>
-        </w:rPr>
-        <w:t>新約聖經中的夏娃</w:t>
-      </w:r>
-    </w:p>
-    <w:p>
-      <w:pPr/>
-      <w:r>
-        <w:rPr>
-          <w:lang w:val="zh_TW" w:bidi="zh_TW"/>
-        </w:rPr>
-      </w:r>
-      <w:r>
-        <w:rPr>
-          <w:lang w:val="zh_TW" w:bidi="zh_TW"/>
-        </w:rPr>
-        <w:t>新約聖經中有兩次提到夏娃。使徒保羅在談論婦女是否可以在教會中教導時引用了夏娃的例子。他寫道：「我不許女人講道，也不許她轄管男人」（</w:t>
-      </w:r>
-      <w:hyperlink r:id="rId51">
-        <w:r>
-          <w:rPr>
-            <w:lang w:val="zh_TW" w:bidi="zh_TW"/>
-          </w:rPr>
-          <w:rPr>
-            <w:color w:val="0000EE"/>
-            <w:u w:val="single"/>
-          </w:rPr>
-          <w:t>提前2:12</w:t>
-        </w:r>
-      </w:hyperlink>
-      <w:r>
-        <w:rPr>
-          <w:lang w:val="zh_TW" w:bidi="zh_TW"/>
-        </w:rPr>
-        <w:t>）。希臘文中「男人」一詞與「丈夫」同字，因此有些學者認為，保羅在此可能特別是指婦女與丈夫之間的關係，而非泛指所有男人。保羅的推論是：男人先被造，而女人被引誘，成為第一個犯罪的人（</w:t>
-      </w:r>
-      <w:hyperlink r:id="rId52">
-        <w:r>
-          <w:rPr>
-            <w:lang w:val="zh_TW" w:bidi="zh_TW"/>
-          </w:rPr>
-          <w:rPr>
-            <w:color w:val="0000EE"/>
-            <w:u w:val="single"/>
-          </w:rPr>
-          <w:t>提前2:12–15</w:t>
-        </w:r>
-      </w:hyperlink>
-      <w:r>
-        <w:rPr>
-          <w:lang w:val="zh_TW" w:bidi="zh_TW"/>
-        </w:rPr>
-        <w:t>；</w:t>
-      </w:r>
-      <w:hyperlink r:id="rId53">
-        <w:r>
-          <w:rPr>
-            <w:lang w:val="zh_TW" w:bidi="zh_TW"/>
-          </w:rPr>
-          <w:rPr>
-            <w:color w:val="0000EE"/>
-            <w:u w:val="single"/>
-          </w:rPr>
-          <w:t>林後11:3</w:t>
-        </w:r>
-      </w:hyperlink>
-      <w:r>
-        <w:rPr>
-          <w:lang w:val="zh_TW" w:bidi="zh_TW"/>
-        </w:rPr>
-        <w:t>）。</w:t>
-      </w:r>
-    </w:p>
-    <w:p>
-      <w:pPr/>
-      <w:r>
-        <w:rPr>
-          <w:lang w:val="zh_TW" w:bidi="zh_TW"/>
-        </w:rPr>
-      </w:r>
-      <w:r>
-        <w:rPr>
-          <w:lang w:val="zh_TW" w:bidi="zh_TW"/>
-        </w:rPr>
-        <w:t>有些人認為，保羅在這裡強調的是創造的次序與人類墮落（亞當與夏娃犯罪）這兩個事實，並以此作為限制婦女在教會中行使權柄的理由。另一些人則認為保羅的指示是針對當時以弗所教會的具體情況（那裡出現錯誤教導的問題），因此保羅的話應理解為處理當時特定的情境，而非在所有教會中普遍禁止婦女教導的永久規條。</w:t>
-      </w:r>
-    </w:p>
-    <w:p>
-      <w:pPr/>
-      <w:r>
-        <w:rPr>
-          <w:lang w:val="zh_TW" w:bidi="zh_TW"/>
-        </w:rPr>
-      </w:r>
-      <w:r>
-        <w:rPr>
-          <w:i/>
-          <w:lang w:val="zh_TW" w:bidi="zh_TW"/>
-        </w:rPr>
-        <w:t>另見</w:t>
-      </w:r>
-      <w:r>
-        <w:rPr>
-          <w:lang w:val="zh_TW" w:bidi="zh_TW"/>
-        </w:rPr>
-        <w:t xml:space="preserve"> </w:t>
-      </w:r>
-      <w:r>
-        <w:rPr>
-          <w:lang w:val="zh_TW" w:bidi="zh_TW"/>
-        </w:rPr>
-        <w:t>亞當（人物）</w:t>
-      </w:r>
-      <w:r>
-        <w:rPr>
-          <w:lang w:val="zh_TW" w:bidi="zh_TW"/>
-        </w:rPr>
-        <w:t>；</w:t>
-      </w:r>
-      <w:r>
-        <w:rPr>
-          <w:lang w:val="zh_TW" w:bidi="zh_TW"/>
-        </w:rPr>
-        <w:t>伊甸園</w:t>
+      <w:r>
+        <w:rPr>
+          <w:lang w:val="zh_TW" w:bidi="zh_TW"/>
+        </w:rPr>
+        <w:t>聖經中的律法概念</w:t>
+      </w:r>
+      <w:r>
+        <w:rPr>
+          <w:lang w:val="zh_TW" w:bidi="zh_TW"/>
+        </w:rPr>
+        <w:t>、</w:t>
+      </w:r>
+      <w:r>
+        <w:rPr>
+          <w:lang w:val="zh_TW" w:bidi="zh_TW"/>
+        </w:rPr>
+        <w:t>塔木德</w:t>
       </w:r>
       <w:r>
         <w:rPr>
@@ -3891,6 +3162,12 @@
   </w:num>
   <w:num w:numId="13" w16cid:durableId="592781308">
     <w:abstractNumId w:val="11"/>
+  </w:num>
+  <w:num w:numId="14">
+    <w:abstractNumId w:val="3"/>
+    <w:lvlOverride w:ilvl="0">
+      <w:startOverride w:val="1"/>
+    </w:lvlOverride>
   </w:num>
   <w:numIdMacAtCleanup w:val="10"/>
 </w:numbering>

--- a/zht/docx/172.content.docx
+++ b/zht/docx/172.content.docx
@@ -149,7 +149,7 @@
         <w:rPr>
           <w:lang w:val="zh_TW" w:bidi="zh_TW"/>
         </w:rPr>
-        <w:t>tuo</w:t>
+        <w:t>tou</w:t>
       </w:r>
       <w:r>
         <w:rPr>
@@ -212,7 +212,7 @@
         <w:rPr>
           <w:lang w:val="zh_TW" w:bidi="zh_TW"/>
         </w:rPr>
-        <w:t>陀斐特</w:t>
+        <w:t>頭</w:t>
       </w:r>
       <w:r>
         <w:rPr>
@@ -231,43 +231,7 @@
         <w:rPr>
           <w:lang w:val="zh_TW" w:bidi="zh_TW"/>
         </w:rPr>
-        <w:t>欣嫩谷中的一處地方。欣嫩山谷位於耶路撒冷外，是以色列人向摩洛以人獻祭，褻瀆耶和華的地方。作為宗教改革的一部分，約西亞污穢了陀斐特並拆毀了祭壇（</w:t>
-      </w:r>
-      <w:hyperlink r:id="rId13">
-        <w:r>
-          <w:rPr>
-            <w:lang w:val="zh_TW" w:bidi="zh_TW"/>
-          </w:rPr>
-          <w:rPr>
-            <w:color w:val="0000EE"/>
-            <w:u w:val="single"/>
-          </w:rPr>
-          <w:t>列王紀下23:10</w:t>
-        </w:r>
-      </w:hyperlink>
-      <w:r>
-        <w:rPr>
-          <w:lang w:val="zh_TW" w:bidi="zh_TW"/>
-        </w:rPr>
-        <w:t>）。這些改革推翻了他祖父瑪拿西先前所推行的習俗。在約西亞的時代，先知耶利米也曾指出並譴責這些做法的死灰復燃（</w:t>
-      </w:r>
-      <w:hyperlink r:id="rId14">
-        <w:r>
-          <w:rPr>
-            <w:lang w:val="zh_TW" w:bidi="zh_TW"/>
-          </w:rPr>
-          <w:rPr>
-            <w:color w:val="0000EE"/>
-            <w:u w:val="single"/>
-          </w:rPr>
-          <w:t>耶利米書7:31–32</w:t>
-        </w:r>
-      </w:hyperlink>
-      <w:r>
-        <w:rPr>
-          <w:lang w:val="zh_TW" w:bidi="zh_TW"/>
-        </w:rPr>
-        <w:t>）。</w:t>
+        <w:t>身體的最頂部，包括大腦、主要感官和嘴巴。在聖經中多次出現來描述身體。希伯來文中的「頭」一詞在舊約聖經中也被用作比喻。它通常表示能力和權柄。</w:t>
       </w:r>
     </w:p>
     <w:p>
@@ -281,7 +245,43 @@
         <w:rPr>
           <w:lang w:val="zh_TW" w:bidi="zh_TW"/>
         </w:rPr>
-        <w:t>耶利米預言這個谷將被重新命名為「屠殺谷」，因為這裡將成為巴比倫人在圍攻耶路撒冷期間擊潰猶大的地點。耶利米在陶匠的比喻中重複了這個預言，強調耶路撒冷將被徹底摧毀，以至於它會像陀斐特（</w:t>
+        <w:t>抬起一個人的頭（昂首）被視為是驕傲的行為（</w:t>
+      </w:r>
+      <w:hyperlink r:id="rId13">
+        <w:r>
+          <w:rPr>
+            <w:lang w:val="zh_TW" w:bidi="zh_TW"/>
+          </w:rPr>
+          <w:rPr>
+            <w:color w:val="0000EE"/>
+            <w:u w:val="single"/>
+          </w:rPr>
+          <w:t>詩140:9</w:t>
+        </w:r>
+      </w:hyperlink>
+      <w:r>
+        <w:rPr>
+          <w:lang w:val="zh_TW" w:bidi="zh_TW"/>
+        </w:rPr>
+        <w:t>）或榮譽（</w:t>
+      </w:r>
+      <w:hyperlink r:id="rId14">
+        <w:r>
+          <w:rPr>
+            <w:lang w:val="zh_TW" w:bidi="zh_TW"/>
+          </w:rPr>
+          <w:rPr>
+            <w:color w:val="0000EE"/>
+            <w:u w:val="single"/>
+          </w:rPr>
+          <w:t>創40:20</w:t>
+        </w:r>
+      </w:hyperlink>
+      <w:r>
+        <w:rPr>
+          <w:lang w:val="zh_TW" w:bidi="zh_TW"/>
+        </w:rPr>
+        <w:t>；</w:t>
       </w:r>
       <w:hyperlink r:id="rId15">
         <w:r>
@@ -292,14 +292,14 @@
             <w:color w:val="0000EE"/>
             <w:u w:val="single"/>
           </w:rPr>
-          <w:t>19:12</w:t>
+          <w:t>詩3:3</w:t>
         </w:r>
       </w:hyperlink>
       <w:r>
         <w:rPr>
           <w:lang w:val="zh_TW" w:bidi="zh_TW"/>
         </w:rPr>
-        <w:t>）一樣。那時，陀斐特顯然已經成為城市裡的垃圾場，破碎的陶器被丟棄在那裡，無法在任何城市的墓地進行的安葬，也會在那裡進行（第</w:t>
+        <w:t>，</w:t>
       </w:r>
       <w:hyperlink r:id="rId16">
         <w:r>
@@ -310,14 +310,308 @@
             <w:color w:val="0000EE"/>
             <w:u w:val="single"/>
           </w:rPr>
-          <w:t>11</w:t>
+          <w:t>27:6</w:t>
         </w:r>
       </w:hyperlink>
       <w:r>
         <w:rPr>
           <w:lang w:val="zh_TW" w:bidi="zh_TW"/>
         </w:rPr>
-        <w:t>節）。</w:t>
+        <w:t>）。低頭表示謙卑（</w:t>
+      </w:r>
+      <w:hyperlink r:id="rId17">
+        <w:r>
+          <w:rPr>
+            <w:lang w:val="zh_TW" w:bidi="zh_TW"/>
+          </w:rPr>
+          <w:rPr>
+            <w:color w:val="0000EE"/>
+            <w:u w:val="single"/>
+          </w:rPr>
+          <w:t>賽58:5</w:t>
+        </w:r>
+      </w:hyperlink>
+      <w:r>
+        <w:rPr>
+          <w:lang w:val="zh_TW" w:bidi="zh_TW"/>
+        </w:rPr>
+        <w:t>）或悲傷（</w:t>
+      </w:r>
+      <w:hyperlink r:id="rId18">
+        <w:r>
+          <w:rPr>
+            <w:lang w:val="zh_TW" w:bidi="zh_TW"/>
+          </w:rPr>
+          <w:rPr>
+            <w:color w:val="0000EE"/>
+            <w:u w:val="single"/>
+          </w:rPr>
+          <w:t>哀2:10</w:t>
+        </w:r>
+      </w:hyperlink>
+      <w:r>
+        <w:rPr>
+          <w:lang w:val="zh_TW" w:bidi="zh_TW"/>
+        </w:rPr>
+        <w:t>）。這個希伯來文詞語被比喻用於山峰（</w:t>
+      </w:r>
+      <w:hyperlink r:id="rId19">
+        <w:r>
+          <w:rPr>
+            <w:lang w:val="zh_TW" w:bidi="zh_TW"/>
+          </w:rPr>
+          <w:rPr>
+            <w:color w:val="0000EE"/>
+            <w:u w:val="single"/>
+          </w:rPr>
+          <w:t>創8:5</w:t>
+        </w:r>
+      </w:hyperlink>
+      <w:r>
+        <w:rPr>
+          <w:lang w:val="zh_TW" w:bidi="zh_TW"/>
+        </w:rPr>
+        <w:t>）、建築物的頂部（</w:t>
+      </w:r>
+      <w:hyperlink r:id="rId20">
+        <w:r>
+          <w:rPr>
+            <w:lang w:val="zh_TW" w:bidi="zh_TW"/>
+          </w:rPr>
+          <w:rPr>
+            <w:color w:val="0000EE"/>
+            <w:u w:val="single"/>
+          </w:rPr>
+          <w:t>創11:4</w:t>
+        </w:r>
+      </w:hyperlink>
+      <w:r>
+        <w:rPr>
+          <w:lang w:val="zh_TW" w:bidi="zh_TW"/>
+        </w:rPr>
+        <w:t>）或樹木（</w:t>
+      </w:r>
+      <w:hyperlink r:id="rId21">
+        <w:r>
+          <w:rPr>
+            <w:lang w:val="zh_TW" w:bidi="zh_TW"/>
+          </w:rPr>
+          <w:rPr>
+            <w:color w:val="0000EE"/>
+            <w:u w:val="single"/>
+          </w:rPr>
+          <w:t>撒下5:24</w:t>
+        </w:r>
+      </w:hyperlink>
+      <w:r>
+        <w:rPr>
+          <w:lang w:val="zh_TW" w:bidi="zh_TW"/>
+        </w:rPr>
+        <w:t>），以及河流的源頭（</w:t>
+      </w:r>
+      <w:hyperlink r:id="rId22">
+        <w:r>
+          <w:rPr>
+            <w:lang w:val="zh_TW" w:bidi="zh_TW"/>
+          </w:rPr>
+          <w:rPr>
+            <w:color w:val="0000EE"/>
+            <w:u w:val="single"/>
+          </w:rPr>
+          <w:t>創2:10</w:t>
+        </w:r>
+      </w:hyperlink>
+      <w:r>
+        <w:rPr>
+          <w:lang w:val="zh_TW" w:bidi="zh_TW"/>
+        </w:rPr>
+        <w:t>）。這個詞通常用來指政治、軍事或家庭權柄的首位。在這個意義上，「頭」對所有屬於他的人有控制權（</w:t>
+      </w:r>
+      <w:hyperlink r:id="rId23">
+        <w:r>
+          <w:rPr>
+            <w:lang w:val="zh_TW" w:bidi="zh_TW"/>
+          </w:rPr>
+          <w:rPr>
+            <w:color w:val="0000EE"/>
+            <w:u w:val="single"/>
+          </w:rPr>
+          <w:t>士10:18</w:t>
+        </w:r>
+      </w:hyperlink>
+      <w:r>
+        <w:rPr>
+          <w:lang w:val="zh_TW" w:bidi="zh_TW"/>
+        </w:rPr>
+        <w:t>；</w:t>
+      </w:r>
+      <w:hyperlink r:id="rId24">
+        <w:r>
+          <w:rPr>
+            <w:lang w:val="zh_TW" w:bidi="zh_TW"/>
+          </w:rPr>
+          <w:rPr>
+            <w:color w:val="0000EE"/>
+            <w:u w:val="single"/>
+          </w:rPr>
+          <w:t>撒上15:17</w:t>
+        </w:r>
+      </w:hyperlink>
+      <w:r>
+        <w:rPr>
+          <w:lang w:val="zh_TW" w:bidi="zh_TW"/>
+        </w:rPr>
+        <w:t>；</w:t>
+      </w:r>
+      <w:hyperlink r:id="rId25">
+        <w:r>
+          <w:rPr>
+            <w:lang w:val="zh_TW" w:bidi="zh_TW"/>
+          </w:rPr>
+          <w:rPr>
+            <w:color w:val="0000EE"/>
+            <w:u w:val="single"/>
+          </w:rPr>
+          <w:t>詩18:43</w:t>
+        </w:r>
+      </w:hyperlink>
+      <w:r>
+        <w:rPr>
+          <w:lang w:val="zh_TW" w:bidi="zh_TW"/>
+        </w:rPr>
+        <w:t>；</w:t>
+      </w:r>
+      <w:hyperlink r:id="rId26">
+        <w:r>
+          <w:rPr>
+            <w:lang w:val="zh_TW" w:bidi="zh_TW"/>
+          </w:rPr>
+          <w:rPr>
+            <w:color w:val="0000EE"/>
+            <w:u w:val="single"/>
+          </w:rPr>
+          <w:t>賽7:8–9</w:t>
+        </w:r>
+      </w:hyperlink>
+      <w:r>
+        <w:rPr>
+          <w:lang w:val="zh_TW" w:bidi="zh_TW"/>
+        </w:rPr>
+        <w:t>；</w:t>
+      </w:r>
+      <w:hyperlink r:id="rId27">
+        <w:r>
+          <w:rPr>
+            <w:lang w:val="zh_TW" w:bidi="zh_TW"/>
+          </w:rPr>
+          <w:rPr>
+            <w:color w:val="0000EE"/>
+            <w:u w:val="single"/>
+          </w:rPr>
+          <w:t>耶31:7</w:t>
+        </w:r>
+      </w:hyperlink>
+      <w:r>
+        <w:rPr>
+          <w:lang w:val="zh_TW" w:bidi="zh_TW"/>
+        </w:rPr>
+        <w:t>；</w:t>
+      </w:r>
+      <w:hyperlink r:id="rId28">
+        <w:r>
+          <w:rPr>
+            <w:lang w:val="zh_TW" w:bidi="zh_TW"/>
+          </w:rPr>
+          <w:rPr>
+            <w:color w:val="0000EE"/>
+            <w:u w:val="single"/>
+          </w:rPr>
+          <w:t>何1:11</w:t>
+        </w:r>
+      </w:hyperlink>
+      <w:r>
+        <w:rPr>
+          <w:lang w:val="zh_TW" w:bidi="zh_TW"/>
+        </w:rPr>
+        <w:t>）。大衛在擔任亞吉的保鏢時被稱為「</w:t>
+      </w:r>
+      <w:r>
+        <w:rPr>
+          <w:lang w:val="zh_TW" w:bidi="zh_TW"/>
+        </w:rPr>
+        <w:t>我立你永遠作我的護衛長（有些譯本譯為：</w:t>
+      </w:r>
+      <w:r>
+        <w:rPr>
+          <w:lang w:val="zh_TW" w:bidi="zh_TW"/>
+        </w:rPr>
+        <w:t>我的頭，守護者</w:t>
+      </w:r>
+      <w:r>
+        <w:rPr>
+          <w:lang w:val="zh_TW" w:bidi="zh_TW"/>
+        </w:rPr>
+        <w:t>）</w:t>
+      </w:r>
+      <w:r>
+        <w:rPr>
+          <w:lang w:val="zh_TW" w:bidi="zh_TW"/>
+        </w:rPr>
+        <w:t>」（</w:t>
+      </w:r>
+      <w:hyperlink r:id="rId29">
+        <w:r>
+          <w:rPr>
+            <w:lang w:val="zh_TW" w:bidi="zh_TW"/>
+          </w:rPr>
+          <w:rPr>
+            <w:color w:val="0000EE"/>
+            <w:u w:val="single"/>
+          </w:rPr>
+          <w:t>撒上28:2</w:t>
+        </w:r>
+      </w:hyperlink>
+      <w:r>
+        <w:rPr>
+          <w:lang w:val="zh_TW" w:bidi="zh_TW"/>
+        </w:rPr>
+        <w:t>；參：</w:t>
+      </w:r>
+      <w:hyperlink r:id="rId30">
+        <w:r>
+          <w:rPr>
+            <w:lang w:val="zh_TW" w:bidi="zh_TW"/>
+          </w:rPr>
+          <w:rPr>
+            <w:color w:val="0000EE"/>
+            <w:u w:val="single"/>
+          </w:rPr>
+          <w:t>士9:53</w:t>
+        </w:r>
+      </w:hyperlink>
+      <w:r>
+        <w:rPr>
+          <w:lang w:val="zh_TW" w:bidi="zh_TW"/>
+        </w:rPr>
+        <w:t>；</w:t>
+      </w:r>
+      <w:hyperlink r:id="rId31">
+        <w:r>
+          <w:rPr>
+            <w:lang w:val="zh_TW" w:bidi="zh_TW"/>
+          </w:rPr>
+          <w:rPr>
+            <w:color w:val="0000EE"/>
+            <w:u w:val="single"/>
+          </w:rPr>
+          <w:t>詩68:21</w:t>
+        </w:r>
+      </w:hyperlink>
+      <w:r>
+        <w:rPr>
+          <w:lang w:val="zh_TW" w:bidi="zh_TW"/>
+        </w:rPr>
+        <w:t>）。</w:t>
       </w:r>
     </w:p>
     <w:p>
@@ -331,107 +625,7 @@
         <w:rPr>
           <w:lang w:val="zh_TW" w:bidi="zh_TW"/>
         </w:rPr>
-        <w:t>雖然陀斐特在新約聖經中沒有被提及，但它與磯漢拿（Gehenna ，「欣嫩谷」的亞蘭文形式）有關。磯漢拿指的是毀滅之地，通常在新約聖經中被翻譯為「地獄」（</w:t>
-      </w:r>
-      <w:hyperlink r:id="rId17">
-        <w:r>
-          <w:rPr>
-            <w:lang w:val="zh_TW" w:bidi="zh_TW"/>
-          </w:rPr>
-          <w:rPr>
-            <w:color w:val="0000EE"/>
-            <w:u w:val="single"/>
-          </w:rPr>
-          <w:t>馬太福音5:22、29–30</w:t>
-        </w:r>
-      </w:hyperlink>
-      <w:r>
-        <w:rPr>
-          <w:lang w:val="zh_TW" w:bidi="zh_TW"/>
-        </w:rPr>
-        <w:t>，</w:t>
-      </w:r>
-      <w:hyperlink r:id="rId18">
-        <w:r>
-          <w:rPr>
-            <w:lang w:val="zh_TW" w:bidi="zh_TW"/>
-          </w:rPr>
-          <w:rPr>
-            <w:color w:val="0000EE"/>
-            <w:u w:val="single"/>
-          </w:rPr>
-          <w:t>10:28</w:t>
-        </w:r>
-      </w:hyperlink>
-      <w:r>
-        <w:rPr>
-          <w:lang w:val="zh_TW" w:bidi="zh_TW"/>
-        </w:rPr>
-        <w:t>，</w:t>
-      </w:r>
-      <w:hyperlink r:id="rId19">
-        <w:r>
-          <w:rPr>
-            <w:lang w:val="zh_TW" w:bidi="zh_TW"/>
-          </w:rPr>
-          <w:rPr>
-            <w:color w:val="0000EE"/>
-            <w:u w:val="single"/>
-          </w:rPr>
-          <w:t>18:9</w:t>
-        </w:r>
-      </w:hyperlink>
-      <w:r>
-        <w:rPr>
-          <w:lang w:val="zh_TW" w:bidi="zh_TW"/>
-        </w:rPr>
-        <w:t>；</w:t>
-      </w:r>
-      <w:hyperlink r:id="rId20">
-        <w:r>
-          <w:rPr>
-            <w:lang w:val="zh_TW" w:bidi="zh_TW"/>
-          </w:rPr>
-          <w:rPr>
-            <w:color w:val="0000EE"/>
-            <w:u w:val="single"/>
-          </w:rPr>
-          <w:t>馬可福音9:43–47</w:t>
-        </w:r>
-      </w:hyperlink>
-      <w:r>
-        <w:rPr>
-          <w:lang w:val="zh_TW" w:bidi="zh_TW"/>
-        </w:rPr>
-        <w:t>；</w:t>
-      </w:r>
-      <w:hyperlink r:id="rId21">
-        <w:r>
-          <w:rPr>
-            <w:lang w:val="zh_TW" w:bidi="zh_TW"/>
-          </w:rPr>
-          <w:rPr>
-            <w:color w:val="0000EE"/>
-            <w:u w:val="single"/>
-          </w:rPr>
-          <w:t>路加福音12:5</w:t>
-        </w:r>
-      </w:hyperlink>
-      <w:r>
-        <w:rPr>
-          <w:lang w:val="zh_TW" w:bidi="zh_TW"/>
-        </w:rPr>
-        <w:t>）。</w:t>
-      </w:r>
-      <w:r>
-        <w:rPr>
-          <w:lang w:val="zh_TW" w:bidi="zh_TW"/>
-        </w:rPr>
-      </w:r>
-      <w:r>
-        <w:rPr>
-          <w:lang w:val="zh_TW" w:bidi="zh_TW"/>
-        </w:rPr>
+        <w:t>希臘哲學家使用身體的特徵來代表宇宙。這個身體的頭部——稱為「宙斯」或理性——被視為是來創造和維持其餘成員（天體、人類、動物、植物和無生命的物體）的部分。宇宙，或「身體」，其存在歸功於「頭部」。</w:t>
       </w:r>
     </w:p>
     <w:p>
@@ -441,21 +635,11 @@
           <w:lang w:val="zh_TW" w:bidi="zh_TW"/>
         </w:rPr>
       </w:r>
-    </w:p>
-    <w:p>
-      <w:pPr>
-        <w:pStyle w:val="Heading2"/>
-      </w:pPr>
-      <w:r>
-        <w:rPr>
-          <w:lang w:val="zh_TW" w:bidi="zh_TW"/>
-        </w:rPr>
-        <w:t>陀迦瑪</w:t>
-      </w:r>
-      <w:r>
-        <w:rPr>
-          <w:lang w:val="zh_TW" w:bidi="zh_TW"/>
-        </w:rPr>
+      <w:r>
+        <w:rPr>
+          <w:lang w:val="zh_TW" w:bidi="zh_TW"/>
+        </w:rPr>
+        <w:t>在公元前460年（通常被認為是希波克拉底〔Hippocrates〕最早著作的日期）和公元200年（發展希波克拉底研究的蓋倫〔Galen〕去世）之間，希臘醫學科學逐漸理解頭部是智慧的所在。身體之所以能夠有效地運作，是因為大腦能夠解釋從身體（眼睛、耳朵、皮膚等）接收到的數據，並且能夠根據接收到的數據向身體的各個部份發出適當的信號，大腦解釋和指導的能力使身體的存在完全依賴於它。</w:t>
       </w:r>
     </w:p>
     <w:p>
@@ -469,9 +653,9 @@
         <w:rPr>
           <w:lang w:val="zh_TW" w:bidi="zh_TW"/>
         </w:rPr>
-        <w:t>歌篾的第三個兒子，雅弗的後裔（</w:t>
-      </w:r>
-      <w:hyperlink r:id="rId22">
+        <w:t>在新約中，這個詞指的是人類的頭部（</w:t>
+      </w:r>
+      <w:hyperlink r:id="rId32">
         <w:r>
           <w:rPr>
             <w:lang w:val="zh_TW" w:bidi="zh_TW"/>
@@ -480,16 +664,16 @@
             <w:color w:val="0000EE"/>
             <w:u w:val="single"/>
           </w:rPr>
-          <w:t>創10:3</w:t>
+          <w:t>太5:36</w:t>
         </w:r>
       </w:hyperlink>
       <w:r>
         <w:rPr>
           <w:lang w:val="zh_TW" w:bidi="zh_TW"/>
         </w:rPr>
-        <w:t>；</w:t>
-      </w:r>
-      <w:hyperlink r:id="rId23">
+        <w:t>，</w:t>
+      </w:r>
+      <w:hyperlink r:id="rId33">
         <w:r>
           <w:rPr>
             <w:lang w:val="zh_TW" w:bidi="zh_TW"/>
@@ -498,16 +682,16 @@
             <w:color w:val="0000EE"/>
             <w:u w:val="single"/>
           </w:rPr>
-          <w:t>代上1:6</w:t>
+          <w:t>6:17</w:t>
         </w:r>
       </w:hyperlink>
       <w:r>
         <w:rPr>
           <w:lang w:val="zh_TW" w:bidi="zh_TW"/>
         </w:rPr>
-        <w:t>）。陀迦瑪人（Beth-togarmah，意為「陀迦瑪之家」）出現在以西結對抗那些敵對以色列之國家的預言中（</w:t>
-      </w:r>
-      <w:hyperlink r:id="rId24">
+        <w:t>，</w:t>
+      </w:r>
+      <w:hyperlink r:id="rId34">
         <w:r>
           <w:rPr>
             <w:lang w:val="zh_TW" w:bidi="zh_TW"/>
@@ -516,7 +700,7 @@
             <w:color w:val="0000EE"/>
             <w:u w:val="single"/>
           </w:rPr>
-          <w:t>結27:14</w:t>
+          <w:t>14:8</w:t>
         </w:r>
       </w:hyperlink>
       <w:r>
@@ -525,7 +709,7 @@
         </w:rPr>
         <w:t>，</w:t>
       </w:r>
-      <w:hyperlink r:id="rId25">
+      <w:hyperlink r:id="rId35">
         <w:r>
           <w:rPr>
             <w:lang w:val="zh_TW" w:bidi="zh_TW"/>
@@ -534,16 +718,16 @@
             <w:color w:val="0000EE"/>
             <w:u w:val="single"/>
           </w:rPr>
-          <w:t>38:6</w:t>
+          <w:t>26:7</w:t>
         </w:r>
       </w:hyperlink>
       <w:r>
         <w:rPr>
           <w:lang w:val="zh_TW" w:bidi="zh_TW"/>
         </w:rPr>
-        <w:t>）。陀迦瑪人曾是泰爾的主要貿易夥伴之一，負責供應戰馬和騾子。由於陀迦瑪經常與雅完、土巴、米設、底但和他施聯繫在一起，所以以西結在寫作時很可能參考了</w:t>
-      </w:r>
-      <w:hyperlink r:id="rId26">
+        <w:t>；</w:t>
+      </w:r>
+      <w:hyperlink r:id="rId36">
         <w:r>
           <w:rPr>
             <w:lang w:val="zh_TW" w:bidi="zh_TW"/>
@@ -552,24 +736,302 @@
             <w:color w:val="0000EE"/>
             <w:u w:val="single"/>
           </w:rPr>
-          <w:t>創世記十章</w:t>
+          <w:t>可6:27</w:t>
         </w:r>
       </w:hyperlink>
       <w:r>
         <w:rPr>
           <w:lang w:val="zh_TW" w:bidi="zh_TW"/>
         </w:rPr>
-        <w:t>中的民族名單。作為一個民族學術語，大多數人將陀迦瑪辨識為亞美尼亞人（Armenia）。亞美尼亞人則將陀迦瑪人（Thorgon）視為他們民族的起源。</w:t>
-      </w:r>
-      <w:r>
-        <w:rPr>
-          <w:lang w:val="zh_TW" w:bidi="zh_TW"/>
-        </w:rPr>
-      </w:r>
-      <w:r>
-        <w:rPr>
-          <w:lang w:val="zh_TW" w:bidi="zh_TW"/>
-        </w:rPr>
+        <w:t>，</w:t>
+      </w:r>
+      <w:hyperlink r:id="rId37">
+        <w:r>
+          <w:rPr>
+            <w:lang w:val="zh_TW" w:bidi="zh_TW"/>
+          </w:rPr>
+          <w:rPr>
+            <w:color w:val="0000EE"/>
+            <w:u w:val="single"/>
+          </w:rPr>
+          <w:t>14:3</w:t>
+        </w:r>
+      </w:hyperlink>
+      <w:r>
+        <w:rPr>
+          <w:lang w:val="zh_TW" w:bidi="zh_TW"/>
+        </w:rPr>
+        <w:t>；</w:t>
+      </w:r>
+      <w:hyperlink r:id="rId38">
+        <w:r>
+          <w:rPr>
+            <w:lang w:val="zh_TW" w:bidi="zh_TW"/>
+          </w:rPr>
+          <w:rPr>
+            <w:color w:val="0000EE"/>
+            <w:u w:val="single"/>
+          </w:rPr>
+          <w:t>路7:46</w:t>
+        </w:r>
+      </w:hyperlink>
+      <w:r>
+        <w:rPr>
+          <w:lang w:val="zh_TW" w:bidi="zh_TW"/>
+        </w:rPr>
+        <w:t>；</w:t>
+      </w:r>
+      <w:hyperlink r:id="rId39">
+        <w:r>
+          <w:rPr>
+            <w:lang w:val="zh_TW" w:bidi="zh_TW"/>
+          </w:rPr>
+          <w:rPr>
+            <w:color w:val="0000EE"/>
+            <w:u w:val="single"/>
+          </w:rPr>
+          <w:t>約13:9</w:t>
+        </w:r>
+      </w:hyperlink>
+      <w:r>
+        <w:rPr>
+          <w:lang w:val="zh_TW" w:bidi="zh_TW"/>
+        </w:rPr>
+        <w:t>，</w:t>
+      </w:r>
+      <w:hyperlink r:id="rId40">
+        <w:r>
+          <w:rPr>
+            <w:lang w:val="zh_TW" w:bidi="zh_TW"/>
+          </w:rPr>
+          <w:rPr>
+            <w:color w:val="0000EE"/>
+            <w:u w:val="single"/>
+          </w:rPr>
+          <w:t>20:7</w:t>
+        </w:r>
+      </w:hyperlink>
+      <w:r>
+        <w:rPr>
+          <w:lang w:val="zh_TW" w:bidi="zh_TW"/>
+        </w:rPr>
+        <w:t>），指天啟生物（</w:t>
+      </w:r>
+      <w:hyperlink r:id="rId41">
+        <w:r>
+          <w:rPr>
+            <w:lang w:val="zh_TW" w:bidi="zh_TW"/>
+          </w:rPr>
+          <w:rPr>
+            <w:color w:val="0000EE"/>
+            <w:u w:val="single"/>
+          </w:rPr>
+          <w:t>啟1:14</w:t>
+        </w:r>
+      </w:hyperlink>
+      <w:r>
+        <w:rPr>
+          <w:lang w:val="zh_TW" w:bidi="zh_TW"/>
+        </w:rPr>
+        <w:t>，</w:t>
+      </w:r>
+      <w:hyperlink r:id="rId42">
+        <w:r>
+          <w:rPr>
+            <w:lang w:val="zh_TW" w:bidi="zh_TW"/>
+          </w:rPr>
+          <w:rPr>
+            <w:color w:val="0000EE"/>
+            <w:u w:val="single"/>
+          </w:rPr>
+          <w:t>4:4</w:t>
+        </w:r>
+      </w:hyperlink>
+      <w:r>
+        <w:rPr>
+          <w:lang w:val="zh_TW" w:bidi="zh_TW"/>
+        </w:rPr>
+        <w:t>，</w:t>
+      </w:r>
+      <w:hyperlink r:id="rId43">
+        <w:r>
+          <w:rPr>
+            <w:lang w:val="zh_TW" w:bidi="zh_TW"/>
+          </w:rPr>
+          <w:rPr>
+            <w:color w:val="0000EE"/>
+            <w:u w:val="single"/>
+          </w:rPr>
+          <w:t>12:1</w:t>
+        </w:r>
+      </w:hyperlink>
+      <w:r>
+        <w:rPr>
+          <w:lang w:val="zh_TW" w:bidi="zh_TW"/>
+        </w:rPr>
+        <w:t>），以及動物（</w:t>
+      </w:r>
+      <w:hyperlink r:id="rId44">
+        <w:r>
+          <w:rPr>
+            <w:lang w:val="zh_TW" w:bidi="zh_TW"/>
+          </w:rPr>
+          <w:rPr>
+            <w:color w:val="0000EE"/>
+            <w:u w:val="single"/>
+          </w:rPr>
+          <w:t>啟9:7、17、19</w:t>
+        </w:r>
+      </w:hyperlink>
+      <w:r>
+        <w:rPr>
+          <w:lang w:val="zh_TW" w:bidi="zh_TW"/>
+        </w:rPr>
+        <w:t>，</w:t>
+      </w:r>
+      <w:hyperlink r:id="rId45">
+        <w:r>
+          <w:rPr>
+            <w:lang w:val="zh_TW" w:bidi="zh_TW"/>
+          </w:rPr>
+          <w:rPr>
+            <w:color w:val="0000EE"/>
+            <w:u w:val="single"/>
+          </w:rPr>
+          <w:t>12:3</w:t>
+        </w:r>
+      </w:hyperlink>
+      <w:r>
+        <w:rPr>
+          <w:lang w:val="zh_TW" w:bidi="zh_TW"/>
+        </w:rPr>
+        <w:t>）。此外，它出現在諸如「</w:t>
+      </w:r>
+      <w:r>
+        <w:rPr>
+          <w:lang w:val="zh_TW" w:bidi="zh_TW"/>
+        </w:rPr>
+        <w:t>炭火堆在他的頭上</w:t>
+      </w:r>
+      <w:r>
+        <w:rPr>
+          <w:lang w:val="zh_TW" w:bidi="zh_TW"/>
+        </w:rPr>
+        <w:t>」這樣的表達中，意指以善報惡（</w:t>
+      </w:r>
+      <w:hyperlink r:id="rId46">
+        <w:r>
+          <w:rPr>
+            <w:lang w:val="zh_TW" w:bidi="zh_TW"/>
+          </w:rPr>
+          <w:rPr>
+            <w:color w:val="0000EE"/>
+            <w:u w:val="single"/>
+          </w:rPr>
+          <w:t>羅12:20</w:t>
+        </w:r>
+      </w:hyperlink>
+      <w:r>
+        <w:rPr>
+          <w:lang w:val="zh_TW" w:bidi="zh_TW"/>
+        </w:rPr>
+        <w:t>；參：</w:t>
+      </w:r>
+      <w:hyperlink r:id="rId47">
+        <w:r>
+          <w:rPr>
+            <w:lang w:val="zh_TW" w:bidi="zh_TW"/>
+          </w:rPr>
+          <w:rPr>
+            <w:color w:val="0000EE"/>
+            <w:u w:val="single"/>
+          </w:rPr>
+          <w:t>太5:44</w:t>
+        </w:r>
+      </w:hyperlink>
+      <w:r>
+        <w:rPr>
+          <w:lang w:val="zh_TW" w:bidi="zh_TW"/>
+        </w:rPr>
+        <w:t>）；「剪髮」或「</w:t>
+      </w:r>
+      <w:r>
+        <w:rPr>
+          <w:lang w:val="zh_TW" w:bidi="zh_TW"/>
+        </w:rPr>
+        <w:t>剃</w:t>
+      </w:r>
+      <w:r>
+        <w:rPr>
+          <w:lang w:val="zh_TW" w:bidi="zh_TW"/>
+        </w:rPr>
+        <w:t>頭」表示一個誓言（</w:t>
+      </w:r>
+      <w:hyperlink r:id="rId48">
+        <w:r>
+          <w:rPr>
+            <w:lang w:val="zh_TW" w:bidi="zh_TW"/>
+          </w:rPr>
+          <w:rPr>
+            <w:color w:val="0000EE"/>
+            <w:u w:val="single"/>
+          </w:rPr>
+          <w:t>徒21:24</w:t>
+        </w:r>
+      </w:hyperlink>
+      <w:r>
+        <w:rPr>
+          <w:lang w:val="zh_TW" w:bidi="zh_TW"/>
+        </w:rPr>
+        <w:t>）；以及「</w:t>
+      </w:r>
+      <w:r>
+        <w:rPr>
+          <w:lang w:val="zh_TW" w:bidi="zh_TW"/>
+        </w:rPr>
+        <w:t>枕頭</w:t>
+      </w:r>
+      <w:r>
+        <w:rPr>
+          <w:lang w:val="zh_TW" w:bidi="zh_TW"/>
+        </w:rPr>
+        <w:t>」，意指睡覺（</w:t>
+      </w:r>
+      <w:hyperlink r:id="rId49">
+        <w:r>
+          <w:rPr>
+            <w:lang w:val="zh_TW" w:bidi="zh_TW"/>
+          </w:rPr>
+          <w:rPr>
+            <w:color w:val="0000EE"/>
+            <w:u w:val="single"/>
+          </w:rPr>
+          <w:t>太8:20</w:t>
+        </w:r>
+      </w:hyperlink>
+      <w:r>
+        <w:rPr>
+          <w:lang w:val="zh_TW" w:bidi="zh_TW"/>
+        </w:rPr>
+        <w:t>；</w:t>
+      </w:r>
+      <w:hyperlink r:id="rId50">
+        <w:r>
+          <w:rPr>
+            <w:lang w:val="zh_TW" w:bidi="zh_TW"/>
+          </w:rPr>
+          <w:rPr>
+            <w:color w:val="0000EE"/>
+            <w:u w:val="single"/>
+          </w:rPr>
+          <w:t>路9:58</w:t>
+        </w:r>
+      </w:hyperlink>
+      <w:r>
+        <w:rPr>
+          <w:lang w:val="zh_TW" w:bidi="zh_TW"/>
+        </w:rPr>
+        <w:t>）。</w:t>
       </w:r>
     </w:p>
     <w:p>
@@ -579,21 +1041,83 @@
           <w:lang w:val="zh_TW" w:bidi="zh_TW"/>
         </w:rPr>
       </w:r>
-    </w:p>
-    <w:p>
-      <w:pPr>
-        <w:pStyle w:val="Heading2"/>
-      </w:pPr>
-      <w:r>
-        <w:rPr>
-          <w:lang w:val="zh_TW" w:bidi="zh_TW"/>
-        </w:rPr>
-        <w:t>妥拉</w:t>
-      </w:r>
-      <w:r>
-        <w:rPr>
-          <w:lang w:val="zh_TW" w:bidi="zh_TW"/>
-        </w:rPr>
+      <w:r>
+        <w:rPr>
+          <w:lang w:val="zh_TW" w:bidi="zh_TW"/>
+        </w:rPr>
+        <w:t>使徒保羅借用了舊約中對該詞語的隱喻，來表達神對基督的權柄、基督對人的權柄，以及男人對婦女的權柄（</w:t>
+      </w:r>
+      <w:hyperlink r:id="rId51">
+        <w:r>
+          <w:rPr>
+            <w:lang w:val="zh_TW" w:bidi="zh_TW"/>
+          </w:rPr>
+          <w:rPr>
+            <w:color w:val="0000EE"/>
+            <w:u w:val="single"/>
+          </w:rPr>
+          <w:t>林前11:3–16；</w:t>
+        </w:r>
+      </w:hyperlink>
+      <w:r>
+        <w:rPr>
+          <w:lang w:val="zh_TW" w:bidi="zh_TW"/>
+        </w:rPr>
+        <w:t>參：</w:t>
+      </w:r>
+      <w:hyperlink r:id="rId52">
+        <w:r>
+          <w:rPr>
+            <w:lang w:val="zh_TW" w:bidi="zh_TW"/>
+          </w:rPr>
+          <w:rPr>
+            <w:color w:val="0000EE"/>
+            <w:u w:val="single"/>
+          </w:rPr>
+          <w:t>弗 5:23</w:t>
+        </w:r>
+      </w:hyperlink>
+      <w:r>
+        <w:rPr>
+          <w:lang w:val="zh_TW" w:bidi="zh_TW"/>
+        </w:rPr>
+        <w:t>）。在這些關係的亮光中，保羅鼓勵哥林多的婦女在敬拜時戴上面紗，面紗賦予婦女在神面前與男人平等敬拜的權柄。這詞再次被用來表達基督對宇宙的主權（</w:t>
+      </w:r>
+      <w:hyperlink r:id="rId53">
+        <w:r>
+          <w:rPr>
+            <w:lang w:val="zh_TW" w:bidi="zh_TW"/>
+          </w:rPr>
+          <w:rPr>
+            <w:color w:val="0000EE"/>
+            <w:u w:val="single"/>
+          </w:rPr>
+          <w:t>弗1:21–22</w:t>
+        </w:r>
+      </w:hyperlink>
+      <w:r>
+        <w:rPr>
+          <w:lang w:val="zh_TW" w:bidi="zh_TW"/>
+        </w:rPr>
+        <w:t>；</w:t>
+      </w:r>
+      <w:hyperlink r:id="rId54">
+        <w:r>
+          <w:rPr>
+            <w:lang w:val="zh_TW" w:bidi="zh_TW"/>
+          </w:rPr>
+          <w:rPr>
+            <w:color w:val="0000EE"/>
+            <w:u w:val="single"/>
+          </w:rPr>
+          <w:t>西2:10</w:t>
+        </w:r>
+      </w:hyperlink>
+      <w:r>
+        <w:rPr>
+          <w:lang w:val="zh_TW" w:bidi="zh_TW"/>
+        </w:rPr>
+        <w:t>）。</w:t>
       </w:r>
     </w:p>
     <w:p>
@@ -607,60 +1131,9 @@
         <w:rPr>
           <w:lang w:val="zh_TW" w:bidi="zh_TW"/>
         </w:rPr>
-        <w:t>在舊約聖經中被翻譯為「律法」的詞。「妥拉」來自希伯來語動詞根</w:t>
-      </w:r>
-      <w:r>
-        <w:rPr>
-          <w:i/>
-          <w:lang w:val="zh_TW" w:bidi="zh_TW"/>
-        </w:rPr>
-        <w:t>yarah</w:t>
-      </w:r>
-      <w:r>
-        <w:rPr>
-          <w:lang w:val="zh_TW" w:bidi="zh_TW"/>
-        </w:rPr>
-        <w:t>，意思是「投擲」或「射擊」。這個詞背後的概念是告知、指示、指導或引導。在猶太傳統中，妥拉是聖經前五卷書的經文，也稱為摩西五經。</w:t>
-      </w:r>
-    </w:p>
-    <w:p>
-      <w:pPr>
-        <w:pStyle w:val="Heading3"/>
-      </w:pPr>
-      <w:r>
-        <w:rPr>
-          <w:lang w:val="zh_TW" w:bidi="zh_TW"/>
-        </w:rPr>
-        <w:t>成文妥拉</w:t>
-      </w:r>
-    </w:p>
-    <w:p>
-      <w:pPr/>
-      <w:r>
-        <w:rPr>
-          <w:lang w:val="zh_TW" w:bidi="zh_TW"/>
-        </w:rPr>
-      </w:r>
-      <w:r>
-        <w:rPr>
-          <w:lang w:val="zh_TW" w:bidi="zh_TW"/>
-        </w:rPr>
-        <w:t>妥拉這個詞不僅僅指聖經的前五卷書。在舊約聖經中，妥拉指的是神對祂子民的所有教導和指示。新約聖經延續了妥拉的這種廣泛意義。當翻譯成希臘文時，「妥拉」變成</w:t>
-      </w:r>
-      <w:r>
-        <w:rPr>
-          <w:i/>
-          <w:lang w:val="zh_TW" w:bidi="zh_TW"/>
-        </w:rPr>
-        <w:t>nomos</w:t>
-      </w:r>
-      <w:r>
-        <w:rPr>
-          <w:lang w:val="zh_TW" w:bidi="zh_TW"/>
-        </w:rPr>
-        <w:t>，可能指摩西律法或廣泛的行為原則（</w:t>
-      </w:r>
-      <w:hyperlink r:id="rId27">
+        <w:t>保羅使用頭與身體的表達來說明基督與祂自己教會之間的關係（</w:t>
+      </w:r>
+      <w:hyperlink r:id="rId55">
         <w:r>
           <w:rPr>
             <w:lang w:val="zh_TW" w:bidi="zh_TW"/>
@@ -669,7 +1142,7 @@
             <w:color w:val="0000EE"/>
             <w:u w:val="single"/>
           </w:rPr>
-          <w:t>羅馬書7:14</w:t>
+          <w:t>弗4:15</w:t>
         </w:r>
       </w:hyperlink>
       <w:r>
@@ -678,7 +1151,7 @@
         </w:rPr>
         <w:t>，</w:t>
       </w:r>
-      <w:hyperlink r:id="rId28">
+      <w:hyperlink r:id="rId52">
         <w:r>
           <w:rPr>
             <w:lang w:val="zh_TW" w:bidi="zh_TW"/>
@@ -687,70 +1160,16 @@
             <w:color w:val="0000EE"/>
             <w:u w:val="single"/>
           </w:rPr>
-          <w:t>9:31</w:t>
+          <w:t>5:23</w:t>
         </w:r>
       </w:hyperlink>
       <w:r>
         <w:rPr>
           <w:lang w:val="zh_TW" w:bidi="zh_TW"/>
         </w:rPr>
-        <w:t>）。</w:t>
-      </w:r>
-    </w:p>
-    <w:p>
-      <w:pPr>
-        <w:pStyle w:val="Heading3"/>
-      </w:pPr>
-      <w:r>
-        <w:rPr>
-          <w:b/>
-          <w:lang w:val="zh_TW" w:bidi="zh_TW"/>
-        </w:rPr>
-        <w:t>口傳妥拉</w:t>
-      </w:r>
-    </w:p>
-    <w:p>
-      <w:pPr/>
-      <w:r>
-        <w:rPr>
-          <w:lang w:val="zh_TW" w:bidi="zh_TW"/>
-        </w:rPr>
-      </w:r>
-      <w:r>
-        <w:rPr>
-          <w:lang w:val="zh_TW" w:bidi="zh_TW"/>
-        </w:rPr>
-        <w:t>猶太教師也遵循一種稱為「口傳妥拉」的東西。這是一系列來自古代猶太宗教領袖和學者的教導，通過口耳相傳下來。雖然這些教導不屬於舊約聖經的一部分，但它們有助於解釋如何在日常生活中遵循神的律法。</w:t>
-      </w:r>
-    </w:p>
-    <w:p>
-      <w:pPr/>
-      <w:r>
-        <w:rPr>
-          <w:lang w:val="zh_TW" w:bidi="zh_TW"/>
-        </w:rPr>
-      </w:r>
-      <w:r>
-        <w:rPr>
-          <w:lang w:val="zh_TW" w:bidi="zh_TW"/>
-        </w:rPr>
-        <w:t>這些口傳教導有時以新的方式解釋，使神的律法更容易遵循。這在耶路撒冷的聖殿被毀後變得尤為重要。聖殿是猶太人敬拜神、獻祭、與祭司會面的地方——這些都是神在妥拉中所命令的事情。當他們無法再做這些事情時，他們需要新的方式來遵循神的律法。</w:t>
-      </w:r>
-    </w:p>
-    <w:p>
-      <w:pPr/>
-      <w:r>
-        <w:rPr>
-          <w:lang w:val="zh_TW" w:bidi="zh_TW"/>
-        </w:rPr>
-      </w:r>
-      <w:r>
-        <w:rPr>
-          <w:lang w:val="zh_TW" w:bidi="zh_TW"/>
-        </w:rPr>
-        <w:t>到耶穌出生的時候，許多猶太人相信這些口傳教導與成文的妥拉同樣重要（參</w:t>
-      </w:r>
-      <w:hyperlink r:id="rId29">
+        <w:t>；參</w:t>
+      </w:r>
+      <w:hyperlink r:id="rId56">
         <w:r>
           <w:rPr>
             <w:lang w:val="zh_TW" w:bidi="zh_TW"/>
@@ -759,508 +1178,14 @@
             <w:color w:val="0000EE"/>
             <w:u w:val="single"/>
           </w:rPr>
-          <w:t>馬可福音7:3</w:t>
+          <w:t>林前12:12–27</w:t>
         </w:r>
       </w:hyperlink>
       <w:r>
         <w:rPr>
           <w:lang w:val="zh_TW" w:bidi="zh_TW"/>
         </w:rPr>
-        <w:t>）。他們認為神將這些教導與成文的律法一起賜給了摩西。</w:t>
-      </w:r>
-    </w:p>
-    <w:p>
-      <w:pPr>
-        <w:pStyle w:val="Heading3"/>
-      </w:pPr>
-      <w:r>
-        <w:rPr>
-          <w:lang w:val="zh_TW" w:bidi="zh_TW"/>
-        </w:rPr>
-        <w:t>不同群體如何理解妥拉</w:t>
-      </w:r>
-    </w:p>
-    <w:p>
-      <w:pPr/>
-      <w:r>
-        <w:rPr>
-          <w:lang w:val="zh_TW" w:bidi="zh_TW"/>
-        </w:rPr>
-      </w:r>
-      <w:r>
-        <w:rPr>
-          <w:lang w:val="zh_TW" w:bidi="zh_TW"/>
-        </w:rPr>
-        <w:t>法利賽人是猶太宗教領袖中的一個重要團體。他們相信神懲罰了猶太人，在公元前七世紀讓巴比倫人俘虜他們並將他們從家園帶走。他們認為這是因為人們沒有足夠仔細地遵守神在妥拉中的律法。許多法利賽人也相信，神所應許的救主（彌賽亞）不會來，直到所有猶太人完美地遵循妥拉的規定。</w:t>
-      </w:r>
-    </w:p>
-    <w:p>
-      <w:pPr/>
-      <w:r>
-        <w:rPr>
-          <w:lang w:val="zh_TW" w:bidi="zh_TW"/>
-        </w:rPr>
-      </w:r>
-      <w:r>
-        <w:rPr>
-          <w:lang w:val="zh_TW" w:bidi="zh_TW"/>
-        </w:rPr>
-        <w:t>撒都該人是另一個重要的猶太宗教領袖群體。與其它猶太教群體不同，他們只接受妥拉為神的話語。他們不信神蹟或其他超自然事件，即使這些在妥拉中有描述。撒都該人也不相信人死後能夠再活。但耶穌用妥拉的話來顯示死後有生命（參</w:t>
-      </w:r>
-      <w:hyperlink r:id="rId30">
-        <w:r>
-          <w:rPr>
-            <w:lang w:val="zh_TW" w:bidi="zh_TW"/>
-          </w:rPr>
-          <w:rPr>
-            <w:color w:val="0000EE"/>
-            <w:u w:val="single"/>
-          </w:rPr>
-          <w:t>馬太福音22:31–32</w:t>
-        </w:r>
-      </w:hyperlink>
-      <w:r>
-        <w:rPr>
-          <w:lang w:val="zh_TW" w:bidi="zh_TW"/>
-        </w:rPr>
-        <w:t>）。</w:t>
-      </w:r>
-    </w:p>
-    <w:p>
-      <w:pPr>
-        <w:pStyle w:val="Heading3"/>
-      </w:pPr>
-      <w:r>
-        <w:rPr>
-          <w:b/>
-          <w:lang w:val="zh_TW" w:bidi="zh_TW"/>
-        </w:rPr>
-        <w:t>在崇拜和儀式中的妥拉</w:t>
-      </w:r>
-    </w:p>
-    <w:p>
-      <w:pPr/>
-      <w:r>
-        <w:rPr>
-          <w:lang w:val="zh_TW" w:bidi="zh_TW"/>
-        </w:rPr>
-      </w:r>
-      <w:r>
-        <w:rPr>
-          <w:lang w:val="zh_TW" w:bidi="zh_TW"/>
-        </w:rPr>
-        <w:t>在猶太人的禮拜場所（稱為會堂）中誦讀妥拉是一個非常特別的儀式，已經實行了數千年。被邀請誦讀妥拉被視為一種極大的榮譽。</w:t>
-      </w:r>
-    </w:p>
-    <w:p>
-      <w:pPr/>
-      <w:r>
-        <w:rPr>
-          <w:lang w:val="zh_TW" w:bidi="zh_TW"/>
-        </w:rPr>
-      </w:r>
-      <w:r>
-        <w:rPr>
-          <w:lang w:val="zh_TW" w:bidi="zh_TW"/>
-        </w:rPr>
-        <w:t>妥拉書卷是由一位經過專門訓練的書寫者，稱為抄寫員（或文士），用希伯來文仔細手寫而成。這些書卷是用根據猶太宗教規則準備的動物皮製成的。書卷被纏繞在兩根木製、銀製或象牙製的桿子上。</w:t>
-      </w:r>
-    </w:p>
-    <w:p>
-      <w:pPr/>
-      <w:r>
-        <w:rPr>
-          <w:lang w:val="zh_TW" w:bidi="zh_TW"/>
-        </w:rPr>
-      </w:r>
-      <w:r>
-        <w:rPr>
-          <w:lang w:val="zh_TW" w:bidi="zh_TW"/>
-        </w:rPr>
-        <w:t>這些杆子的末端通常用貴金屬和寶石精美地裝飾。當有人誦讀妥拉時，他們使用一種稱為雅德（yad）的特殊指針來保持在經文中的位置。這個指針有助於保護卷軸，因為用手指直接觸摸文字可能會因著時間的推移損壞脆弱的經卷。指針還幫助讀者正確地跟著文字，而不會跳過任何神的信息。</w:t>
-      </w:r>
-    </w:p>
-    <w:p>
-      <w:pPr>
-        <w:pStyle w:val="Heading3"/>
-      </w:pPr>
-      <w:r>
-        <w:rPr>
-          <w:lang w:val="zh_TW" w:bidi="zh_TW"/>
-        </w:rPr>
-        <w:t>妥拉對非猶太人的作用</w:t>
-      </w:r>
-    </w:p>
-    <w:p>
-      <w:pPr/>
-      <w:r>
-        <w:rPr>
-          <w:lang w:val="zh_TW" w:bidi="zh_TW"/>
-        </w:rPr>
-      </w:r>
-      <w:r>
-        <w:rPr>
-          <w:lang w:val="zh_TW" w:bidi="zh_TW"/>
-        </w:rPr>
-        <w:t>傳統的猶太教師說，神尤其將妥拉賜給猶太人。這意味著非猶太人不需要遵循其所有規則。</w:t>
-      </w:r>
-    </w:p>
-    <w:p>
-      <w:pPr/>
-      <w:r>
-        <w:rPr>
-          <w:lang w:val="zh_TW" w:bidi="zh_TW"/>
-        </w:rPr>
-      </w:r>
-      <w:r>
-        <w:rPr>
-          <w:lang w:val="zh_TW" w:bidi="zh_TW"/>
-        </w:rPr>
-        <w:t>然而，一位名叫邁蒙尼德的著名猶太教師在中世紀時期教導說，非猶太人可以通過遵循七條基本原則，從而在來世獲得神的祝福。根據猶太傳統，神將這些原則賜給挪亞。它們是：</w:t>
-      </w:r>
-    </w:p>
-    <w:p>
-      <w:pPr>
-        <w:pStyle w:val="ListNumber"/>
-        <w:numPr>
-          <w:ilvl w:val="0"/>
-          <w:numId w:val="14"/>
-        </w:numPr>
-        <w:spacing w:line="240" w:lineRule="auto"/>
-        <w:ind w:left="720"/>
-      </w:pPr>
-      <w:r>
-        <w:rPr>
-          <w:lang w:val="zh_TW" w:bidi="zh_TW"/>
-        </w:rPr>
-      </w:r>
-      <w:r>
-        <w:rPr>
-          <w:lang w:val="zh_TW" w:bidi="zh_TW"/>
-        </w:rPr>
-        <w:t>不要崇拜假神。</w:t>
-      </w:r>
-    </w:p>
-    <w:p>
-      <w:pPr>
-        <w:pStyle w:val="ListNumber"/>
-        <w:spacing w:line="240" w:lineRule="auto"/>
-        <w:ind w:left="720"/>
-      </w:pPr>
-      <w:r>
-        <w:rPr>
-          <w:lang w:val="zh_TW" w:bidi="zh_TW"/>
-        </w:rPr>
-      </w:r>
-      <w:r>
-        <w:rPr>
-          <w:lang w:val="zh_TW" w:bidi="zh_TW"/>
-        </w:rPr>
-        <w:t>不可犯淫亂罪。</w:t>
-      </w:r>
-    </w:p>
-    <w:p>
-      <w:pPr>
-        <w:pStyle w:val="ListNumber"/>
-        <w:spacing w:line="240" w:lineRule="auto"/>
-        <w:ind w:left="720"/>
-      </w:pPr>
-      <w:r>
-        <w:rPr>
-          <w:lang w:val="zh_TW" w:bidi="zh_TW"/>
-        </w:rPr>
-      </w:r>
-      <w:r>
-        <w:rPr>
-          <w:lang w:val="zh_TW" w:bidi="zh_TW"/>
-        </w:rPr>
-        <w:t>不可謀殺。</w:t>
-      </w:r>
-    </w:p>
-    <w:p>
-      <w:pPr>
-        <w:pStyle w:val="ListNumber"/>
-        <w:spacing w:line="240" w:lineRule="auto"/>
-        <w:ind w:left="720"/>
-      </w:pPr>
-      <w:r>
-        <w:rPr>
-          <w:lang w:val="zh_TW" w:bidi="zh_TW"/>
-        </w:rPr>
-      </w:r>
-      <w:r>
-        <w:rPr>
-          <w:lang w:val="zh_TW" w:bidi="zh_TW"/>
-        </w:rPr>
-        <w:t>不要不尊重神的名字。</w:t>
-      </w:r>
-    </w:p>
-    <w:p>
-      <w:pPr>
-        <w:pStyle w:val="ListNumber"/>
-        <w:spacing w:line="240" w:lineRule="auto"/>
-        <w:ind w:left="720"/>
-      </w:pPr>
-      <w:r>
-        <w:rPr>
-          <w:lang w:val="zh_TW" w:bidi="zh_TW"/>
-        </w:rPr>
-      </w:r>
-      <w:r>
-        <w:rPr>
-          <w:lang w:val="zh_TW" w:bidi="zh_TW"/>
-        </w:rPr>
-        <w:t>不要不公正地行事。</w:t>
-      </w:r>
-    </w:p>
-    <w:p>
-      <w:pPr>
-        <w:pStyle w:val="ListNumber"/>
-        <w:spacing w:line="240" w:lineRule="auto"/>
-        <w:ind w:left="720"/>
-      </w:pPr>
-      <w:r>
-        <w:rPr>
-          <w:lang w:val="zh_TW" w:bidi="zh_TW"/>
-        </w:rPr>
-      </w:r>
-      <w:r>
-        <w:rPr>
-          <w:lang w:val="zh_TW" w:bidi="zh_TW"/>
-        </w:rPr>
-        <w:t>不可偷竊。</w:t>
-      </w:r>
-    </w:p>
-    <w:p>
-      <w:pPr>
-        <w:pStyle w:val="ListNumber"/>
-        <w:spacing w:line="240" w:lineRule="auto"/>
-        <w:ind w:left="720"/>
-      </w:pPr>
-      <w:r>
-        <w:rPr>
-          <w:lang w:val="zh_TW" w:bidi="zh_TW"/>
-        </w:rPr>
-      </w:r>
-      <w:r>
-        <w:rPr>
-          <w:lang w:val="zh_TW" w:bidi="zh_TW"/>
-        </w:rPr>
-        <w:t>不可吃活著的動物的肉。</w:t>
-      </w:r>
-    </w:p>
-    <w:p>
-      <w:pPr>
-        <w:pStyle w:val="Heading3"/>
-      </w:pPr>
-      <w:r>
-        <w:rPr>
-          <w:lang w:val="zh_TW" w:bidi="zh_TW"/>
-        </w:rPr>
-        <w:t>新約聖經中的妥拉</w:t>
-      </w:r>
-    </w:p>
-    <w:p>
-      <w:pPr/>
-      <w:r>
-        <w:rPr>
-          <w:lang w:val="zh_TW" w:bidi="zh_TW"/>
-        </w:rPr>
-      </w:r>
-      <w:r>
-        <w:rPr>
-          <w:lang w:val="zh_TW" w:bidi="zh_TW"/>
-        </w:rPr>
-        <w:t>新約聖經教導了關於妥拉的重要內容。雖然神在妥拉中的律法在當時是必要的，但它們並不是人們可以通過完美遵守來獲得救恩的方式。即使有一節經文似乎暗示人們可以通過遵守神的律法來與神和好，但沒有一個人能夠完美地遵守神的律法（</w:t>
-      </w:r>
-      <w:hyperlink r:id="rId31">
-        <w:r>
-          <w:rPr>
-            <w:lang w:val="zh_TW" w:bidi="zh_TW"/>
-          </w:rPr>
-          <w:rPr>
-            <w:color w:val="0000EE"/>
-            <w:u w:val="single"/>
-          </w:rPr>
-          <w:t>利未記18:5</w:t>
-        </w:r>
-      </w:hyperlink>
-      <w:r>
-        <w:rPr>
-          <w:lang w:val="zh_TW" w:bidi="zh_TW"/>
-        </w:rPr>
-        <w:t>）。</w:t>
-      </w:r>
-    </w:p>
-    <w:p>
-      <w:pPr/>
-      <w:r>
-        <w:rPr>
-          <w:lang w:val="zh_TW" w:bidi="zh_TW"/>
-        </w:rPr>
-      </w:r>
-      <w:r>
-        <w:rPr>
-          <w:lang w:val="zh_TW" w:bidi="zh_TW"/>
-        </w:rPr>
-        <w:t>舊約聖經顯示，神一直以祂的恩慈拯救人，而不是藉著他們的完全行為。例如，神接受亞伯拉罕是因為他的信心，而不是因為他完美地遵循了所有規條（</w:t>
-      </w:r>
-      <w:hyperlink r:id="rId32">
-        <w:r>
-          <w:rPr>
-            <w:lang w:val="zh_TW" w:bidi="zh_TW"/>
-          </w:rPr>
-          <w:rPr>
-            <w:color w:val="0000EE"/>
-            <w:u w:val="single"/>
-          </w:rPr>
-          <w:t>創世記15</w:t>
-        </w:r>
-      </w:hyperlink>
-      <w:r>
-        <w:rPr>
-          <w:lang w:val="zh_TW" w:bidi="zh_TW"/>
-        </w:rPr>
-        <w:t>）。這發生在神賜給摩西妥拉的400年前。這向我們展示了神一直喜悅信靠他的人。</w:t>
-      </w:r>
-    </w:p>
-    <w:p>
-      <w:pPr/>
-      <w:r>
-        <w:rPr>
-          <w:lang w:val="zh_TW" w:bidi="zh_TW"/>
-        </w:rPr>
-      </w:r>
-      <w:r>
-        <w:rPr>
-          <w:lang w:val="zh_TW" w:bidi="zh_TW"/>
-        </w:rPr>
-        <w:t>神律法的一個主要目的是幫助人們看到他們無法靠自己達到完全（</w:t>
-      </w:r>
-      <w:hyperlink r:id="rId33">
-        <w:r>
-          <w:rPr>
-            <w:lang w:val="zh_TW" w:bidi="zh_TW"/>
-          </w:rPr>
-          <w:rPr>
-            <w:color w:val="0000EE"/>
-            <w:u w:val="single"/>
-          </w:rPr>
-          <w:t>加拉太書3:24</w:t>
-        </w:r>
-      </w:hyperlink>
-      <w:r>
-        <w:rPr>
-          <w:lang w:val="zh_TW" w:bidi="zh_TW"/>
-        </w:rPr>
-        <w:t>）。當人們試圖遵循所有的神的律法時，他們會意識到自己多麼需要神的幫助和寬恕（</w:t>
-      </w:r>
-      <w:hyperlink r:id="rId34">
-        <w:r>
-          <w:rPr>
-            <w:lang w:val="zh_TW" w:bidi="zh_TW"/>
-          </w:rPr>
-          <w:rPr>
-            <w:color w:val="0000EE"/>
-            <w:u w:val="single"/>
-          </w:rPr>
-          <w:t>羅馬書7:7</w:t>
-        </w:r>
-      </w:hyperlink>
-      <w:r>
-        <w:rPr>
-          <w:lang w:val="zh_TW" w:bidi="zh_TW"/>
-        </w:rPr>
-        <w:t>）。這引導他們信靠耶穌。</w:t>
-      </w:r>
-    </w:p>
-    <w:p>
-      <w:pPr/>
-      <w:r>
-        <w:rPr>
-          <w:lang w:val="zh_TW" w:bidi="zh_TW"/>
-        </w:rPr>
-      </w:r>
-      <w:r>
-        <w:rPr>
-          <w:lang w:val="zh_TW" w:bidi="zh_TW"/>
-        </w:rPr>
-        <w:t>耶穌非常尊重妥拉。祂生命的目的是要成就妥拉所要求的一切。當人們信靠耶穌時，他們就能享受祂對神律法的完全順服所帶來的益處。耶穌是律法的終結，使所有在祂裡面有信心的人都可以被稱義（</w:t>
-      </w:r>
-      <w:hyperlink r:id="rId35">
-        <w:r>
-          <w:rPr>
-            <w:lang w:val="zh_TW" w:bidi="zh_TW"/>
-          </w:rPr>
-          <w:rPr>
-            <w:color w:val="0000EE"/>
-            <w:u w:val="single"/>
-          </w:rPr>
-          <w:t>羅馬書10:4</w:t>
-        </w:r>
-      </w:hyperlink>
-      <w:r>
-        <w:rPr>
-          <w:lang w:val="zh_TW" w:bidi="zh_TW"/>
-        </w:rPr>
-        <w:t>）。</w:t>
-      </w:r>
-    </w:p>
-    <w:p>
-      <w:pPr/>
-      <w:r>
-        <w:rPr>
-          <w:lang w:val="zh_TW" w:bidi="zh_TW"/>
-        </w:rPr>
-      </w:r>
-      <w:r>
-        <w:rPr>
-          <w:i/>
-          <w:lang w:val="zh_TW" w:bidi="zh_TW"/>
-        </w:rPr>
-        <w:t>另見</w:t>
-      </w:r>
-      <w:r>
-        <w:rPr>
-          <w:lang w:val="zh_TW" w:bidi="zh_TW"/>
-        </w:rPr>
-        <w:t xml:space="preserve"> </w:t>
-      </w:r>
-      <w:r>
-        <w:rPr>
-          <w:lang w:val="zh_TW" w:bidi="zh_TW"/>
-        </w:rPr>
-        <w:t>猶太教</w:t>
-      </w:r>
-      <w:r>
-        <w:rPr>
-          <w:lang w:val="zh_TW" w:bidi="zh_TW"/>
-        </w:rPr>
-        <w:t>、</w:t>
-      </w:r>
-      <w:r>
-        <w:rPr>
-          <w:lang w:val="zh_TW" w:bidi="zh_TW"/>
-        </w:rPr>
-        <w:t>聖經中的律法概念</w:t>
-      </w:r>
-      <w:r>
-        <w:rPr>
-          <w:lang w:val="zh_TW" w:bidi="zh_TW"/>
-        </w:rPr>
-        <w:t>、</w:t>
-      </w:r>
-      <w:r>
-        <w:rPr>
-          <w:lang w:val="zh_TW" w:bidi="zh_TW"/>
-        </w:rPr>
-        <w:t>塔木德</w:t>
-      </w:r>
-      <w:r>
-        <w:rPr>
-          <w:lang w:val="zh_TW" w:bidi="zh_TW"/>
-        </w:rPr>
-        <w:t>。</w:t>
+        <w:t>）。除了舊約的意義外，在保羅時代中，當時的人對醫學上的理解可能提供了見解，因為基督不僅是教會的主宰者，也是提供其方向和團結的動力。教會存在的能力及其活動的焦點根植於其「頭」，就是耶穌基督的工作。在這個理解中，現代解經家認為，頭不僅意味著「權柄」，更意味著「源頭」一詞。因此，作為頭的人是源頭，是供應者。這些解釋者認為神是基督的供應者，基督是教會的供應者，而男人是婦女的供應者。</w:t>
       </w:r>
       <w:r>
         <w:rPr>
@@ -3162,12 +3087,6 @@
   </w:num>
   <w:num w:numId="13" w16cid:durableId="592781308">
     <w:abstractNumId w:val="11"/>
-  </w:num>
-  <w:num w:numId="14">
-    <w:abstractNumId w:val="3"/>
-    <w:lvlOverride w:ilvl="0">
-      <w:startOverride w:val="1"/>
-    </w:lvlOverride>
   </w:num>
   <w:numIdMacAtCleanup w:val="10"/>
 </w:numbering>

--- a/zht/docx/172.content.docx
+++ b/zht/docx/172.content.docx
@@ -149,7 +149,7 @@
         <w:rPr>
           <w:lang w:val="zh_TW" w:bidi="zh_TW"/>
         </w:rPr>
-        <w:t>tou</w:t>
+        <w:t>tie</w:t>
       </w:r>
       <w:r>
         <w:rPr>
@@ -212,7 +212,7 @@
         <w:rPr>
           <w:lang w:val="zh_TW" w:bidi="zh_TW"/>
         </w:rPr>
-        <w:t>頭</w:t>
+        <w:t>帖撒羅尼迦後書</w:t>
       </w:r>
       <w:r>
         <w:rPr>
@@ -231,7 +231,7 @@
         <w:rPr>
           <w:lang w:val="zh_TW" w:bidi="zh_TW"/>
         </w:rPr>
-        <w:t>身體的最頂部，包括大腦、主要感官和嘴巴。在聖經中多次出現來描述身體。希伯來文中的「頭」一詞在舊約聖經中也被用作比喻。它通常表示能力和權柄。</w:t>
+        <w:t>保羅寫給帖撒羅尼迦教會的第二封信。</w:t>
       </w:r>
     </w:p>
     <w:p>
@@ -245,373 +245,90 @@
         <w:rPr>
           <w:lang w:val="zh_TW" w:bidi="zh_TW"/>
         </w:rPr>
-        <w:t>抬起一個人的頭（昂首）被視為是驕傲的行為（</w:t>
-      </w:r>
-      <w:hyperlink r:id="rId13">
-        <w:r>
-          <w:rPr>
-            <w:lang w:val="zh_TW" w:bidi="zh_TW"/>
-          </w:rPr>
-          <w:rPr>
-            <w:color w:val="0000EE"/>
-            <w:u w:val="single"/>
-          </w:rPr>
-          <w:t>詩140:9</w:t>
-        </w:r>
-      </w:hyperlink>
-      <w:r>
-        <w:rPr>
-          <w:lang w:val="zh_TW" w:bidi="zh_TW"/>
-        </w:rPr>
-        <w:t>）或榮譽（</w:t>
-      </w:r>
-      <w:hyperlink r:id="rId14">
-        <w:r>
-          <w:rPr>
-            <w:lang w:val="zh_TW" w:bidi="zh_TW"/>
-          </w:rPr>
-          <w:rPr>
-            <w:color w:val="0000EE"/>
-            <w:u w:val="single"/>
-          </w:rPr>
-          <w:t>創40:20</w:t>
-        </w:r>
-      </w:hyperlink>
-      <w:r>
-        <w:rPr>
-          <w:lang w:val="zh_TW" w:bidi="zh_TW"/>
-        </w:rPr>
-        <w:t>；</w:t>
-      </w:r>
-      <w:hyperlink r:id="rId15">
-        <w:r>
-          <w:rPr>
-            <w:lang w:val="zh_TW" w:bidi="zh_TW"/>
-          </w:rPr>
-          <w:rPr>
-            <w:color w:val="0000EE"/>
-            <w:u w:val="single"/>
-          </w:rPr>
-          <w:t>詩3:3</w:t>
-        </w:r>
-      </w:hyperlink>
-      <w:r>
-        <w:rPr>
-          <w:lang w:val="zh_TW" w:bidi="zh_TW"/>
-        </w:rPr>
-        <w:t>，</w:t>
-      </w:r>
-      <w:hyperlink r:id="rId16">
-        <w:r>
-          <w:rPr>
-            <w:lang w:val="zh_TW" w:bidi="zh_TW"/>
-          </w:rPr>
-          <w:rPr>
-            <w:color w:val="0000EE"/>
-            <w:u w:val="single"/>
-          </w:rPr>
-          <w:t>27:6</w:t>
-        </w:r>
-      </w:hyperlink>
-      <w:r>
-        <w:rPr>
-          <w:lang w:val="zh_TW" w:bidi="zh_TW"/>
-        </w:rPr>
-        <w:t>）。低頭表示謙卑（</w:t>
-      </w:r>
-      <w:hyperlink r:id="rId17">
-        <w:r>
-          <w:rPr>
-            <w:lang w:val="zh_TW" w:bidi="zh_TW"/>
-          </w:rPr>
-          <w:rPr>
-            <w:color w:val="0000EE"/>
-            <w:u w:val="single"/>
-          </w:rPr>
-          <w:t>賽58:5</w:t>
-        </w:r>
-      </w:hyperlink>
-      <w:r>
-        <w:rPr>
-          <w:lang w:val="zh_TW" w:bidi="zh_TW"/>
-        </w:rPr>
-        <w:t>）或悲傷（</w:t>
-      </w:r>
-      <w:hyperlink r:id="rId18">
-        <w:r>
-          <w:rPr>
-            <w:lang w:val="zh_TW" w:bidi="zh_TW"/>
-          </w:rPr>
-          <w:rPr>
-            <w:color w:val="0000EE"/>
-            <w:u w:val="single"/>
-          </w:rPr>
-          <w:t>哀2:10</w:t>
-        </w:r>
-      </w:hyperlink>
-      <w:r>
-        <w:rPr>
-          <w:lang w:val="zh_TW" w:bidi="zh_TW"/>
-        </w:rPr>
-        <w:t>）。這個希伯來文詞語被比喻用於山峰（</w:t>
-      </w:r>
-      <w:hyperlink r:id="rId19">
-        <w:r>
-          <w:rPr>
-            <w:lang w:val="zh_TW" w:bidi="zh_TW"/>
-          </w:rPr>
-          <w:rPr>
-            <w:color w:val="0000EE"/>
-            <w:u w:val="single"/>
-          </w:rPr>
-          <w:t>創8:5</w:t>
-        </w:r>
-      </w:hyperlink>
-      <w:r>
-        <w:rPr>
-          <w:lang w:val="zh_TW" w:bidi="zh_TW"/>
-        </w:rPr>
-        <w:t>）、建築物的頂部（</w:t>
-      </w:r>
-      <w:hyperlink r:id="rId20">
-        <w:r>
-          <w:rPr>
-            <w:lang w:val="zh_TW" w:bidi="zh_TW"/>
-          </w:rPr>
-          <w:rPr>
-            <w:color w:val="0000EE"/>
-            <w:u w:val="single"/>
-          </w:rPr>
-          <w:t>創11:4</w:t>
-        </w:r>
-      </w:hyperlink>
-      <w:r>
-        <w:rPr>
-          <w:lang w:val="zh_TW" w:bidi="zh_TW"/>
-        </w:rPr>
-        <w:t>）或樹木（</w:t>
-      </w:r>
-      <w:hyperlink r:id="rId21">
-        <w:r>
-          <w:rPr>
-            <w:lang w:val="zh_TW" w:bidi="zh_TW"/>
-          </w:rPr>
-          <w:rPr>
-            <w:color w:val="0000EE"/>
-            <w:u w:val="single"/>
-          </w:rPr>
-          <w:t>撒下5:24</w:t>
-        </w:r>
-      </w:hyperlink>
-      <w:r>
-        <w:rPr>
-          <w:lang w:val="zh_TW" w:bidi="zh_TW"/>
-        </w:rPr>
-        <w:t>），以及河流的源頭（</w:t>
-      </w:r>
-      <w:hyperlink r:id="rId22">
-        <w:r>
-          <w:rPr>
-            <w:lang w:val="zh_TW" w:bidi="zh_TW"/>
-          </w:rPr>
-          <w:rPr>
-            <w:color w:val="0000EE"/>
-            <w:u w:val="single"/>
-          </w:rPr>
-          <w:t>創2:10</w:t>
-        </w:r>
-      </w:hyperlink>
-      <w:r>
-        <w:rPr>
-          <w:lang w:val="zh_TW" w:bidi="zh_TW"/>
-        </w:rPr>
-        <w:t>）。這個詞通常用來指政治、軍事或家庭權柄的首位。在這個意義上，「頭」對所有屬於他的人有控制權（</w:t>
-      </w:r>
-      <w:hyperlink r:id="rId23">
-        <w:r>
-          <w:rPr>
-            <w:lang w:val="zh_TW" w:bidi="zh_TW"/>
-          </w:rPr>
-          <w:rPr>
-            <w:color w:val="0000EE"/>
-            <w:u w:val="single"/>
-          </w:rPr>
-          <w:t>士10:18</w:t>
-        </w:r>
-      </w:hyperlink>
-      <w:r>
-        <w:rPr>
-          <w:lang w:val="zh_TW" w:bidi="zh_TW"/>
-        </w:rPr>
-        <w:t>；</w:t>
-      </w:r>
-      <w:hyperlink r:id="rId24">
-        <w:r>
-          <w:rPr>
-            <w:lang w:val="zh_TW" w:bidi="zh_TW"/>
-          </w:rPr>
-          <w:rPr>
-            <w:color w:val="0000EE"/>
-            <w:u w:val="single"/>
-          </w:rPr>
-          <w:t>撒上15:17</w:t>
-        </w:r>
-      </w:hyperlink>
-      <w:r>
-        <w:rPr>
-          <w:lang w:val="zh_TW" w:bidi="zh_TW"/>
-        </w:rPr>
-        <w:t>；</w:t>
-      </w:r>
-      <w:hyperlink r:id="rId25">
-        <w:r>
-          <w:rPr>
-            <w:lang w:val="zh_TW" w:bidi="zh_TW"/>
-          </w:rPr>
-          <w:rPr>
-            <w:color w:val="0000EE"/>
-            <w:u w:val="single"/>
-          </w:rPr>
-          <w:t>詩18:43</w:t>
-        </w:r>
-      </w:hyperlink>
-      <w:r>
-        <w:rPr>
-          <w:lang w:val="zh_TW" w:bidi="zh_TW"/>
-        </w:rPr>
-        <w:t>；</w:t>
-      </w:r>
-      <w:hyperlink r:id="rId26">
-        <w:r>
-          <w:rPr>
-            <w:lang w:val="zh_TW" w:bidi="zh_TW"/>
-          </w:rPr>
-          <w:rPr>
-            <w:color w:val="0000EE"/>
-            <w:u w:val="single"/>
-          </w:rPr>
-          <w:t>賽7:8–9</w:t>
-        </w:r>
-      </w:hyperlink>
-      <w:r>
-        <w:rPr>
-          <w:lang w:val="zh_TW" w:bidi="zh_TW"/>
-        </w:rPr>
-        <w:t>；</w:t>
-      </w:r>
-      <w:hyperlink r:id="rId27">
-        <w:r>
-          <w:rPr>
-            <w:lang w:val="zh_TW" w:bidi="zh_TW"/>
-          </w:rPr>
-          <w:rPr>
-            <w:color w:val="0000EE"/>
-            <w:u w:val="single"/>
-          </w:rPr>
-          <w:t>耶31:7</w:t>
-        </w:r>
-      </w:hyperlink>
-      <w:r>
-        <w:rPr>
-          <w:lang w:val="zh_TW" w:bidi="zh_TW"/>
-        </w:rPr>
-        <w:t>；</w:t>
-      </w:r>
-      <w:hyperlink r:id="rId28">
-        <w:r>
-          <w:rPr>
-            <w:lang w:val="zh_TW" w:bidi="zh_TW"/>
-          </w:rPr>
-          <w:rPr>
-            <w:color w:val="0000EE"/>
-            <w:u w:val="single"/>
-          </w:rPr>
-          <w:t>何1:11</w:t>
-        </w:r>
-      </w:hyperlink>
-      <w:r>
-        <w:rPr>
-          <w:lang w:val="zh_TW" w:bidi="zh_TW"/>
-        </w:rPr>
-        <w:t>）。大衛在擔任亞吉的保鏢時被稱為「</w:t>
-      </w:r>
-      <w:r>
-        <w:rPr>
-          <w:lang w:val="zh_TW" w:bidi="zh_TW"/>
-        </w:rPr>
-        <w:t>我立你永遠作我的護衛長（有些譯本譯為：</w:t>
-      </w:r>
-      <w:r>
-        <w:rPr>
-          <w:lang w:val="zh_TW" w:bidi="zh_TW"/>
-        </w:rPr>
-        <w:t>我的頭，守護者</w:t>
-      </w:r>
-      <w:r>
-        <w:rPr>
-          <w:lang w:val="zh_TW" w:bidi="zh_TW"/>
-        </w:rPr>
-        <w:t>）</w:t>
-      </w:r>
-      <w:r>
-        <w:rPr>
-          <w:lang w:val="zh_TW" w:bidi="zh_TW"/>
-        </w:rPr>
-        <w:t>」（</w:t>
-      </w:r>
-      <w:hyperlink r:id="rId29">
-        <w:r>
-          <w:rPr>
-            <w:lang w:val="zh_TW" w:bidi="zh_TW"/>
-          </w:rPr>
-          <w:rPr>
-            <w:color w:val="0000EE"/>
-            <w:u w:val="single"/>
-          </w:rPr>
-          <w:t>撒上28:2</w:t>
-        </w:r>
-      </w:hyperlink>
-      <w:r>
-        <w:rPr>
-          <w:lang w:val="zh_TW" w:bidi="zh_TW"/>
-        </w:rPr>
-        <w:t>；參：</w:t>
-      </w:r>
-      <w:hyperlink r:id="rId30">
-        <w:r>
-          <w:rPr>
-            <w:lang w:val="zh_TW" w:bidi="zh_TW"/>
-          </w:rPr>
-          <w:rPr>
-            <w:color w:val="0000EE"/>
-            <w:u w:val="single"/>
-          </w:rPr>
-          <w:t>士9:53</w:t>
-        </w:r>
-      </w:hyperlink>
-      <w:r>
-        <w:rPr>
-          <w:lang w:val="zh_TW" w:bidi="zh_TW"/>
-        </w:rPr>
-        <w:t>；</w:t>
-      </w:r>
-      <w:hyperlink r:id="rId31">
-        <w:r>
-          <w:rPr>
-            <w:lang w:val="zh_TW" w:bidi="zh_TW"/>
-          </w:rPr>
-          <w:rPr>
-            <w:color w:val="0000EE"/>
-            <w:u w:val="single"/>
-          </w:rPr>
-          <w:t>詩68:21</w:t>
-        </w:r>
-      </w:hyperlink>
-      <w:r>
-        <w:rPr>
-          <w:lang w:val="zh_TW" w:bidi="zh_TW"/>
-        </w:rPr>
-        <w:t>）。</w:t>
+        <w:t>概述</w:t>
+      </w:r>
+    </w:p>
+    <w:p>
+      <w:pPr>
+        <w:pStyle w:val="ListBullet"/>
+        <w:spacing w:line="240" w:lineRule="auto"/>
+        <w:ind w:left="720"/>
+      </w:pPr>
+      <w:r>
+        <w:rPr>
+          <w:lang w:val="zh_TW" w:bidi="zh_TW"/>
+        </w:rPr>
+      </w:r>
+      <w:r>
+        <w:rPr>
+          <w:lang w:val="zh_TW" w:bidi="zh_TW"/>
+        </w:rPr>
+        <w:t>作者</w:t>
+      </w:r>
+    </w:p>
+    <w:p>
+      <w:pPr>
+        <w:pStyle w:val="ListBullet"/>
+        <w:spacing w:line="240" w:lineRule="auto"/>
+        <w:ind w:left="720"/>
+      </w:pPr>
+      <w:r>
+        <w:rPr>
+          <w:lang w:val="zh_TW" w:bidi="zh_TW"/>
+        </w:rPr>
+      </w:r>
+      <w:r>
+        <w:rPr>
+          <w:lang w:val="zh_TW" w:bidi="zh_TW"/>
+        </w:rPr>
+        <w:t>日期、起源與寫作對象</w:t>
+      </w:r>
+    </w:p>
+    <w:p>
+      <w:pPr>
+        <w:pStyle w:val="ListBullet"/>
+        <w:spacing w:line="240" w:lineRule="auto"/>
+        <w:ind w:left="720"/>
+      </w:pPr>
+      <w:r>
+        <w:rPr>
+          <w:lang w:val="zh_TW" w:bidi="zh_TW"/>
+        </w:rPr>
+      </w:r>
+      <w:r>
+        <w:rPr>
+          <w:lang w:val="zh_TW" w:bidi="zh_TW"/>
+        </w:rPr>
+        <w:t>目的</w:t>
+      </w:r>
+    </w:p>
+    <w:p>
+      <w:pPr>
+        <w:pStyle w:val="ListBullet"/>
+        <w:spacing w:line="240" w:lineRule="auto"/>
+        <w:ind w:left="720"/>
+      </w:pPr>
+      <w:r>
+        <w:rPr>
+          <w:lang w:val="zh_TW" w:bidi="zh_TW"/>
+        </w:rPr>
+      </w:r>
+      <w:r>
+        <w:rPr>
+          <w:lang w:val="zh_TW" w:bidi="zh_TW"/>
+        </w:rPr>
+        <w:t>內容</w:t>
+      </w:r>
+    </w:p>
+    <w:p>
+      <w:pPr>
+        <w:pStyle w:val="Heading3"/>
+      </w:pPr>
+      <w:r>
+        <w:rPr>
+          <w:lang w:val="zh_TW" w:bidi="zh_TW"/>
+        </w:rPr>
+        <w:t>作者簡介</w:t>
       </w:r>
     </w:p>
     <w:p>
@@ -625,7 +342,55 @@
         <w:rPr>
           <w:lang w:val="zh_TW" w:bidi="zh_TW"/>
         </w:rPr>
-        <w:t>希臘哲學家使用身體的特徵來代表宇宙。這個身體的頭部——稱為「宙斯」或理性——被視為是來創造和維持其餘成員（天體、人類、動物、植物和無生命的物體）的部分。宇宙，或「身體」，其存在歸功於「頭部」。</w:t>
+        <w:t>與帖撒羅尼迦前書一樣，這封信以保羅、西拉和提摩太的名字開始；並且像前書一樣，這封信經常使用複數代名詞「我們」和「我們的」，但也有使用單數代名詞「我」（例如</w:t>
+      </w:r>
+      <w:hyperlink r:id="rId13">
+        <w:r>
+          <w:rPr>
+            <w:lang w:val="zh_TW" w:bidi="zh_TW"/>
+          </w:rPr>
+          <w:rPr>
+            <w:color w:val="0000EE"/>
+            <w:u w:val="single"/>
+          </w:rPr>
+          <w:t>帖後2:5</w:t>
+        </w:r>
+      </w:hyperlink>
+      <w:r>
+        <w:rPr>
+          <w:lang w:val="zh_TW" w:bidi="zh_TW"/>
+        </w:rPr>
+        <w:t>）。信的結尾寫道：「</w:t>
+      </w:r>
+      <w:r>
+        <w:rPr>
+          <w:lang w:val="zh_TW" w:bidi="zh_TW"/>
+        </w:rPr>
+        <w:t>我－ 保羅親筆問你們安。凡我的信都以此為記，我的筆跡就是這樣</w:t>
+      </w:r>
+      <w:r>
+        <w:rPr>
+          <w:lang w:val="zh_TW" w:bidi="zh_TW"/>
+        </w:rPr>
+        <w:t>」（</w:t>
+      </w:r>
+      <w:hyperlink r:id="rId14">
+        <w:r>
+          <w:rPr>
+            <w:lang w:val="zh_TW" w:bidi="zh_TW"/>
+          </w:rPr>
+          <w:rPr>
+            <w:color w:val="0000EE"/>
+            <w:u w:val="single"/>
+          </w:rPr>
+          <w:t>3:17</w:t>
+        </w:r>
+      </w:hyperlink>
+      <w:r>
+        <w:rPr>
+          <w:lang w:val="zh_TW" w:bidi="zh_TW"/>
+        </w:rPr>
+        <w:t>）。</w:t>
       </w:r>
     </w:p>
     <w:p>
@@ -639,7 +404,36 @@
         <w:rPr>
           <w:lang w:val="zh_TW" w:bidi="zh_TW"/>
         </w:rPr>
-        <w:t>在公元前460年（通常被認為是希波克拉底〔Hippocrates〕最早著作的日期）和公元200年（發展希波克拉底研究的蓋倫〔Galen〕去世）之間，希臘醫學科學逐漸理解頭部是智慧的所在。身體之所以能夠有效地運作，是因為大腦能夠解釋從身體（眼睛、耳朵、皮膚等）接收到的數據，並且能夠根據接收到的數據向身體的各個部份發出適當的信號，大腦解釋和指導的能力使身體的存在完全依賴於它。</w:t>
+        <w:t>有些學者質疑這封書信是否出自保羅之手，主要原因在於這書關於未來的教導，與帖撒羅尼迦前書的教導有所不同。根據</w:t>
+      </w:r>
+      <w:hyperlink r:id="rId14">
+        <w:r>
+          <w:rPr>
+            <w:lang w:val="zh_TW" w:bidi="zh_TW"/>
+          </w:rPr>
+          <w:rPr>
+            <w:color w:val="0000EE"/>
+            <w:u w:val="single"/>
+          </w:rPr>
+          <w:t>帖撒羅尼迦後書三章17節</w:t>
+        </w:r>
+      </w:hyperlink>
+      <w:r>
+        <w:rPr>
+          <w:lang w:val="zh_TW" w:bidi="zh_TW"/>
+        </w:rPr>
+        <w:t>的說法，第一封信必須被視為偽造。然而，事實並非如此，早期教會從未質疑這兩封信是否出由保羅所寫。</w:t>
+      </w:r>
+    </w:p>
+    <w:p>
+      <w:pPr>
+        <w:pStyle w:val="Heading3"/>
+      </w:pPr>
+      <w:r>
+        <w:rPr>
+          <w:lang w:val="zh_TW" w:bidi="zh_TW"/>
+        </w:rPr>
+        <w:t>日期、起源與寫作對象</w:t>
       </w:r>
     </w:p>
     <w:p>
@@ -653,385 +447,7 @@
         <w:rPr>
           <w:lang w:val="zh_TW" w:bidi="zh_TW"/>
         </w:rPr>
-        <w:t>在新約中，這個詞指的是人類的頭部（</w:t>
-      </w:r>
-      <w:hyperlink r:id="rId32">
-        <w:r>
-          <w:rPr>
-            <w:lang w:val="zh_TW" w:bidi="zh_TW"/>
-          </w:rPr>
-          <w:rPr>
-            <w:color w:val="0000EE"/>
-            <w:u w:val="single"/>
-          </w:rPr>
-          <w:t>太5:36</w:t>
-        </w:r>
-      </w:hyperlink>
-      <w:r>
-        <w:rPr>
-          <w:lang w:val="zh_TW" w:bidi="zh_TW"/>
-        </w:rPr>
-        <w:t>，</w:t>
-      </w:r>
-      <w:hyperlink r:id="rId33">
-        <w:r>
-          <w:rPr>
-            <w:lang w:val="zh_TW" w:bidi="zh_TW"/>
-          </w:rPr>
-          <w:rPr>
-            <w:color w:val="0000EE"/>
-            <w:u w:val="single"/>
-          </w:rPr>
-          <w:t>6:17</w:t>
-        </w:r>
-      </w:hyperlink>
-      <w:r>
-        <w:rPr>
-          <w:lang w:val="zh_TW" w:bidi="zh_TW"/>
-        </w:rPr>
-        <w:t>，</w:t>
-      </w:r>
-      <w:hyperlink r:id="rId34">
-        <w:r>
-          <w:rPr>
-            <w:lang w:val="zh_TW" w:bidi="zh_TW"/>
-          </w:rPr>
-          <w:rPr>
-            <w:color w:val="0000EE"/>
-            <w:u w:val="single"/>
-          </w:rPr>
-          <w:t>14:8</w:t>
-        </w:r>
-      </w:hyperlink>
-      <w:r>
-        <w:rPr>
-          <w:lang w:val="zh_TW" w:bidi="zh_TW"/>
-        </w:rPr>
-        <w:t>，</w:t>
-      </w:r>
-      <w:hyperlink r:id="rId35">
-        <w:r>
-          <w:rPr>
-            <w:lang w:val="zh_TW" w:bidi="zh_TW"/>
-          </w:rPr>
-          <w:rPr>
-            <w:color w:val="0000EE"/>
-            <w:u w:val="single"/>
-          </w:rPr>
-          <w:t>26:7</w:t>
-        </w:r>
-      </w:hyperlink>
-      <w:r>
-        <w:rPr>
-          <w:lang w:val="zh_TW" w:bidi="zh_TW"/>
-        </w:rPr>
-        <w:t>；</w:t>
-      </w:r>
-      <w:hyperlink r:id="rId36">
-        <w:r>
-          <w:rPr>
-            <w:lang w:val="zh_TW" w:bidi="zh_TW"/>
-          </w:rPr>
-          <w:rPr>
-            <w:color w:val="0000EE"/>
-            <w:u w:val="single"/>
-          </w:rPr>
-          <w:t>可6:27</w:t>
-        </w:r>
-      </w:hyperlink>
-      <w:r>
-        <w:rPr>
-          <w:lang w:val="zh_TW" w:bidi="zh_TW"/>
-        </w:rPr>
-        <w:t>，</w:t>
-      </w:r>
-      <w:hyperlink r:id="rId37">
-        <w:r>
-          <w:rPr>
-            <w:lang w:val="zh_TW" w:bidi="zh_TW"/>
-          </w:rPr>
-          <w:rPr>
-            <w:color w:val="0000EE"/>
-            <w:u w:val="single"/>
-          </w:rPr>
-          <w:t>14:3</w:t>
-        </w:r>
-      </w:hyperlink>
-      <w:r>
-        <w:rPr>
-          <w:lang w:val="zh_TW" w:bidi="zh_TW"/>
-        </w:rPr>
-        <w:t>；</w:t>
-      </w:r>
-      <w:hyperlink r:id="rId38">
-        <w:r>
-          <w:rPr>
-            <w:lang w:val="zh_TW" w:bidi="zh_TW"/>
-          </w:rPr>
-          <w:rPr>
-            <w:color w:val="0000EE"/>
-            <w:u w:val="single"/>
-          </w:rPr>
-          <w:t>路7:46</w:t>
-        </w:r>
-      </w:hyperlink>
-      <w:r>
-        <w:rPr>
-          <w:lang w:val="zh_TW" w:bidi="zh_TW"/>
-        </w:rPr>
-        <w:t>；</w:t>
-      </w:r>
-      <w:hyperlink r:id="rId39">
-        <w:r>
-          <w:rPr>
-            <w:lang w:val="zh_TW" w:bidi="zh_TW"/>
-          </w:rPr>
-          <w:rPr>
-            <w:color w:val="0000EE"/>
-            <w:u w:val="single"/>
-          </w:rPr>
-          <w:t>約13:9</w:t>
-        </w:r>
-      </w:hyperlink>
-      <w:r>
-        <w:rPr>
-          <w:lang w:val="zh_TW" w:bidi="zh_TW"/>
-        </w:rPr>
-        <w:t>，</w:t>
-      </w:r>
-      <w:hyperlink r:id="rId40">
-        <w:r>
-          <w:rPr>
-            <w:lang w:val="zh_TW" w:bidi="zh_TW"/>
-          </w:rPr>
-          <w:rPr>
-            <w:color w:val="0000EE"/>
-            <w:u w:val="single"/>
-          </w:rPr>
-          <w:t>20:7</w:t>
-        </w:r>
-      </w:hyperlink>
-      <w:r>
-        <w:rPr>
-          <w:lang w:val="zh_TW" w:bidi="zh_TW"/>
-        </w:rPr>
-        <w:t>），指天啟生物（</w:t>
-      </w:r>
-      <w:hyperlink r:id="rId41">
-        <w:r>
-          <w:rPr>
-            <w:lang w:val="zh_TW" w:bidi="zh_TW"/>
-          </w:rPr>
-          <w:rPr>
-            <w:color w:val="0000EE"/>
-            <w:u w:val="single"/>
-          </w:rPr>
-          <w:t>啟1:14</w:t>
-        </w:r>
-      </w:hyperlink>
-      <w:r>
-        <w:rPr>
-          <w:lang w:val="zh_TW" w:bidi="zh_TW"/>
-        </w:rPr>
-        <w:t>，</w:t>
-      </w:r>
-      <w:hyperlink r:id="rId42">
-        <w:r>
-          <w:rPr>
-            <w:lang w:val="zh_TW" w:bidi="zh_TW"/>
-          </w:rPr>
-          <w:rPr>
-            <w:color w:val="0000EE"/>
-            <w:u w:val="single"/>
-          </w:rPr>
-          <w:t>4:4</w:t>
-        </w:r>
-      </w:hyperlink>
-      <w:r>
-        <w:rPr>
-          <w:lang w:val="zh_TW" w:bidi="zh_TW"/>
-        </w:rPr>
-        <w:t>，</w:t>
-      </w:r>
-      <w:hyperlink r:id="rId43">
-        <w:r>
-          <w:rPr>
-            <w:lang w:val="zh_TW" w:bidi="zh_TW"/>
-          </w:rPr>
-          <w:rPr>
-            <w:color w:val="0000EE"/>
-            <w:u w:val="single"/>
-          </w:rPr>
-          <w:t>12:1</w:t>
-        </w:r>
-      </w:hyperlink>
-      <w:r>
-        <w:rPr>
-          <w:lang w:val="zh_TW" w:bidi="zh_TW"/>
-        </w:rPr>
-        <w:t>），以及動物（</w:t>
-      </w:r>
-      <w:hyperlink r:id="rId44">
-        <w:r>
-          <w:rPr>
-            <w:lang w:val="zh_TW" w:bidi="zh_TW"/>
-          </w:rPr>
-          <w:rPr>
-            <w:color w:val="0000EE"/>
-            <w:u w:val="single"/>
-          </w:rPr>
-          <w:t>啟9:7、17、19</w:t>
-        </w:r>
-      </w:hyperlink>
-      <w:r>
-        <w:rPr>
-          <w:lang w:val="zh_TW" w:bidi="zh_TW"/>
-        </w:rPr>
-        <w:t>，</w:t>
-      </w:r>
-      <w:hyperlink r:id="rId45">
-        <w:r>
-          <w:rPr>
-            <w:lang w:val="zh_TW" w:bidi="zh_TW"/>
-          </w:rPr>
-          <w:rPr>
-            <w:color w:val="0000EE"/>
-            <w:u w:val="single"/>
-          </w:rPr>
-          <w:t>12:3</w:t>
-        </w:r>
-      </w:hyperlink>
-      <w:r>
-        <w:rPr>
-          <w:lang w:val="zh_TW" w:bidi="zh_TW"/>
-        </w:rPr>
-        <w:t>）。此外，它出現在諸如「</w:t>
-      </w:r>
-      <w:r>
-        <w:rPr>
-          <w:lang w:val="zh_TW" w:bidi="zh_TW"/>
-        </w:rPr>
-        <w:t>炭火堆在他的頭上</w:t>
-      </w:r>
-      <w:r>
-        <w:rPr>
-          <w:lang w:val="zh_TW" w:bidi="zh_TW"/>
-        </w:rPr>
-        <w:t>」這樣的表達中，意指以善報惡（</w:t>
-      </w:r>
-      <w:hyperlink r:id="rId46">
-        <w:r>
-          <w:rPr>
-            <w:lang w:val="zh_TW" w:bidi="zh_TW"/>
-          </w:rPr>
-          <w:rPr>
-            <w:color w:val="0000EE"/>
-            <w:u w:val="single"/>
-          </w:rPr>
-          <w:t>羅12:20</w:t>
-        </w:r>
-      </w:hyperlink>
-      <w:r>
-        <w:rPr>
-          <w:lang w:val="zh_TW" w:bidi="zh_TW"/>
-        </w:rPr>
-        <w:t>；參：</w:t>
-      </w:r>
-      <w:hyperlink r:id="rId47">
-        <w:r>
-          <w:rPr>
-            <w:lang w:val="zh_TW" w:bidi="zh_TW"/>
-          </w:rPr>
-          <w:rPr>
-            <w:color w:val="0000EE"/>
-            <w:u w:val="single"/>
-          </w:rPr>
-          <w:t>太5:44</w:t>
-        </w:r>
-      </w:hyperlink>
-      <w:r>
-        <w:rPr>
-          <w:lang w:val="zh_TW" w:bidi="zh_TW"/>
-        </w:rPr>
-        <w:t>）；「剪髮」或「</w:t>
-      </w:r>
-      <w:r>
-        <w:rPr>
-          <w:lang w:val="zh_TW" w:bidi="zh_TW"/>
-        </w:rPr>
-        <w:t>剃</w:t>
-      </w:r>
-      <w:r>
-        <w:rPr>
-          <w:lang w:val="zh_TW" w:bidi="zh_TW"/>
-        </w:rPr>
-        <w:t>頭」表示一個誓言（</w:t>
-      </w:r>
-      <w:hyperlink r:id="rId48">
-        <w:r>
-          <w:rPr>
-            <w:lang w:val="zh_TW" w:bidi="zh_TW"/>
-          </w:rPr>
-          <w:rPr>
-            <w:color w:val="0000EE"/>
-            <w:u w:val="single"/>
-          </w:rPr>
-          <w:t>徒21:24</w:t>
-        </w:r>
-      </w:hyperlink>
-      <w:r>
-        <w:rPr>
-          <w:lang w:val="zh_TW" w:bidi="zh_TW"/>
-        </w:rPr>
-        <w:t>）；以及「</w:t>
-      </w:r>
-      <w:r>
-        <w:rPr>
-          <w:lang w:val="zh_TW" w:bidi="zh_TW"/>
-        </w:rPr>
-        <w:t>枕頭</w:t>
-      </w:r>
-      <w:r>
-        <w:rPr>
-          <w:lang w:val="zh_TW" w:bidi="zh_TW"/>
-        </w:rPr>
-        <w:t>」，意指睡覺（</w:t>
-      </w:r>
-      <w:hyperlink r:id="rId49">
-        <w:r>
-          <w:rPr>
-            <w:lang w:val="zh_TW" w:bidi="zh_TW"/>
-          </w:rPr>
-          <w:rPr>
-            <w:color w:val="0000EE"/>
-            <w:u w:val="single"/>
-          </w:rPr>
-          <w:t>太8:20</w:t>
-        </w:r>
-      </w:hyperlink>
-      <w:r>
-        <w:rPr>
-          <w:lang w:val="zh_TW" w:bidi="zh_TW"/>
-        </w:rPr>
-        <w:t>；</w:t>
-      </w:r>
-      <w:hyperlink r:id="rId50">
-        <w:r>
-          <w:rPr>
-            <w:lang w:val="zh_TW" w:bidi="zh_TW"/>
-          </w:rPr>
-          <w:rPr>
-            <w:color w:val="0000EE"/>
-            <w:u w:val="single"/>
-          </w:rPr>
-          <w:t>路9:58</w:t>
-        </w:r>
-      </w:hyperlink>
-      <w:r>
-        <w:rPr>
-          <w:lang w:val="zh_TW" w:bidi="zh_TW"/>
-        </w:rPr>
-        <w:t>）。</w:t>
+        <w:t>與帖撒羅尼迦前書相同，這封信的第一節便說這是寫給「帖撒羅尼迦的教會」。與前書不同的是，這封信沒有提供關於保羅和他同工行蹤的個人細節。因此，沒有直接證據確定這封信的成書日期和地點。</w:t>
       </w:r>
     </w:p>
     <w:p>
@@ -1045,9 +461,49 @@
         <w:rPr>
           <w:lang w:val="zh_TW" w:bidi="zh_TW"/>
         </w:rPr>
-        <w:t>使徒保羅借用了舊約中對該詞語的隱喻，來表達神對基督的權柄、基督對人的權柄，以及男人對婦女的權柄（</w:t>
-      </w:r>
-      <w:hyperlink r:id="rId51">
+        <w:t>由於這封書的教導與帖撒羅尼迦前書不同，因此有人質疑此信是否為保羅所寫，並且提出了幾種有關日期和寫作對象的推測：</w:t>
+      </w:r>
+    </w:p>
+    <w:p>
+      <w:pPr>
+        <w:pStyle w:val="ListNumber"/>
+        <w:numPr>
+          <w:ilvl w:val="0"/>
+          <w:numId w:val="14"/>
+        </w:numPr>
+        <w:spacing w:line="240" w:lineRule="auto"/>
+        <w:ind w:left="720"/>
+      </w:pPr>
+      <w:r>
+        <w:rPr>
+          <w:lang w:val="zh_TW" w:bidi="zh_TW"/>
+        </w:rPr>
+      </w:r>
+      <w:r>
+        <w:rPr>
+          <w:lang w:val="zh_TW" w:bidi="zh_TW"/>
+        </w:rPr>
+        <w:t>這封信是在帖撒羅尼迦前書寫成許久之後才寫的。然而，這種可能性不大，因為西拉和提摩太仍然與保羅同在。</w:t>
+      </w:r>
+    </w:p>
+    <w:p>
+      <w:pPr>
+        <w:pStyle w:val="ListNumber"/>
+        <w:spacing w:line="240" w:lineRule="auto"/>
+        <w:ind w:left="720"/>
+      </w:pPr>
+      <w:r>
+        <w:rPr>
+          <w:lang w:val="zh_TW" w:bidi="zh_TW"/>
+        </w:rPr>
+      </w:r>
+      <w:r>
+        <w:rPr>
+          <w:lang w:val="zh_TW" w:bidi="zh_TW"/>
+        </w:rPr>
+        <w:t>這封信的寫作時間早於帖撒羅尼迦前書。然而，</w:t>
+      </w:r>
+      <w:hyperlink r:id="rId15">
         <w:r>
           <w:rPr>
             <w:lang w:val="zh_TW" w:bidi="zh_TW"/>
@@ -1056,16 +512,34 @@
             <w:color w:val="0000EE"/>
             <w:u w:val="single"/>
           </w:rPr>
-          <w:t>林前11:3–16；</w:t>
+          <w:t>二章15節</w:t>
         </w:r>
       </w:hyperlink>
       <w:r>
         <w:rPr>
           <w:lang w:val="zh_TW" w:bidi="zh_TW"/>
         </w:rPr>
-        <w:t>參：</w:t>
-      </w:r>
-      <w:hyperlink r:id="rId52">
+        <w:t>提到一封先前寫給帖撒羅尼迦的信。而且，從第二世紀開始，早期教會確實稱這封信為帖撒羅尼迦後書。</w:t>
+      </w:r>
+    </w:p>
+    <w:p>
+      <w:pPr>
+        <w:pStyle w:val="ListNumber"/>
+        <w:spacing w:line="240" w:lineRule="auto"/>
+        <w:ind w:left="720"/>
+      </w:pPr>
+      <w:r>
+        <w:rPr>
+          <w:lang w:val="zh_TW" w:bidi="zh_TW"/>
+        </w:rPr>
+      </w:r>
+      <w:r>
+        <w:rPr>
+          <w:lang w:val="zh_TW" w:bidi="zh_TW"/>
+        </w:rPr>
+        <w:t>這封信的寫作對象是帖撒羅尼迦的猶太基督徒，而帖撒羅尼迦前書則是寫給外邦基督徒的。然而，這種說法極不可能，因為這位使徒一向十分重視基督徒在同一地區應當合一（例如</w:t>
+      </w:r>
+      <w:hyperlink r:id="rId16">
         <w:r>
           <w:rPr>
             <w:lang w:val="zh_TW" w:bidi="zh_TW"/>
@@ -1074,16 +548,16 @@
             <w:color w:val="0000EE"/>
             <w:u w:val="single"/>
           </w:rPr>
-          <w:t>弗 5:23</w:t>
+          <w:t>林前1–3</w:t>
         </w:r>
       </w:hyperlink>
       <w:r>
         <w:rPr>
           <w:lang w:val="zh_TW" w:bidi="zh_TW"/>
         </w:rPr>
-        <w:t>）。在這些關係的亮光中，保羅鼓勵哥林多的婦女在敬拜時戴上面紗，面紗賦予婦女在神面前與男人平等敬拜的權柄。這詞再次被用來表達基督對宇宙的主權（</w:t>
-      </w:r>
-      <w:hyperlink r:id="rId53">
+        <w:t>），並特別重視猶太信徒與外邦信徒的合一（見</w:t>
+      </w:r>
+      <w:hyperlink r:id="rId17">
         <w:r>
           <w:rPr>
             <w:lang w:val="zh_TW" w:bidi="zh_TW"/>
@@ -1092,32 +566,32 @@
             <w:color w:val="0000EE"/>
             <w:u w:val="single"/>
           </w:rPr>
-          <w:t>弗1:21–22</w:t>
+          <w:t>弗2:11–22</w:t>
         </w:r>
       </w:hyperlink>
       <w:r>
         <w:rPr>
           <w:lang w:val="zh_TW" w:bidi="zh_TW"/>
         </w:rPr>
-        <w:t>；</w:t>
-      </w:r>
-      <w:hyperlink r:id="rId54">
-        <w:r>
-          <w:rPr>
-            <w:lang w:val="zh_TW" w:bidi="zh_TW"/>
-          </w:rPr>
-          <w:rPr>
-            <w:color w:val="0000EE"/>
-            <w:u w:val="single"/>
-          </w:rPr>
-          <w:t>西2:10</w:t>
-        </w:r>
-      </w:hyperlink>
-      <w:r>
-        <w:rPr>
-          <w:lang w:val="zh_TW" w:bidi="zh_TW"/>
-        </w:rPr>
-        <w:t>）。</w:t>
+        <w:t>），所以他不可能這樣做。</w:t>
+      </w:r>
+    </w:p>
+    <w:p>
+      <w:pPr>
+        <w:pStyle w:val="ListNumber"/>
+        <w:spacing w:line="240" w:lineRule="auto"/>
+        <w:ind w:left="720"/>
+      </w:pPr>
+      <w:r>
+        <w:rPr>
+          <w:lang w:val="zh_TW" w:bidi="zh_TW"/>
+        </w:rPr>
+      </w:r>
+      <w:r>
+        <w:rPr>
+          <w:lang w:val="zh_TW" w:bidi="zh_TW"/>
+        </w:rPr>
+        <w:t>這封信是寫給別處的基督徒（庇哩亞和腓立比），後來傳到帖撒羅尼迦的基督徒手中。然而，沒有任何證據顯示這封信最初是寫給其它地方的基督徒，而非帖撒羅尼迦的信徒。</w:t>
       </w:r>
     </w:p>
     <w:p>
@@ -1131,9 +605,21 @@
         <w:rPr>
           <w:lang w:val="zh_TW" w:bidi="zh_TW"/>
         </w:rPr>
-        <w:t>保羅使用頭與身體的表達來說明基督與祂自己教會之間的關係（</w:t>
-      </w:r>
-      <w:hyperlink r:id="rId55">
+        <w:t>寫這封信時，</w:t>
+      </w:r>
+      <w:r>
+        <w:rPr>
+          <w:lang w:val="zh_TW" w:bidi="zh_TW"/>
+        </w:rPr>
+        <w:t>保羅身邊的同工與寫帖撒羅尼迦前書時相同</w:t>
+      </w:r>
+      <w:r>
+        <w:rPr>
+          <w:lang w:val="zh_TW" w:bidi="zh_TW"/>
+        </w:rPr>
+        <w:t>（</w:t>
+      </w:r>
+      <w:hyperlink r:id="rId18">
         <w:r>
           <w:rPr>
             <w:lang w:val="zh_TW" w:bidi="zh_TW"/>
@@ -1142,14 +628,1323 @@
             <w:color w:val="0000EE"/>
             <w:u w:val="single"/>
           </w:rPr>
-          <w:t>弗4:15</w:t>
+          <w:t>帖後1:1</w:t>
         </w:r>
       </w:hyperlink>
       <w:r>
         <w:rPr>
           <w:lang w:val="zh_TW" w:bidi="zh_TW"/>
         </w:rPr>
+        <w:t>）。</w:t>
+      </w:r>
+      <w:r>
+        <w:rPr>
+          <w:lang w:val="zh_TW" w:bidi="zh_TW"/>
+        </w:rPr>
+        <w:t>這表明，保羅在寫完前書後不久，聽到了帖撒羅尼迦基督徒面臨的新問題，出於對他們的關心，就寫了這第二封信。</w:t>
+      </w:r>
+    </w:p>
+    <w:p>
+      <w:pPr>
+        <w:pStyle w:val="Heading3"/>
+      </w:pPr>
+      <w:r>
+        <w:rPr>
+          <w:lang w:val="zh_TW" w:bidi="zh_TW"/>
+        </w:rPr>
+        <w:t>目的</w:t>
+      </w:r>
+    </w:p>
+    <w:p>
+      <w:pPr/>
+      <w:r>
+        <w:rPr>
+          <w:lang w:val="zh_TW" w:bidi="zh_TW"/>
+        </w:rPr>
+      </w:r>
+      <w:r>
+        <w:rPr>
+          <w:lang w:val="zh_TW" w:bidi="zh_TW"/>
+        </w:rPr>
+        <w:t>使徒保羅寫這封信時，心中有三個主要的關注。</w:t>
+      </w:r>
+    </w:p>
+    <w:p>
+      <w:pPr/>
+      <w:r>
+        <w:rPr>
+          <w:lang w:val="zh_TW" w:bidi="zh_TW"/>
+        </w:rPr>
+      </w:r>
+      <w:r>
+        <w:rPr>
+          <w:lang w:val="zh_TW" w:bidi="zh_TW"/>
+        </w:rPr>
+        <w:t>首先，與他所有書信一樣，他希望鼓勵讀者在信仰上站立得穩（</w:t>
+      </w:r>
+      <w:hyperlink r:id="rId15">
+        <w:r>
+          <w:rPr>
+            <w:lang w:val="zh_TW" w:bidi="zh_TW"/>
+          </w:rPr>
+          <w:rPr>
+            <w:color w:val="0000EE"/>
+            <w:u w:val="single"/>
+          </w:rPr>
+          <w:t>2:15）</w:t>
+        </w:r>
+      </w:hyperlink>
+      <w:r>
+        <w:rPr>
+          <w:lang w:val="zh_TW" w:bidi="zh_TW"/>
+        </w:rPr>
+        <w:t>。他感謝神在他們生命中的工作（</w:t>
+      </w:r>
+      <w:hyperlink r:id="rId19">
+        <w:r>
+          <w:rPr>
+            <w:lang w:val="zh_TW" w:bidi="zh_TW"/>
+          </w:rPr>
+          <w:rPr>
+            <w:color w:val="0000EE"/>
+            <w:u w:val="single"/>
+          </w:rPr>
+          <w:t>1:3，</w:t>
+        </w:r>
+      </w:hyperlink>
+      <w:hyperlink r:id="rId20">
+        <w:r>
+          <w:rPr>
+            <w:lang w:val="zh_TW" w:bidi="zh_TW"/>
+          </w:rPr>
+          <w:rPr>
+            <w:color w:val="0000EE"/>
+            <w:u w:val="single"/>
+          </w:rPr>
+          <w:t>2:13</w:t>
+        </w:r>
+      </w:hyperlink>
+      <w:r>
+        <w:rPr>
+          <w:lang w:val="zh_TW" w:bidi="zh_TW"/>
+        </w:rPr>
+        <w:t>），這工作表現在他們的信心、愛心，以及在逼迫中堅忍的態度（</w:t>
+      </w:r>
+      <w:hyperlink r:id="rId21">
+        <w:r>
+          <w:rPr>
+            <w:lang w:val="zh_TW" w:bidi="zh_TW"/>
+          </w:rPr>
+          <w:rPr>
+            <w:color w:val="0000EE"/>
+            <w:u w:val="single"/>
+          </w:rPr>
+          <w:t>1:4</w:t>
+        </w:r>
+      </w:hyperlink>
+      <w:r>
+        <w:rPr>
+          <w:lang w:val="zh_TW" w:bidi="zh_TW"/>
+        </w:rPr>
+        <w:t>）。保羅向他們保證，神終將施行公義審判。信徒的責任是以生命榮耀耶穌的名；當主再來時，衪將在忠心的子民中得榮耀（</w:t>
+      </w:r>
+      <w:hyperlink r:id="rId22">
+        <w:r>
+          <w:rPr>
+            <w:lang w:val="zh_TW" w:bidi="zh_TW"/>
+          </w:rPr>
+          <w:rPr>
+            <w:color w:val="0000EE"/>
+            <w:u w:val="single"/>
+          </w:rPr>
+          <w:t>5–12</w:t>
+        </w:r>
+      </w:hyperlink>
+      <w:r>
+        <w:rPr>
+          <w:lang w:val="zh_TW" w:bidi="zh_TW"/>
+        </w:rPr>
+        <w:t>節）。</w:t>
+      </w:r>
+    </w:p>
+    <w:p>
+      <w:pPr/>
+      <w:r>
+        <w:rPr>
+          <w:lang w:val="zh_TW" w:bidi="zh_TW"/>
+        </w:rPr>
+      </w:r>
+      <w:r>
+        <w:rPr>
+          <w:lang w:val="zh_TW" w:bidi="zh_TW"/>
+        </w:rPr>
+        <w:t>其次，教會中流傳著錯誤的教導，甚至有人假冒保羅的名義，宣稱</w:t>
+      </w:r>
+      <w:r>
+        <w:rPr>
+          <w:lang w:val="zh_TW" w:bidi="zh_TW"/>
+        </w:rPr>
+        <w:t>主的日子現在到了</w:t>
+      </w:r>
+      <w:r>
+        <w:rPr>
+          <w:lang w:val="zh_TW" w:bidi="zh_TW"/>
+        </w:rPr>
+        <w:t>（</w:t>
+      </w:r>
+      <w:hyperlink r:id="rId23">
+        <w:r>
+          <w:rPr>
+            <w:lang w:val="zh_TW" w:bidi="zh_TW"/>
+          </w:rPr>
+          <w:rPr>
+            <w:color w:val="0000EE"/>
+            <w:u w:val="single"/>
+          </w:rPr>
+          <w:t>2:2</w:t>
+        </w:r>
+      </w:hyperlink>
+      <w:r>
+        <w:rPr>
+          <w:lang w:val="zh_TW" w:bidi="zh_TW"/>
+        </w:rPr>
+        <w:t>）。這位使徒駁斥這種教導，並指出在基督再來之前必須發生一些特定的事情。他提到，一個被稱為「</w:t>
+      </w:r>
+      <w:r>
+        <w:rPr>
+          <w:lang w:val="zh_TW" w:bidi="zh_TW"/>
+        </w:rPr>
+        <w:t>大罪人</w:t>
+      </w:r>
+      <w:r>
+        <w:rPr>
+          <w:lang w:val="zh_TW" w:bidi="zh_TW"/>
+        </w:rPr>
+        <w:t>」或「</w:t>
+      </w:r>
+      <w:r>
+        <w:rPr>
+          <w:lang w:val="zh_TW" w:bidi="zh_TW"/>
+        </w:rPr>
+        <w:t>沉淪之子</w:t>
+      </w:r>
+      <w:r>
+        <w:rPr>
+          <w:lang w:val="zh_TW" w:bidi="zh_TW"/>
+        </w:rPr>
+        <w:t>」的人將會顯現，這個人將否定一切真正的敬拜，行神蹟奇事，甚至自稱為神。目前，仍有一種力量在抑制牠。然而，到了適當的時候，「大罪人」將被揭露。然後，當主再來時，「大罪人」將被征服和摧毀。這（</w:t>
+      </w:r>
+      <w:hyperlink r:id="rId24">
+        <w:r>
+          <w:rPr>
+            <w:lang w:val="zh_TW" w:bidi="zh_TW"/>
+          </w:rPr>
+          <w:rPr>
+            <w:color w:val="0000EE"/>
+            <w:u w:val="single"/>
+          </w:rPr>
+          <w:t>1–12</w:t>
+        </w:r>
+      </w:hyperlink>
+      <w:r>
+        <w:rPr>
+          <w:lang w:val="zh_TW" w:bidi="zh_TW"/>
+        </w:rPr>
+        <w:t>節）與福音書中關於敵基督的描述類似，牠將假冒基督，以神蹟奇事欺騙人（</w:t>
+      </w:r>
+      <w:hyperlink r:id="rId25">
+        <w:r>
+          <w:rPr>
+            <w:lang w:val="zh_TW" w:bidi="zh_TW"/>
+          </w:rPr>
+          <w:rPr>
+            <w:color w:val="0000EE"/>
+            <w:u w:val="single"/>
+          </w:rPr>
+          <w:t>太24:5、23–26</w:t>
+        </w:r>
+      </w:hyperlink>
+      <w:r>
+        <w:rPr>
+          <w:lang w:val="zh_TW" w:bidi="zh_TW"/>
+        </w:rPr>
+        <w:t>；</w:t>
+      </w:r>
+      <w:hyperlink r:id="rId26">
+        <w:r>
+          <w:rPr>
+            <w:lang w:val="zh_TW" w:bidi="zh_TW"/>
+          </w:rPr>
+          <w:rPr>
+            <w:color w:val="0000EE"/>
+            <w:u w:val="single"/>
+          </w:rPr>
+          <w:t>可13:5–6、20–23</w:t>
+        </w:r>
+      </w:hyperlink>
+      <w:r>
+        <w:rPr>
+          <w:lang w:val="zh_TW" w:bidi="zh_TW"/>
+        </w:rPr>
+        <w:t>）。在帖撒羅尼迦前書中，保羅強調主再來的時間是沒有人知道的，因此信徒必須隨時準備好迎接衪。在這裡，為了反駁主已經再來的觀念，保羅強調基督再來前必然發生的事件。耶穌在講論未來時，也同時強調這兩個方面（</w:t>
+      </w:r>
+      <w:hyperlink r:id="rId27">
+        <w:r>
+          <w:rPr>
+            <w:lang w:val="zh_TW" w:bidi="zh_TW"/>
+          </w:rPr>
+          <w:rPr>
+            <w:color w:val="0000EE"/>
+            <w:u w:val="single"/>
+          </w:rPr>
+          <w:t>太24</w:t>
+        </w:r>
+      </w:hyperlink>
+      <w:r>
+        <w:rPr>
+          <w:lang w:val="zh_TW" w:bidi="zh_TW"/>
+        </w:rPr>
+        <w:t>；</w:t>
+      </w:r>
+      <w:hyperlink r:id="rId28">
+        <w:r>
+          <w:rPr>
+            <w:lang w:val="zh_TW" w:bidi="zh_TW"/>
+          </w:rPr>
+          <w:rPr>
+            <w:color w:val="0000EE"/>
+            <w:u w:val="single"/>
+          </w:rPr>
+          <w:t>可13</w:t>
+        </w:r>
+      </w:hyperlink>
+      <w:r>
+        <w:rPr>
+          <w:lang w:val="zh_TW" w:bidi="zh_TW"/>
+        </w:rPr>
+        <w:t>；</w:t>
+      </w:r>
+      <w:hyperlink r:id="rId29">
+        <w:r>
+          <w:rPr>
+            <w:lang w:val="zh_TW" w:bidi="zh_TW"/>
+          </w:rPr>
+          <w:rPr>
+            <w:color w:val="0000EE"/>
+            <w:u w:val="single"/>
+          </w:rPr>
+          <w:t>路21</w:t>
+        </w:r>
+      </w:hyperlink>
+      <w:r>
+        <w:rPr>
+          <w:lang w:val="zh_TW" w:bidi="zh_TW"/>
+        </w:rPr>
+        <w:t>）。</w:t>
+      </w:r>
+    </w:p>
+    <w:p>
+      <w:pPr/>
+      <w:r>
+        <w:rPr>
+          <w:lang w:val="zh_TW" w:bidi="zh_TW"/>
+        </w:rPr>
+      </w:r>
+      <w:r>
+        <w:rPr>
+          <w:lang w:val="zh_TW" w:bidi="zh_TW"/>
+        </w:rPr>
+        <w:t>最後，基督徒群體中的懶惰問題仍然存在，甚至可能有所加劇（參</w:t>
+      </w:r>
+      <w:hyperlink r:id="rId30">
+        <w:r>
+          <w:rPr>
+            <w:lang w:val="zh_TW" w:bidi="zh_TW"/>
+          </w:rPr>
+          <w:rPr>
+            <w:color w:val="0000EE"/>
+            <w:u w:val="single"/>
+          </w:rPr>
+          <w:t>帖前4:11</w:t>
+        </w:r>
+      </w:hyperlink>
+      <w:r>
+        <w:rPr>
+          <w:lang w:val="zh_TW" w:bidi="zh_TW"/>
+        </w:rPr>
         <w:t>，</w:t>
+      </w:r>
+      <w:hyperlink r:id="rId31">
+        <w:r>
+          <w:rPr>
+            <w:lang w:val="zh_TW" w:bidi="zh_TW"/>
+          </w:rPr>
+          <w:rPr>
+            <w:color w:val="0000EE"/>
+            <w:u w:val="single"/>
+          </w:rPr>
+          <w:t>5:14</w:t>
+        </w:r>
+      </w:hyperlink>
+      <w:r>
+        <w:rPr>
+          <w:lang w:val="zh_TW" w:bidi="zh_TW"/>
+        </w:rPr>
+        <w:t>）。保羅再次提醒他們，他與同工們的榜樣——他們親自工作賺取生活費，而不是依賴他們的福音對象。保羅提出了一個簡單的原則：「</w:t>
+      </w:r>
+      <w:r>
+        <w:rPr>
+          <w:lang w:val="zh_TW" w:bidi="zh_TW"/>
+        </w:rPr>
+        <w:t>若有人不肯做工，就不可吃飯</w:t>
+      </w:r>
+      <w:r>
+        <w:rPr>
+          <w:lang w:val="zh_TW" w:bidi="zh_TW"/>
+        </w:rPr>
+        <w:t>」（</w:t>
+      </w:r>
+      <w:hyperlink r:id="rId32">
+        <w:r>
+          <w:rPr>
+            <w:lang w:val="zh_TW" w:bidi="zh_TW"/>
+          </w:rPr>
+          <w:rPr>
+            <w:color w:val="0000EE"/>
+            <w:u w:val="single"/>
+          </w:rPr>
+          <w:t>帖後3:10</w:t>
+        </w:r>
+      </w:hyperlink>
+      <w:r>
+        <w:rPr>
+          <w:lang w:val="zh_TW" w:bidi="zh_TW"/>
+        </w:rPr>
+        <w:t>）。</w:t>
+      </w:r>
+    </w:p>
+    <w:p>
+      <w:pPr>
+        <w:pStyle w:val="Heading3"/>
+      </w:pPr>
+      <w:r>
+        <w:rPr>
+          <w:lang w:val="zh_TW" w:bidi="zh_TW"/>
+        </w:rPr>
+        <w:t>內容</w:t>
+      </w:r>
+    </w:p>
+    <w:p>
+      <w:pPr>
+        <w:pStyle w:val="Heading4"/>
+      </w:pPr>
+      <w:r>
+        <w:rPr>
+          <w:lang w:val="zh_TW" w:bidi="zh_TW"/>
+        </w:rPr>
+        <w:t>為他們的基督徒生活感恩（</w:t>
+      </w:r>
+      <w:hyperlink r:id="rId33">
+        <w:r>
+          <w:rPr>
+            <w:lang w:val="zh_TW" w:bidi="zh_TW"/>
+          </w:rPr>
+          <w:rPr>
+            <w:color w:val="0000EE"/>
+            <w:u w:val="single"/>
+          </w:rPr>
+          <w:t>1:3–4</w:t>
+        </w:r>
+      </w:hyperlink>
+      <w:r>
+        <w:rPr>
+          <w:lang w:val="zh_TW" w:bidi="zh_TW"/>
+        </w:rPr>
+        <w:t>）</w:t>
+      </w:r>
+    </w:p>
+    <w:p>
+      <w:pPr/>
+      <w:r>
+        <w:rPr>
+          <w:lang w:val="zh_TW" w:bidi="zh_TW"/>
+        </w:rPr>
+      </w:r>
+      <w:r>
+        <w:rPr>
+          <w:lang w:val="zh_TW" w:bidi="zh_TW"/>
+        </w:rPr>
+        <w:t>因為帖撒羅尼迦人的信心增長，彼此之間的愛心加增，並且在逼迫中展現忍耐，所以保羅讚美神。</w:t>
+      </w:r>
+    </w:p>
+    <w:p>
+      <w:pPr>
+        <w:pStyle w:val="Heading4"/>
+      </w:pPr>
+      <w:r>
+        <w:rPr>
+          <w:lang w:val="zh_TW" w:bidi="zh_TW"/>
+        </w:rPr>
+        <w:t>逼迫者與被逼迫者的角色逆轉（</w:t>
+      </w:r>
+      <w:hyperlink r:id="rId34">
+        <w:r>
+          <w:rPr>
+            <w:lang w:val="zh_TW" w:bidi="zh_TW"/>
+          </w:rPr>
+          <w:rPr>
+            <w:color w:val="0000EE"/>
+            <w:u w:val="single"/>
+          </w:rPr>
+          <w:t>1:5–10</w:t>
+        </w:r>
+      </w:hyperlink>
+      <w:r>
+        <w:rPr>
+          <w:lang w:val="zh_TW" w:bidi="zh_TW"/>
+        </w:rPr>
+        <w:t>）</w:t>
+      </w:r>
+    </w:p>
+    <w:p>
+      <w:pPr/>
+      <w:r>
+        <w:rPr>
+          <w:lang w:val="zh_TW" w:bidi="zh_TW"/>
+        </w:rPr>
+      </w:r>
+      <w:r>
+        <w:rPr>
+          <w:lang w:val="zh_TW" w:bidi="zh_TW"/>
+        </w:rPr>
+        <w:t>當時，帖撒羅尼迦的基督徒正遭受苦難，但逼迫他們的人將在主耶穌帶著「</w:t>
+      </w:r>
+      <w:r>
+        <w:rPr>
+          <w:lang w:val="zh_TW" w:bidi="zh_TW"/>
+        </w:rPr>
+        <w:t>同他有能力的天使</w:t>
+      </w:r>
+      <w:r>
+        <w:rPr>
+          <w:lang w:val="zh_TW" w:bidi="zh_TW"/>
+        </w:rPr>
+        <w:t>」降臨時，面對神公義的審判。</w:t>
+      </w:r>
+      <w:r>
+        <w:rPr>
+          <w:lang w:val="zh_TW" w:bidi="zh_TW"/>
+        </w:rPr>
+        <w:t>那些拒絕神和福音救恩的人，將</w:t>
+      </w:r>
+      <w:r>
+        <w:rPr>
+          <w:lang w:val="zh_TW" w:bidi="zh_TW"/>
+        </w:rPr>
+        <w:t>「</w:t>
+      </w:r>
+      <w:r>
+        <w:rPr>
+          <w:lang w:val="zh_TW" w:bidi="zh_TW"/>
+        </w:rPr>
+        <w:t>要受刑罰，就是永遠沉淪</w:t>
+      </w:r>
+      <w:r>
+        <w:rPr>
+          <w:lang w:val="zh_TW" w:bidi="zh_TW"/>
+        </w:rPr>
+        <w:t>」。祂的子民將</w:t>
+      </w:r>
+      <w:r>
+        <w:rPr>
+          <w:lang w:val="zh_TW" w:bidi="zh_TW"/>
+        </w:rPr>
+        <w:t>經歷</w:t>
+      </w:r>
+      <w:r>
+        <w:rPr>
+          <w:lang w:val="zh_TW" w:bidi="zh_TW"/>
+        </w:rPr>
+        <w:t>祂再來的榮耀，並意識到他們的堅持所信和受苦並非徒</w:t>
+      </w:r>
+      <w:r>
+        <w:rPr>
+          <w:lang w:val="zh_TW" w:bidi="zh_TW"/>
+        </w:rPr>
+        <w:t>然</w:t>
+      </w:r>
+      <w:r>
+        <w:rPr>
+          <w:lang w:val="zh_TW" w:bidi="zh_TW"/>
+        </w:rPr>
+        <w:t>。</w:t>
+      </w:r>
+    </w:p>
+    <w:p>
+      <w:pPr>
+        <w:pStyle w:val="Heading4"/>
+      </w:pPr>
+      <w:r>
+        <w:rPr>
+          <w:lang w:val="zh_TW" w:bidi="zh_TW"/>
+        </w:rPr>
+        <w:t>禱告主耶穌得榮耀（</w:t>
+      </w:r>
+      <w:hyperlink r:id="rId35">
+        <w:r>
+          <w:rPr>
+            <w:lang w:val="zh_TW" w:bidi="zh_TW"/>
+          </w:rPr>
+          <w:rPr>
+            <w:color w:val="0000EE"/>
+            <w:u w:val="single"/>
+          </w:rPr>
+          <w:t>1:11–12</w:t>
+        </w:r>
+      </w:hyperlink>
+      <w:r>
+        <w:rPr>
+          <w:lang w:val="zh_TW" w:bidi="zh_TW"/>
+        </w:rPr>
+        <w:t>）</w:t>
+      </w:r>
+    </w:p>
+    <w:p>
+      <w:pPr/>
+      <w:r>
+        <w:rPr>
+          <w:lang w:val="zh_TW" w:bidi="zh_TW"/>
+        </w:rPr>
+      </w:r>
+      <w:r>
+        <w:rPr>
+          <w:lang w:val="zh_TW" w:bidi="zh_TW"/>
+        </w:rPr>
+        <w:t>這是保羅為帖撒羅尼迦基督徒的禱告——願他們過著配得上呼召的生活，實現他們的決心，並藉著神的恩典，使基督的名字在他們身上得榮耀。</w:t>
+      </w:r>
+    </w:p>
+    <w:p>
+      <w:pPr>
+        <w:pStyle w:val="Heading4"/>
+      </w:pPr>
+      <w:r>
+        <w:rPr>
+          <w:lang w:val="zh_TW" w:bidi="zh_TW"/>
+        </w:rPr>
+        <w:t>在基督再來之前必須發生的事（</w:t>
+      </w:r>
+      <w:hyperlink r:id="rId24">
+        <w:r>
+          <w:rPr>
+            <w:lang w:val="zh_TW" w:bidi="zh_TW"/>
+          </w:rPr>
+          <w:rPr>
+            <w:color w:val="0000EE"/>
+            <w:u w:val="single"/>
+          </w:rPr>
+          <w:t>2:1–12</w:t>
+        </w:r>
+      </w:hyperlink>
+      <w:r>
+        <w:rPr>
+          <w:lang w:val="zh_TW" w:bidi="zh_TW"/>
+        </w:rPr>
+        <w:t>）</w:t>
+      </w:r>
+    </w:p>
+    <w:p>
+      <w:pPr/>
+      <w:r>
+        <w:rPr>
+          <w:lang w:val="zh_TW" w:bidi="zh_TW"/>
+        </w:rPr>
+      </w:r>
+      <w:r>
+        <w:rPr>
+          <w:lang w:val="zh_TW" w:bidi="zh_TW"/>
+        </w:rPr>
+        <w:t>在這個段落，保羅駁斥那錯誤教導說</w:t>
+      </w:r>
+      <w:r>
+        <w:rPr>
+          <w:lang w:val="zh_TW" w:bidi="zh_TW"/>
+        </w:rPr>
+        <w:t>主的日子現在到了</w:t>
+      </w:r>
+      <w:r>
+        <w:rPr>
+          <w:lang w:val="zh_TW" w:bidi="zh_TW"/>
+        </w:rPr>
+        <w:t>，強調在此之前，「</w:t>
+      </w:r>
+      <w:r>
+        <w:rPr>
+          <w:lang w:val="zh_TW" w:bidi="zh_TW"/>
+        </w:rPr>
+        <w:t>那大罪人</w:t>
+      </w:r>
+      <w:r>
+        <w:rPr>
+          <w:lang w:val="zh_TW" w:bidi="zh_TW"/>
+        </w:rPr>
+        <w:t>」必須被揭示，也就是所謂的敵基督（不過需要注意的是，新約中也提到「</w:t>
+      </w:r>
+      <w:r>
+        <w:rPr>
+          <w:lang w:val="zh_TW" w:bidi="zh_TW"/>
+        </w:rPr>
+        <w:t>好些敵基督</w:t>
+      </w:r>
+      <w:r>
+        <w:rPr>
+          <w:lang w:val="zh_TW" w:bidi="zh_TW"/>
+        </w:rPr>
+        <w:t>」和「</w:t>
+      </w:r>
+      <w:r>
+        <w:rPr>
+          <w:lang w:val="zh_TW" w:bidi="zh_TW"/>
+        </w:rPr>
+        <w:t>那</w:t>
+      </w:r>
+      <w:r>
+        <w:rPr>
+          <w:lang w:val="zh_TW" w:bidi="zh_TW"/>
+        </w:rPr>
+        <w:t>敵基督者的靈」——</w:t>
+      </w:r>
+      <w:hyperlink r:id="rId36">
+        <w:r>
+          <w:rPr>
+            <w:lang w:val="zh_TW" w:bidi="zh_TW"/>
+          </w:rPr>
+          <w:rPr>
+            <w:color w:val="0000EE"/>
+            <w:u w:val="single"/>
+          </w:rPr>
+          <w:t>約一2:18</w:t>
+        </w:r>
+      </w:hyperlink>
+      <w:r>
+        <w:rPr>
+          <w:lang w:val="zh_TW" w:bidi="zh_TW"/>
+        </w:rPr>
+        <w:t>，</w:t>
+      </w:r>
+      <w:hyperlink r:id="rId37">
+        <w:r>
+          <w:rPr>
+            <w:lang w:val="zh_TW" w:bidi="zh_TW"/>
+          </w:rPr>
+          <w:rPr>
+            <w:color w:val="0000EE"/>
+            <w:u w:val="single"/>
+          </w:rPr>
+          <w:t>4:3</w:t>
+        </w:r>
+      </w:hyperlink>
+      <w:r>
+        <w:rPr>
+          <w:lang w:val="zh_TW" w:bidi="zh_TW"/>
+        </w:rPr>
+        <w:t>）。保羅說：「</w:t>
+      </w:r>
+      <w:r>
+        <w:rPr>
+          <w:lang w:val="zh_TW" w:bidi="zh_TW"/>
+        </w:rPr>
+        <w:t>因為那日子以前，必有離道反教的事，並有那大罪人，就是沉淪之子，顯露出來</w:t>
+      </w:r>
+      <w:r>
+        <w:rPr>
+          <w:lang w:val="zh_TW" w:bidi="zh_TW"/>
+        </w:rPr>
+        <w:t>」（</w:t>
+      </w:r>
+      <w:hyperlink r:id="rId38">
+        <w:r>
+          <w:rPr>
+            <w:lang w:val="zh_TW" w:bidi="zh_TW"/>
+          </w:rPr>
+          <w:rPr>
+            <w:color w:val="0000EE"/>
+            <w:u w:val="single"/>
+          </w:rPr>
+          <w:t>帖後2:3</w:t>
+        </w:r>
+      </w:hyperlink>
+      <w:r>
+        <w:rPr>
+          <w:lang w:val="zh_TW" w:bidi="zh_TW"/>
+        </w:rPr>
+        <w:t>）。</w:t>
+      </w:r>
+    </w:p>
+    <w:p>
+      <w:pPr/>
+      <w:r>
+        <w:rPr>
+          <w:lang w:val="zh_TW" w:bidi="zh_TW"/>
+        </w:rPr>
+      </w:r>
+      <w:r>
+        <w:rPr>
+          <w:lang w:val="zh_TW" w:bidi="zh_TW"/>
+        </w:rPr>
+        <w:t>目前，不法的</w:t>
+      </w:r>
+      <w:r>
+        <w:rPr>
+          <w:lang w:val="zh_TW" w:bidi="zh_TW"/>
+        </w:rPr>
+        <w:t>隱意正</w:t>
+      </w:r>
+      <w:r>
+        <w:rPr>
+          <w:lang w:val="zh_TW" w:bidi="zh_TW"/>
+        </w:rPr>
+        <w:t>被</w:t>
+      </w:r>
+      <w:r>
+        <w:rPr>
+          <w:lang w:val="zh_TW" w:bidi="zh_TW"/>
+        </w:rPr>
+        <w:t>攔阻</w:t>
+      </w:r>
+      <w:r>
+        <w:rPr>
+          <w:lang w:val="zh_TW" w:bidi="zh_TW"/>
+        </w:rPr>
+        <w:t>（</w:t>
+      </w:r>
+      <w:hyperlink r:id="rId39">
+        <w:r>
+          <w:rPr>
+            <w:lang w:val="zh_TW" w:bidi="zh_TW"/>
+          </w:rPr>
+          <w:rPr>
+            <w:color w:val="0000EE"/>
+            <w:u w:val="single"/>
+          </w:rPr>
+          <w:t>6–7</w:t>
+        </w:r>
+      </w:hyperlink>
+      <w:r>
+        <w:rPr>
+          <w:lang w:val="zh_TW" w:bidi="zh_TW"/>
+        </w:rPr>
+        <w:t>節）；但在未來——就是在主再來之前，這種</w:t>
+      </w:r>
+      <w:r>
+        <w:rPr>
+          <w:lang w:val="zh_TW" w:bidi="zh_TW"/>
+        </w:rPr>
+        <w:t>攔阻</w:t>
+      </w:r>
+      <w:r>
+        <w:rPr>
+          <w:lang w:val="zh_TW" w:bidi="zh_TW"/>
+        </w:rPr>
+        <w:t>將被解除。換句話說，邪惡將徹底爆發。基督徒必須預備好面對極端邪惡的顯現，這種顯現會伴隨著「</w:t>
+      </w:r>
+      <w:r>
+        <w:rPr>
+          <w:lang w:val="zh_TW" w:bidi="zh_TW"/>
+        </w:rPr>
+        <w:t>一切虛假的奇事</w:t>
+      </w:r>
+      <w:r>
+        <w:rPr>
+          <w:lang w:val="zh_TW" w:bidi="zh_TW"/>
+        </w:rPr>
+        <w:t>」（</w:t>
+      </w:r>
+      <w:hyperlink r:id="rId40">
+        <w:r>
+          <w:rPr>
+            <w:lang w:val="zh_TW" w:bidi="zh_TW"/>
+          </w:rPr>
+          <w:rPr>
+            <w:color w:val="0000EE"/>
+            <w:u w:val="single"/>
+          </w:rPr>
+          <w:t>9</w:t>
+        </w:r>
+      </w:hyperlink>
+      <w:r>
+        <w:rPr>
+          <w:lang w:val="zh_TW" w:bidi="zh_TW"/>
+        </w:rPr>
+        <w:t>節），許多人將因此被欺騙。基督的再來將帶來邪惡的終結，並審判那些敵擋真理、樂於不義之人。</w:t>
+      </w:r>
+    </w:p>
+    <w:p>
+      <w:pPr>
+        <w:pStyle w:val="Heading4"/>
+      </w:pPr>
+      <w:r>
+        <w:rPr>
+          <w:lang w:val="zh_TW" w:bidi="zh_TW"/>
+        </w:rPr>
+        <w:t>更新的感恩、鼓勵和禱告（</w:t>
+      </w:r>
+      <w:hyperlink r:id="rId41">
+        <w:r>
+          <w:rPr>
+            <w:lang w:val="zh_TW" w:bidi="zh_TW"/>
+          </w:rPr>
+          <w:rPr>
+            <w:color w:val="0000EE"/>
+            <w:u w:val="single"/>
+          </w:rPr>
+          <w:t>2:13–3:5</w:t>
+        </w:r>
+      </w:hyperlink>
+      <w:r>
+        <w:rPr>
+          <w:lang w:val="zh_TW" w:bidi="zh_TW"/>
+        </w:rPr>
+        <w:t>）</w:t>
+      </w:r>
+    </w:p>
+    <w:p>
+      <w:pPr/>
+      <w:r>
+        <w:rPr>
+          <w:lang w:val="zh_TW" w:bidi="zh_TW"/>
+        </w:rPr>
+      </w:r>
+      <w:r>
+        <w:rPr>
+          <w:lang w:val="zh_TW" w:bidi="zh_TW"/>
+        </w:rPr>
+        <w:t>保羅討論邪惡力量對人們生活的影響之後，他感謝神的靈在帖撒羅尼迦基督徒生活中工作。他勉勵他們持守自己所教導的一切，無論是親身教導還是以書信傳遞的信息。保羅的禱告是求這位賜安慰與盼望的神，使他們在一切善行與</w:t>
+      </w:r>
+      <w:r>
+        <w:rPr>
+          <w:lang w:val="zh_TW" w:bidi="zh_TW"/>
+        </w:rPr>
+        <w:t>善言</w:t>
+      </w:r>
+      <w:r>
+        <w:rPr>
+          <w:lang w:val="zh_TW" w:bidi="zh_TW"/>
+        </w:rPr>
+        <w:t>上</w:t>
+      </w:r>
+      <w:r>
+        <w:rPr>
+          <w:lang w:val="zh_TW" w:bidi="zh_TW"/>
+        </w:rPr>
+        <w:t>堅固</w:t>
+      </w:r>
+      <w:r>
+        <w:rPr>
+          <w:lang w:val="zh_TW" w:bidi="zh_TW"/>
+        </w:rPr>
+        <w:t>他們。他也表達自己需要他們的禱告，希望神能繼續使他所傳講的道興旺，並保守他脫離惡人的手。又求神保守帖撒羅尼迦的基督徒，讓他們可以確信神的信實。保羅為他們禱告，願他們在所學之道上堅定不移，被引導進入神的愛與基督所賜的忍耐之中。</w:t>
+      </w:r>
+    </w:p>
+    <w:p>
+      <w:pPr>
+        <w:pStyle w:val="Heading4"/>
+      </w:pPr>
+      <w:r>
+        <w:rPr>
+          <w:b/>
+          <w:lang w:val="zh_TW" w:bidi="zh_TW"/>
+        </w:rPr>
+        <w:t>警告不守規矩與懶惰的人</w:t>
+      </w:r>
+      <w:r>
+        <w:rPr>
+          <w:lang w:val="zh_TW" w:bidi="zh_TW"/>
+        </w:rPr>
+        <w:t>（</w:t>
+      </w:r>
+      <w:hyperlink r:id="rId42">
+        <w:r>
+          <w:rPr>
+            <w:lang w:val="zh_TW" w:bidi="zh_TW"/>
+          </w:rPr>
+          <w:rPr>
+            <w:color w:val="0000EE"/>
+            <w:u w:val="single"/>
+          </w:rPr>
+          <w:t>3:6–15</w:t>
+        </w:r>
+      </w:hyperlink>
+      <w:r>
+        <w:rPr>
+          <w:lang w:val="zh_TW" w:bidi="zh_TW"/>
+        </w:rPr>
+        <w:t>）</w:t>
+      </w:r>
+    </w:p>
+    <w:p>
+      <w:pPr/>
+      <w:r>
+        <w:rPr>
+          <w:lang w:val="zh_TW" w:bidi="zh_TW"/>
+        </w:rPr>
+      </w:r>
+      <w:r>
+        <w:rPr>
+          <w:lang w:val="zh_TW" w:bidi="zh_TW"/>
+        </w:rPr>
+        <w:t>保羅寫作的另一個特別目的，是強調基督徒的生活不應懶惰。他不僅這樣教導，也以自己的生活作為榜樣。基督徒應該「</w:t>
+      </w:r>
+      <w:r>
+        <w:rPr>
+          <w:lang w:val="zh_TW" w:bidi="zh_TW"/>
+        </w:rPr>
+        <w:t>安靜做工，吃自己的飯」</w:t>
+      </w:r>
+      <w:r>
+        <w:rPr>
+          <w:lang w:val="zh_TW" w:bidi="zh_TW"/>
+        </w:rPr>
+        <w:t>，並且「</w:t>
+      </w:r>
+      <w:r>
+        <w:rPr>
+          <w:lang w:val="zh_TW" w:bidi="zh_TW"/>
+        </w:rPr>
+        <w:t>行善不可喪志</w:t>
+      </w:r>
+      <w:r>
+        <w:rPr>
+          <w:lang w:val="zh_TW" w:bidi="zh_TW"/>
+        </w:rPr>
+        <w:t>」（</w:t>
+      </w:r>
+      <w:hyperlink r:id="rId43">
+        <w:r>
+          <w:rPr>
+            <w:lang w:val="zh_TW" w:bidi="zh_TW"/>
+          </w:rPr>
+          <w:rPr>
+            <w:color w:val="0000EE"/>
+            <w:u w:val="single"/>
+          </w:rPr>
+          <w:t>12–13</w:t>
+        </w:r>
+      </w:hyperlink>
+      <w:r>
+        <w:rPr>
+          <w:lang w:val="zh_TW" w:bidi="zh_TW"/>
+        </w:rPr>
+        <w:t>節）。基督徒不應與拒絕這教導的人來往，但應當以弟兄的身份勸戒，而不是將他們視為敵人。</w:t>
+      </w:r>
+    </w:p>
+    <w:p>
+      <w:pPr>
+        <w:pStyle w:val="Heading4"/>
+      </w:pPr>
+      <w:r>
+        <w:rPr>
+          <w:lang w:val="zh_TW" w:bidi="zh_TW"/>
+        </w:rPr>
+        <w:t>結論（</w:t>
+      </w:r>
+      <w:hyperlink r:id="rId44">
+        <w:r>
+          <w:rPr>
+            <w:lang w:val="zh_TW" w:bidi="zh_TW"/>
+          </w:rPr>
+          <w:rPr>
+            <w:color w:val="0000EE"/>
+            <w:u w:val="single"/>
+          </w:rPr>
+          <w:t>3:16–18</w:t>
+        </w:r>
+      </w:hyperlink>
+      <w:r>
+        <w:rPr>
+          <w:lang w:val="zh_TW" w:bidi="zh_TW"/>
+        </w:rPr>
+        <w:t>）</w:t>
+      </w:r>
+    </w:p>
+    <w:p>
+      <w:pPr/>
+      <w:r>
+        <w:rPr>
+          <w:lang w:val="zh_TW" w:bidi="zh_TW"/>
+        </w:rPr>
+      </w:r>
+      <w:r>
+        <w:rPr>
+          <w:lang w:val="zh_TW" w:bidi="zh_TW"/>
+        </w:rPr>
+        <w:t>保羅以禱告求恩典與平安，並親筆署名，為書信畫下句點。他在第</w:t>
+      </w:r>
+      <w:hyperlink r:id="rId14">
+        <w:r>
+          <w:rPr>
+            <w:lang w:val="zh_TW" w:bidi="zh_TW"/>
+          </w:rPr>
+          <w:rPr>
+            <w:color w:val="0000EE"/>
+            <w:u w:val="single"/>
+          </w:rPr>
+          <w:t>17</w:t>
+        </w:r>
+      </w:hyperlink>
+      <w:r>
+        <w:rPr>
+          <w:lang w:val="zh_TW" w:bidi="zh_TW"/>
+        </w:rPr>
+        <w:t>節提到親筆寫信，這很可能是指在此之前，他一直由他人代筆，而這最後的部分則由他親自寫下（參</w:t>
+      </w:r>
+      <w:hyperlink r:id="rId45">
+        <w:r>
+          <w:rPr>
+            <w:lang w:val="zh_TW" w:bidi="zh_TW"/>
+          </w:rPr>
+          <w:rPr>
+            <w:color w:val="0000EE"/>
+            <w:u w:val="single"/>
+          </w:rPr>
+          <w:t>林前16:21</w:t>
+        </w:r>
+      </w:hyperlink>
+      <w:r>
+        <w:rPr>
+          <w:lang w:val="zh_TW" w:bidi="zh_TW"/>
+        </w:rPr>
+        <w:t>；</w:t>
+      </w:r>
+      <w:hyperlink r:id="rId46">
+        <w:r>
+          <w:rPr>
+            <w:lang w:val="zh_TW" w:bidi="zh_TW"/>
+          </w:rPr>
+          <w:rPr>
+            <w:color w:val="0000EE"/>
+            <w:u w:val="single"/>
+          </w:rPr>
+          <w:t>西4:18</w:t>
+        </w:r>
+      </w:hyperlink>
+      <w:r>
+        <w:rPr>
+          <w:lang w:val="zh_TW" w:bidi="zh_TW"/>
+        </w:rPr>
+        <w:t>）。</w:t>
+      </w:r>
+    </w:p>
+    <w:p>
+      <w:pPr/>
+      <w:r>
+        <w:rPr>
+          <w:lang w:val="zh_TW" w:bidi="zh_TW"/>
+        </w:rPr>
+      </w:r>
+      <w:r>
+        <w:rPr>
+          <w:i/>
+          <w:lang w:val="zh_TW" w:bidi="zh_TW"/>
+        </w:rPr>
+        <w:t>另見</w:t>
+      </w:r>
+      <w:r>
+        <w:rPr>
+          <w:lang w:val="zh_TW" w:bidi="zh_TW"/>
+        </w:rPr>
+        <w:t xml:space="preserve"> </w:t>
+      </w:r>
+      <w:r>
+        <w:rPr>
+          <w:lang w:val="zh_TW" w:bidi="zh_TW"/>
+        </w:rPr>
+        <w:t>末世論</w:t>
+      </w:r>
+      <w:r>
+        <w:rPr>
+          <w:lang w:val="zh_TW" w:bidi="zh_TW"/>
+        </w:rPr>
+        <w:t>，</w:t>
+      </w:r>
+      <w:r>
+        <w:rPr>
+          <w:lang w:val="zh_TW" w:bidi="zh_TW"/>
+        </w:rPr>
+        <w:t>使徒保羅</w:t>
+      </w:r>
+      <w:r>
+        <w:rPr>
+          <w:lang w:val="zh_TW" w:bidi="zh_TW"/>
+        </w:rPr>
+        <w:t>，</w:t>
+      </w:r>
+      <w:r>
+        <w:rPr>
+          <w:lang w:val="zh_TW" w:bidi="zh_TW"/>
+        </w:rPr>
+        <w:t>基督的再來</w:t>
+      </w:r>
+      <w:r>
+        <w:rPr>
+          <w:lang w:val="zh_TW" w:bidi="zh_TW"/>
+        </w:rPr>
+        <w:t>，</w:t>
+      </w:r>
+      <w:r>
+        <w:rPr>
+          <w:lang w:val="zh_TW" w:bidi="zh_TW"/>
+        </w:rPr>
+        <w:t>帖撒羅尼迦前書</w:t>
+      </w:r>
+      <w:r>
+        <w:rPr>
+          <w:lang w:val="zh_TW" w:bidi="zh_TW"/>
+        </w:rPr>
+        <w:t>，</w:t>
+      </w:r>
+      <w:r>
+        <w:rPr>
+          <w:lang w:val="zh_TW" w:bidi="zh_TW"/>
+        </w:rPr>
+        <w:t>帖撒羅尼迦</w:t>
+      </w:r>
+      <w:r>
+        <w:rPr>
+          <w:lang w:val="zh_TW" w:bidi="zh_TW"/>
+        </w:rPr>
+        <w:t>。</w:t>
+      </w:r>
+      <w:r>
+        <w:rPr>
+          <w:lang w:val="zh_TW" w:bidi="zh_TW"/>
+        </w:rPr>
+      </w:r>
+      <w:r>
+        <w:rPr>
+          <w:lang w:val="zh_TW" w:bidi="zh_TW"/>
+        </w:rPr>
+      </w:r>
+    </w:p>
+    <w:p>
+      <w:pPr/>
+      <w:r>
+        <w:rPr>
+          <w:lang w:val="zh_TW" w:bidi="zh_TW"/>
+        </w:rPr>
+      </w:r>
+    </w:p>
+    <w:p>
+      <w:pPr>
+        <w:pStyle w:val="Heading2"/>
+      </w:pPr>
+      <w:r>
+        <w:rPr>
+          <w:lang w:val="zh_TW" w:bidi="zh_TW"/>
+        </w:rPr>
+        <w:t>鐵匠</w:t>
+      </w:r>
+      <w:r>
+        <w:rPr>
+          <w:lang w:val="zh_TW" w:bidi="zh_TW"/>
+        </w:rPr>
+      </w:r>
+    </w:p>
+    <w:p>
+      <w:pPr/>
+      <w:r>
+        <w:rPr>
+          <w:lang w:val="zh_TW" w:bidi="zh_TW"/>
+        </w:rPr>
+      </w:r>
+      <w:r>
+        <w:rPr>
+          <w:lang w:val="zh_TW" w:bidi="zh_TW"/>
+        </w:rPr>
+        <w:t>一般從事鐵製品加工的工匠（</w:t>
+      </w:r>
+      <w:hyperlink r:id="rId47">
+        <w:r>
+          <w:rPr>
+            <w:lang w:val="zh_TW" w:bidi="zh_TW"/>
+          </w:rPr>
+          <w:rPr>
+            <w:color w:val="0000EE"/>
+            <w:u w:val="single"/>
+          </w:rPr>
+          <w:t>賽44:12</w:t>
+        </w:r>
+      </w:hyperlink>
+      <w:r>
+        <w:rPr>
+          <w:lang w:val="zh_TW" w:bidi="zh_TW"/>
+        </w:rPr>
+        <w:t>），也就是打鐵的匠人。土八‧該隱（</w:t>
+      </w:r>
+      <w:hyperlink r:id="rId48">
+        <w:r>
+          <w:rPr>
+            <w:lang w:val="zh_TW" w:bidi="zh_TW"/>
+          </w:rPr>
+          <w:rPr>
+            <w:color w:val="0000EE"/>
+            <w:u w:val="single"/>
+          </w:rPr>
+          <w:t>創4:22</w:t>
+        </w:r>
+      </w:hyperlink>
+      <w:r>
+        <w:rPr>
+          <w:lang w:val="zh_TW" w:bidi="zh_TW"/>
+        </w:rPr>
+        <w:t>）是聖經裡第一位從事鐵匠的人。在以色列，人們大約在公元前11世紀開始廣泛認識和使用鐵（</w:t>
+      </w:r>
+      <w:hyperlink r:id="rId49">
+        <w:r>
+          <w:rPr>
+            <w:lang w:val="zh_TW" w:bidi="zh_TW"/>
+          </w:rPr>
+          <w:rPr>
+            <w:color w:val="0000EE"/>
+            <w:u w:val="single"/>
+          </w:rPr>
+          <w:t>申3:11</w:t>
+        </w:r>
+      </w:hyperlink>
+      <w:r>
+        <w:rPr>
+          <w:lang w:val="zh_TW" w:bidi="zh_TW"/>
+        </w:rPr>
+        <w:t>；</w:t>
+      </w:r>
+      <w:hyperlink r:id="rId50">
+        <w:r>
+          <w:rPr>
+            <w:lang w:val="zh_TW" w:bidi="zh_TW"/>
+          </w:rPr>
+          <w:rPr>
+            <w:color w:val="0000EE"/>
+            <w:u w:val="single"/>
+          </w:rPr>
+          <w:t>書6:19、24，</w:t>
+        </w:r>
+      </w:hyperlink>
+      <w:hyperlink r:id="rId51">
+        <w:r>
+          <w:rPr>
+            <w:lang w:val="zh_TW" w:bidi="zh_TW"/>
+          </w:rPr>
+          <w:rPr>
+            <w:color w:val="0000EE"/>
+            <w:u w:val="single"/>
+          </w:rPr>
+          <w:t>17:16</w:t>
+        </w:r>
+      </w:hyperlink>
+      <w:r>
+        <w:rPr>
+          <w:lang w:val="zh_TW" w:bidi="zh_TW"/>
+        </w:rPr>
+        <w:t>；</w:t>
       </w:r>
       <w:hyperlink r:id="rId52">
         <w:r>
@@ -1160,16 +1955,10 @@
             <w:color w:val="0000EE"/>
             <w:u w:val="single"/>
           </w:rPr>
-          <w:t>5:23</w:t>
+          <w:t>士1:19，</w:t>
         </w:r>
       </w:hyperlink>
-      <w:r>
-        <w:rPr>
-          <w:lang w:val="zh_TW" w:bidi="zh_TW"/>
-        </w:rPr>
-        <w:t>；參</w:t>
-      </w:r>
-      <w:hyperlink r:id="rId56">
+      <w:hyperlink r:id="rId53">
         <w:r>
           <w:rPr>
             <w:lang w:val="zh_TW" w:bidi="zh_TW"/>
@@ -1178,14 +1967,33 @@
             <w:color w:val="0000EE"/>
             <w:u w:val="single"/>
           </w:rPr>
-          <w:t>林前12:12–27</w:t>
+          <w:t>4:3、13</w:t>
         </w:r>
       </w:hyperlink>
       <w:r>
         <w:rPr>
           <w:lang w:val="zh_TW" w:bidi="zh_TW"/>
         </w:rPr>
-        <w:t>）。除了舊約的意義外，在保羅時代中，當時的人對醫學上的理解可能提供了見解，因為基督不僅是教會的主宰者，也是提供其方向和團結的動力。教會存在的能力及其活動的焦點根植於其「頭」，就是耶穌基督的工作。在這個理解中，現代解經家認為，頭不僅意味著「權柄」，更意味著「源頭」一詞。因此，作為頭的人是源頭，是供應者。這些解釋者認為神是基督的供應者，基督是教會的供應者，而男人是婦女的供應者。</w:t>
+        <w:t>）。</w:t>
+      </w:r>
+      <w:r>
+        <w:rPr>
+          <w:i/>
+          <w:lang w:val="zh_TW" w:bidi="zh_TW"/>
+        </w:rPr>
+        <w:t>見</w:t>
+      </w:r>
+      <w:r>
+        <w:rPr>
+          <w:lang w:val="zh_TW" w:bidi="zh_TW"/>
+        </w:rPr>
+        <w:t>礦物和金屬</w:t>
+      </w:r>
+      <w:r>
+        <w:rPr>
+          <w:lang w:val="zh_TW" w:bidi="zh_TW"/>
+        </w:rPr>
+        <w:t>。</w:t>
       </w:r>
       <w:r>
         <w:rPr>
@@ -3087,6 +3895,12 @@
   </w:num>
   <w:num w:numId="13" w16cid:durableId="592781308">
     <w:abstractNumId w:val="11"/>
+  </w:num>
+  <w:num w:numId="14">
+    <w:abstractNumId w:val="3"/>
+    <w:lvlOverride w:ilvl="0">
+      <w:startOverride w:val="1"/>
+    </w:lvlOverride>
   </w:num>
   <w:numIdMacAtCleanup w:val="10"/>
 </w:numbering>

--- a/zht/docx/172.content.docx
+++ b/zht/docx/172.content.docx
@@ -344,18 +344,12 @@
         </w:rPr>
         <w:t>與帖撒羅尼迦前書一樣，這封信以保羅、西拉和提摩太的名字開始；並且像前書一樣，這封信經常使用複數代名詞「我們」和「我們的」，但也有使用單數代名詞「我」（例如</w:t>
       </w:r>
-      <w:hyperlink r:id="rId13">
-        <w:r>
-          <w:rPr>
-            <w:lang w:val="zh_TW" w:bidi="zh_TW"/>
-          </w:rPr>
-          <w:rPr>
-            <w:color w:val="0000EE"/>
-            <w:u w:val="single"/>
-          </w:rPr>
-          <w:t>帖後2:5</w:t>
-        </w:r>
-      </w:hyperlink>
+      <w:r>
+        <w:rPr>
+          <w:lang w:val="zh_TW" w:bidi="zh_TW"/>
+        </w:rPr>
+        <w:t>帖後2:5</w:t>
+      </w:r>
       <w:r>
         <w:rPr>
           <w:lang w:val="zh_TW" w:bidi="zh_TW"/>
@@ -374,18 +368,12 @@
         </w:rPr>
         <w:t>」（</w:t>
       </w:r>
-      <w:hyperlink r:id="rId14">
-        <w:r>
-          <w:rPr>
-            <w:lang w:val="zh_TW" w:bidi="zh_TW"/>
-          </w:rPr>
-          <w:rPr>
-            <w:color w:val="0000EE"/>
-            <w:u w:val="single"/>
-          </w:rPr>
-          <w:t>3:17</w:t>
-        </w:r>
-      </w:hyperlink>
+      <w:r>
+        <w:rPr>
+          <w:lang w:val="zh_TW" w:bidi="zh_TW"/>
+        </w:rPr>
+        <w:t>3:17</w:t>
+      </w:r>
       <w:r>
         <w:rPr>
           <w:lang w:val="zh_TW" w:bidi="zh_TW"/>
@@ -406,18 +394,12 @@
         </w:rPr>
         <w:t>有些學者質疑這封書信是否出自保羅之手，主要原因在於這書關於未來的教導，與帖撒羅尼迦前書的教導有所不同。根據</w:t>
       </w:r>
-      <w:hyperlink r:id="rId14">
-        <w:r>
-          <w:rPr>
-            <w:lang w:val="zh_TW" w:bidi="zh_TW"/>
-          </w:rPr>
-          <w:rPr>
-            <w:color w:val="0000EE"/>
-            <w:u w:val="single"/>
-          </w:rPr>
-          <w:t>帖撒羅尼迦後書三章17節</w:t>
-        </w:r>
-      </w:hyperlink>
+      <w:r>
+        <w:rPr>
+          <w:lang w:val="zh_TW" w:bidi="zh_TW"/>
+        </w:rPr>
+        <w:t>帖撒羅尼迦後書三章17節</w:t>
+      </w:r>
       <w:r>
         <w:rPr>
           <w:lang w:val="zh_TW" w:bidi="zh_TW"/>
@@ -503,18 +485,12 @@
         </w:rPr>
         <w:t>這封信的寫作時間早於帖撒羅尼迦前書。然而，</w:t>
       </w:r>
-      <w:hyperlink r:id="rId15">
-        <w:r>
-          <w:rPr>
-            <w:lang w:val="zh_TW" w:bidi="zh_TW"/>
-          </w:rPr>
-          <w:rPr>
-            <w:color w:val="0000EE"/>
-            <w:u w:val="single"/>
-          </w:rPr>
-          <w:t>二章15節</w:t>
-        </w:r>
-      </w:hyperlink>
+      <w:r>
+        <w:rPr>
+          <w:lang w:val="zh_TW" w:bidi="zh_TW"/>
+        </w:rPr>
+        <w:t>二章15節</w:t>
+      </w:r>
       <w:r>
         <w:rPr>
           <w:lang w:val="zh_TW" w:bidi="zh_TW"/>
@@ -539,36 +515,24 @@
         </w:rPr>
         <w:t>這封信的寫作對象是帖撒羅尼迦的猶太基督徒，而帖撒羅尼迦前書則是寫給外邦基督徒的。然而，這種說法極不可能，因為這位使徒一向十分重視基督徒在同一地區應當合一（例如</w:t>
       </w:r>
-      <w:hyperlink r:id="rId16">
-        <w:r>
-          <w:rPr>
-            <w:lang w:val="zh_TW" w:bidi="zh_TW"/>
-          </w:rPr>
-          <w:rPr>
-            <w:color w:val="0000EE"/>
-            <w:u w:val="single"/>
-          </w:rPr>
-          <w:t>林前1–3</w:t>
-        </w:r>
-      </w:hyperlink>
+      <w:r>
+        <w:rPr>
+          <w:lang w:val="zh_TW" w:bidi="zh_TW"/>
+        </w:rPr>
+        <w:t>林前1–3</w:t>
+      </w:r>
       <w:r>
         <w:rPr>
           <w:lang w:val="zh_TW" w:bidi="zh_TW"/>
         </w:rPr>
         <w:t>），並特別重視猶太信徒與外邦信徒的合一（見</w:t>
       </w:r>
-      <w:hyperlink r:id="rId17">
-        <w:r>
-          <w:rPr>
-            <w:lang w:val="zh_TW" w:bidi="zh_TW"/>
-          </w:rPr>
-          <w:rPr>
-            <w:color w:val="0000EE"/>
-            <w:u w:val="single"/>
-          </w:rPr>
-          <w:t>弗2:11–22</w:t>
-        </w:r>
-      </w:hyperlink>
+      <w:r>
+        <w:rPr>
+          <w:lang w:val="zh_TW" w:bidi="zh_TW"/>
+        </w:rPr>
+        <w:t>弗2:11–22</w:t>
+      </w:r>
       <w:r>
         <w:rPr>
           <w:lang w:val="zh_TW" w:bidi="zh_TW"/>
@@ -619,18 +583,12 @@
         </w:rPr>
         <w:t>（</w:t>
       </w:r>
-      <w:hyperlink r:id="rId18">
-        <w:r>
-          <w:rPr>
-            <w:lang w:val="zh_TW" w:bidi="zh_TW"/>
-          </w:rPr>
-          <w:rPr>
-            <w:color w:val="0000EE"/>
-            <w:u w:val="single"/>
-          </w:rPr>
-          <w:t>帖後1:1</w:t>
-        </w:r>
-      </w:hyperlink>
+      <w:r>
+        <w:rPr>
+          <w:lang w:val="zh_TW" w:bidi="zh_TW"/>
+        </w:rPr>
+        <w:t>帖後1:1</w:t>
+      </w:r>
       <w:r>
         <w:rPr>
           <w:lang w:val="zh_TW" w:bidi="zh_TW"/>
@@ -682,84 +640,54 @@
         </w:rPr>
         <w:t>首先，與他所有書信一樣，他希望鼓勵讀者在信仰上站立得穩（</w:t>
       </w:r>
-      <w:hyperlink r:id="rId15">
-        <w:r>
-          <w:rPr>
-            <w:lang w:val="zh_TW" w:bidi="zh_TW"/>
-          </w:rPr>
-          <w:rPr>
-            <w:color w:val="0000EE"/>
-            <w:u w:val="single"/>
-          </w:rPr>
-          <w:t>2:15）</w:t>
-        </w:r>
-      </w:hyperlink>
+      <w:r>
+        <w:rPr>
+          <w:lang w:val="zh_TW" w:bidi="zh_TW"/>
+        </w:rPr>
+        <w:t>2:15）</w:t>
+      </w:r>
       <w:r>
         <w:rPr>
           <w:lang w:val="zh_TW" w:bidi="zh_TW"/>
         </w:rPr>
         <w:t>。他感謝神在他們生命中的工作（</w:t>
       </w:r>
-      <w:hyperlink r:id="rId19">
-        <w:r>
-          <w:rPr>
-            <w:lang w:val="zh_TW" w:bidi="zh_TW"/>
-          </w:rPr>
-          <w:rPr>
-            <w:color w:val="0000EE"/>
-            <w:u w:val="single"/>
-          </w:rPr>
-          <w:t>1:3，</w:t>
-        </w:r>
-      </w:hyperlink>
-      <w:hyperlink r:id="rId20">
-        <w:r>
-          <w:rPr>
-            <w:lang w:val="zh_TW" w:bidi="zh_TW"/>
-          </w:rPr>
-          <w:rPr>
-            <w:color w:val="0000EE"/>
-            <w:u w:val="single"/>
-          </w:rPr>
-          <w:t>2:13</w:t>
-        </w:r>
-      </w:hyperlink>
+      <w:r>
+        <w:rPr>
+          <w:lang w:val="zh_TW" w:bidi="zh_TW"/>
+        </w:rPr>
+        <w:t>1:3，</w:t>
+      </w:r>
+      <w:r>
+        <w:rPr>
+          <w:lang w:val="zh_TW" w:bidi="zh_TW"/>
+        </w:rPr>
+        <w:t>2:13</w:t>
+      </w:r>
       <w:r>
         <w:rPr>
           <w:lang w:val="zh_TW" w:bidi="zh_TW"/>
         </w:rPr>
         <w:t>），這工作表現在他們的信心、愛心，以及在逼迫中堅忍的態度（</w:t>
       </w:r>
-      <w:hyperlink r:id="rId21">
-        <w:r>
-          <w:rPr>
-            <w:lang w:val="zh_TW" w:bidi="zh_TW"/>
-          </w:rPr>
-          <w:rPr>
-            <w:color w:val="0000EE"/>
-            <w:u w:val="single"/>
-          </w:rPr>
-          <w:t>1:4</w:t>
-        </w:r>
-      </w:hyperlink>
+      <w:r>
+        <w:rPr>
+          <w:lang w:val="zh_TW" w:bidi="zh_TW"/>
+        </w:rPr>
+        <w:t>1:4</w:t>
+      </w:r>
       <w:r>
         <w:rPr>
           <w:lang w:val="zh_TW" w:bidi="zh_TW"/>
         </w:rPr>
         <w:t>）。保羅向他們保證，神終將施行公義審判。信徒的責任是以生命榮耀耶穌的名；當主再來時，衪將在忠心的子民中得榮耀（</w:t>
       </w:r>
-      <w:hyperlink r:id="rId22">
-        <w:r>
-          <w:rPr>
-            <w:lang w:val="zh_TW" w:bidi="zh_TW"/>
-          </w:rPr>
-          <w:rPr>
-            <w:color w:val="0000EE"/>
-            <w:u w:val="single"/>
-          </w:rPr>
-          <w:t>5–12</w:t>
-        </w:r>
-      </w:hyperlink>
+      <w:r>
+        <w:rPr>
+          <w:lang w:val="zh_TW" w:bidi="zh_TW"/>
+        </w:rPr>
+        <w:t>5–12</w:t>
+      </w:r>
       <w:r>
         <w:rPr>
           <w:lang w:val="zh_TW" w:bidi="zh_TW"/>
@@ -792,18 +720,12 @@
         </w:rPr>
         <w:t>（</w:t>
       </w:r>
-      <w:hyperlink r:id="rId23">
-        <w:r>
-          <w:rPr>
-            <w:lang w:val="zh_TW" w:bidi="zh_TW"/>
-          </w:rPr>
-          <w:rPr>
-            <w:color w:val="0000EE"/>
-            <w:u w:val="single"/>
-          </w:rPr>
-          <w:t>2:2</w:t>
-        </w:r>
-      </w:hyperlink>
+      <w:r>
+        <w:rPr>
+          <w:lang w:val="zh_TW" w:bidi="zh_TW"/>
+        </w:rPr>
+        <w:t>2:2</w:t>
+      </w:r>
       <w:r>
         <w:rPr>
           <w:lang w:val="zh_TW" w:bidi="zh_TW"/>
@@ -834,108 +756,72 @@
         </w:rPr>
         <w:t>」的人將會顯現，這個人將否定一切真正的敬拜，行神蹟奇事，甚至自稱為神。目前，仍有一種力量在抑制牠。然而，到了適當的時候，「大罪人」將被揭露。然後，當主再來時，「大罪人」將被征服和摧毀。這（</w:t>
       </w:r>
-      <w:hyperlink r:id="rId24">
-        <w:r>
-          <w:rPr>
-            <w:lang w:val="zh_TW" w:bidi="zh_TW"/>
-          </w:rPr>
-          <w:rPr>
-            <w:color w:val="0000EE"/>
-            <w:u w:val="single"/>
-          </w:rPr>
-          <w:t>1–12</w:t>
-        </w:r>
-      </w:hyperlink>
+      <w:r>
+        <w:rPr>
+          <w:lang w:val="zh_TW" w:bidi="zh_TW"/>
+        </w:rPr>
+        <w:t>1–12</w:t>
+      </w:r>
       <w:r>
         <w:rPr>
           <w:lang w:val="zh_TW" w:bidi="zh_TW"/>
         </w:rPr>
         <w:t>節）與福音書中關於敵基督的描述類似，牠將假冒基督，以神蹟奇事欺騙人（</w:t>
       </w:r>
-      <w:hyperlink r:id="rId25">
-        <w:r>
-          <w:rPr>
-            <w:lang w:val="zh_TW" w:bidi="zh_TW"/>
-          </w:rPr>
-          <w:rPr>
-            <w:color w:val="0000EE"/>
-            <w:u w:val="single"/>
-          </w:rPr>
-          <w:t>太24:5、23–26</w:t>
-        </w:r>
-      </w:hyperlink>
+      <w:r>
+        <w:rPr>
+          <w:lang w:val="zh_TW" w:bidi="zh_TW"/>
+        </w:rPr>
+        <w:t>太24:5、23–26</w:t>
+      </w:r>
       <w:r>
         <w:rPr>
           <w:lang w:val="zh_TW" w:bidi="zh_TW"/>
         </w:rPr>
         <w:t>；</w:t>
       </w:r>
-      <w:hyperlink r:id="rId26">
-        <w:r>
-          <w:rPr>
-            <w:lang w:val="zh_TW" w:bidi="zh_TW"/>
-          </w:rPr>
-          <w:rPr>
-            <w:color w:val="0000EE"/>
-            <w:u w:val="single"/>
-          </w:rPr>
-          <w:t>可13:5–6、20–23</w:t>
-        </w:r>
-      </w:hyperlink>
+      <w:r>
+        <w:rPr>
+          <w:lang w:val="zh_TW" w:bidi="zh_TW"/>
+        </w:rPr>
+        <w:t>可13:5–6、20–23</w:t>
+      </w:r>
       <w:r>
         <w:rPr>
           <w:lang w:val="zh_TW" w:bidi="zh_TW"/>
         </w:rPr>
         <w:t>）。在帖撒羅尼迦前書中，保羅強調主再來的時間是沒有人知道的，因此信徒必須隨時準備好迎接衪。在這裡，為了反駁主已經再來的觀念，保羅強調基督再來前必然發生的事件。耶穌在講論未來時，也同時強調這兩個方面（</w:t>
       </w:r>
-      <w:hyperlink r:id="rId27">
-        <w:r>
-          <w:rPr>
-            <w:lang w:val="zh_TW" w:bidi="zh_TW"/>
-          </w:rPr>
-          <w:rPr>
-            <w:color w:val="0000EE"/>
-            <w:u w:val="single"/>
-          </w:rPr>
-          <w:t>太24</w:t>
-        </w:r>
-      </w:hyperlink>
+      <w:r>
+        <w:rPr>
+          <w:lang w:val="zh_TW" w:bidi="zh_TW"/>
+        </w:rPr>
+        <w:t>太24</w:t>
+      </w:r>
       <w:r>
         <w:rPr>
           <w:lang w:val="zh_TW" w:bidi="zh_TW"/>
         </w:rPr>
         <w:t>；</w:t>
       </w:r>
-      <w:hyperlink r:id="rId28">
-        <w:r>
-          <w:rPr>
-            <w:lang w:val="zh_TW" w:bidi="zh_TW"/>
-          </w:rPr>
-          <w:rPr>
-            <w:color w:val="0000EE"/>
-            <w:u w:val="single"/>
-          </w:rPr>
-          <w:t>可13</w:t>
-        </w:r>
-      </w:hyperlink>
+      <w:r>
+        <w:rPr>
+          <w:lang w:val="zh_TW" w:bidi="zh_TW"/>
+        </w:rPr>
+        <w:t>可13</w:t>
+      </w:r>
       <w:r>
         <w:rPr>
           <w:lang w:val="zh_TW" w:bidi="zh_TW"/>
         </w:rPr>
         <w:t>；</w:t>
       </w:r>
-      <w:hyperlink r:id="rId29">
-        <w:r>
-          <w:rPr>
-            <w:lang w:val="zh_TW" w:bidi="zh_TW"/>
-          </w:rPr>
-          <w:rPr>
-            <w:color w:val="0000EE"/>
-            <w:u w:val="single"/>
-          </w:rPr>
-          <w:t>路21</w:t>
-        </w:r>
-      </w:hyperlink>
+      <w:r>
+        <w:rPr>
+          <w:lang w:val="zh_TW" w:bidi="zh_TW"/>
+        </w:rPr>
+        <w:t>路21</w:t>
+      </w:r>
       <w:r>
         <w:rPr>
           <w:lang w:val="zh_TW" w:bidi="zh_TW"/>
@@ -956,36 +842,24 @@
         </w:rPr>
         <w:t>最後，基督徒群體中的懶惰問題仍然存在，甚至可能有所加劇（參</w:t>
       </w:r>
-      <w:hyperlink r:id="rId30">
-        <w:r>
-          <w:rPr>
-            <w:lang w:val="zh_TW" w:bidi="zh_TW"/>
-          </w:rPr>
-          <w:rPr>
-            <w:color w:val="0000EE"/>
-            <w:u w:val="single"/>
-          </w:rPr>
-          <w:t>帖前4:11</w:t>
-        </w:r>
-      </w:hyperlink>
+      <w:r>
+        <w:rPr>
+          <w:lang w:val="zh_TW" w:bidi="zh_TW"/>
+        </w:rPr>
+        <w:t>帖前4:11</w:t>
+      </w:r>
       <w:r>
         <w:rPr>
           <w:lang w:val="zh_TW" w:bidi="zh_TW"/>
         </w:rPr>
         <w:t>，</w:t>
       </w:r>
-      <w:hyperlink r:id="rId31">
-        <w:r>
-          <w:rPr>
-            <w:lang w:val="zh_TW" w:bidi="zh_TW"/>
-          </w:rPr>
-          <w:rPr>
-            <w:color w:val="0000EE"/>
-            <w:u w:val="single"/>
-          </w:rPr>
-          <w:t>5:14</w:t>
-        </w:r>
-      </w:hyperlink>
+      <w:r>
+        <w:rPr>
+          <w:lang w:val="zh_TW" w:bidi="zh_TW"/>
+        </w:rPr>
+        <w:t>5:14</w:t>
+      </w:r>
       <w:r>
         <w:rPr>
           <w:lang w:val="zh_TW" w:bidi="zh_TW"/>
@@ -1004,18 +878,12 @@
         </w:rPr>
         <w:t>」（</w:t>
       </w:r>
-      <w:hyperlink r:id="rId32">
-        <w:r>
-          <w:rPr>
-            <w:lang w:val="zh_TW" w:bidi="zh_TW"/>
-          </w:rPr>
-          <w:rPr>
-            <w:color w:val="0000EE"/>
-            <w:u w:val="single"/>
-          </w:rPr>
-          <w:t>帖後3:10</w:t>
-        </w:r>
-      </w:hyperlink>
+      <w:r>
+        <w:rPr>
+          <w:lang w:val="zh_TW" w:bidi="zh_TW"/>
+        </w:rPr>
+        <w:t>帖後3:10</w:t>
+      </w:r>
       <w:r>
         <w:rPr>
           <w:lang w:val="zh_TW" w:bidi="zh_TW"/>
@@ -1044,18 +912,12 @@
         </w:rPr>
         <w:t>為他們的基督徒生活感恩（</w:t>
       </w:r>
-      <w:hyperlink r:id="rId33">
-        <w:r>
-          <w:rPr>
-            <w:lang w:val="zh_TW" w:bidi="zh_TW"/>
-          </w:rPr>
-          <w:rPr>
-            <w:color w:val="0000EE"/>
-            <w:u w:val="single"/>
-          </w:rPr>
-          <w:t>1:3–4</w:t>
-        </w:r>
-      </w:hyperlink>
+      <w:r>
+        <w:rPr>
+          <w:lang w:val="zh_TW" w:bidi="zh_TW"/>
+        </w:rPr>
+        <w:t>1:3–4</w:t>
+      </w:r>
       <w:r>
         <w:rPr>
           <w:lang w:val="zh_TW" w:bidi="zh_TW"/>
@@ -1087,18 +949,12 @@
         </w:rPr>
         <w:t>逼迫者與被逼迫者的角色逆轉（</w:t>
       </w:r>
-      <w:hyperlink r:id="rId34">
-        <w:r>
-          <w:rPr>
-            <w:lang w:val="zh_TW" w:bidi="zh_TW"/>
-          </w:rPr>
-          <w:rPr>
-            <w:color w:val="0000EE"/>
-            <w:u w:val="single"/>
-          </w:rPr>
-          <w:t>1:5–10</w:t>
-        </w:r>
-      </w:hyperlink>
+      <w:r>
+        <w:rPr>
+          <w:lang w:val="zh_TW" w:bidi="zh_TW"/>
+        </w:rPr>
+        <w:t>1:5–10</w:t>
+      </w:r>
       <w:r>
         <w:rPr>
           <w:lang w:val="zh_TW" w:bidi="zh_TW"/>
@@ -1190,18 +1046,12 @@
         </w:rPr>
         <w:t>禱告主耶穌得榮耀（</w:t>
       </w:r>
-      <w:hyperlink r:id="rId35">
-        <w:r>
-          <w:rPr>
-            <w:lang w:val="zh_TW" w:bidi="zh_TW"/>
-          </w:rPr>
-          <w:rPr>
-            <w:color w:val="0000EE"/>
-            <w:u w:val="single"/>
-          </w:rPr>
-          <w:t>1:11–12</w:t>
-        </w:r>
-      </w:hyperlink>
+      <w:r>
+        <w:rPr>
+          <w:lang w:val="zh_TW" w:bidi="zh_TW"/>
+        </w:rPr>
+        <w:t>1:11–12</w:t>
+      </w:r>
       <w:r>
         <w:rPr>
           <w:lang w:val="zh_TW" w:bidi="zh_TW"/>
@@ -1233,18 +1083,12 @@
         </w:rPr>
         <w:t>在基督再來之前必須發生的事（</w:t>
       </w:r>
-      <w:hyperlink r:id="rId24">
-        <w:r>
-          <w:rPr>
-            <w:lang w:val="zh_TW" w:bidi="zh_TW"/>
-          </w:rPr>
-          <w:rPr>
-            <w:color w:val="0000EE"/>
-            <w:u w:val="single"/>
-          </w:rPr>
-          <w:t>2:1–12</w:t>
-        </w:r>
-      </w:hyperlink>
+      <w:r>
+        <w:rPr>
+          <w:lang w:val="zh_TW" w:bidi="zh_TW"/>
+        </w:rPr>
+        <w:t>2:1–12</w:t>
+      </w:r>
       <w:r>
         <w:rPr>
           <w:lang w:val="zh_TW" w:bidi="zh_TW"/>
@@ -1313,36 +1157,24 @@
         </w:rPr>
         <w:t>敵基督者的靈」——</w:t>
       </w:r>
-      <w:hyperlink r:id="rId36">
-        <w:r>
-          <w:rPr>
-            <w:lang w:val="zh_TW" w:bidi="zh_TW"/>
-          </w:rPr>
-          <w:rPr>
-            <w:color w:val="0000EE"/>
-            <w:u w:val="single"/>
-          </w:rPr>
-          <w:t>約一2:18</w:t>
-        </w:r>
-      </w:hyperlink>
+      <w:r>
+        <w:rPr>
+          <w:lang w:val="zh_TW" w:bidi="zh_TW"/>
+        </w:rPr>
+        <w:t>約一2:18</w:t>
+      </w:r>
       <w:r>
         <w:rPr>
           <w:lang w:val="zh_TW" w:bidi="zh_TW"/>
         </w:rPr>
         <w:t>，</w:t>
       </w:r>
-      <w:hyperlink r:id="rId37">
-        <w:r>
-          <w:rPr>
-            <w:lang w:val="zh_TW" w:bidi="zh_TW"/>
-          </w:rPr>
-          <w:rPr>
-            <w:color w:val="0000EE"/>
-            <w:u w:val="single"/>
-          </w:rPr>
-          <w:t>4:3</w:t>
-        </w:r>
-      </w:hyperlink>
+      <w:r>
+        <w:rPr>
+          <w:lang w:val="zh_TW" w:bidi="zh_TW"/>
+        </w:rPr>
+        <w:t>4:3</w:t>
+      </w:r>
       <w:r>
         <w:rPr>
           <w:lang w:val="zh_TW" w:bidi="zh_TW"/>
@@ -1361,18 +1193,12 @@
         </w:rPr>
         <w:t>」（</w:t>
       </w:r>
-      <w:hyperlink r:id="rId38">
-        <w:r>
-          <w:rPr>
-            <w:lang w:val="zh_TW" w:bidi="zh_TW"/>
-          </w:rPr>
-          <w:rPr>
-            <w:color w:val="0000EE"/>
-            <w:u w:val="single"/>
-          </w:rPr>
-          <w:t>帖後2:3</w:t>
-        </w:r>
-      </w:hyperlink>
+      <w:r>
+        <w:rPr>
+          <w:lang w:val="zh_TW" w:bidi="zh_TW"/>
+        </w:rPr>
+        <w:t>帖後2:3</w:t>
+      </w:r>
       <w:r>
         <w:rPr>
           <w:lang w:val="zh_TW" w:bidi="zh_TW"/>
@@ -1417,18 +1243,12 @@
         </w:rPr>
         <w:t>（</w:t>
       </w:r>
-      <w:hyperlink r:id="rId39">
-        <w:r>
-          <w:rPr>
-            <w:lang w:val="zh_TW" w:bidi="zh_TW"/>
-          </w:rPr>
-          <w:rPr>
-            <w:color w:val="0000EE"/>
-            <w:u w:val="single"/>
-          </w:rPr>
-          <w:t>6–7</w:t>
-        </w:r>
-      </w:hyperlink>
+      <w:r>
+        <w:rPr>
+          <w:lang w:val="zh_TW" w:bidi="zh_TW"/>
+        </w:rPr>
+        <w:t>6–7</w:t>
+      </w:r>
       <w:r>
         <w:rPr>
           <w:lang w:val="zh_TW" w:bidi="zh_TW"/>
@@ -1459,18 +1279,12 @@
         </w:rPr>
         <w:t>」（</w:t>
       </w:r>
-      <w:hyperlink r:id="rId40">
-        <w:r>
-          <w:rPr>
-            <w:lang w:val="zh_TW" w:bidi="zh_TW"/>
-          </w:rPr>
-          <w:rPr>
-            <w:color w:val="0000EE"/>
-            <w:u w:val="single"/>
-          </w:rPr>
-          <w:t>9</w:t>
-        </w:r>
-      </w:hyperlink>
+      <w:r>
+        <w:rPr>
+          <w:lang w:val="zh_TW" w:bidi="zh_TW"/>
+        </w:rPr>
+        <w:t>9</w:t>
+      </w:r>
       <w:r>
         <w:rPr>
           <w:lang w:val="zh_TW" w:bidi="zh_TW"/>
@@ -1488,18 +1302,12 @@
         </w:rPr>
         <w:t>更新的感恩、鼓勵和禱告（</w:t>
       </w:r>
-      <w:hyperlink r:id="rId41">
-        <w:r>
-          <w:rPr>
-            <w:lang w:val="zh_TW" w:bidi="zh_TW"/>
-          </w:rPr>
-          <w:rPr>
-            <w:color w:val="0000EE"/>
-            <w:u w:val="single"/>
-          </w:rPr>
-          <w:t>2:13–3:5</w:t>
-        </w:r>
-      </w:hyperlink>
+      <w:r>
+        <w:rPr>
+          <w:lang w:val="zh_TW" w:bidi="zh_TW"/>
+        </w:rPr>
+        <w:t>2:13–3:5</w:t>
+      </w:r>
       <w:r>
         <w:rPr>
           <w:lang w:val="zh_TW" w:bidi="zh_TW"/>
@@ -1562,18 +1370,12 @@
         </w:rPr>
         <w:t>（</w:t>
       </w:r>
-      <w:hyperlink r:id="rId42">
-        <w:r>
-          <w:rPr>
-            <w:lang w:val="zh_TW" w:bidi="zh_TW"/>
-          </w:rPr>
-          <w:rPr>
-            <w:color w:val="0000EE"/>
-            <w:u w:val="single"/>
-          </w:rPr>
-          <w:t>3:6–15</w:t>
-        </w:r>
-      </w:hyperlink>
+      <w:r>
+        <w:rPr>
+          <w:lang w:val="zh_TW" w:bidi="zh_TW"/>
+        </w:rPr>
+        <w:t>3:6–15</w:t>
+      </w:r>
       <w:r>
         <w:rPr>
           <w:lang w:val="zh_TW" w:bidi="zh_TW"/>
@@ -1618,18 +1420,12 @@
         </w:rPr>
         <w:t>」（</w:t>
       </w:r>
-      <w:hyperlink r:id="rId43">
-        <w:r>
-          <w:rPr>
-            <w:lang w:val="zh_TW" w:bidi="zh_TW"/>
-          </w:rPr>
-          <w:rPr>
-            <w:color w:val="0000EE"/>
-            <w:u w:val="single"/>
-          </w:rPr>
-          <w:t>12–13</w:t>
-        </w:r>
-      </w:hyperlink>
+      <w:r>
+        <w:rPr>
+          <w:lang w:val="zh_TW" w:bidi="zh_TW"/>
+        </w:rPr>
+        <w:t>12–13</w:t>
+      </w:r>
       <w:r>
         <w:rPr>
           <w:lang w:val="zh_TW" w:bidi="zh_TW"/>
@@ -1647,18 +1443,12 @@
         </w:rPr>
         <w:t>結論（</w:t>
       </w:r>
-      <w:hyperlink r:id="rId44">
-        <w:r>
-          <w:rPr>
-            <w:lang w:val="zh_TW" w:bidi="zh_TW"/>
-          </w:rPr>
-          <w:rPr>
-            <w:color w:val="0000EE"/>
-            <w:u w:val="single"/>
-          </w:rPr>
-          <w:t>3:16–18</w:t>
-        </w:r>
-      </w:hyperlink>
+      <w:r>
+        <w:rPr>
+          <w:lang w:val="zh_TW" w:bidi="zh_TW"/>
+        </w:rPr>
+        <w:t>3:16–18</w:t>
+      </w:r>
       <w:r>
         <w:rPr>
           <w:lang w:val="zh_TW" w:bidi="zh_TW"/>
@@ -1679,54 +1469,36 @@
         </w:rPr>
         <w:t>保羅以禱告求恩典與平安，並親筆署名，為書信畫下句點。他在第</w:t>
       </w:r>
-      <w:hyperlink r:id="rId14">
-        <w:r>
-          <w:rPr>
-            <w:lang w:val="zh_TW" w:bidi="zh_TW"/>
-          </w:rPr>
-          <w:rPr>
-            <w:color w:val="0000EE"/>
-            <w:u w:val="single"/>
-          </w:rPr>
-          <w:t>17</w:t>
-        </w:r>
-      </w:hyperlink>
+      <w:r>
+        <w:rPr>
+          <w:lang w:val="zh_TW" w:bidi="zh_TW"/>
+        </w:rPr>
+        <w:t>17</w:t>
+      </w:r>
       <w:r>
         <w:rPr>
           <w:lang w:val="zh_TW" w:bidi="zh_TW"/>
         </w:rPr>
         <w:t>節提到親筆寫信，這很可能是指在此之前，他一直由他人代筆，而這最後的部分則由他親自寫下（參</w:t>
       </w:r>
-      <w:hyperlink r:id="rId45">
-        <w:r>
-          <w:rPr>
-            <w:lang w:val="zh_TW" w:bidi="zh_TW"/>
-          </w:rPr>
-          <w:rPr>
-            <w:color w:val="0000EE"/>
-            <w:u w:val="single"/>
-          </w:rPr>
-          <w:t>林前16:21</w:t>
-        </w:r>
-      </w:hyperlink>
+      <w:r>
+        <w:rPr>
+          <w:lang w:val="zh_TW" w:bidi="zh_TW"/>
+        </w:rPr>
+        <w:t>林前16:21</w:t>
+      </w:r>
       <w:r>
         <w:rPr>
           <w:lang w:val="zh_TW" w:bidi="zh_TW"/>
         </w:rPr>
         <w:t>；</w:t>
       </w:r>
-      <w:hyperlink r:id="rId46">
-        <w:r>
-          <w:rPr>
-            <w:lang w:val="zh_TW" w:bidi="zh_TW"/>
-          </w:rPr>
-          <w:rPr>
-            <w:color w:val="0000EE"/>
-            <w:u w:val="single"/>
-          </w:rPr>
-          <w:t>西4:18</w:t>
-        </w:r>
-      </w:hyperlink>
+      <w:r>
+        <w:rPr>
+          <w:lang w:val="zh_TW" w:bidi="zh_TW"/>
+        </w:rPr>
+        <w:t>西4:18</w:t>
+      </w:r>
       <w:r>
         <w:rPr>
           <w:lang w:val="zh_TW" w:bidi="zh_TW"/>
@@ -1862,114 +1634,72 @@
         </w:rPr>
         <w:t>一般從事鐵製品加工的工匠（</w:t>
       </w:r>
-      <w:hyperlink r:id="rId47">
-        <w:r>
-          <w:rPr>
-            <w:lang w:val="zh_TW" w:bidi="zh_TW"/>
-          </w:rPr>
-          <w:rPr>
-            <w:color w:val="0000EE"/>
-            <w:u w:val="single"/>
-          </w:rPr>
-          <w:t>賽44:12</w:t>
-        </w:r>
-      </w:hyperlink>
+      <w:r>
+        <w:rPr>
+          <w:lang w:val="zh_TW" w:bidi="zh_TW"/>
+        </w:rPr>
+        <w:t>賽44:12</w:t>
+      </w:r>
       <w:r>
         <w:rPr>
           <w:lang w:val="zh_TW" w:bidi="zh_TW"/>
         </w:rPr>
         <w:t>），也就是打鐵的匠人。土八‧該隱（</w:t>
       </w:r>
-      <w:hyperlink r:id="rId48">
-        <w:r>
-          <w:rPr>
-            <w:lang w:val="zh_TW" w:bidi="zh_TW"/>
-          </w:rPr>
-          <w:rPr>
-            <w:color w:val="0000EE"/>
-            <w:u w:val="single"/>
-          </w:rPr>
-          <w:t>創4:22</w:t>
-        </w:r>
-      </w:hyperlink>
+      <w:r>
+        <w:rPr>
+          <w:lang w:val="zh_TW" w:bidi="zh_TW"/>
+        </w:rPr>
+        <w:t>創4:22</w:t>
+      </w:r>
       <w:r>
         <w:rPr>
           <w:lang w:val="zh_TW" w:bidi="zh_TW"/>
         </w:rPr>
         <w:t>）是聖經裡第一位從事鐵匠的人。在以色列，人們大約在公元前11世紀開始廣泛認識和使用鐵（</w:t>
       </w:r>
-      <w:hyperlink r:id="rId49">
-        <w:r>
-          <w:rPr>
-            <w:lang w:val="zh_TW" w:bidi="zh_TW"/>
-          </w:rPr>
-          <w:rPr>
-            <w:color w:val="0000EE"/>
-            <w:u w:val="single"/>
-          </w:rPr>
-          <w:t>申3:11</w:t>
-        </w:r>
-      </w:hyperlink>
+      <w:r>
+        <w:rPr>
+          <w:lang w:val="zh_TW" w:bidi="zh_TW"/>
+        </w:rPr>
+        <w:t>申3:11</w:t>
+      </w:r>
       <w:r>
         <w:rPr>
           <w:lang w:val="zh_TW" w:bidi="zh_TW"/>
         </w:rPr>
         <w:t>；</w:t>
       </w:r>
-      <w:hyperlink r:id="rId50">
-        <w:r>
-          <w:rPr>
-            <w:lang w:val="zh_TW" w:bidi="zh_TW"/>
-          </w:rPr>
-          <w:rPr>
-            <w:color w:val="0000EE"/>
-            <w:u w:val="single"/>
-          </w:rPr>
-          <w:t>書6:19、24，</w:t>
-        </w:r>
-      </w:hyperlink>
-      <w:hyperlink r:id="rId51">
-        <w:r>
-          <w:rPr>
-            <w:lang w:val="zh_TW" w:bidi="zh_TW"/>
-          </w:rPr>
-          <w:rPr>
-            <w:color w:val="0000EE"/>
-            <w:u w:val="single"/>
-          </w:rPr>
-          <w:t>17:16</w:t>
-        </w:r>
-      </w:hyperlink>
+      <w:r>
+        <w:rPr>
+          <w:lang w:val="zh_TW" w:bidi="zh_TW"/>
+        </w:rPr>
+        <w:t>書6:19、24，</w:t>
+      </w:r>
+      <w:r>
+        <w:rPr>
+          <w:lang w:val="zh_TW" w:bidi="zh_TW"/>
+        </w:rPr>
+        <w:t>17:16</w:t>
+      </w:r>
       <w:r>
         <w:rPr>
           <w:lang w:val="zh_TW" w:bidi="zh_TW"/>
         </w:rPr>
         <w:t>；</w:t>
       </w:r>
-      <w:hyperlink r:id="rId52">
-        <w:r>
-          <w:rPr>
-            <w:lang w:val="zh_TW" w:bidi="zh_TW"/>
-          </w:rPr>
-          <w:rPr>
-            <w:color w:val="0000EE"/>
-            <w:u w:val="single"/>
-          </w:rPr>
-          <w:t>士1:19，</w:t>
-        </w:r>
-      </w:hyperlink>
-      <w:hyperlink r:id="rId53">
-        <w:r>
-          <w:rPr>
-            <w:lang w:val="zh_TW" w:bidi="zh_TW"/>
-          </w:rPr>
-          <w:rPr>
-            <w:color w:val="0000EE"/>
-            <w:u w:val="single"/>
-          </w:rPr>
-          <w:t>4:3、13</w:t>
-        </w:r>
-      </w:hyperlink>
+      <w:r>
+        <w:rPr>
+          <w:lang w:val="zh_TW" w:bidi="zh_TW"/>
+        </w:rPr>
+        <w:t>士1:19，</w:t>
+      </w:r>
+      <w:r>
+        <w:rPr>
+          <w:lang w:val="zh_TW" w:bidi="zh_TW"/>
+        </w:rPr>
+        <w:t>4:3、13</w:t>
+      </w:r>
       <w:r>
         <w:rPr>
           <w:lang w:val="zh_TW" w:bidi="zh_TW"/>
